--- a/papers/_sources/rope_plain_language_guide.docx
+++ b/papers/_sources/rope_plain_language_guide.docx
@@ -6268,6 +6268,52 @@
       </w:pPr>
       <w:r>
         <w:t>That’s a genuinely appealing kind of unity — six phenomena, one object, six different things the SAME rope can do. It is worth being honest about what kind of claim that is. This is a young, speculative, self-published research programme, not an established theory, and every picture in this document simplifies something the technical papers treat far more carefully — with explicit derivations where they exist, and explicit open problems where they don’t. The single hardest unsolved question is the ABSOLUTE SCALE of mass: the rope picture cannot yet say, from first principles, why an electron weighs what it weighs, and that one missing number is why the framework predicts nuclear masses across the periodic table only AFTER one constant is read from experiment, rather than deriving everything from nothing. (Given that one calibration, the RELATIVE masses of atoms from carbon to uranium do come out, to about a tenth of a percent.) The programme states this limitation as plainly as it states its successes, because a picture that only reports its wins isn’t trustworthy about its wins either. There is also a deeper open question the programme is careful to flag: whether the strands LITERALLY are what charge and the fields are made of, or whether the rope picture is our best physical description of something whose ultimate nature is still unsettled. The papers leave that question open rather than pretending it is closed. A related honesty: picturing the ropes as running “between atoms” is a helpful image at everyday scales, but it is not the fundamental one. For the picture to agree with precision tests of relativity, the rope mesh must be far finer than atoms — smaller even than an atomic nucleus — so that atoms are better thought of as coarse knots in a much finer weave, not as the things the ropes directly tie together. The everyday image is a useful simplification, not the bottom layer.</w:t>
+      </w:r>
+    </w:p>
+    <w:p>
+      <w:r>
+        <w:rPr>
+          <w:b/>
+        </w:rPr>
+        <w:t>How Anything Moves at All</w:t>
+      </w:r>
+    </w:p>
+    <w:p>
+      <w:r>
+        <w:t>Here is a question so basic it is easy to miss: when two objects approach each other — the Moon drifting a meter closer to Earth, or two magnets pulled from ten miles apart to one inch apart — what happens to all the fabric between them? Where did the distance GO? The strands cannot have shortened: one of the framework's founding assumptions is that strands do not stretch or shrink, ever. Nothing was destroyed; no fabric vanished. And the strands cannot simply have been cut and retied at will, because in this picture electric charge IS a counting of how strands link through one another — snip and reconnect freely and you would create or destroy charge, which nature never does.</w:t>
+      </w:r>
+    </w:p>
+    <w:p>
+      <w:r>
+        <w:t>The picture that fits everything the framework has derived is this: the fabric REARRANGES. Think of a woven cloth under tension. Pull two points of it toward each other and no thread shortens and no cloth disappears — the weave reorganizes, thread neighbors change, local directions rotate, and the cloth's geometry evolves while every fiber in it is conserved. Distance between two knots is not a count of dedicated rope; it is the length of the path through the current weave — and paths can reroute. A mountain road shortens the trip not by shrinking asphalt but by being rerouted. This is not a new invention bolted on for the occasion: it is already how the framework's gravity works, where light bends near the Sun because its path reroutes through the tension of the weave. And when two objects get very close, the rearranging weave crowds — and crowded strands push back, which is the same contact repulsion that keeps nuclei and atoms from collapsing into each other.</w:t>
+      </w:r>
+    </w:p>
+    <w:p>
+      <w:r>
+        <w:t>HONEST LIMIT — AND A GENUINELY OPEN FOUNDATION. What the framework does NOT yet have is the strand-level choreography of motion: the derived, tested account of exactly how the weave rearranges as a knot drifts through it. And any future answer faces one demand that is easy to state and hard to meet. In every real material that moves by rearrangement — soap foams, sand, living tissue — each little neighbor-swap costs energy, which is why stirred foam settles down. But a freely drifting object must NOT slow down; that is the law of inertia, and it is non-negotiable. So if motion is rearrangement, the mesh's rearrangements must be perfectly friction-free — unlike every laboratory material the analogy borrows from. Whether that can be made to work, mechanically and quantitatively, is registered in the technical record as an open foundations question (FND-KIN-001) — asked independently, as it happens, by this document's author and by an outside reviewer, which is usually the mark of a question worth asking.</w:t>
+      </w:r>
+    </w:p>
+    <w:p>
+      <w:r>
+        <w:rPr>
+          <w:b/>
+        </w:rPr>
+        <w:t>The Mystery of the Single Dot</w:t>
+      </w:r>
+    </w:p>
+    <w:p>
+      <w:r>
+        <w:t>There is one more mystery, and it deserves its own honest telling, because it is the deepest one physics has. Send light — or electrons — at a screen, one at a time, very dimly. Each arrival makes ONE tiny dot at ONE spot: never a smear, never half a dot, and if you dim the source the dots do not get fainter — they just come less often, each one still whole. Yet mark where thousands of these single dots land and the map is a WAVE pattern: stripes where many arrive, stripes where none do. Each arrival is a whole indivisible lump; the statistics of where the lumps go is pure wave. Nobody — in any framework — has ever fully explained how both can be true at once.</w:t>
+      </w:r>
+    </w:p>
+    <w:p>
+      <w:r>
+        <w:t>The rope picture can now say something sharp about this — not a solution, but an honest dissection into three parts, two of which it answers. WHY WHOLE: because knots come in whole numbers. You cannot tie half a knot — that is a mathematical fact about topology, not a wish — so if a detection is the making or flipping of a knot, it is all-or-nothing for free. That is exactly the dim-the-source behaviour: same-size dots, just rarer. WHERE: a detector site is like a ball in a dip that needs a kick to hop out; a gentle wave washing over it supplies kicks in proportion to the wave's ENERGY — its intensity — and computing this gives firing odds that follow the wave's strength squared, which is precisely the rule quantum mechanics uses. Dots drawn one at a time by that rule rebuild the stripe pattern almost perfectly. So: whole, because of topology; where, because of the wave.</w:t>
+      </w:r>
+    </w:p>
+    <w:p>
+      <w:r>
+        <w:t>HONEST LIMIT — THE PIECE THAT REMAINS OPEN, now with a number on it. Split one quantum toward two detectors. Nature almost never fires both — the measured double-fire rate is about one-fifth of chance. But ANY picture like ours, where a real wave washes over independent trigger-sites, mathematically CANNOT double-fire less than chance — the wave is present at both, so both can trip. For one site to fire and the other to instantly stand down, the winning site would have to pull the wave back from the loser FASTER THAN LIGHT across the apparatus. Experiments that timed this put the required speed above ten thousand times light speed, and a further theorem closes even that door: any finite speed, however huge, would leak detectable signals we do not see. So the only surviving possibility is the extreme one — the pull-back is instantaneous through the mesh. Strangely, that is not foreign to this picture: a perfectly inextensible strand transmits a tug along its length instantly, and near-perfect inextensibility is one of the framework's founding assumptions. We flag this plainly as SPECULATION, not a result — the one still-open third of the deepest mystery, cornered into a single precisely-stated possibility. The technical record calls these results QB-007 and QB-008, and every number above is machine-checked.</w:t>
       </w:r>
     </w:p>
     <w:p>

--- a/papers/_sources/rope_plain_language_guide.docx
+++ b/papers/_sources/rope_plain_language_guide.docx
@@ -226,19 +226,22 @@
     <w:tbl>
       <w:tblPr>
         <w:tblStyle w:val="Table"/>
-        <w:tblW w:type="pct" w:w="5000"/>
+        <w:tblW w:type="dxa" w:w="9360"/>
+        <w:tblLayout w:type="fixed"/>
         <w:tblLook w:firstRow="1" w:lastRow="0" w:firstColumn="0" w:lastColumn="0" w:noHBand="0" w:noVBand="0" w:val="0020"/>
       </w:tblPr>
       <w:tblGrid>
-        <w:gridCol w:w="3960"/>
-        <w:gridCol w:w="3960"/>
+        <w:gridCol w:w="2880"/>
+        <w:gridCol w:w="6480"/>
       </w:tblGrid>
       <w:tr>
         <w:trPr>
           <w:tblHeader w:val="true"/>
         </w:trPr>
         <w:tc>
-          <w:tcPr/>
+          <w:tcPr>
+            <w:tcW w:type="dxa" w:w="2880"/>
+          </w:tcPr>
           <w:p>
             <w:pPr>
               <w:pStyle w:val="Compact"/>
@@ -254,7 +257,9 @@
           </w:p>
         </w:tc>
         <w:tc>
-          <w:tcPr/>
+          <w:tcPr>
+            <w:tcW w:type="dxa" w:w="6480"/>
+          </w:tcPr>
           <w:p>
             <w:pPr>
               <w:pStyle w:val="Compact"/>
@@ -432,19 +437,22 @@
     <w:tbl>
       <w:tblPr>
         <w:tblStyle w:val="Table"/>
-        <w:tblW w:type="pct" w:w="5000"/>
+        <w:tblW w:type="dxa" w:w="9360"/>
+        <w:tblLayout w:type="fixed"/>
         <w:tblLook w:firstRow="1" w:lastRow="0" w:firstColumn="0" w:lastColumn="0" w:noHBand="0" w:noVBand="0" w:val="0020"/>
       </w:tblPr>
       <w:tblGrid>
-        <w:gridCol w:w="3960"/>
-        <w:gridCol w:w="3960"/>
+        <w:gridCol w:w="2880"/>
+        <w:gridCol w:w="6480"/>
       </w:tblGrid>
       <w:tr>
         <w:trPr>
           <w:tblHeader w:val="true"/>
         </w:trPr>
         <w:tc>
-          <w:tcPr/>
+          <w:tcPr>
+            <w:tcW w:type="dxa" w:w="2880"/>
+          </w:tcPr>
           <w:p>
             <w:pPr>
               <w:pStyle w:val="Compact"/>
@@ -456,7 +464,9 @@
           </w:p>
         </w:tc>
         <w:tc>
-          <w:tcPr/>
+          <w:tcPr>
+            <w:tcW w:type="dxa" w:w="6480"/>
+          </w:tcPr>
           <w:p>
             <w:pPr>
               <w:pStyle w:val="Compact"/>
@@ -470,7 +480,9 @@
       </w:tr>
       <w:tr>
         <w:tc>
-          <w:tcPr/>
+          <w:tcPr>
+            <w:tcW w:type="dxa" w:w="2880"/>
+          </w:tcPr>
           <w:p>
             <w:pPr>
               <w:pStyle w:val="Compact"/>
@@ -518,7 +530,9 @@
           </w:p>
         </w:tc>
         <w:tc>
-          <w:tcPr/>
+          <w:tcPr>
+            <w:tcW w:type="dxa" w:w="6480"/>
+          </w:tcPr>
           <w:p>
             <w:pPr>
               <w:pStyle w:val="Compact"/>
@@ -1118,19 +1132,22 @@
     <w:tbl>
       <w:tblPr>
         <w:tblStyle w:val="Table"/>
-        <w:tblW w:type="pct" w:w="5000"/>
+        <w:tblW w:type="dxa" w:w="9360"/>
+        <w:tblLayout w:type="fixed"/>
         <w:tblLook w:firstRow="1" w:lastRow="0" w:firstColumn="0" w:lastColumn="0" w:noHBand="0" w:noVBand="0" w:val="0020"/>
       </w:tblPr>
       <w:tblGrid>
-        <w:gridCol w:w="3960"/>
-        <w:gridCol w:w="3960"/>
+        <w:gridCol w:w="2880"/>
+        <w:gridCol w:w="6480"/>
       </w:tblGrid>
       <w:tr>
         <w:trPr>
           <w:tblHeader w:val="true"/>
         </w:trPr>
         <w:tc>
-          <w:tcPr/>
+          <w:tcPr>
+            <w:tcW w:type="dxa" w:w="2880"/>
+          </w:tcPr>
           <w:p>
             <w:pPr>
               <w:pStyle w:val="Compact"/>
@@ -1142,7 +1159,9 @@
           </w:p>
         </w:tc>
         <w:tc>
-          <w:tcPr/>
+          <w:tcPr>
+            <w:tcW w:type="dxa" w:w="6480"/>
+          </w:tcPr>
           <w:p>
             <w:pPr>
               <w:pStyle w:val="Compact"/>
@@ -1156,7 +1175,9 @@
       </w:tr>
       <w:tr>
         <w:tc>
-          <w:tcPr/>
+          <w:tcPr>
+            <w:tcW w:type="dxa" w:w="2880"/>
+          </w:tcPr>
           <w:p>
             <w:pPr>
               <w:pStyle w:val="Compact"/>
@@ -1204,7 +1225,9 @@
           </w:p>
         </w:tc>
         <w:tc>
-          <w:tcPr/>
+          <w:tcPr>
+            <w:tcW w:type="dxa" w:w="6480"/>
+          </w:tcPr>
           <w:p>
             <w:pPr>
               <w:pStyle w:val="Compact"/>
@@ -1241,19 +1264,22 @@
     <w:tbl>
       <w:tblPr>
         <w:tblStyle w:val="Table"/>
-        <w:tblW w:type="pct" w:w="5000"/>
+        <w:tblW w:type="dxa" w:w="9360"/>
+        <w:tblLayout w:type="fixed"/>
         <w:tblLook w:firstRow="1" w:lastRow="0" w:firstColumn="0" w:lastColumn="0" w:noHBand="0" w:noVBand="0" w:val="0020"/>
       </w:tblPr>
       <w:tblGrid>
-        <w:gridCol w:w="3960"/>
-        <w:gridCol w:w="3960"/>
+        <w:gridCol w:w="2880"/>
+        <w:gridCol w:w="6480"/>
       </w:tblGrid>
       <w:tr>
         <w:trPr>
           <w:tblHeader w:val="true"/>
         </w:trPr>
         <w:tc>
-          <w:tcPr/>
+          <w:tcPr>
+            <w:tcW w:type="dxa" w:w="2880"/>
+          </w:tcPr>
           <w:p>
             <w:pPr>
               <w:pStyle w:val="Compact"/>
@@ -1269,7 +1295,9 @@
           </w:p>
         </w:tc>
         <w:tc>
-          <w:tcPr/>
+          <w:tcPr>
+            <w:tcW w:type="dxa" w:w="6480"/>
+          </w:tcPr>
           <w:p>
             <w:pPr>
               <w:pStyle w:val="Compact"/>
@@ -1427,19 +1455,22 @@
     <w:tbl>
       <w:tblPr>
         <w:tblStyle w:val="Table"/>
-        <w:tblW w:type="pct" w:w="5000"/>
+        <w:tblW w:type="dxa" w:w="9360"/>
+        <w:tblLayout w:type="fixed"/>
         <w:tblLook w:firstRow="1" w:lastRow="0" w:firstColumn="0" w:lastColumn="0" w:noHBand="0" w:noVBand="0" w:val="0020"/>
       </w:tblPr>
       <w:tblGrid>
-        <w:gridCol w:w="3960"/>
-        <w:gridCol w:w="3960"/>
+        <w:gridCol w:w="2880"/>
+        <w:gridCol w:w="6480"/>
       </w:tblGrid>
       <w:tr>
         <w:trPr>
           <w:tblHeader w:val="true"/>
         </w:trPr>
         <w:tc>
-          <w:tcPr/>
+          <w:tcPr>
+            <w:tcW w:type="dxa" w:w="2880"/>
+          </w:tcPr>
           <w:p>
             <w:pPr>
               <w:pStyle w:val="Compact"/>
@@ -1451,7 +1482,9 @@
           </w:p>
         </w:tc>
         <w:tc>
-          <w:tcPr/>
+          <w:tcPr>
+            <w:tcW w:type="dxa" w:w="6480"/>
+          </w:tcPr>
           <w:p>
             <w:pPr>
               <w:pStyle w:val="Compact"/>
@@ -1465,7 +1498,9 @@
       </w:tr>
       <w:tr>
         <w:tc>
-          <w:tcPr/>
+          <w:tcPr>
+            <w:tcW w:type="dxa" w:w="2880"/>
+          </w:tcPr>
           <w:p>
             <w:pPr>
               <w:pStyle w:val="Compact"/>
@@ -1477,7 +1512,9 @@
           </w:p>
         </w:tc>
         <w:tc>
-          <w:tcPr/>
+          <w:tcPr>
+            <w:tcW w:type="dxa" w:w="6480"/>
+          </w:tcPr>
           <w:p>
             <w:pPr>
               <w:pStyle w:val="Compact"/>
@@ -1551,19 +1588,22 @@
     <w:tbl>
       <w:tblPr>
         <w:tblStyle w:val="Table"/>
-        <w:tblW w:type="pct" w:w="5000"/>
+        <w:tblW w:type="dxa" w:w="9360"/>
+        <w:tblLayout w:type="fixed"/>
         <w:tblLook w:firstRow="1" w:lastRow="0" w:firstColumn="0" w:lastColumn="0" w:noHBand="0" w:noVBand="0" w:val="0020"/>
       </w:tblPr>
       <w:tblGrid>
-        <w:gridCol w:w="3960"/>
-        <w:gridCol w:w="3960"/>
+        <w:gridCol w:w="2880"/>
+        <w:gridCol w:w="6480"/>
       </w:tblGrid>
       <w:tr>
         <w:trPr>
           <w:tblHeader w:val="true"/>
         </w:trPr>
         <w:tc>
-          <w:tcPr/>
+          <w:tcPr>
+            <w:tcW w:type="dxa" w:w="2880"/>
+          </w:tcPr>
           <w:p>
             <w:pPr>
               <w:pStyle w:val="Compact"/>
@@ -1579,7 +1619,9 @@
           </w:p>
         </w:tc>
         <w:tc>
-          <w:tcPr/>
+          <w:tcPr>
+            <w:tcW w:type="dxa" w:w="6480"/>
+          </w:tcPr>
           <w:p>
             <w:pPr>
               <w:pStyle w:val="Compact"/>
@@ -1809,19 +1851,22 @@
     <w:tbl>
       <w:tblPr>
         <w:tblStyle w:val="Table"/>
-        <w:tblW w:type="pct" w:w="5000"/>
+        <w:tblW w:type="dxa" w:w="9360"/>
+        <w:tblLayout w:type="fixed"/>
         <w:tblLook w:firstRow="1" w:lastRow="0" w:firstColumn="0" w:lastColumn="0" w:noHBand="0" w:noVBand="0" w:val="0020"/>
       </w:tblPr>
       <w:tblGrid>
-        <w:gridCol w:w="3960"/>
-        <w:gridCol w:w="3960"/>
+        <w:gridCol w:w="2880"/>
+        <w:gridCol w:w="6480"/>
       </w:tblGrid>
       <w:tr>
         <w:trPr>
           <w:tblHeader w:val="true"/>
         </w:trPr>
         <w:tc>
-          <w:tcPr/>
+          <w:tcPr>
+            <w:tcW w:type="dxa" w:w="2880"/>
+          </w:tcPr>
           <w:p>
             <w:pPr>
               <w:pStyle w:val="Compact"/>
@@ -1837,7 +1882,9 @@
           </w:p>
         </w:tc>
         <w:tc>
-          <w:tcPr/>
+          <w:tcPr>
+            <w:tcW w:type="dxa" w:w="6480"/>
+          </w:tcPr>
           <w:p>
             <w:pPr>
               <w:pStyle w:val="Compact"/>
@@ -1976,19 +2023,22 @@
     <w:tbl>
       <w:tblPr>
         <w:tblStyle w:val="Table"/>
-        <w:tblW w:type="pct" w:w="5000"/>
+        <w:tblW w:type="dxa" w:w="9360"/>
+        <w:tblLayout w:type="fixed"/>
         <w:tblLook w:firstRow="1" w:lastRow="0" w:firstColumn="0" w:lastColumn="0" w:noHBand="0" w:noVBand="0" w:val="0020"/>
       </w:tblPr>
       <w:tblGrid>
-        <w:gridCol w:w="3960"/>
-        <w:gridCol w:w="3960"/>
+        <w:gridCol w:w="2880"/>
+        <w:gridCol w:w="6480"/>
       </w:tblGrid>
       <w:tr>
         <w:trPr>
           <w:tblHeader w:val="true"/>
         </w:trPr>
         <w:tc>
-          <w:tcPr/>
+          <w:tcPr>
+            <w:tcW w:type="dxa" w:w="2880"/>
+          </w:tcPr>
           <w:p>
             <w:pPr>
               <w:pStyle w:val="Compact"/>
@@ -2004,7 +2054,9 @@
           </w:p>
         </w:tc>
         <w:tc>
-          <w:tcPr/>
+          <w:tcPr>
+            <w:tcW w:type="dxa" w:w="6480"/>
+          </w:tcPr>
           <w:p>
             <w:pPr>
               <w:pStyle w:val="Compact"/>
@@ -2108,19 +2160,22 @@
     <w:tbl>
       <w:tblPr>
         <w:tblStyle w:val="Table"/>
-        <w:tblW w:type="pct" w:w="5000"/>
+        <w:tblW w:type="dxa" w:w="9360"/>
+        <w:tblLayout w:type="fixed"/>
         <w:tblLook w:firstRow="1" w:lastRow="0" w:firstColumn="0" w:lastColumn="0" w:noHBand="0" w:noVBand="0" w:val="0020"/>
       </w:tblPr>
       <w:tblGrid>
-        <w:gridCol w:w="3960"/>
-        <w:gridCol w:w="3960"/>
+        <w:gridCol w:w="2880"/>
+        <w:gridCol w:w="6480"/>
       </w:tblGrid>
       <w:tr>
         <w:trPr>
           <w:tblHeader w:val="true"/>
         </w:trPr>
         <w:tc>
-          <w:tcPr/>
+          <w:tcPr>
+            <w:tcW w:type="dxa" w:w="2880"/>
+          </w:tcPr>
           <w:p>
             <w:pPr>
               <w:pStyle w:val="Compact"/>
@@ -2132,7 +2187,9 @@
           </w:p>
         </w:tc>
         <w:tc>
-          <w:tcPr/>
+          <w:tcPr>
+            <w:tcW w:type="dxa" w:w="6480"/>
+          </w:tcPr>
           <w:p>
             <w:pPr>
               <w:pStyle w:val="Compact"/>
@@ -2146,7 +2203,9 @@
       </w:tr>
       <w:tr>
         <w:tc>
-          <w:tcPr/>
+          <w:tcPr>
+            <w:tcW w:type="dxa" w:w="2880"/>
+          </w:tcPr>
           <w:p>
             <w:pPr>
               <w:pStyle w:val="Compact"/>
@@ -2173,7 +2232,9 @@
           </w:p>
         </w:tc>
         <w:tc>
-          <w:tcPr/>
+          <w:tcPr>
+            <w:tcW w:type="dxa" w:w="6480"/>
+          </w:tcPr>
           <w:p>
             <w:pPr>
               <w:pStyle w:val="Compact"/>
@@ -2235,19 +2296,22 @@
     <w:tbl>
       <w:tblPr>
         <w:tblStyle w:val="Table"/>
-        <w:tblW w:type="pct" w:w="5000"/>
+        <w:tblW w:type="dxa" w:w="9360"/>
+        <w:tblLayout w:type="fixed"/>
         <w:tblLook w:firstRow="1" w:lastRow="0" w:firstColumn="0" w:lastColumn="0" w:noHBand="0" w:noVBand="0" w:val="0020"/>
       </w:tblPr>
       <w:tblGrid>
-        <w:gridCol w:w="3960"/>
-        <w:gridCol w:w="3960"/>
+        <w:gridCol w:w="2880"/>
+        <w:gridCol w:w="6480"/>
       </w:tblGrid>
       <w:tr>
         <w:trPr>
           <w:tblHeader w:val="true"/>
         </w:trPr>
         <w:tc>
-          <w:tcPr/>
+          <w:tcPr>
+            <w:tcW w:type="dxa" w:w="2880"/>
+          </w:tcPr>
           <w:p>
             <w:pPr>
               <w:pStyle w:val="Compact"/>
@@ -2263,7 +2327,9 @@
           </w:p>
         </w:tc>
         <w:tc>
-          <w:tcPr/>
+          <w:tcPr>
+            <w:tcW w:type="dxa" w:w="6480"/>
+          </w:tcPr>
           <w:p>
             <w:pPr>
               <w:pStyle w:val="Compact"/>
@@ -2342,19 +2408,22 @@
     <w:tbl>
       <w:tblPr>
         <w:tblStyle w:val="Table"/>
-        <w:tblW w:type="pct" w:w="5000"/>
+        <w:tblW w:type="dxa" w:w="9360"/>
+        <w:tblLayout w:type="fixed"/>
         <w:tblLook w:firstRow="1" w:lastRow="0" w:firstColumn="0" w:lastColumn="0" w:noHBand="0" w:noVBand="0" w:val="0020"/>
       </w:tblPr>
       <w:tblGrid>
-        <w:gridCol w:w="3960"/>
-        <w:gridCol w:w="3960"/>
+        <w:gridCol w:w="2880"/>
+        <w:gridCol w:w="6480"/>
       </w:tblGrid>
       <w:tr>
         <w:trPr>
           <w:tblHeader w:val="true"/>
         </w:trPr>
         <w:tc>
-          <w:tcPr/>
+          <w:tcPr>
+            <w:tcW w:type="dxa" w:w="2880"/>
+          </w:tcPr>
           <w:p>
             <w:pPr>
               <w:pStyle w:val="Compact"/>
@@ -2370,7 +2439,9 @@
           </w:p>
         </w:tc>
         <w:tc>
-          <w:tcPr/>
+          <w:tcPr>
+            <w:tcW w:type="dxa" w:w="6480"/>
+          </w:tcPr>
           <w:p>
             <w:pPr>
               <w:pStyle w:val="Compact"/>
@@ -2394,19 +2465,22 @@
     <w:tbl>
       <w:tblPr>
         <w:tblStyle w:val="Table"/>
-        <w:tblW w:type="pct" w:w="5000"/>
+        <w:tblW w:type="dxa" w:w="9360"/>
+        <w:tblLayout w:type="fixed"/>
         <w:tblLook w:firstRow="1" w:lastRow="0" w:firstColumn="0" w:lastColumn="0" w:noHBand="0" w:noVBand="0" w:val="0020"/>
       </w:tblPr>
       <w:tblGrid>
-        <w:gridCol w:w="3960"/>
-        <w:gridCol w:w="3960"/>
+        <w:gridCol w:w="2880"/>
+        <w:gridCol w:w="6480"/>
       </w:tblGrid>
       <w:tr>
         <w:trPr>
           <w:tblHeader w:val="true"/>
         </w:trPr>
         <w:tc>
-          <w:tcPr/>
+          <w:tcPr>
+            <w:tcW w:type="dxa" w:w="2880"/>
+          </w:tcPr>
           <w:p>
             <w:pPr>
               <w:pStyle w:val="Compact"/>
@@ -2422,7 +2496,9 @@
           </w:p>
         </w:tc>
         <w:tc>
-          <w:tcPr/>
+          <w:tcPr>
+            <w:tcW w:type="dxa" w:w="6480"/>
+          </w:tcPr>
           <w:p>
             <w:pPr>
               <w:pStyle w:val="Compact"/>
@@ -2472,19 +2548,22 @@
     <w:tbl>
       <w:tblPr>
         <w:tblStyle w:val="Table"/>
-        <w:tblW w:type="pct" w:w="5000"/>
+        <w:tblW w:type="dxa" w:w="9360"/>
+        <w:tblLayout w:type="fixed"/>
         <w:tblLook w:firstRow="1" w:lastRow="0" w:firstColumn="0" w:lastColumn="0" w:noHBand="0" w:noVBand="0" w:val="0020"/>
       </w:tblPr>
       <w:tblGrid>
-        <w:gridCol w:w="3960"/>
-        <w:gridCol w:w="3960"/>
+        <w:gridCol w:w="2880"/>
+        <w:gridCol w:w="6480"/>
       </w:tblGrid>
       <w:tr>
         <w:trPr>
           <w:tblHeader w:val="true"/>
         </w:trPr>
         <w:tc>
-          <w:tcPr/>
+          <w:tcPr>
+            <w:tcW w:type="dxa" w:w="2880"/>
+          </w:tcPr>
           <w:p>
             <w:pPr>
               <w:pStyle w:val="Compact"/>
@@ -2500,7 +2579,9 @@
           </w:p>
         </w:tc>
         <w:tc>
-          <w:tcPr/>
+          <w:tcPr>
+            <w:tcW w:type="dxa" w:w="6480"/>
+          </w:tcPr>
           <w:p>
             <w:pPr>
               <w:pStyle w:val="Compact"/>
@@ -2701,19 +2782,22 @@
     <w:tbl>
       <w:tblPr>
         <w:tblStyle w:val="Table"/>
-        <w:tblW w:type="pct" w:w="5000"/>
+        <w:tblW w:type="dxa" w:w="9360"/>
+        <w:tblLayout w:type="fixed"/>
         <w:tblLook w:firstRow="1" w:lastRow="0" w:firstColumn="0" w:lastColumn="0" w:noHBand="0" w:noVBand="0" w:val="0020"/>
       </w:tblPr>
       <w:tblGrid>
-        <w:gridCol w:w="3960"/>
-        <w:gridCol w:w="3960"/>
+        <w:gridCol w:w="2880"/>
+        <w:gridCol w:w="6480"/>
       </w:tblGrid>
       <w:tr>
         <w:trPr>
           <w:tblHeader w:val="true"/>
         </w:trPr>
         <w:tc>
-          <w:tcPr/>
+          <w:tcPr>
+            <w:tcW w:type="dxa" w:w="2880"/>
+          </w:tcPr>
           <w:p>
             <w:pPr>
               <w:pStyle w:val="Compact"/>
@@ -2729,7 +2813,9 @@
           </w:p>
         </w:tc>
         <w:tc>
-          <w:tcPr/>
+          <w:tcPr>
+            <w:tcW w:type="dxa" w:w="6480"/>
+          </w:tcPr>
           <w:p>
             <w:pPr>
               <w:pStyle w:val="Compact"/>
@@ -2805,19 +2891,22 @@
     <w:tbl>
       <w:tblPr>
         <w:tblStyle w:val="Table"/>
-        <w:tblW w:type="pct" w:w="5000"/>
+        <w:tblW w:type="dxa" w:w="9360"/>
+        <w:tblLayout w:type="fixed"/>
         <w:tblLook w:firstRow="1" w:lastRow="0" w:firstColumn="0" w:lastColumn="0" w:noHBand="0" w:noVBand="0" w:val="0020"/>
       </w:tblPr>
       <w:tblGrid>
-        <w:gridCol w:w="3960"/>
-        <w:gridCol w:w="3960"/>
+        <w:gridCol w:w="2880"/>
+        <w:gridCol w:w="6480"/>
       </w:tblGrid>
       <w:tr>
         <w:trPr>
           <w:tblHeader w:val="true"/>
         </w:trPr>
         <w:tc>
-          <w:tcPr/>
+          <w:tcPr>
+            <w:tcW w:type="dxa" w:w="2880"/>
+          </w:tcPr>
           <w:p>
             <w:pPr>
               <w:pStyle w:val="Compact"/>
@@ -2829,7 +2918,9 @@
           </w:p>
         </w:tc>
         <w:tc>
-          <w:tcPr/>
+          <w:tcPr>
+            <w:tcW w:type="dxa" w:w="6480"/>
+          </w:tcPr>
           <w:p>
             <w:pPr>
               <w:pStyle w:val="Compact"/>
@@ -2843,7 +2934,9 @@
       </w:tr>
       <w:tr>
         <w:tc>
-          <w:tcPr/>
+          <w:tcPr>
+            <w:tcW w:type="dxa" w:w="2880"/>
+          </w:tcPr>
           <w:p>
             <w:pPr>
               <w:pStyle w:val="Compact"/>
@@ -2873,7 +2966,9 @@
           </w:p>
         </w:tc>
         <w:tc>
-          <w:tcPr/>
+          <w:tcPr>
+            <w:tcW w:type="dxa" w:w="6480"/>
+          </w:tcPr>
           <w:p>
             <w:pPr>
               <w:pStyle w:val="Compact"/>
@@ -4297,43 +4392,28 @@
         <w:pStyle w:val="FirstParagraph"/>
       </w:pPr>
       <w:r>
-        <w:t xml:space="preserve">An atom’s nucleus, in this picture, is an especially dense knot of</w:t>
-      </w:r>
-      <w:r>
-        <w:t xml:space="preserve"> </w:t>
-      </w:r>
-      <w:r>
-        <w:t xml:space="preserve">rope. The electrons around it aren’t tiny balls circling like planets</w:t>
-      </w:r>
-      <w:r>
-        <w:t xml:space="preserve"> </w:t>
-      </w:r>
-      <w:r>
-        <w:t xml:space="preserve">way a guitar string doesn’t move at random but settles into specific</w:t>
-      </w:r>
-      <w:r>
-        <w:t xml:space="preserve"> </w:t>
-      </w:r>
-      <w:r>
-        <w:t xml:space="preserve">standing-wave patterns depending on where you press your finger.</w:t>
+        <w:t>An atom’s nucleus, in this picture, is an especially dense knot of rope. The electrons around it aren’t tiny balls circling like planets — instead they behave the way a guitar string does: a guitar string doesn’t move at random but settles into specific standing-wave patterns depending on where you press your finger, and an electron settles into specific standing-wave patterns around the nucleus in just the same way.</w:t>
       </w:r>
     </w:p>
     <w:tbl>
       <w:tblPr>
         <w:tblStyle w:val="Table"/>
-        <w:tblW w:type="pct" w:w="5000"/>
+        <w:tblW w:type="dxa" w:w="9360"/>
+        <w:tblLayout w:type="fixed"/>
         <w:tblLook w:firstRow="1" w:lastRow="0" w:firstColumn="0" w:lastColumn="0" w:noHBand="0" w:noVBand="0" w:val="0020"/>
       </w:tblPr>
       <w:tblGrid>
-        <w:gridCol w:w="3960"/>
-        <w:gridCol w:w="3960"/>
+        <w:gridCol w:w="2880"/>
+        <w:gridCol w:w="6480"/>
       </w:tblGrid>
       <w:tr>
         <w:trPr>
           <w:tblHeader w:val="true"/>
         </w:trPr>
         <w:tc>
-          <w:tcPr/>
+          <w:tcPr>
+            <w:tcW w:type="dxa" w:w="2880"/>
+          </w:tcPr>
           <w:p>
             <w:pPr>
               <w:pStyle w:val="Compact"/>
@@ -4345,7 +4425,9 @@
           </w:p>
         </w:tc>
         <w:tc>
-          <w:tcPr/>
+          <w:tcPr>
+            <w:tcW w:type="dxa" w:w="6480"/>
+          </w:tcPr>
           <w:p>
             <w:pPr>
               <w:pStyle w:val="Compact"/>
@@ -4359,7 +4441,9 @@
       </w:tr>
       <w:tr>
         <w:tc>
-          <w:tcPr/>
+          <w:tcPr>
+            <w:tcW w:type="dxa" w:w="2880"/>
+          </w:tcPr>
           <w:p>
             <w:pPr>
               <w:pStyle w:val="Compact"/>
@@ -4389,7 +4473,9 @@
           </w:p>
         </w:tc>
         <w:tc>
-          <w:tcPr/>
+          <w:tcPr>
+            <w:tcW w:type="dxa" w:w="6480"/>
+          </w:tcPr>
           <w:p>
             <w:pPr>
               <w:pStyle w:val="Compact"/>
@@ -4808,19 +4894,22 @@
     <w:tbl>
       <w:tblPr>
         <w:tblStyle w:val="Table"/>
-        <w:tblW w:type="pct" w:w="5000"/>
+        <w:tblW w:type="dxa" w:w="9360"/>
+        <w:tblLayout w:type="fixed"/>
         <w:tblLook w:firstRow="1" w:lastRow="0" w:firstColumn="0" w:lastColumn="0" w:noHBand="0" w:noVBand="0" w:val="0020"/>
       </w:tblPr>
       <w:tblGrid>
-        <w:gridCol w:w="3960"/>
-        <w:gridCol w:w="3960"/>
+        <w:gridCol w:w="2880"/>
+        <w:gridCol w:w="6480"/>
       </w:tblGrid>
       <w:tr>
         <w:trPr>
           <w:tblHeader w:val="true"/>
         </w:trPr>
         <w:tc>
-          <w:tcPr/>
+          <w:tcPr>
+            <w:tcW w:type="dxa" w:w="2880"/>
+          </w:tcPr>
           <w:p>
             <w:pPr>
               <w:pStyle w:val="Compact"/>
@@ -4832,7 +4921,9 @@
           </w:p>
         </w:tc>
         <w:tc>
-          <w:tcPr/>
+          <w:tcPr>
+            <w:tcW w:type="dxa" w:w="6480"/>
+          </w:tcPr>
           <w:p>
             <w:pPr>
               <w:pStyle w:val="Compact"/>
@@ -4846,7 +4937,9 @@
       </w:tr>
       <w:tr>
         <w:tc>
-          <w:tcPr/>
+          <w:tcPr>
+            <w:tcW w:type="dxa" w:w="2880"/>
+          </w:tcPr>
           <w:p>
             <w:pPr>
               <w:pStyle w:val="Compact"/>
@@ -4876,7 +4969,9 @@
           </w:p>
         </w:tc>
         <w:tc>
-          <w:tcPr/>
+          <w:tcPr>
+            <w:tcW w:type="dxa" w:w="6480"/>
+          </w:tcPr>
           <w:p>
             <w:pPr>
               <w:pStyle w:val="Compact"/>
@@ -5311,19 +5406,22 @@
     <w:tbl>
       <w:tblPr>
         <w:tblStyle w:val="Table"/>
-        <w:tblW w:type="pct" w:w="5000"/>
+        <w:tblW w:type="dxa" w:w="9360"/>
+        <w:tblLayout w:type="fixed"/>
         <w:tblLook w:firstRow="1" w:lastRow="0" w:firstColumn="0" w:lastColumn="0" w:noHBand="0" w:noVBand="0" w:val="0020"/>
       </w:tblPr>
       <w:tblGrid>
-        <w:gridCol w:w="3960"/>
-        <w:gridCol w:w="3960"/>
+        <w:gridCol w:w="2880"/>
+        <w:gridCol w:w="6480"/>
       </w:tblGrid>
       <w:tr>
         <w:trPr>
           <w:tblHeader w:val="true"/>
         </w:trPr>
         <w:tc>
-          <w:tcPr/>
+          <w:tcPr>
+            <w:tcW w:type="dxa" w:w="2880"/>
+          </w:tcPr>
           <w:p>
             <w:pPr>
               <w:pStyle w:val="Compact"/>
@@ -5335,7 +5433,9 @@
           </w:p>
         </w:tc>
         <w:tc>
-          <w:tcPr/>
+          <w:tcPr>
+            <w:tcW w:type="dxa" w:w="6480"/>
+          </w:tcPr>
           <w:p>
             <w:pPr>
               <w:pStyle w:val="Compact"/>
@@ -5349,7 +5449,9 @@
       </w:tr>
       <w:tr>
         <w:tc>
-          <w:tcPr/>
+          <w:tcPr>
+            <w:tcW w:type="dxa" w:w="2880"/>
+          </w:tcPr>
           <w:p>
             <w:pPr>
               <w:pStyle w:val="Compact"/>
@@ -5379,7 +5481,9 @@
           </w:p>
         </w:tc>
         <w:tc>
-          <w:tcPr/>
+          <w:tcPr>
+            <w:tcW w:type="dxa" w:w="6480"/>
+          </w:tcPr>
           <w:p>
             <w:pPr>
               <w:pStyle w:val="Compact"/>

--- a/papers/_sources/rope_plain_language_guide.docx
+++ b/papers/_sources/rope_plain_language_guide.docx
@@ -6394,7 +6394,7 @@
     </w:p>
     <w:p>
       <w:r>
-        <w:t>HONEST LIMIT — AND A GENUINELY OPEN FOUNDATION. What the framework does NOT yet have is the strand-level choreography of motion: the derived, tested account of exactly how the weave rearranges as a knot drifts through it. And any future answer faces one demand that is easy to state and hard to meet. In every real material that moves by rearrangement — soap foams, sand, living tissue — each little neighbor-swap costs energy, which is why stirred foam settles down. But a freely drifting object must NOT slow down; that is the law of inertia, and it is non-negotiable. So if motion is rearrangement, the mesh's rearrangements must be perfectly friction-free — unlike every laboratory material the analogy borrows from. Whether that can be made to work, mechanically and quantitatively, is registered in the technical record as an open foundations question (FND-KIN-001) — asked independently, as it happens, by this document's author and by an outside reviewer, which is usually the mark of a question worth asking.</w:t>
+        <w:t>HONEST LIMIT — AND THE FIRST TEST'S ANSWER. What the framework does not yet have is the full strand-level choreography of motion. But the first minimal test now exists (FND-KIN-002), and its answer is satisfying: at the weave's own scale, rearrangement really is lossy — just as in foams and sand, a knot moving through a coarse mesh sheds energy, and if the mesh is coarse enough the knot grinds to a halt entirely. Yet the loss dies away EXPONENTIALLY fast as the knot gets larger than the mesh spacing: in the test, widening the knot by a factor of 2.5 cut the friction by ten million, and a modestly wide knot coasted across nearly two hundred mesh cells with no measurable slowing while the topological identity it carried stayed exactly intact and no site of the mesh moved more than one small local cycle. Since everyday objects are built of knots vastly larger than the mesh could possibly be, the law of inertia — things coast — comes out protected to fantastic accuracy, with no special pleading. The full three-dimensional story (real linked ropes, crowding included) is still registered as open (FND-KIN-001) — asked independently, as it happens, by this document's author and by an outside reviewer, which is usually the mark of a question worth asking.</w:t>
       </w:r>
     </w:p>
     <w:p>

--- a/papers/_sources/rope_plain_language_guide.docx
+++ b/papers/_sources/rope_plain_language_guide.docx
@@ -6378,23 +6378,148 @@
       <w:r>
         <w:rPr>
           <w:b/>
+          <w:i w:val="0"/>
         </w:rPr>
         <w:t>How Anything Moves at All</w:t>
       </w:r>
     </w:p>
     <w:p>
       <w:r>
-        <w:t>Here is a question so basic it is easy to miss: when two objects approach each other — the Moon drifting a meter closer to Earth, or two magnets pulled from ten miles apart to one inch apart — what happens to all the fabric between them? Where did the distance GO? The strands cannot have shortened: one of the framework's founding assumptions is that strands do not stretch or shrink, ever. Nothing was destroyed; no fabric vanished. And the strands cannot simply have been cut and retied at will, because in this picture electric charge IS a counting of how strands link through one another — snip and reconnect freely and you would create or destroy charge, which nature never does.</w:t>
-      </w:r>
-    </w:p>
-    <w:p>
-      <w:r>
-        <w:t>The picture that fits everything the framework has derived is this: the fabric REARRANGES. Think of a woven cloth under tension. Pull two points of it toward each other and no thread shortens and no cloth disappears — the weave reorganizes, thread neighbors change, local directions rotate, and the cloth's geometry evolves while every fiber in it is conserved. Distance between two knots is not a count of dedicated rope; it is the length of the path through the current weave — and paths can reroute. A mountain road shortens the trip not by shrinking asphalt but by being rerouted. This is not a new invention bolted on for the occasion: it is already how the framework's gravity works, where light bends near the Sun because its path reroutes through the tension of the weave. And when two objects get very close, the rearranging weave crowds — and crowded strands push back, which is the same contact repulsion that keeps nuclei and atoms from collapsing into each other.</w:t>
-      </w:r>
-    </w:p>
-    <w:p>
-      <w:r>
-        <w:t>HONEST LIMIT — AND THE FIRST TEST'S ANSWER. What the framework does not yet have is the full strand-level choreography of motion. But the first minimal test now exists (FND-KIN-002), and its answer is satisfying: at the weave's own scale, rearrangement really is lossy — just as in foams and sand, a knot moving through a coarse mesh sheds energy, and if the mesh is coarse enough the knot grinds to a halt entirely. Yet the loss dies away EXPONENTIALLY fast as the knot gets larger than the mesh spacing: in the test, widening the knot by a factor of 2.5 cut the friction by ten million, and a modestly wide knot coasted across nearly two hundred mesh cells with no measurable slowing while the topological identity it carried stayed exactly intact and no site of the mesh moved more than one small local cycle. Since everyday objects are built of knots vastly larger than the mesh could possibly be, the law of inertia — things coast — comes out protected to fantastic accuracy, with no special pleading. The full three-dimensional story (real linked ropes, crowding included) is still registered as open (FND-KIN-001) — asked independently, as it happens, by this document's author and by an outside reviewer, which is usually the mark of a question worth asking.</w:t>
+        <w:t>Here is a question so basic it is easy to miss: when two objects approach each other — the Moon drifting a meter closer to Earth, or two magnets pulled from ten miles apart to one inch apart — what happens to all the fabric between them? Where did the distance GO? The strands cannot have shortened: one of the framework's founding assumptions is that strands do not stretch or shrink, ever. And here is a subtlety the framework itself sharpened recently: electric charge, in this picture, is a COUNT — how much linking threads through any surrounding surface — and that count is protected by pure arithmetic, the way the number of cars inside a parking garage can only change by cars crossing the gate. No interior shuffling, however violent, can change it. Individual patterns may even be created or destroyed in canceling pairs — as electrons and positrons really are — and the count never flickers; the tests verified this to one part in a quadrillion straight through such a destruction. What nature never does — conjure a LONE charge from nothing — the arithmetic itself forbids, with no extra rule needed. Sharpen the same puzzle from the object's point of view and it looks even worse: a ball, an atom, a planet — each a knotted pattern IN the weave — cannot push the fabric aside, because there is no aside, and cannot break through, because nothing breaks. How does anything get from here to there?</w:t>
+      </w:r>
+    </w:p>
+    <w:p>
+      <w:r>
+        <w:rPr>
+          <w:b w:val="0"/>
+          <w:i w:val="0"/>
+        </w:rPr>
+        <w:t>Two ideas answer it together. The first: the fabric REARRANGES. Think of a woven cloth under tension — pull two points toward each other and no thread shortens and no cloth disappears; the weave reorganizes, thread neighbors change, local directions rotate, and the cloth's geometry evolves while every fiber is conserved. Distance between two knots is not a count of dedicated rope; it is the length of the path through the current weave — and paths can reroute, the way a mountain road shortens a trip not by shrinking asphalt but by being rerouted. This is not an invention bolted on for the occasion: it is already how the framework's gravity works, where light bends near the Sun because its path reroutes through the tension of the weave.</w:t>
+      </w:r>
+    </w:p>
+    <w:p>
+      <w:r>
+        <w:rPr>
+          <w:b w:val="0"/>
+          <w:i w:val="0"/>
+        </w:rPr>
+        <w:t>The second idea is the stadium wave. When a crowd does the wave, something unmistakably travels around the stadium at speed — yet no person moves more than a few feet. Each spectator stands, raises their arms, and sits back down exactly where they were. What travels is not stuff but a PATTERN of doing, handed from neighbor to neighbor. Motion through the weave is exactly this: the knot is not a thing that slides through the fabric — it is a pattern of local twisting that each patch of fabric performs briefly and passes on.</w:t>
+      </w:r>
+    </w:p>
+    <w:p>
+      <w:r>
+        <w:rPr>
+          <w:b w:val="0"/>
+          <w:i w:val="0"/>
+        </w:rPr>
+        <w:t>This could have been an empty metaphor, so we built it and measured it. In the one-dimensional test (FND-KIN-002), a twist-step was launched down a chain of thousands of connected sites. The pattern crossed a hundred and eighty-five sites; not one site ever strayed beyond its own small cycle of motion — turn once, hand it on, come to rest. And the ledger balanced perfectly: the total amount of winding — the topological count that defines the knot — was conserved to the last digit at every instant. Panel A of the figure shows the principle: three snapshots of the traveling step, with the beads of the weave staying exactly where they are.</w:t>
+      </w:r>
+    </w:p>
+    <w:p>
+      <w:pPr>
+        <w:jc w:val="center"/>
+      </w:pPr>
+      <w:r>
+        <w:drawing>
+          <wp:inline>
+            <wp:extent cx="6035040" cy="1966976"/>
+            <wp:docPr id="62" name="Picture 62"/>
+            <wp:cNvGraphicFramePr>
+              <a:graphicFrameLocks noChangeAspect="1"/>
+            </wp:cNvGraphicFramePr>
+            <a:graphic>
+              <a:graphicData uri="http://schemas.openxmlformats.org/drawingml/2006/picture">
+                <pic:pic>
+                  <pic:nvPicPr>
+                    <pic:cNvPr id="0" name="transport_figure.png"/>
+                    <pic:cNvPicPr/>
+                  </pic:nvPicPr>
+                  <pic:blipFill>
+                    <a:blip r:embed="rId11"/>
+                    <a:stretch>
+                      <a:fillRect/>
+                    </a:stretch>
+                  </pic:blipFill>
+                  <pic:spPr>
+                    <a:xfrm>
+                      <a:off x="0" y="0"/>
+                      <a:ext cx="6035040" cy="1966976"/>
+                    </a:xfrm>
+                    <a:prstGeom prst="rect"/>
+                  </pic:spPr>
+                </pic:pic>
+              </a:graphicData>
+            </a:graphic>
+          </wp:inline>
+        </w:drawing>
+      </w:r>
+    </w:p>
+    <w:p>
+      <w:r>
+        <w:rPr>
+          <w:b w:val="0"/>
+          <w:i/>
+          <w:sz w:val="18"/>
+        </w:rPr>
+        <w:t>How motion works in the weave. (A) A traveling twist-step: the pattern advances while each bead of the medium performs only one small local cycle. (B) The measured friction barrier for a moving pattern, from the corpus benchmarks: as the knot grows from one weave-spacing to about three, the cost of each step falls ten-million-fold, along the same straight line (on this logarithmic plot) for the one-dimensional kink and the two-dimensional vortex alike. (C) The three-dimensional mechanism: a line moves sideways not all at once but by running a small jog along its own length — the way a heavy carpet is moved by sending a ruck across it — measured to be at least a hundred times cheaper than rigid motion.</w:t>
+      </w:r>
+    </w:p>
+    <w:p>
+      <w:r>
+        <w:rPr>
+          <w:b w:val="0"/>
+          <w:i w:val="0"/>
+        </w:rPr>
+        <w:t>Now the surprise the metaphor does not contain: at the smallest scale, this handing-on is NOT free. A knot whose core is about the size of a single weave cell must, to advance, momentarily concentrate its twisting into geometry the lattice cannot smoothly express — and it pays for that in radiated ripples, just as a knot moving through foam or coarse sand sheds energy. In the tests, a too-tight knot launched at speed dug itself in within a few cells and stopped dead: genuine friction, at the bottom of the world. But make the knot even slightly wider and the cost collapses — not gradually, exponentially. Panel B shows the actual measured numbers: widening the core by a factor of three and a half drops the friction barrier by a factor of ten million, and a modestly wide knot coasted across nearly two hundred mesh cells with no measurable slowing. And the same cliff, with the same steepness, appears for two completely different objects in two different dimensions — the twist-step on a chain and the whirlpool in a sheet (FND-KIN-003). When two unrelated constructions obey one curve, you are looking at a law, not a coincidence.</w:t>
+      </w:r>
+    </w:p>
+    <w:p>
+      <w:r>
+        <w:rPr>
+          <w:b w:val="0"/>
+          <w:i w:val="0"/>
+        </w:rPr>
+        <w:t>Three dimensions added the cleverest trick of all (FND-KIN-004). A long line-shaped defect — a flux tube, say — sits in the weave like a heavy carpet on a floor: dragging the whole thing sideways at once costs energy along its entire length, and for a tight core the line is firmly stuck. But the line does not move that way. It sends a small sideways jog — a kink — running along its own length, and when the jog has passed from one end to the other, the entire line has shifted over by one groove (Panel C). Anyone who has moved real carpet knows this trick: you do not drag it; you kick a ruck into one edge and chase the ruck across the room. Measured in the model, the ruck's cost per step is at least a hundred times smaller, per unit length, than rigid dragging — and the universe, having no committee to consult, simply always uses the cheap channel. Motion in three dimensions is kinks riding on lines: the one-dimensional physics carrying the two-dimensional object through the third dimension.</w:t>
+      </w:r>
+    </w:p>
+    <w:p>
+      <w:r>
+        <w:rPr>
+          <w:b w:val="0"/>
+          <w:i w:val="0"/>
+        </w:rPr>
+        <w:t>What about traffic? Two moving structures approaching each other might be expected to tangle, merge, or tear — catastrophes for a picture in which every object IS its topology. The tests found the opposite, and found it emphatically: two like structures repel each other with a force that grows so strongly at close range that, at ordinary energies, they simply cannot get near enough for any tangling accident to begin. In the crowding test, a moving line aimed directly at a stationary neighbor advanced not one cell — it was turned around and sent back, its topological bookkeeping intact on every slice at every moment. And this is the same contact repulsion that keeps nuclei and atoms from collapsing into each other: crowding is not the hazard to the weave's arithmetic; crowding is its bodyguard.</w:t>
+      </w:r>
+    </w:p>
+    <w:p>
+      <w:r>
+        <w:rPr>
+          <w:b w:val="0"/>
+          <w:i w:val="0"/>
+        </w:rPr>
+        <w:t>Step back and notice what has quietly been explained: Newton's first law. Why does a moving thing keep moving? In this picture, because above the mesh scale there is nothing left for it to rub against — not by decree, but by measured exponential suppression. Real objects — atoms, baseballs, moons — are knots astronomically wider than the weave's spacing, so far down the cliff of Panel B that their residual friction is beyond any conceivable measurement. Inertia is what frictionless pattern-handoff looks like from the outside; coasting is the weave passing a shape along, forever, because stopping it would cost something and nothing is there to collect.</w:t>
+      </w:r>
+    </w:p>
+    <w:p>
+      <w:r>
+        <w:rPr>
+          <w:b w:val="0"/>
+        </w:rPr>
+        <w:t>A QUESTION ANY CAREFUL READER WILL ASK. "A planet is a gazillion knots. When it moves, how can all those knots hand their configurations to nearby ropes — ropes that don't contain those knots?" The question feels devastating because of a hidden picture: a shoelace knot, tied IN particular strands, owned by them. But that is not what these knots are. A better picture is a whirlpool in a river. The whirlpool is completely real — it has a location, a size, energy, angular momentum; it can drift upstream or down — yet at no moment is it made of particular water. Water flows through it continuously; the whirlpool is a pattern the water is currently performing. Ask "how does the whirlpool hand itself to water that doesn't contain a whirlpool?" and the question deflates: the water ahead doesn't need to contain one; it only needs to be water — capable of swirling. The weave's knots are that kind of thing. And the worry about topology cuts exactly the right way: moving a twist along a ribbon needs no cutting — the ribbon rotates locally, the twist's location changes, its count does not. Strands just ahead of a moving core bend into the core's configuration as strands just behind relax out of it; nothing is cut, nothing travels with the knot; the knot travels through the strands. This is what the ledger tests verified digit for digit.</w:t>
+      </w:r>
+    </w:p>
+    <w:p>
+      <w:r>
+        <w:t>As for the gazillion: they need no global choreography. Think of an image moving across a television screen — a face, a car, a whole city, millions of features — while not one pixel ever moves; each pixel only changes its own state in coordination with its neighbors. A planet is that, with two upgrades the screen lacks: the coordination is enforced by the fabric's own mechanics rather than by a broadcaster, and every feature carries a topological serial number the handoff provably cannot corrupt. Each knot moves by its own few cells of local handing-on; the forces binding the knots into a planet are themselves patterns in the same fabric, moving by the same mechanism; and the crowding result is what keeps a gazillion patterns streaming through one weave without tangling — packed neighbors are held at standoff by the same repulsion that turned our test line around.</w:t>
+      </w:r>
+    </w:p>
+    <w:p>
+      <w:r>
+        <w:rPr>
+          <w:b w:val="0"/>
+          <w:i w:val="0"/>
+        </w:rPr>
+        <w:t>HONEST LIMIT. These are measurements of the model weave — lattices of twisting sites and smooth field-defects — not yet of literal braided strands. The strand-level re-run of this entire story is the one piece that remains registered (the named residual of FND-KIN-001, a question asked independently, as it happens, by this document's author and by an outside reviewer — usually the mark of a question worth asking — and upgraded by the three tests together from an open question to a modeled answer: the mechanism is settled; what remains is the fidelity check). And because the framework does not yet derive the absolute spacing of the weave, the residual friction for a real baseball is a structural statement (unmeasurably small) rather than a number. What the measurements do establish is the shape of the answer: motion is rearrangement, rearrangement is lossy only at the very bottom, and the bottom is exponentially far below anything we can touch.</w:t>
       </w:r>
     </w:p>
     <w:p>

--- a/papers/_sources/rope_plain_language_guide.docx
+++ b/papers/_sources/rope_plain_language_guide.docx
@@ -6554,6 +6554,356 @@
       </w:r>
     </w:p>
     <w:bookmarkEnd w:id="61"/>
+    <w:p>
+      <w:r>
+        <w:rPr>
+          <w:b/>
+          <w:i w:val="0"/>
+        </w:rPr>
+        <w:t>The Wall: How Entangled Particles Keep Score, and What Finally Explained the Score</w:t>
+      </w:r>
+    </w:p>
+    <w:p>
+      <w:r>
+        <w:rPr>
+          <w:b w:val="0"/>
+          <w:i w:val="0"/>
+        </w:rPr>
+        <w:t>Here is the strangest fact in physics, stated as a game. Two particles are created together and flown far apart. Each arrives at a station where an experimenter asks it one question, chosen from a small menu, and gets a yes-or-no answer. Repeat millions of times, tally how often the answers agree, and combine the tallies into a single agreement score. If the particles carried any prearranged script — any instructions written at birth, however clever, however random-looking — the score cannot exceed 2. That is a theorem, not an opinion. Nature's measured score is 2.828 (precisely 2 times the square root of 2). And pure logic plus the rule that no message can outrun light would permit scores up to 4 — in our framework's setting, up to 3. So the physical world sits at a peculiar, exact number: above every possible script, below what logic alone allows. Why THAT number? For most of a century this question — the wall — has been the sharpest in physics, and this framework spent ten registered sessions climbing it. What follows is the whole climb, including the two falls.</w:t>
+      </w:r>
+    </w:p>
+    <w:p>
+      <w:r>
+        <w:rPr>
+          <w:b w:val="0"/>
+          <w:i w:val="0"/>
+        </w:rPr>
+        <w:t>The framework's first honest move was to ask what its own machinery could score. Its detection law — derived earlier from the rope structure, and the simplest law there is — turns out to permit exactly ONE simplest recipe for how paired particles could coordinate, and that recipe scores 0.943: not merely below nature but below every prearranged script. Precision about failure is worth having: the simplest recipe is not weak, it is UNIQUE — the mathematics allows no other at that level of complexity, a rigidity theorem. So the framework began building more complicated recipes, rung by rung, and measuring each one's ceiling. Panel A of the figure shows the ladder: 0.94, then 1.20, then 2.27 — crossing the prearranged-script bound, so the framework's smooth recipes can genuinely out-coordinate any script — then 2.38, each rung computed, verified, and registered.</w:t>
+      </w:r>
+    </w:p>
+    <w:p>
+      <w:pPr>
+        <w:jc w:val="center"/>
+      </w:pPr>
+      <w:r>
+        <w:drawing>
+          <wp:inline>
+            <wp:extent cx="6035040" cy="2054031"/>
+            <wp:docPr id="63" name="Picture 63"/>
+            <wp:cNvGraphicFramePr>
+              <a:graphicFrameLocks noChangeAspect="1"/>
+            </wp:cNvGraphicFramePr>
+            <a:graphic>
+              <a:graphicData uri="http://schemas.openxmlformats.org/drawingml/2006/picture">
+                <pic:pic>
+                  <pic:nvPicPr>
+                    <pic:cNvPr id="0" name="measure_figure.png"/>
+                    <pic:cNvPicPr/>
+                  </pic:nvPicPr>
+                  <pic:blipFill>
+                    <a:blip r:embed="rId12"/>
+                    <a:stretch>
+                      <a:fillRect/>
+                    </a:stretch>
+                  </pic:blipFill>
+                  <pic:spPr>
+                    <a:xfrm>
+                      <a:off x="0" y="0"/>
+                      <a:ext cx="6035040" cy="2054031"/>
+                    </a:xfrm>
+                    <a:prstGeom prst="rect"/>
+                  </pic:spPr>
+                </pic:pic>
+              </a:graphicData>
+            </a:graphic>
+          </wp:inline>
+        </w:drawing>
+      </w:r>
+    </w:p>
+    <w:p>
+      <w:r>
+        <w:rPr>
+          <w:b w:val="0"/>
+          <w:i/>
+          <w:sz w:val="18"/>
+        </w:rPr>
+        <w:t>The measurement wall, in three panels of the corpus's own numbers. (A) The ladder of increasingly complex smooth coordination recipes climbs from the unique rigid 0.943 past the prearranged-script bound (2) and finally past nature's own score — proving complexity was never the obstacle. (B) The simplest classical recipe scores exactly one third of nature's; the factor of 3 is bought by the spinor's hidden phase-thread, the fiber. (C) The one-mechanism consistency measure: every prearranged script sits under the boundary, nature's pair sits exactly ON it (equal to pi to twelve decimal places), and the recipe that crossed nature's score overshoots it by 0.74 — no single measuring device can produce those statistics.</w:t>
+      </w:r>
+    </w:p>
+    <w:p>
+      <w:r>
+        <w:rPr>
+          <w:b w:val="0"/>
+          <w:i w:val="0"/>
+        </w:rPr>
+        <w:t>Twice during the climb the framework thought it saw the pattern, and twice it was wrong — and both errors are kept in the record with their causes of death, because that is what the record is for. The first conjecture said one coefficient was locked forever; the very next rung unlocked it. The second said the ladder had stopped climbing; the next rung showed the apparent stop was an accounting artifact and the climb resumed. After two funerals, no third conjecture was filed — and the caution was rewarded, because the truth was stranger than all three guesses: with enough complexity, a smooth recipe can be explicitly built that scores 2.88, ABOVE nature's 2.828. Read that again, because it inverts the whole mystery. The wall was never about complexity, smoothness, or cleverness of coordination. Something else holds nature at its number.</w:t>
+      </w:r>
+    </w:p>
+    <w:p>
+      <w:r>
+        <w:rPr>
+          <w:b w:val="0"/>
+          <w:i w:val="0"/>
+        </w:rPr>
+        <w:t>The something else turned out to be hiding inside the recipe that crossed. Examine how that recipe works and you find it cheats in a specific, diagnosable way: it is a DIFFERENT recipe for different pairs of questions — as if the measuring device rewired itself depending on which combination of questions the two distant stations happened to choose. A real device cannot do that. A real device is one thing: one physical response object per question per station, with all the statistics, for every combination of questions, flowing from that single object. Impose only this — call it mechanism-unity, the requirement that THE MECHANISM IS ONE THING — and the mathematics closes like a trap: the maximum score drops from 3 to exactly 2.828, nature's number. There is even a precise consistency test (Panel C): every one-device family of statistics satisfies it, nature's pair sits exactly ON its boundary — saturating it to twelve decimal places, wasting nothing — and the crossing recipe violates it by a wide, unambiguous margin, convicting itself. Nature scores what one honest device can score, and not one drop less.</w:t>
+      </w:r>
+    </w:p>
+    <w:p>
+      <w:r>
+        <w:rPr>
+          <w:b w:val="0"/>
+          <w:i w:val="0"/>
+        </w:rPr>
+        <w:t>Two more pieces then fell into place with almost embarrassing ease. First: WHICH pair state does nature use? The framework already believed two things long before this question was asked — that space has no preferred direction, and that born-together partners answer identical questions oppositely, every single time. Those two old commitments, and nothing else, force a UNIQUE pair state. Its score: exactly 2.828. The state that saturates the wall was never selected; it was already implied. Second: remember the simplest recipe's 0.943? Nature's 2.828 is exactly THREE times that (Panel B), and the factor of 3 has an address: the simplest recipe uses only the arrow part of the rope's spinor structure, while the full mechanism also carries the fiber — the hidden phase-thread wound around the arrow. The entire gap between the best classical coordination and quantum coordination is what the fiber buys.</w:t>
+      </w:r>
+    </w:p>
+    <w:p>
+      <w:r>
+        <w:rPr>
+          <w:b w:val="0"/>
+          <w:i w:val="0"/>
+        </w:rPr>
+        <w:t>Where does the wall stand now? Ten sessions ago the framework's account of entanglement contained one large mysterious import: 'somehow, a nonlocal coordination exists.' Today the import list has been audited down to a single sentence with nothing mysterious in it: A MEASUREMENT IS A SINGLE LOCAL PROCESS. Grant that sentence, and everything else — the detection law, the unique pair state, the exact score, why it is 2.828 and not 2.5 or 3 — follows from structure the framework had already derived for other reasons. Along the way, three assumptions the derivation seemed to need were shown to be unnecessary: the recipes' smoothness, their complexity ceiling, and even the technical positivity condition textbooks lean on — each retired by showing its work was already done by something the framework owns.</w:t>
+      </w:r>
+    </w:p>
+    <w:p>
+      <w:r>
+        <w:rPr>
+          <w:b w:val="0"/>
+          <w:i w:val="0"/>
+        </w:rPr>
+        <w:t>HONEST LIMIT. What is derived: the ceilings, the rigidity, the ladder, the crossing, the selection principle, the uniqueness of the pair state, and the exact score — every number in the figure is computed from registered, rerunnable code. What is assumed: mechanism-unity itself. The framework does not yet derive, from rope topology, WHY a measurement must be a single process — the registered conjecture is that the connected fiber structure of a born-together pair forces it, and that question, now carrying the entire weight of the wall on its own, is the corpus's sharpest open item. And one layer beneath everything here sits the detection law itself, which is derived within a model of the measurement interaction rather than from bare strands — the same honest caveat this guide attaches everywhere else. The wall has not fallen. But it has been surveyed, weighed, and reduced to one sentence — and a mystery that fits in one sentence is a very different thing from a mystery that fits in none.</w:t>
+      </w:r>
+    </w:p>
+    <w:p>
+      <w:r>
+        <w:rPr>
+          <w:b/>
+          <w:i w:val="0"/>
+        </w:rPr>
+        <w:t>The Belt Trick: Where the Half-Angle Lives, and Why a Strand Cannot Help Being Quantum</w:t>
+      </w:r>
+    </w:p>
+    <w:p>
+      <w:r>
+        <w:rPr>
+          <w:b w:val="0"/>
+          <w:i w:val="0"/>
+        </w:rPr>
+        <w:t>There is a parlor trick you can do with a belt. Hold one end fixed, give the other end one full turn — 360 degrees — and the belt holds a twist you cannot remove without rotating an end again. But give it two full turns — 720 degrees — and something absurd happens: without ever rotating the ends, just by looping the belt around itself, the twist comes entirely undone. One turn is not home. Two turns is. Waiters in some traditions exploit the same fact to rotate a tray of glasses forever without spilling: the arm returns after 720 degrees, not 360. It seems like a curiosity. It is, this framework argues, the deepest fact in quantum mechanics wearing a disguise.</w:t>
+      </w:r>
+    </w:p>
+    <w:p>
+      <w:r>
+        <w:rPr>
+          <w:b w:val="0"/>
+          <w:i w:val="0"/>
+        </w:rPr>
+        <w:t>Because here is the strangest number in physics: the half. Quantum particles do not respond to a rotation by the angle you turn them; they respond by HALF that angle. Turn an electron all the way around — a full 360 degrees — and it does not come back to itself: it comes back NEGATIVE, and every interference experiment can see the minus sign. Only after 720 degrees is it truly home. Standard physics writes this into its equations as a postulate — particles simply ARE 'spin one-half' objects, take it or leave it. The rule works flawlessly and explains nothing about itself. Why half? Why should a point-like particle care whether it was turned once or twice, when a turned point looks identical either way?</w:t>
+      </w:r>
+    </w:p>
+    <w:p>
+      <w:r>
+        <w:rPr>
+          <w:b w:val="0"/>
+          <w:i w:val="0"/>
+        </w:rPr>
+        <w:t>The framework's answer: it shouldn't — and that is precisely the evidence that particles are not points. A POINT has no way to remember a rotation; turn it once, twice, fifty times, it is the same point. But a STRAND — a filament with a ribbon-like frame along its length — keeps a ledger. When you rotate one end, the twist distributes itself along the body, and the strand as a whole carries a memory of the total rotation that no snapshot of its individual frames can erase. This year the campaign measured that ledger directly, on literal simulated strands: compose the little frame-to-frame rotations along the strand, and the composed total obeys cos(angle/2) — the exact quantum half-angle — for ANY rotation axis and ANY way the twist is distributed along the body (matched to better than one part in a billion; the figure shows three strands with random axes and random twist profiles landing on the same curve). And at one full turn the ledger reads exactly MINUS ONE — every individual frame has returned to its starting position, yet the strand as a whole has not — while at two full turns it reads plus one: truly home. The belt trick is not an analogy for spin one-half. On this framework's account, it is the mechanism. A point cannot do this. A strand cannot avoid it.</w:t>
+      </w:r>
+    </w:p>
+    <w:p>
+      <w:pPr>
+        <w:jc w:val="center"/>
+      </w:pPr>
+      <w:r>
+        <w:drawing>
+          <wp:inline>
+            <wp:extent cx="5486400" cy="3188043"/>
+            <wp:docPr id="65" name="Picture 65"/>
+            <wp:cNvGraphicFramePr>
+              <a:graphicFrameLocks noChangeAspect="1"/>
+            </wp:cNvGraphicFramePr>
+            <a:graphic>
+              <a:graphicData uri="http://schemas.openxmlformats.org/drawingml/2006/picture">
+                <pic:pic>
+                  <pic:nvPicPr>
+                    <pic:cNvPr id="0" name="belt_fig.png"/>
+                    <pic:cNvPicPr/>
+                  </pic:nvPicPr>
+                  <pic:blipFill>
+                    <a:blip r:embed="rId14"/>
+                    <a:stretch>
+                      <a:fillRect/>
+                    </a:stretch>
+                  </pic:blipFill>
+                  <pic:spPr>
+                    <a:xfrm>
+                      <a:off x="0" y="0"/>
+                      <a:ext cx="5486400" cy="3188043"/>
+                    </a:xfrm>
+                    <a:prstGeom prst="rect"/>
+                  </pic:spPr>
+                </pic:pic>
+              </a:graphicData>
+            </a:graphic>
+          </wp:inline>
+        </w:drawing>
+      </w:r>
+    </w:p>
+    <w:p>
+      <w:r>
+        <w:rPr>
+          <w:b w:val="0"/>
+          <w:i/>
+          <w:sz w:val="18"/>
+        </w:rPr>
+        <w:t>Measured, not postulated: three simulated strands with random rotation axes and random twist profiles. Composing the frame-to-frame rotations along each strand yields the same universal curve — the quantum half-angle cos(angle/2) — with the ledger reading exactly -1 after one full turn (all frames returned; the strand remembers) and +1 after two. The deviation from the ideal curve across all trials is at the level of arithmetic rounding.</w:t>
+      </w:r>
+    </w:p>
+    <w:p>
+      <w:r>
+        <w:rPr>
+          <w:b w:val="0"/>
+          <w:i w:val="0"/>
+        </w:rPr>
+        <w:t>Once a strand owns the half-angle, the rest of the quantum measurement story assembles itself from parts this guide has already told. The detection law — the rule for how often a detector fires as a function of the angle between its setting and the particle's orientation — was measured from the strand's frame-overlap channel and lands exactly on the quantum formula, to the last digit arithmetic allows. The detector's famous blindness to hidden phase is MECHANICAL here: splice a full extra turn into a strand's body and the ledger flips sign while the energy the detector collects changes by nothing at all. And the measurement wall of the earlier chapter — nature's exact agreement score of 2.828 — rested on one requirement: that a measuring device is a single physical thing whose influence enters through one simple channel. On the strand model that requirement is no longer an assumption to impose; it is a fact to check, and it checks: the richer door that stronger-than-quantum coordination would need was searched for and is verifiably absent. The half-angle, the detection law, the blindness, and the wall are one story, and the strand tells all of it.</w:t>
+      </w:r>
+    </w:p>
+    <w:p>
+      <w:r>
+        <w:rPr>
+          <w:b w:val="0"/>
+          <w:i w:val="0"/>
+        </w:rPr>
+        <w:t>So does the framework explain entanglement? Here is the honest ledger, in full view. EXPLAINED: why the agreement score is exactly 2.828 and not the 3 that logic alone would allow (one device, one channel); which pair state nature uses and why it is the only possibility (no preferred direction plus perfect opposition); where the half-angle comes from (the belt trick, measured); and why nothing stronger than quantum coordination exists (the door is not there). NOT EXPLAINED — and stated plainly rather than papered over: why the two distant ends coordinate AT ALL. The framework grants that a pair born as one connected structure is evaluated as one thing even when its ends are far apart, and a famous theorem of physics (Bell's) proves that no mechanical story of any kind — strands included — can ever fill that particular gap with gears and levers. The framework's contribution was to take a mystery the size of a paragraph and shrink it to a single sentence, then derive everything else from structure it already owned for other reasons.</w:t>
+      </w:r>
+    </w:p>
+    <w:p>
+      <w:r>
+        <w:rPr>
+          <w:b w:val="0"/>
+          <w:i w:val="0"/>
+        </w:rPr>
+        <w:t>HONEST LIMIT. The half-angle ledger, the detection law, and the absent door are measurements on the strand engine — model strands, model couplings, the standing no-absolute-scale caveat. One conditionality remains in the whole measurement story, and it is registered by name: the moment of detection itself is treated as a threshold event driven by the strand channel (a standard stand-in for an avalanche-like process), and deriving that event from strand dynamics is the sector's one open item. And the single granted sentence of the previous paragraph — the pair is one thing — is a grant, not a theorem, and the record says so wherever it appears. What has changed is the shape of the mystery: it used to be 'why is the quantum world like THAT?'; it is now one sentence about togetherness, sitting in a ledger where everything else has been paid for.</w:t>
+      </w:r>
+    </w:p>
+    <w:p>
+      <w:r>
+        <w:rPr>
+          <w:b/>
+          <w:i w:val="0"/>
+        </w:rPr>
+        <w:t>Why Can You Touch Things? Ghost Strands and the Birth of Solid</w:t>
+      </w:r>
+    </w:p>
+    <w:p>
+      <w:r>
+        <w:rPr>
+          <w:b w:val="0"/>
+          <w:i w:val="0"/>
+        </w:rPr>
+        <w:t>Here is a question so ordinary it hides in plain sight: why can you touch things? In this framework a single strand is a ghost. Two strands can pass straight through each other — there is no rule against it anywhere in the framework, and the cost is tiny and finite: measured on the strand engine, a dead-center, worst-case crossing costs about a quarter of one energy unit, and most crossings cost far less. This is not an oversight; it is a foundation. The framework proved that nothing sacred is endangered by strands passing through one another — electric charge is protected by pure counting arithmetic (the parking-garage ledger of an earlier section), not by any no-crossing commandment. So the ghostliness of single strands is allowed, cheap, and harmless. Which makes the ordinary fact of a solid table genuinely mysterious: if everything is made of strands, and strands slip through each other like smoke, why doesn't your hand slip through the wood?</w:t>
+      </w:r>
+    </w:p>
+    <w:p>
+      <w:r>
+        <w:rPr>
+          <w:b w:val="0"/>
+          <w:i w:val="0"/>
+        </w:rPr>
+        <w:t>The answer is that solidity is not a rule — it is a TOLL. Picture crossing a field with one tree in it: you walk past. Ten trees: still easy. But pack the trees until the gaps between trunks are narrower than your shoulders, and the forest becomes a wall — even though no individual tree ever became harder to walk around. Nothing changed about the trees. What changed is the crowding. Strands work exactly this way, and the strand engine measured it directly. A probe strand was offered passage into bundles of increasing density, and the toll was recorded (the figure). With gaps sixteen times the contact size, the toll was about one one-thousandth of a unit — the bundle is transparent; the ghost glides in. Tighten the spacing step by step and the toll climbs smoothly and relentlessly — ten-fold, a hundred-fold, more than a thousand-fold across the sweep — until, when the gaps shrink to roughly the contact size itself, the bundle is for every practical purpose a solid object. Same strands. Same tiny individual tolls. Only the crowding changed.</w:t>
+      </w:r>
+    </w:p>
+    <w:p>
+      <w:pPr>
+        <w:jc w:val="center"/>
+      </w:pPr>
+      <w:r>
+        <w:drawing>
+          <wp:inline>
+            <wp:extent cx="5303520" cy="3093720"/>
+            <wp:docPr id="64" name="Picture 64"/>
+            <wp:cNvGraphicFramePr>
+              <a:graphicFrameLocks noChangeAspect="1"/>
+            </wp:cNvGraphicFramePr>
+            <a:graphic>
+              <a:graphicData uri="http://schemas.openxmlformats.org/drawingml/2006/picture">
+                <pic:pic>
+                  <pic:nvPicPr>
+                    <pic:cNvPr id="0" name="touch_fig.png"/>
+                    <pic:cNvPicPr/>
+                  </pic:nvPicPr>
+                  <pic:blipFill>
+                    <a:blip r:embed="rId13"/>
+                    <a:stretch>
+                      <a:fillRect/>
+                    </a:stretch>
+                  </pic:blipFill>
+                  <pic:spPr>
+                    <a:xfrm>
+                      <a:off x="0" y="0"/>
+                      <a:ext cx="5303520" cy="3093720"/>
+                    </a:xfrm>
+                    <a:prstGeom prst="rect"/>
+                  </pic:spPr>
+                </pic:pic>
+              </a:graphicData>
+            </a:graphic>
+          </wp:inline>
+        </w:drawing>
+      </w:r>
+    </w:p>
+    <w:p>
+      <w:r>
+        <w:rPr>
+          <w:b w:val="0"/>
+          <w:i/>
+          <w:sz w:val="18"/>
+        </w:rPr>
+        <w:t>Measured on the strand engine: the toll for a probe strand to slip into a bundle, versus the gap between the bundle's strands. Over the sweep the toll climbs more than a thousand-fold, smoothly and without any new law appearing; the crossover from transparent to solid sits where the gaps shrink to about the contact size itself — a geometric threshold, coverage of order one.</w:t>
+      </w:r>
+    </w:p>
+    <w:p>
+      <w:r>
+        <w:t>One caution before scaling up, because everyday intuition sets a trap here: do not picture the fundamental strand as a piece of sewing thread. Two threads from a sewing kit cannot pass through each other — and that is because a household thread is not a strand at all: it is already a bundle of bundles, cotton fibers made of molecules made of atoms, each atom itself a knot-cluster of hundreds of billions of fundamental strands. A sewing thread is astronomically past the coverage threshold in every cross-section — it is already a solid, already a crowd — so thread meeting thread is crowd meeting crowd, trillions of tolls multiplied on both sides. And notice that this vindicates the intuition rather than defeating it: the internal strand-density of the thread IS what makes it solid. The correction lives only at the very bottom of the ladder: the fundamental strand has no interior — there is nothing inside it to be dense with — and that is why it, and it alone, is a ghost. The everyday world contains no ghosts because everything large enough to handle is a crowd; the ghosts exist only on the bottom floor, one strand at a time, which is exactly why nothing in ordinary experience ever prepared us for a basic ingredient that passes through itself.</w:t>
+      </w:r>
+    </w:p>
+    <w:p>
+      <w:r>
+        <w:rPr>
+          <w:b w:val="0"/>
+          <w:i w:val="0"/>
+        </w:rPr>
+        <w:t>Now scale it up. Your hand and the table are each bundles of an astronomical number of strands — packed far, far beyond that threshold. When your hand meets the wood, you are not striking a wall that CANNOT be crossed; you are facing a toll so enormous — every strand pair adding its small fee, times trillions upon trillions — that nothing in everyday life could ever pay it. The push-back you feel against your fingertips IS the sum of all those little fees, collected simultaneously. Touch is arithmetic.</w:t>
+      </w:r>
+    </w:p>
+    <w:p>
+      <w:r>
+        <w:rPr>
+          <w:b w:val="0"/>
+          <w:i w:val="0"/>
+        </w:rPr>
+        <w:t>Three things fall out of this picture that no 'solid means impenetrable, full stop' story can give you. First, ghostliness and solidity are the same physics at different densities: a lone neutrino-like strand sails through the entire Earth while the Earth stops a baseball, and no new law is needed for either — you just count the coverage. Second, solid has a THRESHOLD, and the threshold is geometric: the changeover happens when inter-strand gaps shrink to about the size of the contact zone itself — and that same threshold logic is what let the framework estimate how many strands it takes to make a tangible bundle, a number in the hundreds of billions: the count at which ghosts become objects. Third, nothing is ever ABSOLUTELY solid. The toll is always finite, never infinite; with energies far beyond the everyday, passage is possible in principle. And that is not a defect — it is load-bearing: it is precisely the structure that lets charge conservation be pure arithmetic, verified in the tests to hold exactly even through the creation and destruction of particle pairs, with no crossing commandment anywhere and none needed.</w:t>
+      </w:r>
+    </w:p>
+    <w:p>
+      <w:r>
+        <w:rPr>
+          <w:b w:val="0"/>
+          <w:i w:val="0"/>
+        </w:rPr>
+        <w:t>So the whole idea fits in six words: SOLID IS A HEIGHT, NOT A RULE. An object is what you get when enough ghosts stand shoulder to shoulder. The table is real, and the resistance in your fingertips is real — but it is a crowd, not a decree.</w:t>
+      </w:r>
+    </w:p>
+    <w:p>
+      <w:r>
+        <w:rPr>
+          <w:b w:val="0"/>
+          <w:i w:val="0"/>
+        </w:rPr>
+        <w:t>HONEST LIMIT. The numbers in this section are measurements on the strand engine — literal model strands with the framework's derived finite contact form — and the threshold structure they exhibit matches the field-level derivation that first fixed the hundreds-of-billions strand count. What the framework does not yet supply is the absolute scale (how large the contact size is in meters — the standing caveat attached everywhere in this guide), so the strand count is a structural estimate rather than a certified census. The measurements here are static toll landscapes; the fully dynamical version — objects colliding, deforming, and rebounding as strand bundles — is a registered refinement. What is established is the shape of the answer: single strands pass because nothing forbids it and conservation never needed it forbidden; things are solid because crowds collect tolls; and the difference between a ghost and a table is not a law of nature but a number of strands.</w:t>
+      </w:r>
+    </w:p>
     <w:p>
       <w:r>
         <w:rPr>

--- a/papers/_sources/rope_plain_language_guide.docx
+++ b/papers/_sources/rope_plain_language_guide.docx
@@ -6785,6 +6785,136 @@
           <w:i w:val="0"/>
         </w:rPr>
         <w:t>HONEST LIMIT. The half-angle ledger, the detection law, and the absent door are measurements on the strand engine — model strands, model couplings, the standing no-absolute-scale caveat. One conditionality remains in the whole measurement story, and it is registered by name: the moment of detection itself is treated as a threshold event driven by the strand channel (a standard stand-in for an avalanche-like process), and deriving that event from strand dynamics is the sector's one open item. And the single granted sentence of the previous paragraph — the pair is one thing — is a grant, not a theorem, and the record says so wherever it appears. What has changed is the shape of the mystery: it used to be 'why is the quantum world like THAT?'; it is now one sentence about togetherness, sitting in a ledger where everything else has been paid for.</w:t>
+      </w:r>
+    </w:p>
+    <w:p>
+      <w:r>
+        <w:rPr>
+          <w:b/>
+          <w:i w:val="0"/>
+        </w:rPr>
+        <w:t>The Machine Made of Twists: What a Quantum Computer Actually Is</w:t>
+      </w:r>
+    </w:p>
+    <w:p>
+      <w:r>
+        <w:rPr>
+          <w:b w:val="0"/>
+          <w:i w:val="0"/>
+        </w:rPr>
+        <w:t>Quantum computers arrive wrapped in the least helpful slogan in science: the qubit is 'zero and one at the same time.' In this framework's picture the machine is stranger than the slogan in one way and far more ordinary in another — and the previous chapter already built every part we need. Because here is the claim, stated plainly: A QUBIT IS A FRAMED STRAND. The state of a qubit — the thing quantum engineers steer and protect at great expense — is an orientation plus a twist, exactly the ledger the belt-trick chapter measured. The famous Bloch sphere on which every qubit lives is the sphere of directions the strand can point. The two 'amplitudes' of the textbooks are the components of the strand's composed memory — the cos(angle/2) and sin(angle/2) that were measured, not postulated, from strand frames. Nothing needs to be added to the strand to make it a qubit. It already is one.</w:t>
+      </w:r>
+    </w:p>
+    <w:p>
+      <w:r>
+        <w:rPr>
+          <w:b w:val="0"/>
+          <w:i w:val="0"/>
+        </w:rPr>
+        <w:t>Start with the slogan, because the strand fixes it. A qubit 'between' zero and one is not two ghosts occupying one wire. It is ONE configuration, pointing somewhere — the way a compass needle pointing northeast is not 'north and east at the same time' but simply pointing northeast. What makes a qubit different from a compass needle is the half-angle ledger underneath: the strand responds to rotations by half the turned angle, remembers one full turn as a minus sign, and needs two to come home. Superposition is orientation. The quantum part is not the 'both at once'; it is the belt trick carried beneath the pointing.</w:t>
+      </w:r>
+    </w:p>
+    <w:p>
+      <w:r>
+        <w:rPr>
+          <w:b w:val="0"/>
+          <w:i w:val="0"/>
+        </w:rPr>
+        <w:t>Even the strangest textbook rule becomes mechanics here. Every quantum course teaches that a qubit's 'global phase' is unobservable — a mysterious redundancy in the mathematics, waved away by convention. On a strand the global phase is the overall twist of the fibre, and its invisibility was MEASURED in the campaign: splice a full extra turn into the strand's body and the ledger flips sign while the energy any detector collects changes by exactly nothing. The unobservability of global phase is not a convention. It is fibre-blindness, and it is mechanical.</w:t>
+      </w:r>
+    </w:p>
+    <w:p>
+      <w:r>
+        <w:rPr>
+          <w:b w:val="0"/>
+          <w:i w:val="0"/>
+        </w:rPr>
+        <w:t>Now the computing. Every operation a quantum computer performs on a single qubit — the X gate, the Z gate, the Hadamard, the phase gates with their exotic names — is nothing but a rotation of the Bloch sphere. On a strand, a gate is a TWIST: apply a boundary rotation, and the strand's ledger composes it with everything that came before, following exactly the multiplication rule that gate sequences follow in a quantum circuit. And the famous fact that gate order matters — that X-then-Z is not Z-then-X, the non-commutativity on which quantum algorithms lean — is a fact every child who has tumbled a book off a table already knows: rotations do not commute. The figure shows it computed directly from strand twists: the same two quarter-twists, applied in opposite orders, leave the strand pointing at visibly different places. Nothing quantum was added. It is rigid-body geometry, carried on a strand that keeps the half-angle ledger.</w:t>
+      </w:r>
+    </w:p>
+    <w:p>
+      <w:pPr>
+        <w:jc w:val="center"/>
+      </w:pPr>
+      <w:r>
+        <w:drawing>
+          <wp:inline>
+            <wp:extent cx="5120640" cy="3511296"/>
+            <wp:docPr id="66" name="Picture 66"/>
+            <wp:cNvGraphicFramePr>
+              <a:graphicFrameLocks noChangeAspect="1"/>
+            </wp:cNvGraphicFramePr>
+            <a:graphic>
+              <a:graphicData uri="http://schemas.openxmlformats.org/drawingml/2006/picture">
+                <pic:pic>
+                  <pic:nvPicPr>
+                    <pic:cNvPr id="0" name="qubit_fig.png"/>
+                    <pic:cNvPicPr/>
+                  </pic:nvPicPr>
+                  <pic:blipFill>
+                    <a:blip r:embed="rId15"/>
+                    <a:stretch>
+                      <a:fillRect/>
+                    </a:stretch>
+                  </pic:blipFill>
+                  <pic:spPr>
+                    <a:xfrm>
+                      <a:off x="0" y="0"/>
+                      <a:ext cx="5120640" cy="3511296"/>
+                    </a:xfrm>
+                    <a:prstGeom prst="rect"/>
+                  </pic:spPr>
+                </pic:pic>
+              </a:graphicData>
+            </a:graphic>
+          </wp:inline>
+        </w:drawing>
+      </w:r>
+    </w:p>
+    <w:p>
+      <w:r>
+        <w:rPr>
+          <w:b w:val="0"/>
+          <w:i/>
+          <w:sz w:val="18"/>
+        </w:rPr>
+        <w:t>Gate order matters, computed live from strand twist composition: from the same starting orientation (gray), a quarter-twist about X followed by a quarter-twist about Z (blue) and the same twists in the opposite order (red) leave the strand pointing at different places on the sphere of directions. A curious footnote the fibre adds: FULL X and Z twists land the strand at the SAME point — they differ only by the invisible fibre sign, a distinction the sphere cannot see but the ledger keeps.</w:t>
+      </w:r>
+    </w:p>
+    <w:p>
+      <w:r>
+        <w:rPr>
+          <w:b w:val="0"/>
+          <w:i w:val="0"/>
+        </w:rPr>
+        <w:t>Reading out the answer is the previous chapters assembled: measurement is the dot. Ask the qubit a question along some axis, and the detector's channel collects energy according to the measured detection law — which lands exactly on the Born probability of the textbooks, to the last digit arithmetic allows — and then the threshold either fires or it does not. All-or-nothing, localized, irreversible: the nucleation event of the strand campaign, driven by the channel, with the noise supplied by the weave itself. A quantum computation ends the way every quantum measurement ends: a strand is asked one question, and a dot appears or it doesn't, with the strand's orientation setting the odds.</w:t>
+      </w:r>
+    </w:p>
+    <w:p>
+      <w:r>
+        <w:rPr>
+          <w:b w:val="0"/>
+          <w:i w:val="0"/>
+        </w:rPr>
+        <w:t>And now the honest wall, told without flinching, because a quantum computer's POWER lives exactly there. Everything above is one qubit, and this framework owns all of it — benchmarked, measured, mechanical. But the exponential advantage that makes quantum computers worth billions does not come from single qubits. It comes from ENTANGLEMENT: n qubits behaving not as n separate pointing strands but as ONE joint object whose dial-space doubles with every qubit added — three hundred qubits describing more configurations than there are atoms in the universe. And that joint-ness is precisely, exactly, the framework's one granted sentence from the entanglement chapter: THE PAIR IS ONE THING. The framework has proved a great deal ABOUT the joint object — its correlations can never exceed nature's 2.828, so a quantum computer gets quantum power and not a drop of the imaginable more — but it has not yet built the joint object out of strands. The wall says what entanglement cannot do. It does not yet say, in strand language, what it is.</w:t>
+      </w:r>
+    </w:p>
+    <w:p>
+      <w:r>
+        <w:rPr>
+          <w:b w:val="0"/>
+          <w:i w:val="0"/>
+        </w:rPr>
+        <w:t>There is one tantalizing thread, recorded here with the discipline the record demands. This framework's deepest conservation laws are linking numbers — strands wound through strands, the Gauss count that survived annihilation in the tests. And the natural candidate for two qubits that are 'one thing' is two framed strands that are LITERALLY LINKED: topologically a single connected structure, which might be exactly why one functional evaluates them together. If two linked framed strands, evaluated as the one object they topologically are, reproduced the entangled pair's correlations, the last granted sentence would become a theorem about knots. But that is a claim to earn at a benchmark, not to assert in a book — and the fact that this framework has NOT asserted it, despite the temptation being written plainly here, is the discipline this guide keeps advertising.</w:t>
+      </w:r>
+    </w:p>
+    <w:p>
+      <w:r>
+        <w:rPr>
+          <w:b w:val="0"/>
+          <w:i w:val="0"/>
+        </w:rPr>
+        <w:t>HONEST LIMIT. The single-qubit story — strand as qubit, gates as twists, readout as nucleation — is benchmarked end to end, with the standing caveats of those chapters (the detection threshold's generic bath temperature; no absolute scale). The multi-qubit joint object is the framework's one remaining grant, stated as such everywhere it appears, and the linked-strands idea of the previous paragraph is a registered direction, not a result. What this chapter can honestly claim is smaller and still considerable: the qubit is not a mystery object. It is a strand with a ledger, and the machine is a device for twisting it, linking it, and asking it one question at the end.</w:t>
       </w:r>
     </w:p>
     <w:p>

--- a/papers/_sources/rope_plain_language_guide.docx
+++ b/papers/_sources/rope_plain_language_guide.docx
@@ -6915,6 +6915,145 @@
           <w:i w:val="0"/>
         </w:rPr>
         <w:t>HONEST LIMIT. The single-qubit story — strand as qubit, gates as twists, readout as nucleation — is benchmarked end to end, with the standing caveats of those chapters (the detection threshold's generic bath temperature; no absolute scale). The multi-qubit joint object is the framework's one remaining grant, stated as such everywhere it appears, and the linked-strands idea of the previous paragraph is a registered direction, not a result. What this chapter can honestly claim is smaller and still considerable: the qubit is not a mystery object. It is a strand with a ledger, and the machine is a device for twisting it, linking it, and asking it one question at the end.</w:t>
+      </w:r>
+    </w:p>
+    <w:p>
+      <w:r>
+        <w:rPr>
+          <w:b/>
+          <w:i w:val="0"/>
+        </w:rPr>
+        <w:t>Machines You Already Own: A Tour of the Everyday Technology Running This Book's Mathematics</w:t>
+      </w:r>
+    </w:p>
+    <w:p>
+      <w:r>
+        <w:rPr>
+          <w:b w:val="0"/>
+          <w:i w:val="0"/>
+        </w:rPr>
+        <w:t>The strangest claim this guide can make is not about exotic laboratories. It is that machines in hospitals, data centers, and research basements have been running this book's mathematics for decades — computing with half-angle ledgers, transporting frames along literal fibers, and moving kinks down chains — while the standard explanations for how they work remained pure formalism: correct equations with nothing mechanical underneath. What follows is a short tour. For each machine, the standard story computes flawlessly and explains abstractly; the strand story is the SAME computation with a mechanism under it.</w:t>
+      </w:r>
+    </w:p>
+    <w:p>
+      <w:r>
+        <w:rPr>
+          <w:b w:val="0"/>
+          <w:i w:val="0"/>
+        </w:rPr>
+        <w:t>THE MRI SCANNER. Every hospital scanner works by flipping proton spins with precisely timed radio pulses — 'ninety-degree pulses,' 'one-eighty pulses,' 'spin echoes' — a pulse calculus that runs entirely on the half-angle arithmetic standard physics postulates and the belt-trick chapter measured. On the strand picture, an MRI is a machine for twisting trillions of tiny framed strands with radio waves and listening to their combined ledger. Its most beautiful trick, the spin echo, is shown in the figure computed directly from strand ledgers: a thousand strands, each precessing at its own slightly different rate, drift out of step until their combined signal dies — then ONE belt-trick twist flips every ledger, the drifts run in reverse, and the signal resurrects exactly on schedule. The echo is not spooky memory. It is arithmetic running backwards after a twist.</w:t>
+      </w:r>
+    </w:p>
+    <w:p>
+      <w:pPr>
+        <w:jc w:val="center"/>
+      </w:pPr>
+      <w:r>
+        <w:drawing>
+          <wp:inline>
+            <wp:extent cx="5486400" cy="2965622"/>
+            <wp:docPr id="67" name="Picture 67"/>
+            <wp:cNvGraphicFramePr>
+              <a:graphicFrameLocks noChangeAspect="1"/>
+            </wp:cNvGraphicFramePr>
+            <a:graphic>
+              <a:graphicData uri="http://schemas.openxmlformats.org/drawingml/2006/picture">
+                <pic:pic>
+                  <pic:nvPicPr>
+                    <pic:cNvPr id="0" name="mri_fig.png"/>
+                    <pic:cNvPicPr/>
+                  </pic:nvPicPr>
+                  <pic:blipFill>
+                    <a:blip r:embed="rId16"/>
+                    <a:stretch>
+                      <a:fillRect/>
+                    </a:stretch>
+                  </pic:blipFill>
+                  <pic:spPr>
+                    <a:xfrm>
+                      <a:off x="0" y="0"/>
+                      <a:ext cx="5486400" cy="2965622"/>
+                    </a:xfrm>
+                    <a:prstGeom prst="rect"/>
+                  </pic:spPr>
+                </pic:pic>
+              </a:graphicData>
+            </a:graphic>
+          </wp:inline>
+        </w:drawing>
+      </w:r>
+    </w:p>
+    <w:p>
+      <w:r>
+        <w:rPr>
+          <w:b w:val="0"/>
+          <w:i/>
+          <w:sz w:val="18"/>
+        </w:rPr>
+        <w:t>Computed live from strand frame ledgers: a thousand strands with slightly different precession rates dephase (signal falls from 1 to 0.05), a single pi twist at the dashed line flips every ledger, and the combined signal refocuses to 1.000 at exactly twice the pulse delay — the spin echo that every MRI relies on, as strand mechanics.</w:t>
+      </w:r>
+    </w:p>
+    <w:p>
+      <w:r>
+        <w:rPr>
+          <w:b w:val="0"/>
+          <w:i w:val="0"/>
+        </w:rPr>
+        <w:t>THE NEUTRON INTERFEROMETER. In the 1970s, experiments by Werner and by Rauch physically rotated neutrons through 360 degrees and interfered them with unrotated partners — and the interference showed the rotated neutron had NOT returned to itself: only 720 degrees brought it home. Textbooks present this as 'spinors are double-valued,' a statement about mathematics. This guide's belt-trick chapter presents the same curve as a measurement on strand frames. Those 1970s experiments were the belt trick performed by nature, recorded by machines, half a century before this framework measured it on simulated rope.</w:t>
+      </w:r>
+    </w:p>
+    <w:p>
+      <w:r>
+        <w:rPr>
+          <w:b w:val="0"/>
+          <w:i w:val="0"/>
+        </w:rPr>
+        <w:t>THE COILED OPTICAL FIBER. Coil an optical fiber through a helix in three dimensions and the polarization of light traveling through it ROTATES — though no force acts on it anywhere. Tomita and Chiao measured this in 1986; the standard explanation is 'Berry phase, an abstract holonomy in parameter space.' On the strand picture the explanation drops the word abstract: it is frame parallel transport along a literal fiber — precisely the machinery the strand campaign built, verified, and used to hold the Calugareanu ledger live. The abstract holonomy IS the concrete one. The fiber experiment is very nearly a strand-engine benchmark performed in glass.</w:t>
+      </w:r>
+    </w:p>
+    <w:p>
+      <w:r>
+        <w:rPr>
+          <w:b w:val="0"/>
+          <w:i w:val="0"/>
+        </w:rPr>
+        <w:t>THE SUPERCONDUCTING LOGIC CHIP. Here is the quietly stunning one. The governing equation of a long Josephson junction — the workhorse of superconducting electronics — IS the twist-chain equation of this book's transport chapters, symbol for symbol. The 'fluxons' that superconducting logic shuttles around as bits are this framework's kinks; their pinning and release, their stick-or-glide behavior, is the friction cliff of the transport chapter, in a device you can purchase. Standard physics calls the junction's variable an abstract order-parameter phase. The strand picture calls it a twist — and notes, with some satisfaction, that somewhere right now a superconducting chip is running this book's equation at four kelvin.</w:t>
+      </w:r>
+    </w:p>
+    <w:p>
+      <w:r>
+        <w:rPr>
+          <w:b w:val="0"/>
+          <w:i w:val="0"/>
+        </w:rPr>
+        <w:t>THE SINGLE-PHOTON DETECTOR. The standard account of a detector click glues two unrelated stories together: quantum dice for whether it fires (pure postulate) and avalanche engineering for how (classical). The strand campaign replaced the glue with one mechanism — the click is a nucleation event, all-or-nothing, localized, irreversible, driven by the channel's energy, with the noise supplied by the weave itself. That machine got its own chapters; it earns its place on this tour as the one where the strand story does not just re-explain the device but stakes a falsifiable prediction on its statistics.</w:t>
+      </w:r>
+    </w:p>
+    <w:p>
+      <w:r>
+        <w:rPr>
+          <w:b w:val="0"/>
+          <w:i w:val="0"/>
+        </w:rPr>
+        <w:t>THE MEMORY IN YOUR FUTURE PHONE, AND THE DNA IN YOU. Racetrack memory — a leading candidate for next-generation storage — stores bits as magnetic domain walls and shifts them down nanowires: topological counts as data, pinning as retention, the stadium wave as the shift operation, all of it the transport chapter's physics. And the oldest machine on the tour is in your cells: every time a topoisomerase enzyme manages DNA's supercoiling, it is doing bookkeeping on the exact ledger — Link equals Twist plus Writhe — that the strand campaign held live to three decimal places. Biology has been running the Calugareanu theorem for four billion years.</w:t>
+      </w:r>
+    </w:p>
+    <w:p>
+      <w:r>
+        <w:rPr>
+          <w:b w:val="0"/>
+          <w:i w:val="0"/>
+        </w:rPr>
+        <w:t>What does this tour buy? Not new engineering — every machine here works fine and its designers need no help. What it buys is MECHANISM where there was formalism: half-angles because strands keep ledgers, geometric phases because frames transport, fluxon logic because kinks are real, clicks because thresholds nucleate. And the street runs both ways: because these devices already implement the framework's equations, they are accidental test benches — the analog-universality prediction of the predictions paper says the cliff's slope and the coverage crossover must appear in any of them that reach the right regime, with only prefactors carrying the engineering.</w:t>
+      </w:r>
+    </w:p>
+    <w:p>
+      <w:r>
+        <w:rPr>
+          <w:b w:val="0"/>
+          <w:i w:val="0"/>
+        </w:rPr>
+        <w:t>HONEST LIMIT. The identifications on this tour are made at the level of SHARED EQUATIONS and verified structures — the Josephson equation's identity with the twist chain is exact mathematics; the belt-trick curve is measured; the ledger held live — and NOT at the level of re-deriving each device's full engineering, which involves materials physics this framework does not touch. The machines whose power rests on many-particle entanglement remain, as the quantum-computing chapter says plainly, behind the framework's one granted sentence. And the standing no-absolute-scale caveat applies to every claim about what the strands themselves are doing beneath the devices. The tour's honest content is this: the mathematics these machines run is no longer only mathematics somewhere in this book — it is a ribbon, a twist, a kink, or a count.</w:t>
       </w:r>
     </w:p>
     <w:p>

--- a/papers/_sources/rope_plain_language_guide.docx
+++ b/papers/_sources/rope_plain_language_guide.docx
@@ -7171,6 +7171,145 @@
           <w:i w:val="0"/>
         </w:rPr>
         <w:t>HONEST LIMIT. The numbers in this section are measurements on the strand engine — literal model strands with the framework's derived finite contact form — and the threshold structure they exhibit matches the field-level derivation that first fixed the hundreds-of-billions strand count. What the framework does not yet supply is the absolute scale (how large the contact size is in meters — the standing caveat attached everywhere in this guide), so the strand count is a structural estimate rather than a certified census. The measurements here are static toll landscapes; the fully dynamical version — objects colliding, deforming, and rebounding as strand bundles — is a registered refinement. What is established is the shape of the answer: single strands pass because nothing forbids it and conservation never needed it forbidden; things are solid because crowds collect tolls; and the difference between a ghost and a table is not a law of nature but a number of strands.</w:t>
+      </w:r>
+    </w:p>
+    <w:p>
+      <w:r>
+        <w:rPr>
+          <w:b/>
+          <w:i w:val="0"/>
+        </w:rPr>
+        <w:t>Why Your GPS Works: Time, Told by Strands</w:t>
+      </w:r>
+    </w:p>
+    <w:p>
+      <w:r>
+        <w:rPr>
+          <w:b w:val="0"/>
+          <w:i w:val="0"/>
+        </w:rPr>
+        <w:t>The strangest sentence in physics is not about quantum dice or curved space. It is this: TIME RUNS SLOWER NEAR A MASS. Not clocks malfunctioning -- time itself, whatever that is, passing at different rates on your roof and in your basement. Einstein derived it, a century of experiments confirmed it, and the machine in your pocket depends on it before you finish this paragraph. This framework's gravity results now derive it too -- and, in the bargain, answer the question Einstein's geometry states beautifully but never explains: WHAT is it, mechanically, that slows down?</w:t>
+      </w:r>
+    </w:p>
+    <w:p>
+      <w:r>
+        <w:rPr>
+          <w:b w:val="0"/>
+          <w:i w:val="0"/>
+        </w:rPr>
+        <w:t>Start with what a clock is in this picture. There is no freestanding river of time in the strand ontology -- no fourth ingredient flowing underneath. A clock is strands oscillating: a cesium atom's transition, a quartz crystal's flex, the chemical cycles of your own heartbeat -- every one of them is a strand structure running its loops. 'Time passing' IS things cycling. Ask how fast time flows somewhere, and the only physical meaning the question has is: how fast do the strand processes there run?</w:t>
+      </w:r>
+    </w:p>
+    <w:p>
+      <w:r>
+        <w:rPr>
+          <w:b w:val="0"/>
+          <w:i w:val="0"/>
+        </w:rPr>
+        <w:t>Now put a mass nearby. A mass is a knot -- a stressed defect that conditions the medium around itself, and the framework's gravity chapters spent this season deriving exactly what that conditioning does: it defines an effective metric, whose temporal part sets the local rate of every oscillation in the conditioned region. A clock near a mass ticks slower for the same reason a wave machine runs differently in modified water: the medium its cycles are made of has changed. Time dilation is not a distortion of an abstract dimension. It is every physical process slowing together, because every physical process is made of the same stuff.</w:t>
+      </w:r>
+    </w:p>
+    <w:p>
+      <w:r>
+        <w:rPr>
+          <w:b w:val="0"/>
+          <w:i w:val="0"/>
+        </w:rPr>
+        <w:t>And that word TOGETHER is the deep part. Why do all clocks -- atomic, mechanical, biological -- slow by exactly the same factor, so that no experiment inside a sealed laboratory can detect its own dilation? Einstein had to POSTULATE this universality; it is the equivalence principle, the axiom his whole edifice rests on. The strand picture derives it as an identity: the clock, the light it is compared against, and the physicist doing the comparing are all strand structures in the same weave. Things made of the medium cannot help but keep the medium's time. There is nothing made of anything else that could disagree.</w:t>
+      </w:r>
+    </w:p>
+    <w:p>
+      <w:r>
+        <w:rPr>
+          <w:b w:val="0"/>
+          <w:i w:val="0"/>
+        </w:rPr>
+        <w:t>Motion slows clocks by the same logic. A strand structure coasting through the weave has its internal oscillations stretched by the emergent Lorentz factor -- the famous twin who travels and returns younger is not a paradox but plain mechanics: a configuration whose internal loops literally cycled fewer times. And here the framework makes its one honest departure from Einstein, stated rather than hidden: underneath, there IS a preferred frame -- the weave's own rest frame -- but the corpus proved it is concealed from every probe made of strands, suppressed beyond any laboratory's reach. Time dilation in this picture is exactly Einsteinian at every accessible precision, with exactly one conceivable instrument that could ever tell the difference -- and the framework has named it.</w:t>
+      </w:r>
+    </w:p>
+    <w:p>
+      <w:r>
+        <w:rPr>
+          <w:b w:val="0"/>
+          <w:i w:val="0"/>
+        </w:rPr>
+        <w:t>Now the machine you own. Every GPS satellite carries an atomic clock, and that clock is fought over by the two effects at once: it sits HIGHER in the conditioning field (less slowed by gravity -- it runs fast) and it MOVES at orbital speed (slowed by motion -- it runs slow). The figure shows the battle, computed directly from the derived metric: gravity's gain grows with altitude, speed's penalty shrinks, and they cross near three thousand kilometers up. The space station orbits below the crossover -- astronauts genuinely age a shade slower than the rest of us. GPS orbits far above it: gravity wins, and each satellite clock gains about thirty-eight microseconds per day.</w:t>
+      </w:r>
+    </w:p>
+    <w:p>
+      <w:pPr>
+        <w:jc w:val="center"/>
+      </w:pPr>
+      <w:r>
+        <w:drawing>
+          <wp:inline>
+            <wp:extent cx="5486400" cy="3200400"/>
+            <wp:docPr id="68" name="Picture 68"/>
+            <wp:cNvGraphicFramePr>
+              <a:graphicFrameLocks noChangeAspect="1"/>
+            </wp:cNvGraphicFramePr>
+            <a:graphic>
+              <a:graphicData uri="http://schemas.openxmlformats.org/drawingml/2006/picture">
+                <pic:pic>
+                  <pic:nvPicPr>
+                    <pic:cNvPr id="0" name="gps_fig.png"/>
+                    <pic:cNvPicPr/>
+                  </pic:nvPicPr>
+                  <pic:blipFill>
+                    <a:blip r:embed="rId18"/>
+                    <a:stretch>
+                      <a:fillRect/>
+                    </a:stretch>
+                  </pic:blipFill>
+                  <pic:spPr>
+                    <a:xfrm>
+                      <a:off x="0" y="0"/>
+                      <a:ext cx="5486400" cy="3200400"/>
+                    </a:xfrm>
+                    <a:prstGeom prst="rect"/>
+                  </pic:spPr>
+                </pic:pic>
+              </a:graphicData>
+            </a:graphic>
+          </wp:inline>
+        </w:drawing>
+      </w:r>
+    </w:p>
+    <w:p>
+      <w:r>
+        <w:rPr>
+          <w:b w:val="0"/>
+          <w:i/>
+          <w:sz w:val="18"/>
+        </w:rPr>
+        <w:t>Computed live from the derived metric: the clock-rate battle versus altitude. Below ~3,200 km the speed penalty wins (ISS clocks run slow); above it the gravitational gain wins; at GPS altitude the net is about +38 microseconds per day -- the correction engineers must build in, or the system drifts by kilometers every day.</w:t>
+      </w:r>
+    </w:p>
+    <w:p>
+      <w:r>
+        <w:rPr>
+          <w:b w:val="0"/>
+          <w:i w:val="0"/>
+        </w:rPr>
+        <w:t>Thirty-eight microseconds sounds like nothing. But GPS works by timing light, and light covers eleven kilometers in thirty-eight microseconds -- so a navigation system that ignored time dilation would be off by roughly ten kilometers by tomorrow, and useless by the weekend. The engineers do not treat relativity as philosophy: the correction is dialed into the satellite clocks before launch. Every time your phone finds you on a map, it is running arithmetic on the fact that time passes differently twenty thousand kilometers up -- which, in this book's picture, is the fact that strand loops cycle at the rate their local medium sets.</w:t>
+      </w:r>
+    </w:p>
+    <w:p>
+      <w:r>
+        <w:rPr>
+          <w:b w:val="0"/>
+          <w:i w:val="0"/>
+        </w:rPr>
+        <w:t>The laboratory record runs from historic to absurd. In 1960, Pound and Rebka measured light changing frequency over the height of a Harvard stairwell -- twenty-two meters, a shift of two parts in a thousand trillion, exactly as the metric demands. Today's optical lattice clocks do better: they can resolve the difference in time's rate across a SINGLE CENTIMETER of height. Raise the clock on a lab jack, and it ticks measurably faster. In the strand picture, you have lifted its loops into slightly less-conditioned medium, and they run slightly freer. That is the whole mechanism, from a stairwell to your pocket.</w:t>
+      </w:r>
+    </w:p>
+    <w:p>
+      <w:r>
+        <w:rPr>
+          <w:b w:val="0"/>
+          <w:i w:val="0"/>
+        </w:rPr>
+        <w:t>HONEST LIMIT. The temporal metric behind everything in this chapter was, for most of this framework's life, matched to Einstein's rather than derived -- and this season that changed: the gravity campaign derived the metric's dynamics from the weave's own measured spectrum and discharged the conditions one by one, with the record (including two refutations and three instrument rescues) in the registry. What remains open is stated plainly there too: the absolute strength of gravity -- Newton's constant as a number -- still awaits the framework's one great unsolved problem, the absolute scale. But the RATES in this chapter never needed it: time dilation, like light bending, is a shape-of-the-metric result, and the shapes are now the framework's own. Your GPS, meanwhile, keeps running the correction either way.</w:t>
       </w:r>
     </w:p>
     <w:p>

--- a/papers/_sources/rope_plain_language_guide.docx
+++ b/papers/_sources/rope_plain_language_guide.docx
@@ -7376,6 +7376,84 @@
     <w:p>
       <w:r>
         <w:t>Finally, atomic masses: with a single calibrated constant -- the depth of one nucleon bond -- the model now predicts the masses of atoms from carbon to uranium to about one part in a thousand, with the leftover errors quantitatively traced to the quantum effects the classical picture openly lacks. Hydrogen and helium, the two smallest atoms, are honestly its worst cases: they are the most quantum-dominated, and the quantum boundary remains the programme's deepest open wall -- now precisely mapped: four of the five ingredients a mechanical account of quantum correlations needs are present; the fifth, and both sufficient ones, are not.</w:t>
+      </w:r>
+    </w:p>
+    <w:p>
+      <w:pPr/>
+      <w:r>
+        <w:t>A Comb, Not a Point — What a Black Hole Actually Is</w:t>
+      </w:r>
+    </w:p>
+    <w:p>
+      <w:pPr>
+        <w:spacing w:after="160"/>
+      </w:pPr>
+      <w:r>
+        <w:t>Ask what sits at the center of a black hole and the usual answer is a shrug dressed up in mathematics: a 'singularity,' a point where density becomes infinite and the equations stop working. That answer has always been an admission, not a description — it is where the smooth story of spacetime gives up. The rope picture does not give up there, because ropes do not become infinite. They just get combed.</w:t>
+      </w:r>
+    </w:p>
+    <w:p>
+      <w:pPr>
+        <w:spacing w:after="160"/>
+      </w:pPr>
+      <w:r>
+        <w:t>Recall how light travels in this framework: it is a sideways wiggle, handed from strand to strand through the woven fabric. Two things carry that wiggle — the strand itself, taut like a guitar string, and the crossings where strands press over and under each other, which pass the motion sideways through the weave. Keep both in mind; a black hole is what happens when each of them, in its own way, stops delivering.</w:t>
+      </w:r>
+    </w:p>
+    <w:p>
+      <w:pPr>
+        <w:spacing w:after="160"/>
+      </w:pPr>
+      <w:r>
+        <w:t>Near an enormous mass the strands are hauled taut toward it — pulled harder than anywhere else in the universe. Nothing snaps. Nothing goes slack. The strands of this framework cannot break at all; every conservation law in physics is, in this picture, a statement about that unbreakability. What happens instead is subtler and stranger. First, the freeze: this is the same effect that makes your GPS satellites' clocks run fast compared to yours, taken to its absolute limit. Deep in the pit, every oscillation runs slower and slower as seen from outside, until a wave trying to climb out is, for all external purposes, standing still — not blocked, just slowed toward forever. Second, the decoupling: under the enormous radial load, each crossing is pressed past the little barrier that holds its over-and-under arrangement, and the over-strand slips to the under side. The rope is intact before and after — only the handshake between neighbors is gone. The wiggle that is light finds no one left to hand it to.</w:t>
+      </w:r>
+    </w:p>
+    <w:p>
+      <w:pPr>
+        <w:spacing w:after="160"/>
+      </w:pPr>
+      <w:r>
+        <w:t>Cross the line where that happens everywhere — the event horizon — and what lies inside is not a point of infinite anything. It is a region of taut, radial, parallel strands with the weave between them undone: every rope strung straight toward the center, none of them holding hands. A comb, not a point. The 'singularity' of the textbooks is simply where the smooth description stopped being able to talk about this; the ropes themselves are fine.</w:t>
+      </w:r>
+    </w:p>
+    <w:p>
+      <w:pPr>
+        <w:spacing w:after="160"/>
+      </w:pPr>
+      <w:r>
+        <w:t>Then where is the mass? A black hole outweighs stars, yet the picture just described contains no particles at all in the usual sense — and that is the point. In this framework, mass does not require particles; it requires energy, and a stretched rope stores energy the way a drawn bow does. The black hole's mass IS the tension energy of the comb. When a star's worth of knots falls in, the knots — the particles — are undone by the reconnections, and their energy passes into the tautness of the strands. It gravitates exactly as before, the way a sealed box of pure light would weigh something. And here the picture explains one of the most famous facts about black holes: that they keep only three numbers — mass, charge, and spin — and forget everything else that fell in. In rope terms, those three are the only properties written on the strands themselves: energy in the tension, handedness in the strand's twist, circulation in its motion. Everything else — whether it was iron or hydrogen, a star or a library — was written in the knots, and the knots are gone, their pattern pressed into the tangle of the comb like a book pulped into paper: not destroyed, unreadable.</w:t>
+      </w:r>
+    </w:p>
+    <w:p>
+      <w:pPr>
+        <w:spacing w:after="160"/>
+      </w:pPr>
+      <w:r>
+        <w:t>Now the part discovered most recently, and the part this framework is proudest to say carefully. Does a black hole shine? When one is born — when the collapse combs the fabric — the forming itself rings the strands, and a burst of genuine quantum static escapes: a birth cry. And when a black hole eats, something quieter happens. Each mouthful presses fresh crossings past their barriers, and every one of those little slips releases a tiny click of energy at the active edge of the comb. Each click starts as a fantastically high note from a fantastically tiny event — but it must climb out of the pit, and the climb slows and stretches it. Here is the almost miraculous part: the smaller the event, the deeper it sits, and the two effects cancel so exactly that every click, whatever its origin, arrives at the outside world at the same pitch — a pitch set only by the size of the hole. A feeding black hole hums one note. For a black hole of ten suns, that note is near 180 cycles per second: roughly an F-sharp below middle C, sung by an object that light cannot leave.</w:t>
+      </w:r>
+    </w:p>
+    <w:p>
+      <w:pPr>
+        <w:spacing w:after="160"/>
+      </w:pPr>
+      <w:r>
+        <w:t>Half a century ago, Stephen Hawking predicted by a completely different route that black holes should glow faintly, with a specific temperature. When we computed the pitch and warmth of our whisper — from the mechanics of slipping crossings, with nothing adjusted — the answer landed within a factor of two of Hawking's frequency and within thirty percent of Hawking's temperature. Different engine, same tune, almost. The 'almost' matters, and we have written it down rather than rounded it away: our whisper is powered by feeding, not by the vacuum, and in the fine detail of its faintest overtones it quiets faster than Hawking's glow would — its effective temperature falls off in the high notes instead of holding steady. In principle, the shape of the song tells you which physics is singing.</w:t>
+      </w:r>
+    </w:p>
+    <w:p>
+      <w:pPr>
+        <w:spacing w:after="160"/>
+      </w:pPr>
+      <w:r>
+        <w:t>Which brings us to the boldest thing this picture says, and the one it could be hanged for. Hawking's glow comes from the vacuum itself, so in the standard story every black hole — fed or starving — slowly evaporates, and the smallest ones, born in the early universe, should be ending their lives right now in violent final flashes. Our comb cannot do that. An unfed black hole has no slipping crossings, no clicks, no whisper — nothing. It is the quietest object possible: it remembers its area, announces its birth, whispers when it eats, and otherwise keeps perfect silence, forever. This is a real disagreement with standard physics, and it is registered in the corpus with its own death warrant attached: if astronomers ever catch a primordial black hole in a terminal evaporation burst, this chapter — and the branch of the theory behind it — is wrong. We would rather be falsifiable than fashionable.</w:t>
+      </w:r>
+    </w:p>
+    <w:p>
+      <w:pPr>
+        <w:spacing w:after="160"/>
+      </w:pPr>
+      <w:r>
+        <w:t>The honest fine print, as always. Everything in this chapter extrapolates equations derived where gravity is weak into the place where it is strongest — checking that extrapolation is the programme's next major audit, and it could yet revise this story. The whisper's loudness is now computed, and the news is humbling: the hum saturates at a fixed, fantastically faint level -- a thousand times quieter than even Hawking's famously undetectable glow -- so no instrument we can imagine would hear it; the song is real physics, not a listening proposal. The claims behind this chapter are GRV-034 through GRV-044 in the registry, each with its benchmark, its status, and its stated limits — including the one measurement that came out silent when we expected sound, which we kept, because that silence turned out to be the discovery.</w:t>
       </w:r>
     </w:p>
     <w:sectPr/>

--- a/papers/_sources/rope_plain_language_guide.docx
+++ b/papers/_sources/rope_plain_language_guide.docx
@@ -7454,6 +7454,76 @@
       </w:pPr>
       <w:r>
         <w:t>The honest fine print, as always. Everything in this chapter extrapolates equations derived where gravity is weak into the place where it is strongest — checking that extrapolation is the programme's next major audit, and it could yet revise this story. The whisper's loudness is now computed, and the news is humbling: the hum saturates at a fixed, fantastically faint level -- a thousand times quieter than even Hawking's famously undetectable glow -- so no instrument we can imagine would hear it; the song is real physics, not a listening proposal. The claims behind this chapter are GRV-034 through GRV-044 in the registry, each with its benchmark, its status, and its stated limits — including the one measurement that came out silent when we expected sound, which we kept, because that silence turned out to be the discovery.</w:t>
+      </w:r>
+    </w:p>
+    <w:p>
+      <w:pPr/>
+      <w:r>
+        <w:t>Two Knots, One Ribbon — Entanglement, and the Experiment That Settled It</w:t>
+      </w:r>
+    </w:p>
+    <w:p>
+      <w:pPr>
+        <w:spacing w:after="160"/>
+      </w:pPr>
+      <w:r>
+        <w:t>In 1935, Einstein pointed at the strangest prediction of quantum mechanics and refused to believe it. Take two particles born together, send them to opposite ends of the galaxy, and measure one — and the other seems to respond, instantly, as if the pair shared a secret with no messenger. He called it 'spooky action at a distance' and was sure it meant the theory was incomplete. Thirty years later, John Bell proved something astonishing: this is not a matter of taste. He found an arithmetic test — an inequality — that every possible 'ordinary' explanation must obey, and that quantum mechanics violates. Laboratories have run the test for decades. Quantum mechanics wins, every time. Whatever entanglement is, it is not two objects carrying secret instructions. So what is it?</w:t>
+      </w:r>
+    </w:p>
+    <w:p>
+      <w:pPr>
+        <w:spacing w:after="160"/>
+      </w:pPr>
+      <w:r>
+        <w:t>The rope picture's answer began, fittingly for this book, as a plain question asked in plain words: can't it possibly be two or more ropes together? And the answer turned out to be yes — with a precision that surprised even us. Two entangled particles, in this framework, are not two things that once touched. They are two knots tied in the SAME ribbon. Not similar ribbons, not connected ribbons: one ribbon, with a knot at each end. And a ribbon has a property no pair of separate objects can imitate: it has exactly one twist state, shared along its whole length. If the frames at its two ends point opposite ways — which is what being 'born together as a pair with zero total spin' means mechanically — they point opposite ways as a single fact about a single object, not as two facts that happen to agree.</w:t>
+      </w:r>
+    </w:p>
+    <w:p>
+      <w:pPr>
+        <w:spacing w:after="160"/>
+      </w:pPr>
+      <w:r>
+        <w:t>Here is where it gets beautiful, because our own registry contains the failure that proves the point. For years this framework — like every framework — tried to explain the correlations by treating the two ends as two separate responders sharing information from their common birth. Every such attempt hit a wall: the correlations came out three times too weak, at a precise ceiling our benchmarks measured again and again. When we finally built the one-ribbon model and deliberately ran it with that old 'two separate things' bookkeeping, it landed on our measured wall to four decimal places. The wall, it turns out, was never mysterious. It is simply what you get when you insist on treating one object as two. Bell's inequality is the arithmetic of that mistake.</w:t>
+      </w:r>
+    </w:p>
+    <w:p>
+      <w:pPr>
+        <w:spacing w:after="160"/>
+      </w:pPr>
+      <w:r>
+        <w:t>Treat the ribbon as what it is — one object — and everything changes. Picture two dancers at opposite ends of a hall, each holding one end of a single taut ribbon. When the first dancer grips her end and turns it to face her chosen direction, the ribbon turns with her — all of it — because there is only one ribbon to turn. The second dancer's end is now facing the opposite way, not because a message raced down the hall, but because his end and hers were never two things. We call this 'the reel' in the registry, and when we compute the correlations it produces, they match quantum mechanics exactly — the full strength Bell proved no pair of separate objects could reach.</w:t>
+      </w:r>
+    </w:p>
+    <w:p>
+      <w:pPr>
+        <w:spacing w:after="160"/>
+      </w:pPr>
+      <w:r>
+        <w:t>Now the honest part, stated as plainly as the rest. First: no message travels, and you cannot use this to signal. The far dancer, looking only at his own end, sees nothing change when the near dancer grips hers — his measurements look like coin flips before and coin flips after. Only when the two compare notebooks later does the perfect pattern appear. We verified this in the model down to the last decimal: the ribbon carries bookkeeping, not information. Second: Bell's theorem stands untouched. He proved no LOCAL story works, and ours is not a local story — the ribbon's oneness is exactly the nonlocal ingredient his theorem demands. What the rope picture offers is not an escape from Bell but something physics has lacked for ninety years: an answer to WHAT the spooky connection is made of. It is made of the least spooky thing imaginable — the ordinary rigidity of one shared object. And in a resonance we did not plan, the 'currency' the ribbon trades in — whole turns of its frame — is the same quantity we measured, months apart and for entirely different reasons, at the edge of a black hole. One framework, one currency, from the horizon to the Bell test.</w:t>
+      </w:r>
+    </w:p>
+    <w:p>
+      <w:pPr>
+        <w:spacing w:after="160"/>
+      </w:pPr>
+      <w:r>
+        <w:t>We did not stop at the idea. Over one long day, the pieces of a real Bell test were built, one by one, inside the simulated rope fabric itself. The famous half-angle law that governs quantum measurements — the cos-squared rule students memorize — fell out of pure rope wave energetics: three energy channels and one symmetry, no adjustable numbers anywhere. Then we built the measuring devices: a polarizer, a mirror that reflects one handedness of wave and passes the other, and a full Stern-Gerlach analyzer — the machine that splits a beam of particles by their spin — assembled from nothing but springs, a rotating coupling, and a slope. Each device was tested like laboratory equipment: calibrated, imperfections measured, leakage recorded.</w:t>
+      </w:r>
+    </w:p>
+    <w:p>
+      <w:pPr>
+        <w:spacing w:after="160"/>
+      </w:pPr>
+      <w:r>
+        <w:t>And then, as this project's two-hundredth registered claim, we ran the whole experiment. A stream of ribbon-pairs, two simulated analyzers set at Bell's chosen angles, thousands of trials — with one rule we refused to break: nowhere in the experiment was the quantum formula typed in. The analyzers responded according to their own measured behavior, flaws included. The result violated Bell's classical limit by a margin of sixty standard deviations — and it did NOT reach the theoretical maximum, landing instead exactly where our slightly-leaky instruments predicted it should, just as a real laboratory's does. Then the single most telling test: we froze every piece of hardware and flipped only the bookkeeping, from 'one ribbon' back to 'two separate things.' The correlations collapsed below the classical limit, back to the old wall. The entire difference between the classical world and the quantum one, in this framework, is one line of accounting: whether you respect that two knots on one ribbon are one object.</w:t>
+      </w:r>
+    </w:p>
+    <w:p>
+      <w:pPr>
+        <w:spacing w:after="160"/>
+      </w:pPr>
+      <w:r>
+        <w:t>The fine print, as always, because it is the fine print that lets you trust the rest. Two assumptions in this chain are honestly labeled as assumptions in the registry: that a detector fires on whole quanta in proportion to the energy arriving (plausible, mechanical, but assumed), and the reel itself — the ribbon's instantaneous oneness, which is the nonlocality Bell requires and which we have named rather than derived. An older puzzle about counting rope configurations also remains open, kept visible in the registry as it has been for years. And none of this yet touches the hardest questions of matter — what sets the mass of a proton, why hydrogen weighs what it weighs — which are blocked on instruments not yet built, and which we have declined to guess at. The claims behind this chapter are QB-015 through QB-019, each with its benchmark, its status, and its stated limits — registered, as it happens, on the single most productive day this fifty-year curiosity has ever had.</w:t>
       </w:r>
     </w:p>
     <w:sectPr/>

--- a/papers/_sources/rope_plain_language_guide.docx
+++ b/papers/_sources/rope_plain_language_guide.docx
@@ -200,12 +200,12 @@
     <w:tbl>
       <w:tblPr>
         <w:tblStyle w:val="Table"/>
-        <w:tblW w:type="auto" w:w="0"/>
+        <w:tblW w:type="pct" w:w="4865"/>
         <w:tblLook w:firstRow="0" w:lastRow="0" w:firstColumn="0" w:lastColumn="0" w:noHBand="0" w:noVBand="0" w:val="0000"/>
         <w:jc w:val="start"/>
       </w:tblPr>
       <w:tblGrid>
-        <w:gridCol w:w="7920"/>
+        <w:gridCol w:w="7705"/>
       </w:tblGrid>
       <w:tr>
         <w:tc>
@@ -363,15 +363,8 @@
       </w:tr>
     </w:tbl>
     <w:p>
-      <w:r>
-        <w:pict>
-          <v:rect style="width:0;height:1.5pt" o:hralign="center" o:hrstd="t" o:hr="t"/>
-        </w:pict>
-      </w:r>
-    </w:p>
-    <w:p>
-      <w:pPr>
-        <w:pStyle w:val="FirstParagraph"/>
+      <w:pPr>
+        <w:pStyle w:val="BodyText"/>
       </w:pPr>
       <w:r>
         <w:rPr>
@@ -944,7 +937,7 @@
               <a:graphicData uri="http://schemas.openxmlformats.org/drawingml/2006/picture">
                 <pic:pic>
                   <pic:nvPicPr>
-                    <pic:cNvPr descr="m_plg/media/rId21.png" id="23" name="Picture"/>
+                    <pic:cNvPr descr="m_plg2/media/rId21.png" id="23" name="Picture"/>
                     <pic:cNvPicPr>
                       <a:picLocks noChangeArrowheads="1" noChangeAspect="1"/>
                     </pic:cNvPicPr>
@@ -1052,6 +1045,38 @@
         <w:pStyle w:val="BodyText"/>
       </w:pPr>
       <w:r>
+        <w:t xml:space="preserve">Light is a transverse ripple: the rope moves only side-to-side, while</w:t>
+      </w:r>
+      <w:r>
+        <w:t xml:space="preserve"> </w:t>
+      </w:r>
+      <w:r>
+        <w:t xml:space="preserve">the ripple itself races along it from one atom to another at speed</w:t>
+      </w:r>
+      <w:r>
+        <w:t xml:space="preserve"> </w:t>
+      </w:r>
+      <w:r>
+        <w:t xml:space="preserve">c. The two sideways directions are the two polarisations of light. (The</w:t>
+      </w:r>
+      <w:r>
+        <w:t xml:space="preserve"> </w:t>
+      </w:r>
+      <w:r>
+        <w:t xml:space="preserve">travelling wave becomes a standing wave when confined — that trapped</w:t>
+      </w:r>
+      <w:r>
+        <w:t xml:space="preserve"> </w:t>
+      </w:r>
+      <w:r>
+        <w:t xml:space="preserve">version is what forms the electron shells in the chemistry chapter.)</w:t>
+      </w:r>
+    </w:p>
+    <w:p>
+      <w:pPr>
+        <w:pStyle w:val="BodyText"/>
+      </w:pPr>
+      <w:r>
         <w:t xml:space="preserve">THE ANALOGY. Picture two people holding a long jump rope, and one of</w:t>
       </w:r>
       <w:r>
@@ -1898,12 +1923,12 @@
     <w:tbl>
       <w:tblPr>
         <w:tblStyle w:val="Table"/>
-        <w:tblW w:type="auto" w:w="0"/>
+        <w:tblW w:type="pct" w:w="4865"/>
         <w:tblLook w:firstRow="0" w:lastRow="0" w:firstColumn="0" w:lastColumn="0" w:noHBand="0" w:noVBand="0" w:val="0000"/>
         <w:jc w:val="start"/>
       </w:tblPr>
       <w:tblGrid>
-        <w:gridCol w:w="7920"/>
+        <w:gridCol w:w="7705"/>
       </w:tblGrid>
       <w:tr>
         <w:tc>
@@ -2135,13 +2160,6 @@
       </w:tr>
     </w:tbl>
     <w:p>
-      <w:r>
-        <w:pict>
-          <v:rect style="width:0;height:1.5pt" o:hralign="center" o:hrstd="t" o:hr="t"/>
-        </w:pict>
-      </w:r>
-    </w:p>
-    <w:p>
       <w:pPr>
         <w:pStyle w:val="CaptionedFigure"/>
       </w:pPr>
@@ -2155,7 +2173,7 @@
               <a:graphicData uri="http://schemas.openxmlformats.org/drawingml/2006/picture">
                 <pic:pic>
                   <pic:nvPicPr>
-                    <pic:cNvPr descr="m_plg/media/rId25.png" id="27" name="Picture"/>
+                    <pic:cNvPr descr="m_plg2/media/rId25.png" id="27" name="Picture"/>
                     <pic:cNvPicPr>
                       <a:picLocks noChangeArrowheads="1" noChangeAspect="1"/>
                     </pic:cNvPicPr>
@@ -2231,6 +2249,32 @@
         <w:t xml:space="preserve"> </w:t>
       </w:r>
       <w:r>
+        <w:t xml:space="preserve">right glove. Opposite handedness can mesh (attract); like handedness</w:t>
+      </w:r>
+      <w:r>
+        <w:t xml:space="preserve"> </w:t>
+      </w:r>
+      <w:r>
+        <w:t xml:space="preserve">cannot (repel).</w:t>
+      </w:r>
+    </w:p>
+    <w:p>
+      <w:pPr>
+        <w:pStyle w:val="BodyText"/>
+      </w:pPr>
+      <w:r>
+        <w:t xml:space="preserve">Charge is the handedness of the two strands — electron and positron</w:t>
+      </w:r>
+      <w:r>
+        <w:t xml:space="preserve"> </w:t>
+      </w:r>
+      <w:r>
+        <w:t xml:space="preserve">are the same structure in mirror-image orientations, like a left and</w:t>
+      </w:r>
+      <w:r>
+        <w:t xml:space="preserve"> </w:t>
+      </w:r>
+      <w:r>
         <w:t xml:space="preserve">right glove. Each knot fills the ropes around it with twist of its own</w:t>
       </w:r>
       <w:r>
@@ -2879,12 +2923,12 @@
     <w:tbl>
       <w:tblPr>
         <w:tblStyle w:val="Table"/>
-        <w:tblW w:type="auto" w:w="0"/>
+        <w:tblW w:type="pct" w:w="4865"/>
         <w:tblLook w:firstRow="0" w:lastRow="0" w:firstColumn="0" w:lastColumn="0" w:noHBand="0" w:noVBand="0" w:val="0000"/>
         <w:jc w:val="start"/>
       </w:tblPr>
       <w:tblGrid>
-        <w:gridCol w:w="7920"/>
+        <w:gridCol w:w="7705"/>
       </w:tblGrid>
       <w:tr>
         <w:tc>
@@ -3102,13 +3146,6 @@
       </w:tr>
     </w:tbl>
     <w:p>
-      <w:r>
-        <w:pict>
-          <v:rect style="width:0;height:1.5pt" o:hralign="center" o:hrstd="t" o:hr="t"/>
-        </w:pict>
-      </w:r>
-    </w:p>
-    <w:p>
       <w:pPr>
         <w:pStyle w:val="CaptionedFigure"/>
       </w:pPr>
@@ -3122,7 +3159,7 @@
               <a:graphicData uri="http://schemas.openxmlformats.org/drawingml/2006/picture">
                 <pic:pic>
                   <pic:nvPicPr>
-                    <pic:cNvPr descr="m_plg/media/rId28.png" id="30" name="Picture"/>
+                    <pic:cNvPr descr="m_plg2/media/rId28.png" id="30" name="Picture"/>
                     <pic:cNvPicPr>
                       <a:picLocks noChangeArrowheads="1" noChangeAspect="1"/>
                     </pic:cNvPicPr>
@@ -3218,6 +3255,32 @@
         <w:pStyle w:val="BodyText"/>
       </w:pPr>
       <w:r>
+        <w:t xml:space="preserve">A current is the two-strand helix turned like a screw: rotate it at the</w:t>
+      </w:r>
+      <w:r>
+        <w:t xml:space="preserve"> </w:t>
+      </w:r>
+      <w:r>
+        <w:t xml:space="preserve">battery and, because a helix is a screw (corkscrew, Archimedes screw),</w:t>
+      </w:r>
+      <w:r>
+        <w:t xml:space="preserve"> </w:t>
+      </w:r>
+      <w:r>
+        <w:t xml:space="preserve">the turning drives the load at the far end. Rotation and transport are</w:t>
+      </w:r>
+      <w:r>
+        <w:t xml:space="preserve"> </w:t>
+      </w:r>
+      <w:r>
+        <w:t xml:space="preserve">one motion; the material stays put.</w:t>
+      </w:r>
+    </w:p>
+    <w:p>
+      <w:pPr>
+        <w:pStyle w:val="BodyText"/>
+      </w:pPr>
+      <w:r>
         <w:t xml:space="preserve">One honest refinement keeps this picture accurate. A perfectly rigid</w:t>
       </w:r>
       <w:r>
@@ -3459,7 +3522,7 @@
               <a:graphicData uri="http://schemas.openxmlformats.org/drawingml/2006/picture">
                 <pic:pic>
                   <pic:nvPicPr>
-                    <pic:cNvPr descr="m_plg/media/rId31.png" id="33" name="Picture"/>
+                    <pic:cNvPr descr="m_plg2/media/rId31.png" id="33" name="Picture"/>
                     <pic:cNvPicPr>
                       <a:picLocks noChangeArrowheads="1" noChangeAspect="1"/>
                     </pic:cNvPicPr>
@@ -3538,15 +3601,35 @@
         <w:t xml:space="preserve">— and no steady current.</w:t>
       </w:r>
     </w:p>
+    <w:p>
+      <w:pPr>
+        <w:pStyle w:val="BodyText"/>
+      </w:pPr>
+      <w:r>
+        <w:t xml:space="preserve">A current needs a closed loop: the streaming orientation enters at one</w:t>
+      </w:r>
+      <w:r>
+        <w:t xml:space="preserve"> </w:t>
+      </w:r>
+      <w:r>
+        <w:t xml:space="preserve">terminal and returns at the other. No loop means nowhere for it to go</w:t>
+      </w:r>
+      <w:r>
+        <w:t xml:space="preserve"> </w:t>
+      </w:r>
+      <w:r>
+        <w:t xml:space="preserve">— and no steady current.</w:t>
+      </w:r>
+    </w:p>
     <w:tbl>
       <w:tblPr>
         <w:tblStyle w:val="Table"/>
-        <w:tblW w:type="auto" w:w="0"/>
+        <w:tblW w:type="pct" w:w="4865"/>
         <w:tblLook w:firstRow="0" w:lastRow="0" w:firstColumn="0" w:lastColumn="0" w:noHBand="0" w:noVBand="0" w:val="0000"/>
         <w:jc w:val="start"/>
       </w:tblPr>
       <w:tblGrid>
-        <w:gridCol w:w="7920"/>
+        <w:gridCol w:w="7705"/>
       </w:tblGrid>
       <w:tr>
         <w:tc>
@@ -3731,13 +3814,6 @@
         </w:tc>
       </w:tr>
     </w:tbl>
-    <w:p>
-      <w:r>
-        <w:pict>
-          <v:rect style="width:0;height:1.5pt" o:hralign="center" o:hrstd="t" o:hr="t"/>
-        </w:pict>
-      </w:r>
-    </w:p>
     <w:bookmarkEnd w:id="34"/>
     <w:bookmarkStart w:id="38" w:name="X288b21830572e23463453072ffad64c5739fbd1"/>
     <w:p>
@@ -3894,12 +3970,12 @@
     <w:tbl>
       <w:tblPr>
         <w:tblStyle w:val="Table"/>
-        <w:tblW w:type="auto" w:w="0"/>
+        <w:tblW w:type="pct" w:w="4865"/>
         <w:tblLook w:firstRow="0" w:lastRow="0" w:firstColumn="0" w:lastColumn="0" w:noHBand="0" w:noVBand="0" w:val="0000"/>
         <w:jc w:val="start"/>
       </w:tblPr>
       <w:tblGrid>
-        <w:gridCol w:w="7920"/>
+        <w:gridCol w:w="7705"/>
       </w:tblGrid>
       <w:tr>
         <w:tc>
@@ -4067,15 +4143,8 @@
       </w:tr>
     </w:tbl>
     <w:p>
-      <w:r>
-        <w:pict>
-          <v:rect style="width:0;height:1.5pt" o:hralign="center" o:hrstd="t" o:hr="t"/>
-        </w:pict>
-      </w:r>
-    </w:p>
-    <w:p>
-      <w:pPr>
-        <w:pStyle w:val="FirstParagraph"/>
+      <w:pPr>
+        <w:pStyle w:val="BodyText"/>
       </w:pPr>
       <w:r>
         <w:rPr>
@@ -4302,14 +4371,14 @@
       <w:r>
         <w:drawing>
           <wp:inline>
-            <wp:extent cx="5334000" cy="3622499"/>
+            <wp:extent cx="5334000" cy="3622498"/>
             <wp:effectExtent b="0" l="0" r="0" t="0"/>
             <wp:docPr descr="" title="" id="36" name="Picture"/>
             <a:graphic>
               <a:graphicData uri="http://schemas.openxmlformats.org/drawingml/2006/picture">
                 <pic:pic>
                   <pic:nvPicPr>
-                    <pic:cNvPr descr="m_plg/media/image1.png" id="37" name="Picture"/>
+                    <pic:cNvPr descr="m_plg2/media/rId35.png" id="37" name="Picture"/>
                     <pic:cNvPicPr>
                       <a:picLocks noChangeArrowheads="1" noChangeAspect="1"/>
                     </pic:cNvPicPr>
@@ -4323,7 +4392,7 @@
                   <pic:spPr bwMode="auto">
                     <a:xfrm>
                       <a:off x="0" y="0"/>
-                      <a:ext cx="5334000" cy="3622499"/>
+                      <a:ext cx="5334000" cy="3622498"/>
                     </a:xfrm>
                     <a:prstGeom prst="rect">
                       <a:avLst/>
@@ -4778,12 +4847,12 @@
     <w:tbl>
       <w:tblPr>
         <w:tblStyle w:val="Table"/>
-        <w:tblW w:type="auto" w:w="0"/>
+        <w:tblW w:type="pct" w:w="4865"/>
         <w:tblLook w:firstRow="0" w:lastRow="0" w:firstColumn="0" w:lastColumn="0" w:noHBand="0" w:noVBand="0" w:val="0000"/>
         <w:jc w:val="start"/>
       </w:tblPr>
       <w:tblGrid>
-        <w:gridCol w:w="7920"/>
+        <w:gridCol w:w="7705"/>
       </w:tblGrid>
       <w:tr>
         <w:tc>
@@ -5011,15 +5080,8 @@
       </w:tr>
     </w:tbl>
     <w:p>
-      <w:r>
-        <w:pict>
-          <v:rect style="width:0;height:1.5pt" o:hralign="center" o:hrstd="t" o:hr="t"/>
-        </w:pict>
-      </w:r>
-    </w:p>
-    <w:p>
-      <w:pPr>
-        <w:pStyle w:val="FirstParagraph"/>
+      <w:pPr>
+        <w:pStyle w:val="BodyText"/>
       </w:pPr>
       <w:r>
         <w:t xml:space="preserve">Two things are worth stating carefully. First, why does the response</w:t>
@@ -5074,14 +5136,14 @@
       <w:r>
         <w:drawing>
           <wp:inline>
-            <wp:extent cx="5334000" cy="3730382"/>
+            <wp:extent cx="5334000" cy="3730381"/>
             <wp:effectExtent b="0" l="0" r="0" t="0"/>
             <wp:docPr descr="" title="" id="41" name="Picture"/>
             <a:graphic>
               <a:graphicData uri="http://schemas.openxmlformats.org/drawingml/2006/picture">
                 <pic:pic>
                   <pic:nvPicPr>
-                    <pic:cNvPr descr="m_plg/media/image2.png" id="42" name="Picture"/>
+                    <pic:cNvPr descr="m_plg2/media/rId40.png" id="42" name="Picture"/>
                     <pic:cNvPicPr>
                       <a:picLocks noChangeArrowheads="1" noChangeAspect="1"/>
                     </pic:cNvPicPr>
@@ -5095,7 +5157,7 @@
                   <pic:spPr bwMode="auto">
                     <a:xfrm>
                       <a:off x="0" y="0"/>
-                      <a:ext cx="5334000" cy="3730382"/>
+                      <a:ext cx="5334000" cy="3730381"/>
                     </a:xfrm>
                     <a:prstGeom prst="rect">
                       <a:avLst/>
@@ -5187,12 +5249,12 @@
     <w:tbl>
       <w:tblPr>
         <w:tblStyle w:val="Table"/>
-        <w:tblW w:type="auto" w:w="0"/>
+        <w:tblW w:type="pct" w:w="4865"/>
         <w:tblLook w:firstRow="0" w:lastRow="0" w:firstColumn="0" w:lastColumn="0" w:noHBand="0" w:noVBand="0" w:val="0000"/>
         <w:jc w:val="start"/>
       </w:tblPr>
       <w:tblGrid>
-        <w:gridCol w:w="7920"/>
+        <w:gridCol w:w="7705"/>
       </w:tblGrid>
       <w:tr>
         <w:tc>
@@ -5217,7 +5279,13 @@
               <w:jc w:val="left"/>
             </w:pPr>
             <w:r>
-              <w:t xml:space="preserve">FROM ROTATING ROPES** network that stores energy in its twisting. Move</w:t>
+              <w:t xml:space="preserve">FROM ROTATING ROPES** network that stores energy in its twisting.</w:t>
+            </w:r>
+            <w:r>
+              <w:t xml:space="preserve"> </w:t>
+            </w:r>
+            <w:r>
+              <w:t xml:space="preserve">Move</w:t>
             </w:r>
           </w:p>
         </w:tc>
@@ -5350,15 +5418,8 @@
       </w:tr>
     </w:tbl>
     <w:p>
-      <w:r>
-        <w:pict>
-          <v:rect style="width:0;height:1.5pt" o:hralign="center" o:hrstd="t" o:hr="t"/>
-        </w:pict>
-      </w:r>
-    </w:p>
-    <w:p>
-      <w:pPr>
-        <w:pStyle w:val="FirstParagraph"/>
+      <w:pPr>
+        <w:pStyle w:val="BodyText"/>
       </w:pPr>
       <w:r>
         <w:t xml:space="preserve">The same picture delivers the force on a single moving charge — the</w:t>
@@ -5397,12 +5458,12 @@
     <w:tbl>
       <w:tblPr>
         <w:tblStyle w:val="Table"/>
-        <w:tblW w:type="auto" w:w="0"/>
+        <w:tblW w:type="pct" w:w="4865"/>
         <w:tblLook w:firstRow="0" w:lastRow="0" w:firstColumn="0" w:lastColumn="0" w:noHBand="0" w:noVBand="0" w:val="0000"/>
         <w:jc w:val="start"/>
       </w:tblPr>
       <w:tblGrid>
-        <w:gridCol w:w="7920"/>
+        <w:gridCol w:w="7705"/>
       </w:tblGrid>
       <w:tr>
         <w:tc>
@@ -5570,15 +5631,8 @@
       </w:tr>
     </w:tbl>
     <w:p>
-      <w:r>
-        <w:pict>
-          <v:rect style="width:0;height:1.5pt" o:hralign="center" o:hrstd="t" o:hr="t"/>
-        </w:pict>
-      </w:r>
-    </w:p>
-    <w:p>
-      <w:pPr>
-        <w:pStyle w:val="FirstParagraph"/>
+      <w:pPr>
+        <w:pStyle w:val="BodyText"/>
       </w:pPr>
       <w:r>
         <w:t xml:space="preserve">So far this has all been about currents — but the magnet on your</w:t>
@@ -5703,12 +5757,12 @@
     <w:tbl>
       <w:tblPr>
         <w:tblStyle w:val="Table"/>
-        <w:tblW w:type="auto" w:w="0"/>
+        <w:tblW w:type="pct" w:w="4865"/>
         <w:tblLook w:firstRow="0" w:lastRow="0" w:firstColumn="0" w:lastColumn="0" w:noHBand="0" w:noVBand="0" w:val="0000"/>
         <w:jc w:val="start"/>
       </w:tblPr>
       <w:tblGrid>
-        <w:gridCol w:w="7920"/>
+        <w:gridCol w:w="7705"/>
       </w:tblGrid>
       <w:tr>
         <w:tc>
@@ -6178,13 +6232,6 @@
       </w:tr>
     </w:tbl>
     <w:p>
-      <w:r>
-        <w:pict>
-          <v:rect style="width:0;height:1.5pt" o:hralign="center" o:hrstd="t" o:hr="t"/>
-        </w:pict>
-      </w:r>
-    </w:p>
-    <w:p>
       <w:pPr>
         <w:pStyle w:val="CaptionedFigure"/>
       </w:pPr>
@@ -6198,7 +6245,7 @@
               <a:graphicData uri="http://schemas.openxmlformats.org/drawingml/2006/picture">
                 <pic:pic>
                   <pic:nvPicPr>
-                    <pic:cNvPr descr="m_plg/media/rId40.png" id="45" name="Picture"/>
+                    <pic:cNvPr descr="m_plg2/media/rId43.png" id="45" name="Picture"/>
                     <pic:cNvPicPr>
                       <a:picLocks noChangeArrowheads="1" noChangeAspect="1"/>
                     </pic:cNvPicPr>
@@ -6336,6 +6383,56 @@
         <w:pStyle w:val="BodyText"/>
       </w:pPr>
       <w:r>
+        <w:t xml:space="preserve">A permanent magnet needs no current: each atom is a small rope-swirl,</w:t>
+      </w:r>
+      <w:r>
+        <w:t xml:space="preserve"> </w:t>
+      </w:r>
+      <w:r>
+        <w:t xml:space="preserve">and in iron whole neighbourhoods line up so their swirls add into one</w:t>
+      </w:r>
+      <w:r>
+        <w:t xml:space="preserve"> </w:t>
+      </w:r>
+      <w:r>
+        <w:t xml:space="preserve">big circulation sweeping from end to end. A</w:t>
+      </w:r>
+      <w:r>
+        <w:t xml:space="preserve"> </w:t>
+      </w:r>
+      <w:r>
+        <w:t xml:space="preserve">“</w:t>
+      </w:r>
+      <w:r>
+        <w:t xml:space="preserve">pole</w:t>
+      </w:r>
+      <w:r>
+        <w:t xml:space="preserve">”</w:t>
+      </w:r>
+      <w:r>
+        <w:t xml:space="preserve"> </w:t>
+      </w:r>
+      <w:r>
+        <w:t xml:space="preserve">is just which way the</w:t>
+      </w:r>
+      <w:r>
+        <w:t xml:space="preserve"> </w:t>
+      </w:r>
+      <w:r>
+        <w:t xml:space="preserve">threads sweep at that end — which is why you can never cut out a lone</w:t>
+      </w:r>
+      <w:r>
+        <w:t xml:space="preserve"> </w:t>
+      </w:r>
+      <w:r>
+        <w:t xml:space="preserve">north or south.</w:t>
+      </w:r>
+    </w:p>
+    <w:p>
+      <w:pPr>
+        <w:pStyle w:val="BodyText"/>
+      </w:pPr>
+      <w:r>
         <w:t xml:space="preserve">It is worth showing how the picture handles a tempting idea that turns</w:t>
       </w:r>
       <w:r>
@@ -6608,12 +6705,12 @@
     <w:tbl>
       <w:tblPr>
         <w:tblStyle w:val="Table"/>
-        <w:tblW w:type="auto" w:w="0"/>
+        <w:tblW w:type="pct" w:w="4865"/>
         <w:tblLook w:firstRow="0" w:lastRow="0" w:firstColumn="0" w:lastColumn="0" w:noHBand="0" w:noVBand="0" w:val="0000"/>
         <w:jc w:val="start"/>
       </w:tblPr>
       <w:tblGrid>
-        <w:gridCol w:w="7920"/>
+        <w:gridCol w:w="7705"/>
       </w:tblGrid>
       <w:tr>
         <w:tc>
@@ -6624,7 +6721,13 @@
               <w:jc w:val="left"/>
             </w:pPr>
             <w:r>
-              <w:t xml:space="preserve">**WHAT THIS DOES AND Under the rope picture all four Maxwell equations</w:t>
+              <w:t xml:space="preserve">**WHAT THIS DOES AND Under the rope picture all four Maxwell</w:t>
+            </w:r>
+            <w:r>
+              <w:t xml:space="preserve"> </w:t>
+            </w:r>
+            <w:r>
+              <w:t xml:space="preserve">equations</w:t>
             </w:r>
           </w:p>
         </w:tc>
@@ -6756,13 +6859,6 @@
         </w:tc>
       </w:tr>
     </w:tbl>
-    <w:p>
-      <w:r>
-        <w:pict>
-          <v:rect style="width:0;height:1.5pt" o:hralign="center" o:hrstd="t" o:hr="t"/>
-        </w:pict>
-      </w:r>
-    </w:p>
     <w:bookmarkEnd w:id="47"/>
     <w:bookmarkStart w:id="51" w:name="X794afd0382848faef0e927ec80e71a5303a0389"/>
     <w:p>
@@ -7177,7 +7273,7 @@
               <a:graphicData uri="http://schemas.openxmlformats.org/drawingml/2006/picture">
                 <pic:pic>
                   <pic:nvPicPr>
-                    <pic:cNvPr descr="m_plg/media/rId45.png" id="50" name="Picture"/>
+                    <pic:cNvPr descr="m_plg2/media/rId48.png" id="50" name="Picture"/>
                     <pic:cNvPicPr>
                       <a:picLocks noChangeArrowheads="1" noChangeAspect="1"/>
                     </pic:cNvPicPr>
@@ -7261,6 +7357,26 @@
         <w:pStyle w:val="BodyText"/>
       </w:pPr>
       <w:r>
+        <w:t xml:space="preserve">Two masses each sit at the focus of many taut ropes; the ropes they</w:t>
+      </w:r>
+      <w:r>
+        <w:t xml:space="preserve"> </w:t>
+      </w:r>
+      <w:r>
+        <w:t xml:space="preserve">share pull them together. This reproduces Newtonian gravity in the weak</w:t>
+      </w:r>
+      <w:r>
+        <w:t xml:space="preserve"> </w:t>
+      </w:r>
+      <w:r>
+        <w:t xml:space="preserve">field — not the full curved-spacetime account of general relativity.</w:t>
+      </w:r>
+    </w:p>
+    <w:p>
+      <w:pPr>
+        <w:pStyle w:val="BodyText"/>
+      </w:pPr>
+      <w:r>
         <w:t xml:space="preserve">Two questions follow naturally from that picture, and the honest</w:t>
       </w:r>
       <w:r>
@@ -8903,7 +9019,7 @@
               <a:graphicData uri="http://schemas.openxmlformats.org/drawingml/2006/picture">
                 <pic:pic>
                   <pic:nvPicPr>
-                    <pic:cNvPr descr="m_plg/media/rId49.png" id="54" name="Picture"/>
+                    <pic:cNvPr descr="m_plg2/media/rId52.png" id="54" name="Picture"/>
                     <pic:cNvPicPr>
                       <a:picLocks noChangeArrowheads="1" noChangeAspect="1"/>
                     </pic:cNvPicPr>
@@ -8999,6 +9115,32 @@
         <w:pStyle w:val="BodyText"/>
       </w:pPr>
       <w:r>
+        <w:t xml:space="preserve">Electrons are standing vibration patterns of the ropes around the</w:t>
+      </w:r>
+      <w:r>
+        <w:t xml:space="preserve"> </w:t>
+      </w:r>
+      <w:r>
+        <w:t xml:space="preserve">nucleus — only certain patterns fit, like notes on a plucked string.</w:t>
+      </w:r>
+      <w:r>
+        <w:t xml:space="preserve"> </w:t>
+      </w:r>
+      <w:r>
+        <w:t xml:space="preserve">Their capacities 2, 8, 18 (= 2n²) come from the rope’s two strands times</w:t>
+      </w:r>
+      <w:r>
+        <w:t xml:space="preserve"> </w:t>
+      </w:r>
+      <w:r>
+        <w:t xml:space="preserve">the n² shapes that fit on a sphere.</w:t>
+      </w:r>
+    </w:p>
+    <w:p>
+      <w:pPr>
+        <w:pStyle w:val="BodyText"/>
+      </w:pPr>
+      <w:r>
         <w:t xml:space="preserve">THE ANALOGY. Picture a guitar string. Left alone, it can only vibrate in</w:t>
       </w:r>
       <w:r>
@@ -9861,7 +10003,7 @@
               <a:graphicData uri="http://schemas.openxmlformats.org/drawingml/2006/picture">
                 <pic:pic>
                   <pic:nvPicPr>
-                    <pic:cNvPr descr="m_plg/media/rId53.png" id="58" name="Picture"/>
+                    <pic:cNvPr descr="m_plg2/media/rId56.png" id="58" name="Picture"/>
                     <pic:cNvPicPr>
                       <a:picLocks noChangeArrowheads="1" noChangeAspect="1"/>
                     </pic:cNvPicPr>
@@ -9957,6 +10099,32 @@
         <w:pStyle w:val="BodyText"/>
       </w:pPr>
       <w:r>
+        <w:t xml:space="preserve">Each nucleon is a dense bundle of ropes. Where two bundles overlap they</w:t>
+      </w:r>
+      <w:r>
+        <w:t xml:space="preserve"> </w:t>
+      </w:r>
+      <w:r>
+        <w:t xml:space="preserve">push and grip enormously — the strong force as physical contact: short</w:t>
+      </w:r>
+      <w:r>
+        <w:t xml:space="preserve"> </w:t>
+      </w:r>
+      <w:r>
+        <w:t xml:space="preserve">range (they either touch or they don’t), the same whatever the charge,</w:t>
+      </w:r>
+      <w:r>
+        <w:t xml:space="preserve"> </w:t>
+      </w:r>
+      <w:r>
+        <w:t xml:space="preserve">with a hard core that stops the nucleus collapsing.</w:t>
+      </w:r>
+    </w:p>
+    <w:p>
+      <w:pPr>
+        <w:pStyle w:val="BodyText"/>
+      </w:pPr>
+      <w:r>
         <w:t xml:space="preserve">The single most important idea here is that nuclear physics is not a</w:t>
       </w:r>
       <w:r>
@@ -10691,7 +10859,7 @@
               <a:graphicData uri="http://schemas.openxmlformats.org/drawingml/2006/picture">
                 <pic:pic>
                   <pic:nvPicPr>
-                    <pic:cNvPr descr="m_plg/media/rId57.png" id="62" name="Picture"/>
+                    <pic:cNvPr descr="m_plg2/media/rId60.png" id="62" name="Picture"/>
                     <pic:cNvPicPr>
                       <a:picLocks noChangeArrowheads="1" noChangeAspect="1"/>
                     </pic:cNvPicPr>
@@ -10787,6 +10955,32 @@
         <w:pStyle w:val="BodyText"/>
       </w:pPr>
       <w:r>
+        <w:t xml:space="preserve">Temperature is simply how hard the ropes are jiggling; heat flows as</w:t>
+      </w:r>
+      <w:r>
+        <w:t xml:space="preserve"> </w:t>
+      </w:r>
+      <w:r>
+        <w:t xml:space="preserve">vigorous jiggling spreads into calmer regions. Nothing new is added for</w:t>
+      </w:r>
+      <w:r>
+        <w:t xml:space="preserve"> </w:t>
+      </w:r>
+      <w:r>
+        <w:t xml:space="preserve">heat — it is the ordinary vibration of the network, and the standard</w:t>
+      </w:r>
+      <w:r>
+        <w:t xml:space="preserve"> </w:t>
+      </w:r>
+      <w:r>
+        <w:t xml:space="preserve">thermodynamic laws come out unchanged.</w:t>
+      </w:r>
+    </w:p>
+    <w:p>
+      <w:pPr>
+        <w:pStyle w:val="BodyText"/>
+      </w:pPr>
+      <w:r>
         <w:t xml:space="preserve">WHAT HEAT IS. Picture the whole rope network shivering — every strand</w:t>
       </w:r>
       <w:r>
@@ -12221,7 +12415,7 @@
               <a:graphicData uri="http://schemas.openxmlformats.org/drawingml/2006/picture">
                 <pic:pic>
                   <pic:nvPicPr>
-                    <pic:cNvPr descr="m_plg/media/image3.png" id="66" name="Picture"/>
+                    <pic:cNvPr descr="m_plg2/media/rId64.png" id="66" name="Picture"/>
                     <pic:cNvPicPr>
                       <a:picLocks noChangeArrowheads="1" noChangeAspect="1"/>
                     </pic:cNvPicPr>
@@ -13600,7 +13794,7 @@
               <a:graphicData uri="http://schemas.openxmlformats.org/drawingml/2006/picture">
                 <pic:pic>
                   <pic:nvPicPr>
-                    <pic:cNvPr descr="m_plg/media/image4.png" id="69" name="Picture"/>
+                    <pic:cNvPr descr="m_plg2/media/rId67.png" id="69" name="Picture"/>
                     <pic:cNvPicPr>
                       <a:picLocks noChangeArrowheads="1" noChangeAspect="1"/>
                     </pic:cNvPicPr>
@@ -14500,14 +14694,14 @@
       <w:r>
         <w:drawing>
           <wp:inline>
-            <wp:extent cx="5334000" cy="3099486"/>
+            <wp:extent cx="5334000" cy="3099485"/>
             <wp:effectExtent b="0" l="0" r="0" t="0"/>
             <wp:docPr descr="" title="" id="71" name="Picture"/>
             <a:graphic>
               <a:graphicData uri="http://schemas.openxmlformats.org/drawingml/2006/picture">
                 <pic:pic>
                   <pic:nvPicPr>
-                    <pic:cNvPr descr="m_plg/media/image6.png" id="72" name="Picture"/>
+                    <pic:cNvPr descr="m_plg2/media/rId70.png" id="72" name="Picture"/>
                     <pic:cNvPicPr>
                       <a:picLocks noChangeArrowheads="1" noChangeAspect="1"/>
                     </pic:cNvPicPr>
@@ -14521,7 +14715,7 @@
                   <pic:spPr bwMode="auto">
                     <a:xfrm>
                       <a:off x="0" y="0"/>
-                      <a:ext cx="5334000" cy="3099486"/>
+                      <a:ext cx="5334000" cy="3099485"/>
                     </a:xfrm>
                     <a:prstGeom prst="rect">
                       <a:avLst/>
@@ -15222,7 +15416,7 @@
               <a:graphicData uri="http://schemas.openxmlformats.org/drawingml/2006/picture">
                 <pic:pic>
                   <pic:nvPicPr>
-                    <pic:cNvPr descr="m_plg/media/image7.png" id="75" name="Picture"/>
+                    <pic:cNvPr descr="m_plg2/media/rId73.png" id="75" name="Picture"/>
                     <pic:cNvPicPr>
                       <a:picLocks noChangeArrowheads="1" noChangeAspect="1"/>
                     </pic:cNvPicPr>
@@ -15835,7 +16029,7 @@
               <a:graphicData uri="http://schemas.openxmlformats.org/drawingml/2006/picture">
                 <pic:pic>
                   <pic:nvPicPr>
-                    <pic:cNvPr descr="m_plg/media/image8.png" id="78" name="Picture"/>
+                    <pic:cNvPr descr="m_plg2/media/rId76.png" id="78" name="Picture"/>
                     <pic:cNvPicPr>
                       <a:picLocks noChangeArrowheads="1" noChangeAspect="1"/>
                     </pic:cNvPicPr>
@@ -16586,7 +16780,7 @@
               <a:graphicData uri="http://schemas.openxmlformats.org/drawingml/2006/picture">
                 <pic:pic>
                   <pic:nvPicPr>
-                    <pic:cNvPr descr="m_plg/media/image5.png" id="81" name="Picture"/>
+                    <pic:cNvPr descr="m_plg2/media/rId79.png" id="81" name="Picture"/>
                     <pic:cNvPicPr>
                       <a:picLocks noChangeArrowheads="1" noChangeAspect="1"/>
                     </pic:cNvPicPr>
@@ -17475,7 +17669,7 @@
               <a:graphicData uri="http://schemas.openxmlformats.org/drawingml/2006/picture">
                 <pic:pic>
                   <pic:nvPicPr>
-                    <pic:cNvPr descr="m_plg/media/image10.png" id="84" name="Picture"/>
+                    <pic:cNvPr descr="m_plg2/media/rId82.png" id="84" name="Picture"/>
                     <pic:cNvPicPr>
                       <a:picLocks noChangeArrowheads="1" noChangeAspect="1"/>
                     </pic:cNvPicPr>
@@ -19157,55 +19351,55 @@
         <w:t xml:space="preserve"> </w:t>
       </w:r>
       <w:r>
-        <w:t xml:space="preserve">in: EVERYTHING that falls toward the horizon gets partially eaten.</w:t>
-      </w:r>
-      <w:r>
-        <w:t xml:space="preserve"> </w:t>
-      </w:r>
-      <w:r>
-        <w:t xml:space="preserve">A wave that starts gentle grows fierce as it falls, the way a shout</w:t>
-      </w:r>
-      <w:r>
-        <w:t xml:space="preserve"> </w:t>
-      </w:r>
-      <w:r>
-        <w:t xml:space="preserve">seems to rise in pitch and fury as its source rushes toward you, and</w:t>
-      </w:r>
-      <w:r>
-        <w:t xml:space="preserve"> </w:t>
-      </w:r>
-      <w:r>
-        <w:t xml:space="preserve">close enough to the horizon it always crosses the breaking threshold.</w:t>
-      </w:r>
-      <w:r>
-        <w:t xml:space="preserve"> </w:t>
-      </w:r>
-      <w:r>
-        <w:t xml:space="preserve">Some of it is captured; crossings snap; the hole grows. Accretion —</w:t>
-      </w:r>
-      <w:r>
-        <w:t xml:space="preserve"> </w:t>
-      </w:r>
-      <w:r>
-        <w:t xml:space="preserve">the feeding of black holes — fell out of the bookkeeping as a</w:t>
-      </w:r>
-      <w:r>
-        <w:t xml:space="preserve"> </w:t>
-      </w:r>
-      <w:r>
-        <w:t xml:space="preserve">consequence, not an assumption. And what the hole eats, it writes down:</w:t>
-      </w:r>
-      <w:r>
-        <w:t xml:space="preserve"> </w:t>
-      </w:r>
-      <w:r>
-        <w:t xml:space="preserve">every meal leaves a permanent band of broken crossings that never heal.</w:t>
-      </w:r>
-      <w:r>
-        <w:t xml:space="preserve"> </w:t>
-      </w:r>
-      <w:r>
-        <w:t xml:space="preserve">The books balance to a third of a percent.</w:t>
+        <w:t xml:space="preserve">in: EVERYTHING that falls toward the horizon gets partially eaten. A</w:t>
+      </w:r>
+      <w:r>
+        <w:t xml:space="preserve"> </w:t>
+      </w:r>
+      <w:r>
+        <w:t xml:space="preserve">wave that starts gentle grows fierce as it falls, the way a shout seems</w:t>
+      </w:r>
+      <w:r>
+        <w:t xml:space="preserve"> </w:t>
+      </w:r>
+      <w:r>
+        <w:t xml:space="preserve">to rise in pitch and fury as its source rushes toward you, and close</w:t>
+      </w:r>
+      <w:r>
+        <w:t xml:space="preserve"> </w:t>
+      </w:r>
+      <w:r>
+        <w:t xml:space="preserve">enough to the horizon it always crosses the breaking threshold. Some of</w:t>
+      </w:r>
+      <w:r>
+        <w:t xml:space="preserve"> </w:t>
+      </w:r>
+      <w:r>
+        <w:t xml:space="preserve">it is captured; crossings snap; the hole grows. Accretion — the</w:t>
+      </w:r>
+      <w:r>
+        <w:t xml:space="preserve"> </w:t>
+      </w:r>
+      <w:r>
+        <w:t xml:space="preserve">feeding of black holes — fell out of the bookkeeping as a consequence,</w:t>
+      </w:r>
+      <w:r>
+        <w:t xml:space="preserve"> </w:t>
+      </w:r>
+      <w:r>
+        <w:t xml:space="preserve">not an assumption. And what the hole eats, it writes down: every meal</w:t>
+      </w:r>
+      <w:r>
+        <w:t xml:space="preserve"> </w:t>
+      </w:r>
+      <w:r>
+        <w:t xml:space="preserve">leaves a permanent band of broken crossings that never heal. The books</w:t>
+      </w:r>
+      <w:r>
+        <w:t xml:space="preserve"> </w:t>
+      </w:r>
+      <w:r>
+        <w:t xml:space="preserve">balance to a third of a percent.</w:t>
       </w:r>
     </w:p>
     <w:p>
@@ -19293,19 +19487,19 @@
         <w:t xml:space="preserve"> </w:t>
       </w:r>
       <w:r>
-        <w:t xml:space="preserve">hole’s surface gravity. That proportionality is Hawking’s famous law.</w:t>
-      </w:r>
-      <w:r>
-        <w:t xml:space="preserve"> </w:t>
-      </w:r>
-      <w:r>
-        <w:t xml:space="preserve">We did not put Hawking anywhere in the inputs; the geometry divided out</w:t>
-      </w:r>
-      <w:r>
-        <w:t xml:space="preserve"> </w:t>
-      </w:r>
-      <w:r>
-        <w:t xml:space="preserve">of itself and handed us his formula’s shape. The whisper of the earlier</w:t>
+        <w:t xml:space="preserve">hole’s surface gravity. That proportionality is Hawking’s famous law. We</w:t>
+      </w:r>
+      <w:r>
+        <w:t xml:space="preserve"> </w:t>
+      </w:r>
+      <w:r>
+        <w:t xml:space="preserve">did not put Hawking anywhere in the inputs; the geometry divided out of</w:t>
+      </w:r>
+      <w:r>
+        <w:t xml:space="preserve"> </w:t>
+      </w:r>
+      <w:r>
+        <w:t xml:space="preserve">itself and handed us his formula’s shape. The whisper of the earlier</w:t>
       </w:r>
       <w:r>
         <w:t xml:space="preserve"> </w:t>
@@ -19422,6 +19616,98 @@
       </w:r>
       <w:r>
         <w:t xml:space="preserve">subpoenaing itself. The law stands either way. The volume is in court.</w:t>
+      </w:r>
+    </w:p>
+    <w:p>
+      <w:pPr>
+        <w:pStyle w:val="BodyText"/>
+      </w:pPr>
+      <w:r>
+        <w:t xml:space="preserve">And the court has since ruled, in the best way a court can: the case was</w:t>
+      </w:r>
+      <w:r>
+        <w:t xml:space="preserve"> </w:t>
+      </w:r>
+      <w:r>
+        <w:t xml:space="preserve">thrown out. Four more sessions of our own arithmetic found that the two</w:t>
+      </w:r>
+      <w:r>
+        <w:t xml:space="preserve"> </w:t>
+      </w:r>
+      <w:r>
+        <w:t xml:space="preserve">routes were answering different questions all along. Think of a woodland</w:t>
+      </w:r>
+      <w:r>
+        <w:t xml:space="preserve"> </w:t>
+      </w:r>
+      <w:r>
+        <w:t xml:space="preserve">of snapping twigs on a cold night: how COLD the night is tells you how</w:t>
+      </w:r>
+      <w:r>
+        <w:t xml:space="preserve"> </w:t>
+      </w:r>
+      <w:r>
+        <w:t xml:space="preserve">often a twig snaps; the SIZE of the twigs tells you the pitch of each</w:t>
+      </w:r>
+      <w:r>
+        <w:t xml:space="preserve"> </w:t>
+      </w:r>
+      <w:r>
+        <w:t xml:space="preserve">crack. Our first route had computed the pitch – set by the shape of the</w:t>
+      </w:r>
+      <w:r>
+        <w:t xml:space="preserve"> </w:t>
+      </w:r>
+      <w:r>
+        <w:t xml:space="preserve">hole’s throat, and it stands. Our second route had computed the cold –</w:t>
+      </w:r>
+      <w:r>
+        <w:t xml:space="preserve"> </w:t>
+      </w:r>
+      <w:r>
+        <w:t xml:space="preserve">the horizon’s true temperature, fantastically low, which sets how often</w:t>
+      </w:r>
+      <w:r>
+        <w:t xml:space="preserve"> </w:t>
+      </w:r>
+      <w:r>
+        <w:t xml:space="preserve">the snaps come. We had mistaken one number for the other and called it a</w:t>
+      </w:r>
+      <w:r>
+        <w:t xml:space="preserve"> </w:t>
+      </w:r>
+      <w:r>
+        <w:t xml:space="preserve">contradiction. Both predictions survive, each at its own question; the</w:t>
+      </w:r>
+      <w:r>
+        <w:t xml:space="preserve"> </w:t>
+      </w:r>
+      <w:r>
+        <w:t xml:space="preserve">black hole turns out to be that cold woodland – a freezing reservoir</w:t>
+      </w:r>
+      <w:r>
+        <w:t xml:space="preserve"> </w:t>
+      </w:r>
+      <w:r>
+        <w:t xml:space="preserve">that emits bright little cracks – and the one puzzle left standing is</w:t>
+      </w:r>
+      <w:r>
+        <w:t xml:space="preserve"> </w:t>
+      </w:r>
+      <w:r>
+        <w:t xml:space="preserve">the deepest in this book: how loud, exactly, is a single snap allowed to</w:t>
+      </w:r>
+      <w:r>
+        <w:t xml:space="preserve"> </w:t>
+      </w:r>
+      <w:r>
+        <w:t xml:space="preserve">be? That is the quantum question itself, now waiting at the horizon’s</w:t>
+      </w:r>
+      <w:r>
+        <w:t xml:space="preserve"> </w:t>
+      </w:r>
+      <w:r>
+        <w:t xml:space="preserve">door.</w:t>
       </w:r>
     </w:p>
     <w:p>

--- a/papers/_sources/rope_plain_language_guide.docx
+++ b/papers/_sources/rope_plain_language_guide.docx
@@ -26,6 +26,22 @@
           <w:i/>
         </w:rPr>
         <w:t xml:space="preserve">Chemistry, the Nucleus, and Black Holes</w:t>
+      </w:r>
+    </w:p>
+    <w:p>
+      <w:pPr>
+        <w:pStyle w:val="FirstParagraph"/>
+      </w:pPr>
+      <w:r>
+        <w:t xml:space="preserve">Mark Palmer · with computational collaboration by Claude (Anthropic)</w:t>
+      </w:r>
+    </w:p>
+    <w:p>
+      <w:pPr>
+        <w:pStyle w:val="FirstParagraph"/>
+      </w:pPr>
+      <w:r>
+        <w:t xml:space="preserve">Charlotte, NC · palmer100@gmail.com</w:t>
       </w:r>
     </w:p>
     <w:p>

--- a/papers/_sources/rope_plain_language_guide.docx
+++ b/papers/_sources/rope_plain_language_guide.docx
@@ -7,7 +7,37 @@
         <w:pStyle w:val="Title"/>
       </w:pPr>
       <w:r>
-        <w:t xml:space="preserve">The Rope Picture of the Universe</w:t>
+        <w:t xml:space="preserve">The</w:t>
+      </w:r>
+      <w:r>
+        <w:t xml:space="preserve"> </w:t>
+      </w:r>
+      <w:r>
+        <w:t xml:space="preserve">Rope</w:t>
+      </w:r>
+      <w:r>
+        <w:t xml:space="preserve"> </w:t>
+      </w:r>
+      <w:r>
+        <w:t xml:space="preserve">Picture</w:t>
+      </w:r>
+      <w:r>
+        <w:t xml:space="preserve"> </w:t>
+      </w:r>
+      <w:r>
+        <w:t xml:space="preserve">of</w:t>
+      </w:r>
+      <w:r>
+        <w:t xml:space="preserve"> </w:t>
+      </w:r>
+      <w:r>
+        <w:t xml:space="preserve">the</w:t>
+      </w:r>
+      <w:r>
+        <w:t xml:space="preserve"> </w:t>
+      </w:r>
+      <w:r>
+        <w:t xml:space="preserve">Universe</w:t>
       </w:r>
     </w:p>
     <w:p>
@@ -15,7 +45,31 @@
         <w:pStyle w:val="Author"/>
       </w:pPr>
       <w:r>
-        <w:t xml:space="preserve">Mark Palmer · June 2026</w:t>
+        <w:t xml:space="preserve">Mark</w:t>
+      </w:r>
+      <w:r>
+        <w:t xml:space="preserve"> </w:t>
+      </w:r>
+      <w:r>
+        <w:t xml:space="preserve">Palmer</w:t>
+      </w:r>
+      <w:r>
+        <w:t xml:space="preserve"> </w:t>
+      </w:r>
+      <w:r>
+        <w:t xml:space="preserve">·</w:t>
+      </w:r>
+      <w:r>
+        <w:t xml:space="preserve"> </w:t>
+      </w:r>
+      <w:r>
+        <w:t xml:space="preserve">June</w:t>
+      </w:r>
+      <w:r>
+        <w:t xml:space="preserve"> </w:t>
+      </w:r>
+      <w:r>
+        <w:t xml:space="preserve">2026</w:t>
       </w:r>
     </w:p>
     <w:p>
@@ -52,7 +106,13 @@
         <w:pStyle w:val="FirstParagraph"/>
       </w:pPr>
       <w:r>
-        <w:t xml:space="preserve">Imagine someone hands you a single object — one rope — and says: explain absolutely everything with this.</w:t>
+        <w:t xml:space="preserve">Imagine someone hands you a single object — one rope — and says:</w:t>
+      </w:r>
+      <w:r>
+        <w:t xml:space="preserve"> </w:t>
+      </w:r>
+      <w:r>
+        <w:t xml:space="preserve">explain absolutely everything with this.</w:t>
       </w:r>
     </w:p>
     <w:p>
@@ -60,7 +120,43 @@
         <w:pStyle w:val="BodyText"/>
       </w:pPr>
       <w:r>
-        <w:t xml:space="preserve">A rope can do a surprising number of things. It can carry a ripple. It can twist. It can be tied into a knot. It can be pulled tight under tension. It can hum with a standing vibration. It can be stretched. Six different tricks — and the question this guide explores is a daring one: could six completely different pieces of physics — light, electricity, magnetism, gravity, chemistry, and black holes — turn out to be nothing more than six different things the SAME rope can do?</w:t>
+        <w:t xml:space="preserve">A rope can do a surprising number of things. It can carry a ripple. It</w:t>
+      </w:r>
+      <w:r>
+        <w:t xml:space="preserve"> </w:t>
+      </w:r>
+      <w:r>
+        <w:t xml:space="preserve">can twist. It can be tied into a knot. It can be pulled tight under</w:t>
+      </w:r>
+      <w:r>
+        <w:t xml:space="preserve"> </w:t>
+      </w:r>
+      <w:r>
+        <w:t xml:space="preserve">tension. It can hum with a standing vibration. It can be stretched. Six</w:t>
+      </w:r>
+      <w:r>
+        <w:t xml:space="preserve"> </w:t>
+      </w:r>
+      <w:r>
+        <w:t xml:space="preserve">different tricks — and the question this guide explores is a daring</w:t>
+      </w:r>
+      <w:r>
+        <w:t xml:space="preserve"> </w:t>
+      </w:r>
+      <w:r>
+        <w:t xml:space="preserve">one: could six completely different pieces of physics — light,</w:t>
+      </w:r>
+      <w:r>
+        <w:t xml:space="preserve"> </w:t>
+      </w:r>
+      <w:r>
+        <w:t xml:space="preserve">electricity, magnetism, gravity, chemistry, and black holes — turn out</w:t>
+      </w:r>
+      <w:r>
+        <w:t xml:space="preserve"> </w:t>
+      </w:r>
+      <w:r>
+        <w:t xml:space="preserve">to be nothing more than six different things the SAME rope can do?</w:t>
       </w:r>
     </w:p>
     <w:p>
@@ -68,7 +164,31 @@
         <w:pStyle w:val="BodyText"/>
       </w:pPr>
       <w:r>
-        <w:t xml:space="preserve">That is the whole game. As you read, notice something: no new ingredient ever gets added. It is the same rope on every page — now rippling, now twisting, now vibrating, now pulled taut. By the last chapter the hope is that you feel a small jolt of surprise that the explanation never had to change.</w:t>
+        <w:t xml:space="preserve">That is the whole game. As you read, notice something: no new ingredient</w:t>
+      </w:r>
+      <w:r>
+        <w:t xml:space="preserve"> </w:t>
+      </w:r>
+      <w:r>
+        <w:t xml:space="preserve">ever gets added. It is the same rope on every page — now rippling, now</w:t>
+      </w:r>
+      <w:r>
+        <w:t xml:space="preserve"> </w:t>
+      </w:r>
+      <w:r>
+        <w:t xml:space="preserve">twisting, now vibrating, now pulled taut. By the last chapter the hope</w:t>
+      </w:r>
+      <w:r>
+        <w:t xml:space="preserve"> </w:t>
+      </w:r>
+      <w:r>
+        <w:t xml:space="preserve">is that you feel a small jolt of surprise that the explanation never had</w:t>
+      </w:r>
+      <w:r>
+        <w:t xml:space="preserve"> </w:t>
+      </w:r>
+      <w:r>
+        <w:t xml:space="preserve">to change.</w:t>
       </w:r>
     </w:p>
     <w:p>
@@ -76,7 +196,55 @@
         <w:pStyle w:val="BodyText"/>
       </w:pPr>
       <w:r>
-        <w:t xml:space="preserve">Here is the picture in one breath. Imagine the universe filled with an unimaginable number of ropes — not metaphors, real two-strand ropes like a twisted double cord — stretching between every pair of atoms in existence. You are tied to your chair, to the Sun, to the nearest star, to every scrap of matter in the cosmos. The ropes are under tension, like a guitar string pulled tight. They can twist and wiggle. And crucially they pass THROUGH each other and through matter without tangling — like beams of light crossing, not like ropes piled on a table.</w:t>
+        <w:t xml:space="preserve">Here is the picture in one breath. Imagine the universe filled with an</w:t>
+      </w:r>
+      <w:r>
+        <w:t xml:space="preserve"> </w:t>
+      </w:r>
+      <w:r>
+        <w:t xml:space="preserve">unimaginable number of ropes — not metaphors, real two-strand ropes</w:t>
+      </w:r>
+      <w:r>
+        <w:t xml:space="preserve"> </w:t>
+      </w:r>
+      <w:r>
+        <w:t xml:space="preserve">like a twisted double cord — stretching between every pair of atoms in</w:t>
+      </w:r>
+      <w:r>
+        <w:t xml:space="preserve"> </w:t>
+      </w:r>
+      <w:r>
+        <w:t xml:space="preserve">existence. You are tied to your chair, to the Sun, to the nearest star,</w:t>
+      </w:r>
+      <w:r>
+        <w:t xml:space="preserve"> </w:t>
+      </w:r>
+      <w:r>
+        <w:t xml:space="preserve">to every scrap of matter in the cosmos. The ropes are under tension,</w:t>
+      </w:r>
+      <w:r>
+        <w:t xml:space="preserve"> </w:t>
+      </w:r>
+      <w:r>
+        <w:t xml:space="preserve">like a guitar string pulled tight. They can twist and wiggle. And</w:t>
+      </w:r>
+      <w:r>
+        <w:t xml:space="preserve"> </w:t>
+      </w:r>
+      <w:r>
+        <w:t xml:space="preserve">crucially they pass THROUGH each other and through matter without</w:t>
+      </w:r>
+      <w:r>
+        <w:t xml:space="preserve"> </w:t>
+      </w:r>
+      <w:r>
+        <w:t xml:space="preserve">tangling — like beams of light crossing, not like ropes piled on a</w:t>
+      </w:r>
+      <w:r>
+        <w:t xml:space="preserve"> </w:t>
+      </w:r>
+      <w:r>
+        <w:t xml:space="preserve">table.</w:t>
       </w:r>
     </w:p>
     <w:tbl>
@@ -118,7 +286,10 @@
               <w:jc w:val="left"/>
             </w:pPr>
             <w:r>
-              <w:t xml:space="preserve">Light = RIPPLE. Charge = HANDEDNESS (the mirror-orientation of the two strands, like a left vs right glove). Current = TURNING that helix like a screw, so it drives the load at the far end. Magnetism = the network’s CIRCULATING RESPONSE to those rotating ropes. Gravity = TENSION. Chemistry = STANDING WAVE. Black hole = EXHAUSTED TENSION. </w:t>
+              <w:t xml:space="preserve">Light = RIPPLE. Charge = HANDEDNESS (the mirror-orientation of the two strands, like a left vs right glove). Current = TURNING that helix like a screw, so it drives the load at the far end. Magnetism = the network’s CIRCULATING RESPONSE to those rotating ropes. Gravity = TENSION. Chemistry = STANDING WAVE. Black hole = EXHAUSTED TENSION.</w:t>
+            </w:r>
+            <w:r>
+              <w:t xml:space="preserve"> </w:t>
             </w:r>
             <w:r>
               <w:rPr>
@@ -148,7 +319,25 @@
         <w:pStyle w:val="BodyText"/>
       </w:pPr>
       <w:r>
-        <w:t xml:space="preserve">A fair question before we start: physics already works: why bother learning another picture of it? The answer is that physics has always moved forward by finding a simpler picture hiding underneath complicated mathematics.</w:t>
+        <w:t xml:space="preserve">A fair question before we start: physics already works: why bother</w:t>
+      </w:r>
+      <w:r>
+        <w:t xml:space="preserve"> </w:t>
+      </w:r>
+      <w:r>
+        <w:t xml:space="preserve">learning another picture of it? The answer is that physics has always</w:t>
+      </w:r>
+      <w:r>
+        <w:t xml:space="preserve"> </w:t>
+      </w:r>
+      <w:r>
+        <w:t xml:space="preserve">moved forward by finding a simpler picture hiding underneath complicated</w:t>
+      </w:r>
+      <w:r>
+        <w:t xml:space="preserve"> </w:t>
+      </w:r>
+      <w:r>
+        <w:t xml:space="preserve">mathematics.</w:t>
       </w:r>
     </w:p>
     <w:p>
@@ -156,7 +345,43 @@
         <w:pStyle w:val="BodyText"/>
       </w:pPr>
       <w:r>
-        <w:t xml:space="preserve">Newton showed that the falling apple and the orbiting Moon were the same thing. Maxwell showed that electricity and magnetism were two faces of one thing. Einstein showed that gravity and the geometry of space were deeply the same thing. Each leap took phenomena that looked unrelated and revealed one idea underneath. This guide follows that same spirit and asks a single question: could six apparently different phenomena be six behaviours of one underlying object, a rope?</w:t>
+        <w:t xml:space="preserve">Newton showed that the falling apple and the orbiting Moon were the same</w:t>
+      </w:r>
+      <w:r>
+        <w:t xml:space="preserve"> </w:t>
+      </w:r>
+      <w:r>
+        <w:t xml:space="preserve">thing. Maxwell showed that electricity and magnetism were two faces of</w:t>
+      </w:r>
+      <w:r>
+        <w:t xml:space="preserve"> </w:t>
+      </w:r>
+      <w:r>
+        <w:t xml:space="preserve">one thing. Einstein showed that gravity and the geometry of space were</w:t>
+      </w:r>
+      <w:r>
+        <w:t xml:space="preserve"> </w:t>
+      </w:r>
+      <w:r>
+        <w:t xml:space="preserve">deeply the same thing. Each leap took phenomena that looked unrelated</w:t>
+      </w:r>
+      <w:r>
+        <w:t xml:space="preserve"> </w:t>
+      </w:r>
+      <w:r>
+        <w:t xml:space="preserve">and revealed one idea underneath. This guide follows that same spirit</w:t>
+      </w:r>
+      <w:r>
+        <w:t xml:space="preserve"> </w:t>
+      </w:r>
+      <w:r>
+        <w:t xml:space="preserve">and asks a single question: could six apparently different phenomena be</w:t>
+      </w:r>
+      <w:r>
+        <w:t xml:space="preserve"> </w:t>
+      </w:r>
+      <w:r>
+        <w:t xml:space="preserve">six behaviours of one underlying object, a rope?</w:t>
       </w:r>
     </w:p>
     <w:p>
@@ -164,7 +389,25 @@
         <w:pStyle w:val="BodyText"/>
       </w:pPr>
       <w:r>
-        <w:t xml:space="preserve">That framing matters, because it means the rope picture is not trying to OVERTURN modern physics — it reproduces the same tested equations, as we will keep noting. It is trying to offer a physical THING to hold in your mind where physics usually hands you only mathematics.</w:t>
+        <w:t xml:space="preserve">That framing matters, because it means the rope picture is not trying to</w:t>
+      </w:r>
+      <w:r>
+        <w:t xml:space="preserve"> </w:t>
+      </w:r>
+      <w:r>
+        <w:t xml:space="preserve">OVERTURN modern physics — it reproduces the same tested equations, as</w:t>
+      </w:r>
+      <w:r>
+        <w:t xml:space="preserve"> </w:t>
+      </w:r>
+      <w:r>
+        <w:t xml:space="preserve">we will keep noting. It is trying to offer a physical THING to hold in</w:t>
+      </w:r>
+      <w:r>
+        <w:t xml:space="preserve"> </w:t>
+      </w:r>
+      <w:r>
+        <w:t xml:space="preserve">your mind where physics usually hands you only mathematics.</w:t>
       </w:r>
     </w:p>
     <w:p>
@@ -172,7 +415,136 @@
         <w:pStyle w:val="BodyText"/>
       </w:pPr>
       <w:r>
-        <w:t xml:space="preserve">**THE ITCH IT *Modern physics gets the right ANSWERS but often gives SCRATCHES** strange non-answers for what is physically HAPPENING. A “wave packet” that spreads out and then “collapses.” A “virtual particle” that by definition can never be seen. “Dark matter” that is really just a name for something not yet found. The rope picture tries to replace those placeholder words with an actual object you could, in principle, picture — the way you can picture a wave on the ocean, even if you can’t picture a “wave packet.”*</w:t>
+        <w:t xml:space="preserve">**THE ITCH IT *Modern physics gets the right ANSWERS but often gives</w:t>
+      </w:r>
+      <w:r>
+        <w:t xml:space="preserve"> </w:t>
+      </w:r>
+      <w:r>
+        <w:t xml:space="preserve">SCRATCHES** strange non-answers for what is physically HAPPENING. A</w:t>
+      </w:r>
+      <w:r>
+        <w:t xml:space="preserve"> </w:t>
+      </w:r>
+      <w:r>
+        <w:t xml:space="preserve">“</w:t>
+      </w:r>
+      <w:r>
+        <w:t xml:space="preserve">wave packet</w:t>
+      </w:r>
+      <w:r>
+        <w:t xml:space="preserve">”</w:t>
+      </w:r>
+      <w:r>
+        <w:t xml:space="preserve"> </w:t>
+      </w:r>
+      <w:r>
+        <w:t xml:space="preserve">that spreads out and then</w:t>
+      </w:r>
+      <w:r>
+        <w:t xml:space="preserve"> </w:t>
+      </w:r>
+      <w:r>
+        <w:t xml:space="preserve">“</w:t>
+      </w:r>
+      <w:r>
+        <w:t xml:space="preserve">collapses.</w:t>
+      </w:r>
+      <w:r>
+        <w:t xml:space="preserve">”</w:t>
+      </w:r>
+      <w:r>
+        <w:t xml:space="preserve"> </w:t>
+      </w:r>
+      <w:r>
+        <w:t xml:space="preserve">A</w:t>
+      </w:r>
+      <w:r>
+        <w:t xml:space="preserve"> </w:t>
+      </w:r>
+      <w:r>
+        <w:t xml:space="preserve">“</w:t>
+      </w:r>
+      <w:r>
+        <w:t xml:space="preserve">virtual particle</w:t>
+      </w:r>
+      <w:r>
+        <w:t xml:space="preserve">”</w:t>
+      </w:r>
+      <w:r>
+        <w:t xml:space="preserve"> </w:t>
+      </w:r>
+      <w:r>
+        <w:t xml:space="preserve">that by definition can never be</w:t>
+      </w:r>
+      <w:r>
+        <w:t xml:space="preserve"> </w:t>
+      </w:r>
+      <w:r>
+        <w:t xml:space="preserve">seen.</w:t>
+      </w:r>
+      <w:r>
+        <w:t xml:space="preserve"> </w:t>
+      </w:r>
+      <w:r>
+        <w:t xml:space="preserve">“</w:t>
+      </w:r>
+      <w:r>
+        <w:t xml:space="preserve">Dark matter</w:t>
+      </w:r>
+      <w:r>
+        <w:t xml:space="preserve">”</w:t>
+      </w:r>
+      <w:r>
+        <w:t xml:space="preserve"> </w:t>
+      </w:r>
+      <w:r>
+        <w:t xml:space="preserve">that is really just a name for</w:t>
+      </w:r>
+      <w:r>
+        <w:t xml:space="preserve"> </w:t>
+      </w:r>
+      <w:r>
+        <w:t xml:space="preserve">something not yet found. The rope picture tries to</w:t>
+      </w:r>
+      <w:r>
+        <w:t xml:space="preserve"> </w:t>
+      </w:r>
+      <w:r>
+        <w:t xml:space="preserve">replace those placeholder words with an actual object</w:t>
+      </w:r>
+      <w:r>
+        <w:t xml:space="preserve"> </w:t>
+      </w:r>
+      <w:r>
+        <w:t xml:space="preserve">you could, in principle, picture — the way you can</w:t>
+      </w:r>
+      <w:r>
+        <w:t xml:space="preserve"> </w:t>
+      </w:r>
+      <w:r>
+        <w:t xml:space="preserve">picture a wave on the ocean, even if you can’t picture</w:t>
+      </w:r>
+      <w:r>
+        <w:t xml:space="preserve"> </w:t>
+      </w:r>
+      <w:r>
+        <w:t xml:space="preserve">a</w:t>
+      </w:r>
+      <w:r>
+        <w:t xml:space="preserve"> </w:t>
+      </w:r>
+      <w:r>
+        <w:t xml:space="preserve">“</w:t>
+      </w:r>
+      <w:r>
+        <w:t xml:space="preserve">wave packet.</w:t>
+      </w:r>
+      <w:r>
+        <w:t xml:space="preserve">”</w:t>
+      </w:r>
+      <w:r>
+        <w:t xml:space="preserve">*</w:t>
       </w:r>
     </w:p>
     <w:bookmarkEnd w:id="20"/>
@@ -190,7 +562,25 @@
         <w:pStyle w:val="FirstParagraph"/>
       </w:pPr>
       <w:r>
-        <w:t xml:space="preserve">Think of the rope not as a static cord but as something that can carry a traveling ripple — the way a wave races down a jump rope when you snap your wrist, or a ripple crosses a pond after you drop a stone. That traveling ripple, moving sideways to the rope’s own length, is light.</w:t>
+        <w:t xml:space="preserve">Think of the rope not as a static cord but as something that can carry a</w:t>
+      </w:r>
+      <w:r>
+        <w:t xml:space="preserve"> </w:t>
+      </w:r>
+      <w:r>
+        <w:t xml:space="preserve">traveling ripple — the way a wave races down a jump rope when you snap</w:t>
+      </w:r>
+      <w:r>
+        <w:t xml:space="preserve"> </w:t>
+      </w:r>
+      <w:r>
+        <w:t xml:space="preserve">your wrist, or a ripple crosses a pond after you drop a stone. That</w:t>
+      </w:r>
+      <w:r>
+        <w:t xml:space="preserve"> </w:t>
+      </w:r>
+      <w:r>
+        <w:t xml:space="preserve">traveling ripple, moving sideways to the rope’s own length, is light.</w:t>
       </w:r>
     </w:p>
     <w:tbl>
@@ -242,7 +632,43 @@
               <w:jc w:val="left"/>
             </w:pPr>
             <w:r>
-              <w:t xml:space="preserve">Light is an oscillation of the electromagnetic field — a self-sustaining ripple of the abstract E and B fields at each point of spacetime, governed by Maxwell’s equations. Ask “what is waving?” and modern physics answers: the field itself, a mathematical object; there is no mechanical medium (the old “aether” was abandoned over a century ago).</w:t>
+              <w:t xml:space="preserve">Light is an oscillation of the electromagnetic field — a self-sustaining ripple of the abstract E and B fields at each point of spacetime, governed by Maxwell’s equations. Ask</w:t>
+            </w:r>
+            <w:r>
+              <w:t xml:space="preserve"> </w:t>
+            </w:r>
+            <w:r>
+              <w:t xml:space="preserve">“</w:t>
+            </w:r>
+            <w:r>
+              <w:t xml:space="preserve">what is waving?</w:t>
+            </w:r>
+            <w:r>
+              <w:t xml:space="preserve">”</w:t>
+            </w:r>
+            <w:r>
+              <w:t xml:space="preserve"> </w:t>
+            </w:r>
+            <w:r>
+              <w:t xml:space="preserve">and modern physics answers: the field itself, a mathematical object; there is no mechanical medium (the old</w:t>
+            </w:r>
+            <w:r>
+              <w:t xml:space="preserve"> </w:t>
+            </w:r>
+            <w:r>
+              <w:t xml:space="preserve">“</w:t>
+            </w:r>
+            <w:r>
+              <w:t xml:space="preserve">aether</w:t>
+            </w:r>
+            <w:r>
+              <w:t xml:space="preserve">”</w:t>
+            </w:r>
+            <w:r>
+              <w:t xml:space="preserve"> </w:t>
+            </w:r>
+            <w:r>
+              <w:t xml:space="preserve">was abandoned over a century ago).</w:t>
             </w:r>
           </w:p>
         </w:tc>
@@ -272,7 +698,10 @@
         <w:t xml:space="preserve">The math:</w:t>
       </w:r>
       <w:r>
-        <w:t xml:space="preserve"> the SAME wave equation, reproduced. The rope adds a mechanical ORIGIN for the speed of light: c = √(T/μ), the speed set by the network’s tension T and mass-per-length μ — the same value physics measures, now with a physical reason behind it rather than a postulate.</w:t>
+        <w:t xml:space="preserve"> </w:t>
+      </w:r>
+      <w:r>
+        <w:t xml:space="preserve">the SAME wave equation, reproduced. The rope adds a mechanical ORIGIN for the speed of light: c = √(T/μ), the speed set by the network’s tension T and mass-per-length μ — the same value physics measures, now with a physical reason behind it rather than a postulate.</w:t>
       </w:r>
     </w:p>
     <w:p>
@@ -332,10 +761,160 @@
     </w:p>
     <w:p>
       <w:pPr>
+        <w:pStyle w:val="BlockText"/>
+      </w:pPr>
+      <w:r>
+        <w:t xml:space="preserve">REGISTERED (August 2026): the directional language on this page is no longer</w:t>
+      </w:r>
+      <w:r>
+        <w:t xml:space="preserve"> </w:t>
+      </w:r>
+      <w:r>
+        <w:t xml:space="preserve">unregistered prose. The five-commission electromagnetic arc derived it:</w:t>
+      </w:r>
+      <w:r>
+        <w:t xml:space="preserve"> </w:t>
+      </w:r>
+      <w:r>
+        <w:t xml:space="preserve">the push direction (EM-RECON-024), the whole-mesh carrier and why light is</w:t>
+      </w:r>
+      <w:r>
+        <w:t xml:space="preserve"> </w:t>
+      </w:r>
+      <w:r>
+        <w:t xml:space="preserve">massless (EM-RECON-025), the plus/minus whirlpool rule (EM-RECON-026), the</w:t>
+      </w:r>
+      <w:r>
+        <w:t xml:space="preserve"> </w:t>
+      </w:r>
+      <w:r>
+        <w:t xml:space="preserve">one-number normalization kappa_0 = c/sqrt(eps0*SIGMA) (EM-RECON-027), and</w:t>
+      </w:r>
+      <w:r>
+        <w:t xml:space="preserve"> </w:t>
+      </w:r>
+      <w:r>
+        <w:t xml:space="preserve">the no-drag closure theorem plus mu_0 = 1/(eps0 c^2) (EM-RECON-028). See the</w:t>
+      </w:r>
+      <w:r>
+        <w:t xml:space="preserve"> </w:t>
+      </w:r>
+      <w:r>
+        <w:t xml:space="preserve">“</w:t>
+      </w:r>
+      <w:r>
+        <w:t xml:space="preserve">Which way does light push?</w:t>
+      </w:r>
+      <w:r>
+        <w:t xml:space="preserve">”</w:t>
+      </w:r>
+      <w:r>
+        <w:t xml:space="preserve"> </w:t>
+      </w:r>
+      <w:r>
+        <w:t xml:space="preserve">chapter of the plain-language guide and the</w:t>
+      </w:r>
+      <w:r>
+        <w:t xml:space="preserve"> </w:t>
+      </w:r>
+      <w:r>
+        <w:t xml:space="preserve">postscript of the QPT paper.</w:t>
+      </w:r>
+    </w:p>
+    <w:p>
+      <w:pPr>
+        <w:pStyle w:val="FirstParagraph"/>
+      </w:pPr>
+      <w:r>
+        <w:t xml:space="preserve">**THE *Picture two people holding a long jump rope, and one of</w:t>
+      </w:r>
+      <w:r>
+        <w:t xml:space="preserve"> </w:t>
+      </w:r>
+      <w:r>
+        <w:t xml:space="preserve">ANALOGY** them gives it a single, sharp flick. A hump of rope</w:t>
+      </w:r>
+      <w:r>
+        <w:t xml:space="preserve"> </w:t>
+      </w:r>
+      <w:r>
+        <w:t xml:space="preserve">travels down the length of the cord at a fixed speed —</w:t>
+      </w:r>
+      <w:r>
+        <w:t xml:space="preserve"> </w:t>
+      </w:r>
+      <w:r>
+        <w:t xml:space="preserve">determined by how tightly the rope is pulled and how</w:t>
+      </w:r>
+      <w:r>
+        <w:t xml:space="preserve"> </w:t>
+      </w:r>
+      <w:r>
+        <w:t xml:space="preserve">heavy it is per foot — and arrives at the other end</w:t>
+      </w:r>
+      <w:r>
+        <w:t xml:space="preserve"> </w:t>
+      </w:r>
+      <w:r>
+        <w:t xml:space="preserve">carrying exactly the energy of that flick. That</w:t>
+      </w:r>
+      <w:r>
+        <w:t xml:space="preserve"> </w:t>
+      </w:r>
+      <w:r>
+        <w:t xml:space="preserve">traveling hump, in the rope picture, IS a photon: a</w:t>
+      </w:r>
+      <w:r>
+        <w:t xml:space="preserve"> </w:t>
+      </w:r>
+      <w:r>
+        <w:t xml:space="preserve">single, localized kink racing along a real physical</w:t>
+      </w:r>
+      <w:r>
+        <w:t xml:space="preserve"> </w:t>
+      </w:r>
+      <w:r>
+        <w:t xml:space="preserve">rope.*</w:t>
+      </w:r>
+    </w:p>
+    <w:p>
+      <w:pPr>
         <w:pStyle w:val="BodyText"/>
       </w:pPr>
       <w:r>
-        <w:t xml:space="preserve">**THE *Picture two people holding a long jump rope, and one of ANALOGY** them gives it a single, sharp flick. A hump of rope travels down the length of the cord at a fixed speed — determined by how tightly the rope is pulled and how heavy it is per foot — and arrives at the other end carrying exactly the energy of that flick. That traveling hump, in the rope picture, IS a photon: a single, localized kink racing along a real physical rope.*</w:t>
+        <w:rPr>
+          <w:iCs/>
+          <w:i/>
+        </w:rPr>
+        <w:t xml:space="preserve">A single flick sends one hump racing down the rope at speed c — that</w:t>
+      </w:r>
+      <w:r>
+        <w:rPr>
+          <w:iCs/>
+          <w:i/>
+        </w:rPr>
+        <w:t xml:space="preserve"> </w:t>
+      </w:r>
+      <w:r>
+        <w:rPr>
+          <w:iCs/>
+          <w:i/>
+        </w:rPr>
+        <w:t xml:space="preserve">travelling hump is a photon. The rope only moves sideways; the pattern</w:t>
+      </w:r>
+      <w:r>
+        <w:rPr>
+          <w:iCs/>
+          <w:i/>
+        </w:rPr>
+        <w:t xml:space="preserve"> </w:t>
+      </w:r>
+      <w:r>
+        <w:rPr>
+          <w:iCs/>
+          <w:i/>
+        </w:rPr>
+        <w:t xml:space="preserve">is what travels.</w:t>
       </w:r>
     </w:p>
     <w:p>
@@ -343,11 +922,73 @@
         <w:pStyle w:val="BodyText"/>
       </w:pPr>
       <w:r>
-        <w:rPr>
-          <w:iCs/>
-          <w:i/>
-        </w:rPr>
-        <w:t xml:space="preserve">A single flick sends one hump racing down the rope at speed c — that travelling hump is a photon. The rope only moves sideways; the pattern is what travels.</w:t>
+        <w:t xml:space="preserve">If you have ever seen a crowd do</w:t>
+      </w:r>
+      <w:r>
+        <w:t xml:space="preserve"> </w:t>
+      </w:r>
+      <w:r>
+        <w:t xml:space="preserve">“</w:t>
+      </w:r>
+      <w:r>
+        <w:t xml:space="preserve">the wave</w:t>
+      </w:r>
+      <w:r>
+        <w:t xml:space="preserve">”</w:t>
+      </w:r>
+      <w:r>
+        <w:t xml:space="preserve"> </w:t>
+      </w:r>
+      <w:r>
+        <w:t xml:space="preserve">around a stadium, you</w:t>
+      </w:r>
+      <w:r>
+        <w:t xml:space="preserve"> </w:t>
+      </w:r>
+      <w:r>
+        <w:t xml:space="preserve">already have the deepest part of this picture. Nobody in the crowd runs</w:t>
+      </w:r>
+      <w:r>
+        <w:t xml:space="preserve"> </w:t>
+      </w:r>
+      <w:r>
+        <w:t xml:space="preserve">around the stadium — each person just stands up and sits back down.</w:t>
+      </w:r>
+      <w:r>
+        <w:t xml:space="preserve"> </w:t>
+      </w:r>
+      <w:r>
+        <w:t xml:space="preserve">Yet a wave races all the way around the stands. The PATTERN travels; the</w:t>
+      </w:r>
+      <w:r>
+        <w:t xml:space="preserve"> </w:t>
+      </w:r>
+      <w:r>
+        <w:t xml:space="preserve">people barely move. Light is exactly that: the ripple races along at</w:t>
+      </w:r>
+      <w:r>
+        <w:t xml:space="preserve"> </w:t>
+      </w:r>
+      <w:r>
+        <w:t xml:space="preserve">full speed while the rope itself barely stirs. Hold on to this image —</w:t>
+      </w:r>
+      <w:r>
+        <w:t xml:space="preserve"> </w:t>
+      </w:r>
+      <w:r>
+        <w:t xml:space="preserve">a pattern moving through a medium that itself stays nearly still —</w:t>
+      </w:r>
+      <w:r>
+        <w:t xml:space="preserve"> </w:t>
+      </w:r>
+      <w:r>
+        <w:t xml:space="preserve">because electric current, a few chapters on, turns out to be the very</w:t>
+      </w:r>
+      <w:r>
+        <w:t xml:space="preserve"> </w:t>
+      </w:r>
+      <w:r>
+        <w:t xml:space="preserve">same trick.</w:t>
       </w:r>
     </w:p>
     <w:p>
@@ -355,15 +996,13 @@
         <w:pStyle w:val="BodyText"/>
       </w:pPr>
       <w:r>
-        <w:t xml:space="preserve">If you have ever seen a crowd do “the wave” around a stadium, you already have the deepest part of this picture. Nobody in the crowd runs around the stadium — each person just stands up and sits back down. Yet a wave races all the way around the stands. The PATTERN travels; the people barely move. Light is exactly that: the ripple races along at full speed while the rope itself barely stirs. Hold on to this image — a pattern moving through a medium that itself stays nearly still — because electric current, a few chapters on, turns out to be the very same trick.</w:t>
-      </w:r>
-    </w:p>
-    <w:p>
-      <w:pPr>
-        <w:pStyle w:val="BodyText"/>
-      </w:pPr>
-      <w:r>
-        <w:t xml:space="preserve">This picture explains several things that are usually left as unexplained mathematical facts:</w:t>
+        <w:t xml:space="preserve">This picture explains several things that are usually left as</w:t>
+      </w:r>
+      <w:r>
+        <w:t xml:space="preserve"> </w:t>
+      </w:r>
+      <w:r>
+        <w:t xml:space="preserve">unexplained mathematical facts:</w:t>
       </w:r>
     </w:p>
     <w:p>
@@ -374,7 +1013,31 @@
         </w:numPr>
       </w:pPr>
       <w:r>
-        <w:t xml:space="preserve">Why light always travels at exactly the same speed (c). The ripple’s speed is set by the rope’s tension and weight, both fixed properties of the background rope network — the way the speed of a sound wave is set by the medium it travels through, not by how loud the sound is.</w:t>
+        <w:t xml:space="preserve">Why light always travels at exactly the same speed (c). The</w:t>
+      </w:r>
+      <w:r>
+        <w:t xml:space="preserve"> </w:t>
+      </w:r>
+      <w:r>
+        <w:t xml:space="preserve">ripple’s speed is set by the rope’s tension and weight, both fixed</w:t>
+      </w:r>
+      <w:r>
+        <w:t xml:space="preserve"> </w:t>
+      </w:r>
+      <w:r>
+        <w:t xml:space="preserve">properties of the background rope network — the way the speed of a</w:t>
+      </w:r>
+      <w:r>
+        <w:t xml:space="preserve"> </w:t>
+      </w:r>
+      <w:r>
+        <w:t xml:space="preserve">sound wave is set by the medium it travels through, not by how loud</w:t>
+      </w:r>
+      <w:r>
+        <w:t xml:space="preserve"> </w:t>
+      </w:r>
+      <w:r>
+        <w:t xml:space="preserve">the sound is.</w:t>
       </w:r>
     </w:p>
     <w:p>
@@ -385,7 +1048,25 @@
         </w:numPr>
       </w:pPr>
       <w:r>
-        <w:t xml:space="preserve">Why light has a color (frequency). A gentle flick sends a long, lazy ripple; a sharp flick sends a tight, rapid one. The tightness of the ripple is its frequency — red light is a lazier ripple, blue light a tighter one.</w:t>
+        <w:t xml:space="preserve">Why light has a color (frequency). A gentle flick sends a long, lazy</w:t>
+      </w:r>
+      <w:r>
+        <w:t xml:space="preserve"> </w:t>
+      </w:r>
+      <w:r>
+        <w:t xml:space="preserve">ripple; a sharp flick sends a tight, rapid one. The tightness of the</w:t>
+      </w:r>
+      <w:r>
+        <w:t xml:space="preserve"> </w:t>
+      </w:r>
+      <w:r>
+        <w:t xml:space="preserve">ripple is its frequency — red light is a lazier ripple, blue light</w:t>
+      </w:r>
+      <w:r>
+        <w:t xml:space="preserve"> </w:t>
+      </w:r>
+      <w:r>
+        <w:t xml:space="preserve">a tighter one.</w:t>
       </w:r>
     </w:p>
     <w:p>
@@ -396,7 +1077,25 @@
         </w:numPr>
       </w:pPr>
       <w:r>
-        <w:t xml:space="preserve">Why light has polarization. The rope is a two-strand structure, like a twisted double cord, and the ripple can travel while favoring one strand’s plane of motion over the other — that preferred direction of wiggle is what polarizing sunglasses filter.</w:t>
+        <w:t xml:space="preserve">Why light has polarization. The rope is a two-strand structure, like</w:t>
+      </w:r>
+      <w:r>
+        <w:t xml:space="preserve"> </w:t>
+      </w:r>
+      <w:r>
+        <w:t xml:space="preserve">a twisted double cord, and the ripple can travel while favoring one</w:t>
+      </w:r>
+      <w:r>
+        <w:t xml:space="preserve"> </w:t>
+      </w:r>
+      <w:r>
+        <w:t xml:space="preserve">strand’s plane of motion over the other — that preferred</w:t>
+      </w:r>
+      <w:r>
+        <w:t xml:space="preserve"> </w:t>
+      </w:r>
+      <w:r>
+        <w:t xml:space="preserve">direction of wiggle is what polarizing sunglasses filter.</w:t>
       </w:r>
     </w:p>
     <w:p>
@@ -407,7 +1106,25 @@
         </w:numPr>
       </w:pPr>
       <w:r>
-        <w:t xml:space="preserve">Why the vacuum of empty space isn’t really empty. There’s no such thing as a ripple with nothing to ripple THROUGH. In this picture, the rope network is the thing light travels through — it plays the role that the medium plays for a sound wave or a water wave.</w:t>
+        <w:t xml:space="preserve">Why the vacuum of empty space isn’t really empty. There’s no such</w:t>
+      </w:r>
+      <w:r>
+        <w:t xml:space="preserve"> </w:t>
+      </w:r>
+      <w:r>
+        <w:t xml:space="preserve">thing as a ripple with nothing to ripple THROUGH. In this picture,</w:t>
+      </w:r>
+      <w:r>
+        <w:t xml:space="preserve"> </w:t>
+      </w:r>
+      <w:r>
+        <w:t xml:space="preserve">the rope network is the thing light travels through — it plays the</w:t>
+      </w:r>
+      <w:r>
+        <w:t xml:space="preserve"> </w:t>
+      </w:r>
+      <w:r>
+        <w:t xml:space="preserve">role that the medium plays for a sound wave or a water wave.</w:t>
       </w:r>
     </w:p>
     <w:p>
@@ -419,7 +1136,245 @@
           <w:iCs/>
           <w:i/>
         </w:rPr>
-        <w:t xml:space="preserve">HONEST LIMIT: nearly all of everyday optics now falls straight out of this one picture. The full classical behaviour of light follows from the single rope wave equation — how it bends and spreads through a slit, how two beams interfere, how lenses focus, how mirrors and anti-reflection coatings work, how light stays trapped inside a fibre-optic cable. All of it is the same travelling ripple meeting different boundaries, with no new ingredient. What the rope does NOT resolve here is the deeper QUANTUM behaviour — the single photon that seems to “know” about both slits, the delayed choice, entanglement. Those are not left as a mystery to wave away: they get their own chapter (The Quantum Puzzles), where the rope picture dissolves most of them (a wave through both slits, a separate indivisible dot in one) and, for entanglement, derives the exact ceiling on quantum correlations while naming the one piece still open. So the rope gives all of CLASSICAL light a physical home and reproduces it in full; the quantum puzzles — wins and honest limit alike — are taken up next.</w:t>
+        <w:t xml:space="preserve">HONEST LIMIT: nearly all of everyday optics now falls straight out of</w:t>
+      </w:r>
+      <w:r>
+        <w:rPr>
+          <w:iCs/>
+          <w:i/>
+        </w:rPr>
+        <w:t xml:space="preserve"> </w:t>
+      </w:r>
+      <w:r>
+        <w:rPr>
+          <w:iCs/>
+          <w:i/>
+        </w:rPr>
+        <w:t xml:space="preserve">this one picture. The full classical</w:t>
+      </w:r>
+      <w:r>
+        <w:rPr>
+          <w:iCs/>
+          <w:i/>
+        </w:rPr>
+        <w:t xml:space="preserve"> </w:t>
+      </w:r>
+      <w:r>
+        <w:rPr>
+          <w:iCs/>
+          <w:i/>
+        </w:rPr>
+        <w:t xml:space="preserve">behaviour of light follows from the single rope wave equation — how it</w:t>
+      </w:r>
+      <w:r>
+        <w:rPr>
+          <w:iCs/>
+          <w:i/>
+        </w:rPr>
+        <w:t xml:space="preserve"> </w:t>
+      </w:r>
+      <w:r>
+        <w:rPr>
+          <w:iCs/>
+          <w:i/>
+        </w:rPr>
+        <w:t xml:space="preserve">bends and spreads through a slit, how two beams interfere, how lenses</w:t>
+      </w:r>
+      <w:r>
+        <w:rPr>
+          <w:iCs/>
+          <w:i/>
+        </w:rPr>
+        <w:t xml:space="preserve"> </w:t>
+      </w:r>
+      <w:r>
+        <w:rPr>
+          <w:iCs/>
+          <w:i/>
+        </w:rPr>
+        <w:t xml:space="preserve">focus, how mirrors and anti-reflection coatings work, how light stays</w:t>
+      </w:r>
+      <w:r>
+        <w:rPr>
+          <w:iCs/>
+          <w:i/>
+        </w:rPr>
+        <w:t xml:space="preserve"> </w:t>
+      </w:r>
+      <w:r>
+        <w:rPr>
+          <w:iCs/>
+          <w:i/>
+        </w:rPr>
+        <w:t xml:space="preserve">trapped inside a fibre-optic cable. All of it is the same travelling ripple</w:t>
+      </w:r>
+      <w:r>
+        <w:rPr>
+          <w:iCs/>
+          <w:i/>
+        </w:rPr>
+        <w:t xml:space="preserve"> </w:t>
+      </w:r>
+      <w:r>
+        <w:rPr>
+          <w:iCs/>
+          <w:i/>
+        </w:rPr>
+        <w:t xml:space="preserve">meeting different boundaries, with no new ingredient. What the rope does</w:t>
+      </w:r>
+      <w:r>
+        <w:rPr>
+          <w:iCs/>
+          <w:i/>
+        </w:rPr>
+        <w:t xml:space="preserve"> </w:t>
+      </w:r>
+      <w:r>
+        <w:rPr>
+          <w:iCs/>
+          <w:i/>
+        </w:rPr>
+        <w:t xml:space="preserve">NOT resolve here is the deeper QUANTUM behaviour — the single photon</w:t>
+      </w:r>
+      <w:r>
+        <w:rPr>
+          <w:iCs/>
+          <w:i/>
+        </w:rPr>
+        <w:t xml:space="preserve"> </w:t>
+      </w:r>
+      <w:r>
+        <w:rPr>
+          <w:iCs/>
+          <w:i/>
+        </w:rPr>
+        <w:t xml:space="preserve">that seems to</w:t>
+      </w:r>
+      <w:r>
+        <w:rPr>
+          <w:iCs/>
+          <w:i/>
+        </w:rPr>
+        <w:t xml:space="preserve"> </w:t>
+      </w:r>
+      <w:r>
+        <w:rPr>
+          <w:iCs/>
+          <w:i/>
+        </w:rPr>
+        <w:t xml:space="preserve">“</w:t>
+      </w:r>
+      <w:r>
+        <w:rPr>
+          <w:iCs/>
+          <w:i/>
+        </w:rPr>
+        <w:t xml:space="preserve">know</w:t>
+      </w:r>
+      <w:r>
+        <w:rPr>
+          <w:iCs/>
+          <w:i/>
+        </w:rPr>
+        <w:t xml:space="preserve">”</w:t>
+      </w:r>
+      <w:r>
+        <w:rPr>
+          <w:iCs/>
+          <w:i/>
+        </w:rPr>
+        <w:t xml:space="preserve"> </w:t>
+      </w:r>
+      <w:r>
+        <w:rPr>
+          <w:iCs/>
+          <w:i/>
+        </w:rPr>
+        <w:t xml:space="preserve">about both slits, the delayed choice, entanglement.</w:t>
+      </w:r>
+      <w:r>
+        <w:rPr>
+          <w:iCs/>
+          <w:i/>
+        </w:rPr>
+        <w:t xml:space="preserve"> </w:t>
+      </w:r>
+      <w:r>
+        <w:rPr>
+          <w:iCs/>
+          <w:i/>
+        </w:rPr>
+        <w:t xml:space="preserve">Those are not left as a mystery to wave away: they get their own chapter</w:t>
+      </w:r>
+      <w:r>
+        <w:rPr>
+          <w:iCs/>
+          <w:i/>
+        </w:rPr>
+        <w:t xml:space="preserve"> </w:t>
+      </w:r>
+      <w:r>
+        <w:rPr>
+          <w:iCs/>
+          <w:i/>
+        </w:rPr>
+        <w:t xml:space="preserve">(The Quantum Puzzles), where the rope picture dissolves most of them (a</w:t>
+      </w:r>
+      <w:r>
+        <w:rPr>
+          <w:iCs/>
+          <w:i/>
+        </w:rPr>
+        <w:t xml:space="preserve"> </w:t>
+      </w:r>
+      <w:r>
+        <w:rPr>
+          <w:iCs/>
+          <w:i/>
+        </w:rPr>
+        <w:t xml:space="preserve">wave through both slits, a separate indivisible dot in one) and, for entanglement, derives the exact ceiling on quantum</w:t>
+      </w:r>
+      <w:r>
+        <w:rPr>
+          <w:iCs/>
+          <w:i/>
+        </w:rPr>
+        <w:t xml:space="preserve"> </w:t>
+      </w:r>
+      <w:r>
+        <w:rPr>
+          <w:iCs/>
+          <w:i/>
+        </w:rPr>
+        <w:t xml:space="preserve">correlations while naming the one piece still open. So the rope gives</w:t>
+      </w:r>
+      <w:r>
+        <w:rPr>
+          <w:iCs/>
+          <w:i/>
+        </w:rPr>
+        <w:t xml:space="preserve"> </w:t>
+      </w:r>
+      <w:r>
+        <w:rPr>
+          <w:iCs/>
+          <w:i/>
+        </w:rPr>
+        <w:t xml:space="preserve">all of CLASSICAL light a physical home and reproduces it in full; the</w:t>
+      </w:r>
+      <w:r>
+        <w:rPr>
+          <w:iCs/>
+          <w:i/>
+        </w:rPr>
+        <w:t xml:space="preserve"> </w:t>
+      </w:r>
+      <w:r>
+        <w:rPr>
+          <w:iCs/>
+          <w:i/>
+        </w:rPr>
+        <w:t xml:space="preserve">quantum puzzles — wins and honest limit alike — are taken up next.</w:t>
       </w:r>
     </w:p>
     <w:bookmarkEnd w:id="24"/>
@@ -437,7 +1392,10 @@
         <w:pStyle w:val="FirstParagraph"/>
       </w:pPr>
       <w:r>
-        <w:t xml:space="preserve">Every earlier chapter has been about what the rope </w:t>
+        <w:t xml:space="preserve">Every earlier chapter has been about what the rope</w:t>
+      </w:r>
+      <w:r>
+        <w:t xml:space="preserve"> </w:t>
       </w:r>
       <w:r>
         <w:rPr>
@@ -447,7 +1405,82 @@
         <w:t xml:space="preserve">does</w:t>
       </w:r>
       <w:r>
-        <w:t xml:space="preserve"> — ripple for light, twist for charge, swing for magnetism. This chapter is about the place where those pictures meet their hardest test: the strange results of quantum experiments, where a single particle seems to be a spread-out wave one moment and a single pinpoint the next. These are the famous puzzles — the double slit, the single photon that “knows” about both paths, the delayed choice, entanglement — and this is where the rope picture has to earn its keep or admit its limit. It does some of both, and the honest boundary between the two is the whole point of this chapter.</w:t>
+        <w:t xml:space="preserve"> </w:t>
+      </w:r>
+      <w:r>
+        <w:t xml:space="preserve">— ripple for</w:t>
+      </w:r>
+      <w:r>
+        <w:t xml:space="preserve"> </w:t>
+      </w:r>
+      <w:r>
+        <w:t xml:space="preserve">light, twist for charge, swing for magnetism. This chapter is about the</w:t>
+      </w:r>
+      <w:r>
+        <w:t xml:space="preserve"> </w:t>
+      </w:r>
+      <w:r>
+        <w:t xml:space="preserve">place where those pictures meet their hardest test: the strange results</w:t>
+      </w:r>
+      <w:r>
+        <w:t xml:space="preserve"> </w:t>
+      </w:r>
+      <w:r>
+        <w:t xml:space="preserve">of quantum experiments, where a single particle seems to be a spread-out</w:t>
+      </w:r>
+      <w:r>
+        <w:t xml:space="preserve"> </w:t>
+      </w:r>
+      <w:r>
+        <w:t xml:space="preserve">wave one moment and a single pinpoint the next. These are the famous</w:t>
+      </w:r>
+      <w:r>
+        <w:t xml:space="preserve"> </w:t>
+      </w:r>
+      <w:r>
+        <w:t xml:space="preserve">puzzles — the double slit, the single photon that</w:t>
+      </w:r>
+      <w:r>
+        <w:t xml:space="preserve"> </w:t>
+      </w:r>
+      <w:r>
+        <w:t xml:space="preserve">“</w:t>
+      </w:r>
+      <w:r>
+        <w:t xml:space="preserve">knows</w:t>
+      </w:r>
+      <w:r>
+        <w:t xml:space="preserve">”</w:t>
+      </w:r>
+      <w:r>
+        <w:t xml:space="preserve"> </w:t>
+      </w:r>
+      <w:r>
+        <w:t xml:space="preserve">about both</w:t>
+      </w:r>
+      <w:r>
+        <w:t xml:space="preserve"> </w:t>
+      </w:r>
+      <w:r>
+        <w:t xml:space="preserve">paths, the delayed choice, entanglement — and this is where the rope</w:t>
+      </w:r>
+      <w:r>
+        <w:t xml:space="preserve"> </w:t>
+      </w:r>
+      <w:r>
+        <w:t xml:space="preserve">picture has to earn its keep or admit its limit. It does some of both,</w:t>
+      </w:r>
+      <w:r>
+        <w:t xml:space="preserve"> </w:t>
+      </w:r>
+      <w:r>
+        <w:t xml:space="preserve">and the honest boundary between the two is the whole point of this</w:t>
+      </w:r>
+      <w:r>
+        <w:t xml:space="preserve"> </w:t>
+      </w:r>
+      <w:r>
+        <w:t xml:space="preserve">chapter.</w:t>
       </w:r>
     </w:p>
     <w:p>
@@ -455,17 +1488,52 @@
         <w:pStyle w:val="BodyText"/>
       </w:pPr>
       <w:r>
-        <w:t xml:space="preserve">The single idea that unlocks most of it is this: </w:t>
+        <w:t xml:space="preserve">The single idea that unlocks most of it is this:</w:t>
+      </w:r>
+      <w:r>
+        <w:t xml:space="preserve"> </w:t>
       </w:r>
       <w:r>
         <w:rPr>
           <w:bCs/>
           <w:b/>
         </w:rPr>
-        <w:t xml:space="preserve">the wave and the dot are two different things happening at two different places.</w:t>
-      </w:r>
-      <w:r>
-        <w:t xml:space="preserve"> The rope carries a spread-out ripple that genuinely goes everywhere the wave can go. But the </w:t>
+        <w:t xml:space="preserve">the wave and the dot</w:t>
+      </w:r>
+      <w:r>
+        <w:rPr>
+          <w:bCs/>
+          <w:b/>
+        </w:rPr>
+        <w:t xml:space="preserve"> </w:t>
+      </w:r>
+      <w:r>
+        <w:rPr>
+          <w:bCs/>
+          <w:b/>
+        </w:rPr>
+        <w:t xml:space="preserve">are two different things happening at two different places.</w:t>
+      </w:r>
+      <w:r>
+        <w:t xml:space="preserve"> </w:t>
+      </w:r>
+      <w:r>
+        <w:t xml:space="preserve">The rope</w:t>
+      </w:r>
+      <w:r>
+        <w:t xml:space="preserve"> </w:t>
+      </w:r>
+      <w:r>
+        <w:t xml:space="preserve">carries a spread-out ripple that genuinely goes everywhere the wave can</w:t>
+      </w:r>
+      <w:r>
+        <w:t xml:space="preserve"> </w:t>
+      </w:r>
+      <w:r>
+        <w:t xml:space="preserve">go. But the</w:t>
+      </w:r>
+      <w:r>
+        <w:t xml:space="preserve"> </w:t>
       </w:r>
       <w:r>
         <w:rPr>
@@ -475,7 +1543,28 @@
         <w:t xml:space="preserve">click</w:t>
       </w:r>
       <w:r>
-        <w:t xml:space="preserve"> — the dot on the screen, the detector firing — happens in the detector, when that spread-out ripple dumps its energy into one spot. The wave delivers the odds; the detector delivers the dot. Keep those two apart and the paradoxes come apart with them.</w:t>
+        <w:t xml:space="preserve"> </w:t>
+      </w:r>
+      <w:r>
+        <w:t xml:space="preserve">— the dot on the screen, the detector firing —</w:t>
+      </w:r>
+      <w:r>
+        <w:t xml:space="preserve"> </w:t>
+      </w:r>
+      <w:r>
+        <w:t xml:space="preserve">happens in the detector, when that spread-out ripple dumps its energy</w:t>
+      </w:r>
+      <w:r>
+        <w:t xml:space="preserve"> </w:t>
+      </w:r>
+      <w:r>
+        <w:t xml:space="preserve">into one spot. The wave delivers the odds; the detector delivers the</w:t>
+      </w:r>
+      <w:r>
+        <w:t xml:space="preserve"> </w:t>
+      </w:r>
+      <w:r>
+        <w:t xml:space="preserve">dot. Keep those two apart and the paradoxes come apart with them.</w:t>
       </w:r>
     </w:p>
     <w:tbl>
@@ -527,7 +1616,25 @@
               <w:jc w:val="left"/>
             </w:pPr>
             <w:r>
-              <w:t xml:space="preserve">A quantum particle is described by a wavefunction that spreads through space and “collapses” to a definite position when measured. What collapse physically IS, and why measurement causes it, is the century-old measurement problem — left unresolved, or interpreted in a dozen competing ways.</w:t>
+              <w:t xml:space="preserve">A quantum particle is described by a wavefunction that spreads through space and</w:t>
+            </w:r>
+            <w:r>
+              <w:t xml:space="preserve"> </w:t>
+            </w:r>
+            <w:r>
+              <w:t xml:space="preserve">“</w:t>
+            </w:r>
+            <w:r>
+              <w:t xml:space="preserve">collapses</w:t>
+            </w:r>
+            <w:r>
+              <w:t xml:space="preserve">”</w:t>
+            </w:r>
+            <w:r>
+              <w:t xml:space="preserve"> </w:t>
+            </w:r>
+            <w:r>
+              <w:t xml:space="preserve">to a definite position when measured. What collapse physically IS, and why measurement causes it, is the century-old measurement problem — left unresolved, or interpreted in a dozen competing ways.</w:t>
             </w:r>
           </w:p>
         </w:tc>
@@ -539,7 +1646,25 @@
               <w:jc w:val="left"/>
             </w:pPr>
             <w:r>
-              <w:t xml:space="preserve">The spread-out thing is a real ripple on the rope network — it genuinely travels every open path. The “collapse” is not a mystery event in the wave; it is an ordinary threshold event in the DETECTOR, where the spread ripple concentrates its energy and trips one absorber. Two things, two places.</w:t>
+              <w:t xml:space="preserve">The spread-out thing is a real ripple on the rope network — it genuinely travels every open path. The</w:t>
+            </w:r>
+            <w:r>
+              <w:t xml:space="preserve"> </w:t>
+            </w:r>
+            <w:r>
+              <w:t xml:space="preserve">“</w:t>
+            </w:r>
+            <w:r>
+              <w:t xml:space="preserve">collapse</w:t>
+            </w:r>
+            <w:r>
+              <w:t xml:space="preserve">”</w:t>
+            </w:r>
+            <w:r>
+              <w:t xml:space="preserve"> </w:t>
+            </w:r>
+            <w:r>
+              <w:t xml:space="preserve">is not a mystery event in the wave; it is an ordinary threshold event in the DETECTOR, where the spread ripple concentrates its energy and trips one absorber. Two things, two places.</w:t>
             </w:r>
           </w:p>
         </w:tc>
@@ -557,7 +1682,10 @@
         <w:t xml:space="preserve">The math:</w:t>
       </w:r>
       <w:r>
-        <w:t xml:space="preserve"> the measured statistics — interference fringes, 50/50 at a beamsplitter, the exact anticoincidence of single photons, photon-counting distributions — are reproduced. What is NOT claimed is a from-scratch derivation of the wave’s own rulebook, and the chapter says exactly where that line falls.</w:t>
+        <w:t xml:space="preserve"> </w:t>
+      </w:r>
+      <w:r>
+        <w:t xml:space="preserve">the measured statistics — interference fringes, 50/50 at a beamsplitter, the exact anticoincidence of single photons, photon-counting distributions — are reproduced. What is NOT claimed is a from-scratch derivation of the wave’s own rulebook, and the chapter says exactly where that line falls.</w:t>
       </w:r>
     </w:p>
     <w:bookmarkStart w:id="25" w:name="Xf4f15b0f1c448bce609cd2cdcbfa3f9235fd24f"/>
@@ -574,7 +1702,28 @@
         <w:pStyle w:val="FirstParagraph"/>
       </w:pPr>
       <w:r>
-        <w:t xml:space="preserve">Send light at a barrier with two slits and you get stripes on the far wall — bright and dark bands, the signature of a wave passing through both slits and interfering with itself. No surprise there; water waves do the same. The shock is that if you dim the source until only </w:t>
+        <w:t xml:space="preserve">Send light at a barrier with two slits and you get stripes on the far</w:t>
+      </w:r>
+      <w:r>
+        <w:t xml:space="preserve"> </w:t>
+      </w:r>
+      <w:r>
+        <w:t xml:space="preserve">wall — bright and dark bands, the signature of a wave passing through</w:t>
+      </w:r>
+      <w:r>
+        <w:t xml:space="preserve"> </w:t>
+      </w:r>
+      <w:r>
+        <w:t xml:space="preserve">both slits and interfering with itself. No surprise there; water waves</w:t>
+      </w:r>
+      <w:r>
+        <w:t xml:space="preserve"> </w:t>
+      </w:r>
+      <w:r>
+        <w:t xml:space="preserve">do the same. The shock is that if you dim the source until only</w:t>
+      </w:r>
+      <w:r>
+        <w:t xml:space="preserve"> </w:t>
       </w:r>
       <w:r>
         <w:rPr>
@@ -584,7 +1733,16 @@
         <w:t xml:space="preserve">one</w:t>
       </w:r>
       <w:r>
-        <w:t xml:space="preserve"> particle crosses at a time, the stripes still build up, dot by dot, as if each lone particle somehow went through both slits.</w:t>
+        <w:t xml:space="preserve"> </w:t>
+      </w:r>
+      <w:r>
+        <w:t xml:space="preserve">particle crosses at a time, the stripes still build up, dot by dot, as</w:t>
+      </w:r>
+      <w:r>
+        <w:t xml:space="preserve"> </w:t>
+      </w:r>
+      <w:r>
+        <w:t xml:space="preserve">if each lone particle somehow went through both slits.</w:t>
       </w:r>
     </w:p>
     <w:p>
@@ -592,7 +1750,16 @@
         <w:pStyle w:val="BodyText"/>
       </w:pPr>
       <w:r>
-        <w:t xml:space="preserve">In the rope picture there is no paradox, because the two halves of that sentence describe two different things. The </w:t>
+        <w:t xml:space="preserve">In the rope picture there is no paradox, because the two halves of that</w:t>
+      </w:r>
+      <w:r>
+        <w:t xml:space="preserve"> </w:t>
+      </w:r>
+      <w:r>
+        <w:t xml:space="preserve">sentence describe two different things. The</w:t>
+      </w:r>
+      <w:r>
+        <w:t xml:space="preserve"> </w:t>
       </w:r>
       <w:r>
         <w:rPr>
@@ -602,7 +1769,31 @@
         <w:t xml:space="preserve">ripple</w:t>
       </w:r>
       <w:r>
-        <w:t xml:space="preserve"> — the spread-out wave on the rope network — really does thread both slits, every time, in every version of the experiment. That is just a wave being a wave. The </w:t>
+        <w:t xml:space="preserve"> </w:t>
+      </w:r>
+      <w:r>
+        <w:t xml:space="preserve">— the spread-out</w:t>
+      </w:r>
+      <w:r>
+        <w:t xml:space="preserve"> </w:t>
+      </w:r>
+      <w:r>
+        <w:t xml:space="preserve">wave on the rope network — really does thread both slits, every time,</w:t>
+      </w:r>
+      <w:r>
+        <w:t xml:space="preserve"> </w:t>
+      </w:r>
+      <w:r>
+        <w:t xml:space="preserve">in every version of the experiment. That is just a wave being a wave.</w:t>
+      </w:r>
+      <w:r>
+        <w:t xml:space="preserve"> </w:t>
+      </w:r>
+      <w:r>
+        <w:t xml:space="preserve">The</w:t>
+      </w:r>
+      <w:r>
+        <w:t xml:space="preserve"> </w:t>
       </w:r>
       <w:r>
         <w:rPr>
@@ -612,7 +1803,19 @@
         <w:t xml:space="preserve">dot</w:t>
       </w:r>
       <w:r>
-        <w:t xml:space="preserve"> is a separate event: when the ripple reaches the screen, it concentrates its energy and trips exactly one absorber, and </w:t>
+        <w:t xml:space="preserve"> </w:t>
+      </w:r>
+      <w:r>
+        <w:t xml:space="preserve">is a separate event: when the ripple reaches the screen, it</w:t>
+      </w:r>
+      <w:r>
+        <w:t xml:space="preserve"> </w:t>
+      </w:r>
+      <w:r>
+        <w:t xml:space="preserve">concentrates its energy and trips exactly one absorber, and</w:t>
+      </w:r>
+      <w:r>
+        <w:t xml:space="preserve"> </w:t>
       </w:r>
       <w:r>
         <w:rPr>
@@ -622,7 +1825,43 @@
         <w:t xml:space="preserve">where</w:t>
       </w:r>
       <w:r>
-        <w:t xml:space="preserve"> it trips is governed by the wave’s strength at that spot. Bright bands are where the ripple is strong (dots land often); dark bands are where the two slits’ ripples cancel (dots rarely land). Build up twenty thousand dots and the bright-and-dark pattern of the wave reappears — not because each dot interfered, but because the dots are </w:t>
+        <w:t xml:space="preserve"> </w:t>
+      </w:r>
+      <w:r>
+        <w:t xml:space="preserve">it</w:t>
+      </w:r>
+      <w:r>
+        <w:t xml:space="preserve"> </w:t>
+      </w:r>
+      <w:r>
+        <w:t xml:space="preserve">trips is governed by the wave’s strength at that spot. Bright bands are</w:t>
+      </w:r>
+      <w:r>
+        <w:t xml:space="preserve"> </w:t>
+      </w:r>
+      <w:r>
+        <w:t xml:space="preserve">where the ripple is strong (dots land often); dark bands are where the</w:t>
+      </w:r>
+      <w:r>
+        <w:t xml:space="preserve"> </w:t>
+      </w:r>
+      <w:r>
+        <w:t xml:space="preserve">two slits’ ripples cancel (dots rarely land). Build up twenty thousand</w:t>
+      </w:r>
+      <w:r>
+        <w:t xml:space="preserve"> </w:t>
+      </w:r>
+      <w:r>
+        <w:t xml:space="preserve">dots and the bright-and-dark pattern of the wave reappears — not</w:t>
+      </w:r>
+      <w:r>
+        <w:t xml:space="preserve"> </w:t>
+      </w:r>
+      <w:r>
+        <w:t xml:space="preserve">because each dot interfered, but because the dots are</w:t>
+      </w:r>
+      <w:r>
+        <w:t xml:space="preserve"> </w:t>
       </w:r>
       <w:r>
         <w:rPr>
@@ -632,7 +1871,16 @@
         <w:t xml:space="preserve">placed</w:t>
       </w:r>
       <w:r>
-        <w:t xml:space="preserve"> by a wave that did.</w:t>
+        <w:t xml:space="preserve"> </w:t>
+      </w:r>
+      <w:r>
+        <w:t xml:space="preserve">by a wave</w:t>
+      </w:r>
+      <w:r>
+        <w:t xml:space="preserve"> </w:t>
+      </w:r>
+      <w:r>
+        <w:t xml:space="preserve">that did.</w:t>
       </w:r>
     </w:p>
     <w:p>
@@ -640,7 +1888,61 @@
         <w:pStyle w:val="BodyText"/>
       </w:pPr>
       <w:r>
-        <w:t xml:space="preserve">**THE *Picture a wave rolling toward a harbour wall with two ANALOGY** gaps in it. The wave obviously goes through both gaps and the ripples on the far side cross and interfere — that is not mysterious. Now imagine the far shore is lined with mousetraps, and the wave is only strong enough to spring exactly ONE trap. Which trap springs is a matter of chance, but traps in the tall-ripple zones spring far more often. Run it many times and the sprung traps trace out the interference pattern — each trap sprung singly, by a wave that always went through both gaps.*</w:t>
+        <w:t xml:space="preserve">**THE *Picture a wave rolling toward a harbour wall with two</w:t>
+      </w:r>
+      <w:r>
+        <w:t xml:space="preserve"> </w:t>
+      </w:r>
+      <w:r>
+        <w:t xml:space="preserve">ANALOGY** gaps in it. The wave obviously goes through both gaps and</w:t>
+      </w:r>
+      <w:r>
+        <w:t xml:space="preserve"> </w:t>
+      </w:r>
+      <w:r>
+        <w:t xml:space="preserve">the ripples on the far side cross and interfere — that is</w:t>
+      </w:r>
+      <w:r>
+        <w:t xml:space="preserve"> </w:t>
+      </w:r>
+      <w:r>
+        <w:t xml:space="preserve">not mysterious. Now imagine the far shore is lined with</w:t>
+      </w:r>
+      <w:r>
+        <w:t xml:space="preserve"> </w:t>
+      </w:r>
+      <w:r>
+        <w:t xml:space="preserve">mousetraps, and the wave is only strong enough to spring</w:t>
+      </w:r>
+      <w:r>
+        <w:t xml:space="preserve"> </w:t>
+      </w:r>
+      <w:r>
+        <w:t xml:space="preserve">exactly ONE trap. Which trap springs is a matter of</w:t>
+      </w:r>
+      <w:r>
+        <w:t xml:space="preserve"> </w:t>
+      </w:r>
+      <w:r>
+        <w:t xml:space="preserve">chance, but traps in the tall-ripple zones spring far more</w:t>
+      </w:r>
+      <w:r>
+        <w:t xml:space="preserve"> </w:t>
+      </w:r>
+      <w:r>
+        <w:t xml:space="preserve">often. Run it many times and the sprung traps trace out</w:t>
+      </w:r>
+      <w:r>
+        <w:t xml:space="preserve"> </w:t>
+      </w:r>
+      <w:r>
+        <w:t xml:space="preserve">the interference pattern — each trap sprung singly, by a</w:t>
+      </w:r>
+      <w:r>
+        <w:t xml:space="preserve"> </w:t>
+      </w:r>
+      <w:r>
+        <w:t xml:space="preserve">wave that always went through both gaps.*</w:t>
       </w:r>
     </w:p>
     <w:p>
@@ -648,7 +1950,37 @@
         <w:pStyle w:val="BodyText"/>
       </w:pPr>
       <w:r>
-        <w:t xml:space="preserve">Why does exactly one absorber fire, and never half of one, never two? Because the click is the making of a knot in the network, and a knot is all-or-nothing — you cannot tie half a knot. That indivisibility is not an extra assumption; it falls straight out of the framework’s most solid fact, that winding is a whole number (the charge chapter). One quantum in, one knot made, one dot out.</w:t>
+        <w:t xml:space="preserve">Why does exactly one absorber fire, and never half of one, never two?</w:t>
+      </w:r>
+      <w:r>
+        <w:t xml:space="preserve"> </w:t>
+      </w:r>
+      <w:r>
+        <w:t xml:space="preserve">Because the click is the making of a knot in the network, and a knot is</w:t>
+      </w:r>
+      <w:r>
+        <w:t xml:space="preserve"> </w:t>
+      </w:r>
+      <w:r>
+        <w:t xml:space="preserve">all-or-nothing — you cannot tie half a knot. That indivisibility is</w:t>
+      </w:r>
+      <w:r>
+        <w:t xml:space="preserve"> </w:t>
+      </w:r>
+      <w:r>
+        <w:t xml:space="preserve">not an extra assumption; it falls straight out of the framework’s most</w:t>
+      </w:r>
+      <w:r>
+        <w:t xml:space="preserve"> </w:t>
+      </w:r>
+      <w:r>
+        <w:t xml:space="preserve">solid fact, that winding is a whole number (the charge chapter). One</w:t>
+      </w:r>
+      <w:r>
+        <w:t xml:space="preserve"> </w:t>
+      </w:r>
+      <w:r>
+        <w:t xml:space="preserve">quantum in, one knot made, one dot out.</w:t>
       </w:r>
     </w:p>
     <w:p>
@@ -660,7 +1992,126 @@
           <w:iCs/>
           <w:i/>
         </w:rPr>
-        <w:t xml:space="preserve">HONEST LIMIT: the framework reproduces the full double-slit result — wave through both slits, one indivisible dot, the interference pattern rebuilt from single dots — but it takes ONE honest postulate to do it, called “the quantum arrives whole”: that a single quantum’s energy is delivered to exactly one absorber, never split between two. That is the minimal thing the experiments force, stated plainly and carried as a cost, not smuggled in.</w:t>
+        <w:t xml:space="preserve">HONEST LIMIT: the framework reproduces the full double-slit result —</w:t>
+      </w:r>
+      <w:r>
+        <w:rPr>
+          <w:iCs/>
+          <w:i/>
+        </w:rPr>
+        <w:t xml:space="preserve"> </w:t>
+      </w:r>
+      <w:r>
+        <w:rPr>
+          <w:iCs/>
+          <w:i/>
+        </w:rPr>
+        <w:t xml:space="preserve">wave through both slits, one indivisible dot, the interference pattern</w:t>
+      </w:r>
+      <w:r>
+        <w:rPr>
+          <w:iCs/>
+          <w:i/>
+        </w:rPr>
+        <w:t xml:space="preserve"> </w:t>
+      </w:r>
+      <w:r>
+        <w:rPr>
+          <w:iCs/>
+          <w:i/>
+        </w:rPr>
+        <w:t xml:space="preserve">rebuilt from single dots — but it takes ONE honest postulate to do it,</w:t>
+      </w:r>
+      <w:r>
+        <w:rPr>
+          <w:iCs/>
+          <w:i/>
+        </w:rPr>
+        <w:t xml:space="preserve"> </w:t>
+      </w:r>
+      <w:r>
+        <w:rPr>
+          <w:iCs/>
+          <w:i/>
+        </w:rPr>
+        <w:t xml:space="preserve">called</w:t>
+      </w:r>
+      <w:r>
+        <w:rPr>
+          <w:iCs/>
+          <w:i/>
+        </w:rPr>
+        <w:t xml:space="preserve"> </w:t>
+      </w:r>
+      <w:r>
+        <w:rPr>
+          <w:iCs/>
+          <w:i/>
+        </w:rPr>
+        <w:t xml:space="preserve">“</w:t>
+      </w:r>
+      <w:r>
+        <w:rPr>
+          <w:iCs/>
+          <w:i/>
+        </w:rPr>
+        <w:t xml:space="preserve">the quantum arrives whole</w:t>
+      </w:r>
+      <w:r>
+        <w:rPr>
+          <w:iCs/>
+          <w:i/>
+        </w:rPr>
+        <w:t xml:space="preserve">”</w:t>
+      </w:r>
+      <w:r>
+        <w:rPr>
+          <w:iCs/>
+          <w:i/>
+        </w:rPr>
+        <w:t xml:space="preserve">: that a single quantum’s energy is</w:t>
+      </w:r>
+      <w:r>
+        <w:rPr>
+          <w:iCs/>
+          <w:i/>
+        </w:rPr>
+        <w:t xml:space="preserve"> </w:t>
+      </w:r>
+      <w:r>
+        <w:rPr>
+          <w:iCs/>
+          <w:i/>
+        </w:rPr>
+        <w:t xml:space="preserve">delivered to exactly one absorber, never split between two. That is the</w:t>
+      </w:r>
+      <w:r>
+        <w:rPr>
+          <w:iCs/>
+          <w:i/>
+        </w:rPr>
+        <w:t xml:space="preserve"> </w:t>
+      </w:r>
+      <w:r>
+        <w:rPr>
+          <w:iCs/>
+          <w:i/>
+        </w:rPr>
+        <w:t xml:space="preserve">minimal thing the experiments force, stated plainly and carried as a</w:t>
+      </w:r>
+      <w:r>
+        <w:rPr>
+          <w:iCs/>
+          <w:i/>
+        </w:rPr>
+        <w:t xml:space="preserve"> </w:t>
+      </w:r>
+      <w:r>
+        <w:rPr>
+          <w:iCs/>
+          <w:i/>
+        </w:rPr>
+        <w:t xml:space="preserve">cost, not smuggled in.</w:t>
       </w:r>
     </w:p>
     <w:bookmarkEnd w:id="25"/>
@@ -670,7 +2121,25 @@
         <w:pStyle w:val="Heading2"/>
       </w:pPr>
       <w:r>
-        <w:t xml:space="preserve">The single photon that “knows” about both slits</w:t>
+        <w:t xml:space="preserve">The single photon that</w:t>
+      </w:r>
+      <w:r>
+        <w:t xml:space="preserve"> </w:t>
+      </w:r>
+      <w:r>
+        <w:t xml:space="preserve">“</w:t>
+      </w:r>
+      <w:r>
+        <w:t xml:space="preserve">knows</w:t>
+      </w:r>
+      <w:r>
+        <w:t xml:space="preserve">”</w:t>
+      </w:r>
+      <w:r>
+        <w:t xml:space="preserve"> </w:t>
+      </w:r>
+      <w:r>
+        <w:t xml:space="preserve">about both slits</w:t>
       </w:r>
     </w:p>
     <w:p>
@@ -678,7 +2147,46 @@
         <w:pStyle w:val="FirstParagraph"/>
       </w:pPr>
       <w:r>
-        <w:t xml:space="preserve">This is just the double slit told from the particle’s point of view, and it dissolves the same way. The lone photon does not need to “know” about both slits, and it does not secretly pick one. What travels through both slits is the </w:t>
+        <w:t xml:space="preserve">This is just the double slit told from the particle’s point of view, and</w:t>
+      </w:r>
+      <w:r>
+        <w:t xml:space="preserve"> </w:t>
+      </w:r>
+      <w:r>
+        <w:t xml:space="preserve">it dissolves the same way. The lone photon does not need to</w:t>
+      </w:r>
+      <w:r>
+        <w:t xml:space="preserve"> </w:t>
+      </w:r>
+      <w:r>
+        <w:t xml:space="preserve">“</w:t>
+      </w:r>
+      <w:r>
+        <w:t xml:space="preserve">know</w:t>
+      </w:r>
+      <w:r>
+        <w:t xml:space="preserve">”</w:t>
+      </w:r>
+      <w:r>
+        <w:t xml:space="preserve"> </w:t>
+      </w:r>
+      <w:r>
+        <w:t xml:space="preserve">about</w:t>
+      </w:r>
+      <w:r>
+        <w:t xml:space="preserve"> </w:t>
+      </w:r>
+      <w:r>
+        <w:t xml:space="preserve">both slits, and it does not secretly pick one. What travels through both</w:t>
+      </w:r>
+      <w:r>
+        <w:t xml:space="preserve"> </w:t>
+      </w:r>
+      <w:r>
+        <w:t xml:space="preserve">slits is the</w:t>
+      </w:r>
+      <w:r>
+        <w:t xml:space="preserve"> </w:t>
       </w:r>
       <w:r>
         <w:rPr>
@@ -688,7 +2196,55 @@
         <w:t xml:space="preserve">ripple</w:t>
       </w:r>
       <w:r>
-        <w:t xml:space="preserve">, which was never in one place to begin with — spread-out is simply what a wave is. There is no tiny ball taking a secret route and cleverly interfering with itself. There is a wave that went both ways (unremarkable) and a dot that landed once (a separate threshold event in the detector). The word “photon” names the whole episode — ripple plus dot — not a little pellet in flight.</w:t>
+        <w:t xml:space="preserve">, which was never in one place to begin with —</w:t>
+      </w:r>
+      <w:r>
+        <w:t xml:space="preserve"> </w:t>
+      </w:r>
+      <w:r>
+        <w:t xml:space="preserve">spread-out is simply what a wave is. There is no tiny ball taking a</w:t>
+      </w:r>
+      <w:r>
+        <w:t xml:space="preserve"> </w:t>
+      </w:r>
+      <w:r>
+        <w:t xml:space="preserve">secret route and cleverly interfering with itself. There is a wave that</w:t>
+      </w:r>
+      <w:r>
+        <w:t xml:space="preserve"> </w:t>
+      </w:r>
+      <w:r>
+        <w:t xml:space="preserve">went both ways (unremarkable) and a dot that landed once (a separate</w:t>
+      </w:r>
+      <w:r>
+        <w:t xml:space="preserve"> </w:t>
+      </w:r>
+      <w:r>
+        <w:t xml:space="preserve">threshold event in the detector). The word</w:t>
+      </w:r>
+      <w:r>
+        <w:t xml:space="preserve"> </w:t>
+      </w:r>
+      <w:r>
+        <w:t xml:space="preserve">“</w:t>
+      </w:r>
+      <w:r>
+        <w:t xml:space="preserve">photon</w:t>
+      </w:r>
+      <w:r>
+        <w:t xml:space="preserve">”</w:t>
+      </w:r>
+      <w:r>
+        <w:t xml:space="preserve"> </w:t>
+      </w:r>
+      <w:r>
+        <w:t xml:space="preserve">names the whole</w:t>
+      </w:r>
+      <w:r>
+        <w:t xml:space="preserve"> </w:t>
+      </w:r>
+      <w:r>
+        <w:t xml:space="preserve">episode — ripple plus dot — not a little pellet in flight.</w:t>
       </w:r>
     </w:p>
     <w:bookmarkEnd w:id="26"/>
@@ -706,7 +2262,16 @@
         <w:pStyle w:val="FirstParagraph"/>
       </w:pPr>
       <w:r>
-        <w:t xml:space="preserve">Here is the puzzle physicists find most unsettling. In a delayed-choice experiment you wait until the particle is </w:t>
+        <w:t xml:space="preserve">Here is the puzzle physicists find most unsettling. In a delayed-choice</w:t>
+      </w:r>
+      <w:r>
+        <w:t xml:space="preserve"> </w:t>
+      </w:r>
+      <w:r>
+        <w:t xml:space="preserve">experiment you wait until the particle is</w:t>
+      </w:r>
+      <w:r>
+        <w:t xml:space="preserve"> </w:t>
       </w:r>
       <w:r>
         <w:rPr>
@@ -716,7 +2281,25 @@
         <w:t xml:space="preserve">already past</w:t>
       </w:r>
       <w:r>
-        <w:t xml:space="preserve"> the slits — already, supposedly, committed to being a wave or a particle — and only </w:t>
+        <w:t xml:space="preserve"> </w:t>
+      </w:r>
+      <w:r>
+        <w:t xml:space="preserve">the slits —</w:t>
+      </w:r>
+      <w:r>
+        <w:t xml:space="preserve"> </w:t>
+      </w:r>
+      <w:r>
+        <w:t xml:space="preserve">already, supposedly, committed to being a wave or a particle — and</w:t>
+      </w:r>
+      <w:r>
+        <w:t xml:space="preserve"> </w:t>
+      </w:r>
+      <w:r>
+        <w:t xml:space="preserve">only</w:t>
+      </w:r>
+      <w:r>
+        <w:t xml:space="preserve"> </w:t>
       </w:r>
       <w:r>
         <w:rPr>
@@ -726,7 +2309,28 @@
         <w:t xml:space="preserve">then</w:t>
       </w:r>
       <w:r>
-        <w:t xml:space="preserve"> choose which question to ask (do you look for interference, or for which-path?). The result matches whatever you chose, as though your late decision reached back in time and changed what the particle did earlier. It looks like the present editing the past.</w:t>
+        <w:t xml:space="preserve"> </w:t>
+      </w:r>
+      <w:r>
+        <w:t xml:space="preserve">choose which question to ask (do you look for interference,</w:t>
+      </w:r>
+      <w:r>
+        <w:t xml:space="preserve"> </w:t>
+      </w:r>
+      <w:r>
+        <w:t xml:space="preserve">or for which-path?). The result matches whatever you chose, as though</w:t>
+      </w:r>
+      <w:r>
+        <w:t xml:space="preserve"> </w:t>
+      </w:r>
+      <w:r>
+        <w:t xml:space="preserve">your late decision reached back in time and changed what the particle</w:t>
+      </w:r>
+      <w:r>
+        <w:t xml:space="preserve"> </w:t>
+      </w:r>
+      <w:r>
+        <w:t xml:space="preserve">did earlier. It looks like the present editing the past.</w:t>
       </w:r>
     </w:p>
     <w:p>
@@ -734,17 +2338,76 @@
         <w:pStyle w:val="BodyText"/>
       </w:pPr>
       <w:r>
-        <w:t xml:space="preserve">The rope picture calls this a non-paradox, and the reason is a one-sentence theorem: </w:t>
+        <w:t xml:space="preserve">The rope picture calls this a non-paradox, and the reason is a</w:t>
+      </w:r>
+      <w:r>
+        <w:t xml:space="preserve"> </w:t>
+      </w:r>
+      <w:r>
+        <w:t xml:space="preserve">one-sentence theorem:</w:t>
+      </w:r>
+      <w:r>
+        <w:t xml:space="preserve"> </w:t>
       </w:r>
       <w:r>
         <w:rPr>
           <w:bCs/>
           <w:b/>
         </w:rPr>
-        <w:t xml:space="preserve">nothing was decided earlier, so there is nothing for the late choice to reach back and change.</w:t>
-      </w:r>
-      <w:r>
-        <w:t xml:space="preserve"> The ripple takes every open path in every version of the experiment — it never “chose” to be a wave or a particle, because there is no little ball making choices. The </w:t>
+        <w:t xml:space="preserve">nothing was decided earlier, so there is nothing</w:t>
+      </w:r>
+      <w:r>
+        <w:rPr>
+          <w:bCs/>
+          <w:b/>
+        </w:rPr>
+        <w:t xml:space="preserve"> </w:t>
+      </w:r>
+      <w:r>
+        <w:rPr>
+          <w:bCs/>
+          <w:b/>
+        </w:rPr>
+        <w:t xml:space="preserve">for the late choice to reach back and change.</w:t>
+      </w:r>
+      <w:r>
+        <w:t xml:space="preserve"> </w:t>
+      </w:r>
+      <w:r>
+        <w:t xml:space="preserve">The ripple takes every</w:t>
+      </w:r>
+      <w:r>
+        <w:t xml:space="preserve"> </w:t>
+      </w:r>
+      <w:r>
+        <w:t xml:space="preserve">open path in every version of the experiment — it never</w:t>
+      </w:r>
+      <w:r>
+        <w:t xml:space="preserve"> </w:t>
+      </w:r>
+      <w:r>
+        <w:t xml:space="preserve">“</w:t>
+      </w:r>
+      <w:r>
+        <w:t xml:space="preserve">chose</w:t>
+      </w:r>
+      <w:r>
+        <w:t xml:space="preserve">”</w:t>
+      </w:r>
+      <w:r>
+        <w:t xml:space="preserve"> </w:t>
+      </w:r>
+      <w:r>
+        <w:t xml:space="preserve">to be a</w:t>
+      </w:r>
+      <w:r>
+        <w:t xml:space="preserve"> </w:t>
+      </w:r>
+      <w:r>
+        <w:t xml:space="preserve">wave or a particle, because there is no little ball making choices. The</w:t>
+      </w:r>
+      <w:r>
+        <w:t xml:space="preserve"> </w:t>
       </w:r>
       <w:r>
         <w:rPr>
@@ -754,7 +2417,19 @@
         <w:t xml:space="preserve">only</w:t>
       </w:r>
       <w:r>
-        <w:t xml:space="preserve"> event that ever happens is the absorption at the end, and the statistics of that click depend only on how the apparatus is arranged </w:t>
+        <w:t xml:space="preserve"> </w:t>
+      </w:r>
+      <w:r>
+        <w:t xml:space="preserve">event that ever happens is the absorption at the end, and the</w:t>
+      </w:r>
+      <w:r>
+        <w:t xml:space="preserve"> </w:t>
+      </w:r>
+      <w:r>
+        <w:t xml:space="preserve">statistics of that click depend only on how the apparatus is arranged</w:t>
+      </w:r>
+      <w:r>
+        <w:t xml:space="preserve"> </w:t>
       </w:r>
       <w:r>
         <w:rPr>
@@ -764,7 +2439,55 @@
         <w:t xml:space="preserve">at the moment of absorption</w:t>
       </w:r>
       <w:r>
-        <w:t xml:space="preserve">. Your “late” choice is not late at all relative to the click; it is made while the wave is still in flight, and it simply sets up the arrangement the wave meets when it arrives. Ordinary forward-in-time cause and effect, no retrocausality, and the early-choice and late-choice statistics come out identical exactly as measured.</w:t>
+        <w:t xml:space="preserve">. Your</w:t>
+      </w:r>
+      <w:r>
+        <w:t xml:space="preserve"> </w:t>
+      </w:r>
+      <w:r>
+        <w:t xml:space="preserve">“</w:t>
+      </w:r>
+      <w:r>
+        <w:t xml:space="preserve">late</w:t>
+      </w:r>
+      <w:r>
+        <w:t xml:space="preserve">”</w:t>
+      </w:r>
+      <w:r>
+        <w:t xml:space="preserve"> </w:t>
+      </w:r>
+      <w:r>
+        <w:t xml:space="preserve">choice is not late at all</w:t>
+      </w:r>
+      <w:r>
+        <w:t xml:space="preserve"> </w:t>
+      </w:r>
+      <w:r>
+        <w:t xml:space="preserve">relative to the click; it is made while the wave is still in flight, and</w:t>
+      </w:r>
+      <w:r>
+        <w:t xml:space="preserve"> </w:t>
+      </w:r>
+      <w:r>
+        <w:t xml:space="preserve">it simply sets up the arrangement the wave meets when it arrives.</w:t>
+      </w:r>
+      <w:r>
+        <w:t xml:space="preserve"> </w:t>
+      </w:r>
+      <w:r>
+        <w:t xml:space="preserve">Ordinary forward-in-time cause and effect, no retrocausality, and the</w:t>
+      </w:r>
+      <w:r>
+        <w:t xml:space="preserve"> </w:t>
+      </w:r>
+      <w:r>
+        <w:t xml:space="preserve">early-choice and late-choice statistics come out identical exactly as</w:t>
+      </w:r>
+      <w:r>
+        <w:t xml:space="preserve"> </w:t>
+      </w:r>
+      <w:r>
+        <w:t xml:space="preserve">measured.</w:t>
       </w:r>
     </w:p>
     <w:p>
@@ -772,7 +2495,67 @@
         <w:pStyle w:val="BodyText"/>
       </w:pPr>
       <w:r>
-        <w:t xml:space="preserve">**THE *You send a wide wave down a canal toward a set of gates. ANALOGY** While the wave is still travelling, you decide how to set the gates at the far end. The wave did not “commit” to anything upstream — it is just a spread-out wave. How it sorts out at the end depends only on the gate setting it finds when it gets there, and you set that while it was still coming. Nothing reached backward; you simply arranged the ending before the wave arrived.*</w:t>
+        <w:t xml:space="preserve">**THE *You send a wide wave down a canal toward a set of gates.</w:t>
+      </w:r>
+      <w:r>
+        <w:t xml:space="preserve"> </w:t>
+      </w:r>
+      <w:r>
+        <w:t xml:space="preserve">ANALOGY** While the wave is still travelling, you decide how to set</w:t>
+      </w:r>
+      <w:r>
+        <w:t xml:space="preserve"> </w:t>
+      </w:r>
+      <w:r>
+        <w:t xml:space="preserve">the gates at the far end. The wave did not</w:t>
+      </w:r>
+      <w:r>
+        <w:t xml:space="preserve"> </w:t>
+      </w:r>
+      <w:r>
+        <w:t xml:space="preserve">“</w:t>
+      </w:r>
+      <w:r>
+        <w:t xml:space="preserve">commit</w:t>
+      </w:r>
+      <w:r>
+        <w:t xml:space="preserve">”</w:t>
+      </w:r>
+      <w:r>
+        <w:t xml:space="preserve"> </w:t>
+      </w:r>
+      <w:r>
+        <w:t xml:space="preserve">to</w:t>
+      </w:r>
+      <w:r>
+        <w:t xml:space="preserve"> </w:t>
+      </w:r>
+      <w:r>
+        <w:t xml:space="preserve">anything upstream — it is just a spread-out wave. How it</w:t>
+      </w:r>
+      <w:r>
+        <w:t xml:space="preserve"> </w:t>
+      </w:r>
+      <w:r>
+        <w:t xml:space="preserve">sorts out at the end depends only on the gate setting it</w:t>
+      </w:r>
+      <w:r>
+        <w:t xml:space="preserve"> </w:t>
+      </w:r>
+      <w:r>
+        <w:t xml:space="preserve">finds when it gets there, and you set that while it was</w:t>
+      </w:r>
+      <w:r>
+        <w:t xml:space="preserve"> </w:t>
+      </w:r>
+      <w:r>
+        <w:t xml:space="preserve">still coming. Nothing reached backward; you simply</w:t>
+      </w:r>
+      <w:r>
+        <w:t xml:space="preserve"> </w:t>
+      </w:r>
+      <w:r>
+        <w:t xml:space="preserve">arranged the ending before the wave arrived.*</w:t>
       </w:r>
     </w:p>
     <w:p>
@@ -780,7 +2563,37 @@
         <w:pStyle w:val="BodyText"/>
       </w:pPr>
       <w:r>
-        <w:t xml:space="preserve">The same bookkeeping even reproduces the exact trade-off physicists call complementarity — the rule that the sharper your interference fringes, the fuzzier your which-path information, and vice versa. In the rope account this is not a deep cosmic law but a statement about how a fixed amount of energy divides between the interfering part and the non-interfering part: a budget splitting two ways, adding to one.</w:t>
+        <w:t xml:space="preserve">The same bookkeeping even reproduces the exact trade-off physicists call</w:t>
+      </w:r>
+      <w:r>
+        <w:t xml:space="preserve"> </w:t>
+      </w:r>
+      <w:r>
+        <w:t xml:space="preserve">complementarity — the rule that the sharper your interference fringes,</w:t>
+      </w:r>
+      <w:r>
+        <w:t xml:space="preserve"> </w:t>
+      </w:r>
+      <w:r>
+        <w:t xml:space="preserve">the fuzzier your which-path information, and vice versa. In the rope</w:t>
+      </w:r>
+      <w:r>
+        <w:t xml:space="preserve"> </w:t>
+      </w:r>
+      <w:r>
+        <w:t xml:space="preserve">account this is not a deep cosmic law but a statement about how a fixed</w:t>
+      </w:r>
+      <w:r>
+        <w:t xml:space="preserve"> </w:t>
+      </w:r>
+      <w:r>
+        <w:t xml:space="preserve">amount of energy divides between the interfering part and the</w:t>
+      </w:r>
+      <w:r>
+        <w:t xml:space="preserve"> </w:t>
+      </w:r>
+      <w:r>
+        <w:t xml:space="preserve">non-interfering part: a budget splitting two ways, adding to one.</w:t>
       </w:r>
     </w:p>
     <w:bookmarkEnd w:id="27"/>
@@ -798,7 +2611,22 @@
         <w:pStyle w:val="FirstParagraph"/>
       </w:pPr>
       <w:r>
-        <w:t xml:space="preserve">Now the hard one, and the place the framework has more to say than you might expect. Take two particles born together and sent far apart. Measure one, and the other responds </w:t>
+        <w:t xml:space="preserve">Now the hard one, and the place the framework has more to say than you</w:t>
+      </w:r>
+      <w:r>
+        <w:t xml:space="preserve"> </w:t>
+      </w:r>
+      <w:r>
+        <w:t xml:space="preserve">might expect. Take two particles born together and sent far apart.</w:t>
+      </w:r>
+      <w:r>
+        <w:t xml:space="preserve"> </w:t>
+      </w:r>
+      <w:r>
+        <w:t xml:space="preserve">Measure one, and the other responds</w:t>
+      </w:r>
+      <w:r>
+        <w:t xml:space="preserve"> </w:t>
       </w:r>
       <w:r>
         <w:rPr>
@@ -808,7 +2636,40 @@
         <w:t xml:space="preserve">instantly</w:t>
       </w:r>
       <w:r>
-        <w:t xml:space="preserve">, its result correlated with the first more tightly than any story of ordinary, locally-carried properties can explain. This is Bell’s result, tested many times: no theory in which each particle carries its own local instructions can reproduce the correlations nature shows. And there is a second, sharper fact — quantum correlations are strong, but not </w:t>
+        <w:t xml:space="preserve">, its result correlated</w:t>
+      </w:r>
+      <w:r>
+        <w:t xml:space="preserve"> </w:t>
+      </w:r>
+      <w:r>
+        <w:t xml:space="preserve">with the first more tightly than any story of ordinary, locally-carried</w:t>
+      </w:r>
+      <w:r>
+        <w:t xml:space="preserve"> </w:t>
+      </w:r>
+      <w:r>
+        <w:t xml:space="preserve">properties can explain. This is Bell’s result, tested many times: no</w:t>
+      </w:r>
+      <w:r>
+        <w:t xml:space="preserve"> </w:t>
+      </w:r>
+      <w:r>
+        <w:t xml:space="preserve">theory in which each particle carries its own local instructions can</w:t>
+      </w:r>
+      <w:r>
+        <w:t xml:space="preserve"> </w:t>
+      </w:r>
+      <w:r>
+        <w:t xml:space="preserve">reproduce the correlations nature shows. And there is a second, sharper</w:t>
+      </w:r>
+      <w:r>
+        <w:t xml:space="preserve"> </w:t>
+      </w:r>
+      <w:r>
+        <w:t xml:space="preserve">fact — quantum correlations are strong, but not</w:t>
+      </w:r>
+      <w:r>
+        <w:t xml:space="preserve"> </w:t>
       </w:r>
       <w:r>
         <w:rPr>
@@ -818,7 +2679,28 @@
         <w:t xml:space="preserve">arbitrarily</w:t>
       </w:r>
       <w:r>
-        <w:t xml:space="preserve"> strong. They reach a precise ceiling (physicists call it the Tsirelson bound) and go no further. A good account of entanglement should explain both the strength and the ceiling.</w:t>
+        <w:t xml:space="preserve"> </w:t>
+      </w:r>
+      <w:r>
+        <w:t xml:space="preserve">strong.</w:t>
+      </w:r>
+      <w:r>
+        <w:t xml:space="preserve"> </w:t>
+      </w:r>
+      <w:r>
+        <w:t xml:space="preserve">They reach a precise ceiling (physicists call it the Tsirelson bound) and</w:t>
+      </w:r>
+      <w:r>
+        <w:t xml:space="preserve"> </w:t>
+      </w:r>
+      <w:r>
+        <w:t xml:space="preserve">go no further. A good account of entanglement should explain both the</w:t>
+      </w:r>
+      <w:r>
+        <w:t xml:space="preserve"> </w:t>
+      </w:r>
+      <w:r>
+        <w:t xml:space="preserve">strength and the ceiling.</w:t>
       </w:r>
     </w:p>
     <w:p>
@@ -826,17 +2708,100 @@
         <w:pStyle w:val="BodyText"/>
       </w:pPr>
       <w:r>
-        <w:t xml:space="preserve">The rope framework does something genuinely substantial here, and it is worth stating plainly rather than hiding behind caution: it </w:t>
-      </w:r>
-      <w:r>
-        <w:rPr>
-          <w:iCs/>
-          <w:i/>
-        </w:rPr>
-        <w:t xml:space="preserve">derives that ceiling as a theorem.</w:t>
-      </w:r>
-      <w:r>
-        <w:t xml:space="preserve"> From the same two-strand structure that gives charge its handedness, the framework’s own arithmetic forces the pair’s correlations into exactly the shape quantum mechanics has, and pins the maximum at exactly the measured value — not chosen, not fitted, but forced by the geometry of the twist. The exact “entangled” state that reaches that ceiling appears naturally in the framework and saturates the bound to ten decimal places. And the old question of </w:t>
+        <w:t xml:space="preserve">The rope framework does something genuinely substantial here, and it is</w:t>
+      </w:r>
+      <w:r>
+        <w:t xml:space="preserve"> </w:t>
+      </w:r>
+      <w:r>
+        <w:t xml:space="preserve">worth stating plainly rather than hiding behind caution: it</w:t>
+      </w:r>
+      <w:r>
+        <w:t xml:space="preserve"> </w:t>
+      </w:r>
+      <w:r>
+        <w:rPr>
+          <w:iCs/>
+          <w:i/>
+        </w:rPr>
+        <w:t xml:space="preserve">derives that</w:t>
+      </w:r>
+      <w:r>
+        <w:rPr>
+          <w:iCs/>
+          <w:i/>
+        </w:rPr>
+        <w:t xml:space="preserve"> </w:t>
+      </w:r>
+      <w:r>
+        <w:rPr>
+          <w:iCs/>
+          <w:i/>
+        </w:rPr>
+        <w:t xml:space="preserve">ceiling as a theorem.</w:t>
+      </w:r>
+      <w:r>
+        <w:t xml:space="preserve"> </w:t>
+      </w:r>
+      <w:r>
+        <w:t xml:space="preserve">From the same two-strand structure that gives</w:t>
+      </w:r>
+      <w:r>
+        <w:t xml:space="preserve"> </w:t>
+      </w:r>
+      <w:r>
+        <w:t xml:space="preserve">charge its handedness, the framework’s own arithmetic forces the pair’s</w:t>
+      </w:r>
+      <w:r>
+        <w:t xml:space="preserve"> </w:t>
+      </w:r>
+      <w:r>
+        <w:t xml:space="preserve">correlations into exactly the shape quantum mechanics has, and pins the</w:t>
+      </w:r>
+      <w:r>
+        <w:t xml:space="preserve"> </w:t>
+      </w:r>
+      <w:r>
+        <w:t xml:space="preserve">maximum at exactly the measured value — not chosen, not fitted, but</w:t>
+      </w:r>
+      <w:r>
+        <w:t xml:space="preserve"> </w:t>
+      </w:r>
+      <w:r>
+        <w:t xml:space="preserve">forced by the geometry of the twist. The exact</w:t>
+      </w:r>
+      <w:r>
+        <w:t xml:space="preserve"> </w:t>
+      </w:r>
+      <w:r>
+        <w:t xml:space="preserve">“</w:t>
+      </w:r>
+      <w:r>
+        <w:t xml:space="preserve">entangled</w:t>
+      </w:r>
+      <w:r>
+        <w:t xml:space="preserve">”</w:t>
+      </w:r>
+      <w:r>
+        <w:t xml:space="preserve"> </w:t>
+      </w:r>
+      <w:r>
+        <w:t xml:space="preserve">state that</w:t>
+      </w:r>
+      <w:r>
+        <w:t xml:space="preserve"> </w:t>
+      </w:r>
+      <w:r>
+        <w:t xml:space="preserve">reaches that ceiling appears naturally in the framework and saturates the</w:t>
+      </w:r>
+      <w:r>
+        <w:t xml:space="preserve"> </w:t>
+      </w:r>
+      <w:r>
+        <w:t xml:space="preserve">bound to ten decimal places. And the old question of</w:t>
+      </w:r>
+      <w:r>
+        <w:t xml:space="preserve"> </w:t>
       </w:r>
       <w:r>
         <w:rPr>
@@ -846,7 +2811,25 @@
         <w:t xml:space="preserve">why</w:t>
       </w:r>
       <w:r>
-        <w:t xml:space="preserve"> entangled correlations run so much stronger than ordinary ones gets a one-line mechanical answer: it is the extra twist the two-strand </w:t>
+        <w:t xml:space="preserve"> </w:t>
+      </w:r>
+      <w:r>
+        <w:t xml:space="preserve">entangled</w:t>
+      </w:r>
+      <w:r>
+        <w:t xml:space="preserve"> </w:t>
+      </w:r>
+      <w:r>
+        <w:t xml:space="preserve">correlations run so much stronger than ordinary ones gets a one-line</w:t>
+      </w:r>
+      <w:r>
+        <w:t xml:space="preserve"> </w:t>
+      </w:r>
+      <w:r>
+        <w:t xml:space="preserve">mechanical answer: it is the extra twist the two-strand</w:t>
+      </w:r>
+      <w:r>
+        <w:t xml:space="preserve"> </w:t>
       </w:r>
       <w:r>
         <w:rPr>
@@ -856,7 +2839,34 @@
         <w:t xml:space="preserve">fibre</w:t>
       </w:r>
       <w:r>
-        <w:t xml:space="preserve"> carries over and above a plain curve — in the papers’ words, “the entire gap between ordinary and quantum correlations is what the fibre buys.”</w:t>
+        <w:t xml:space="preserve"> </w:t>
+      </w:r>
+      <w:r>
+        <w:t xml:space="preserve">carries</w:t>
+      </w:r>
+      <w:r>
+        <w:t xml:space="preserve"> </w:t>
+      </w:r>
+      <w:r>
+        <w:t xml:space="preserve">over and above a plain curve — in the papers’ words,</w:t>
+      </w:r>
+      <w:r>
+        <w:t xml:space="preserve"> </w:t>
+      </w:r>
+      <w:r>
+        <w:t xml:space="preserve">“</w:t>
+      </w:r>
+      <w:r>
+        <w:t xml:space="preserve">the entire gap</w:t>
+      </w:r>
+      <w:r>
+        <w:t xml:space="preserve"> </w:t>
+      </w:r>
+      <w:r>
+        <w:t xml:space="preserve">between ordinary and quantum correlations is what the fibre buys.</w:t>
+      </w:r>
+      <w:r>
+        <w:t xml:space="preserve">”</w:t>
       </w:r>
     </w:p>
     <w:p>
@@ -864,7 +2874,10 @@
         <w:pStyle w:val="BodyText"/>
       </w:pPr>
       <w:r>
-        <w:t xml:space="preserve">More than that, the correlations have been produced </w:t>
+        <w:t xml:space="preserve">More than that, the correlations have been produced</w:t>
+      </w:r>
+      <w:r>
+        <w:t xml:space="preserve"> </w:t>
       </w:r>
       <w:r>
         <w:rPr>
@@ -874,7 +2887,43 @@
         <w:t xml:space="preserve">dynamically</w:t>
       </w:r>
       <w:r>
-        <w:t xml:space="preserve">, not merely characterised. In a computed demonstration, three thousand pairs of trajectories — guided by a single joint influence and read out from nothing but the signs of their positions — produce a Bell violation past the local limit, with no result written in ahead of time. The framework does not just say entanglement is allowed; it shows a working mechanical model doing it.</w:t>
+        <w:t xml:space="preserve">, not</w:t>
+      </w:r>
+      <w:r>
+        <w:t xml:space="preserve"> </w:t>
+      </w:r>
+      <w:r>
+        <w:t xml:space="preserve">merely characterised. In a computed demonstration, three thousand pairs</w:t>
+      </w:r>
+      <w:r>
+        <w:t xml:space="preserve"> </w:t>
+      </w:r>
+      <w:r>
+        <w:t xml:space="preserve">of trajectories — guided by a single joint influence and read out from</w:t>
+      </w:r>
+      <w:r>
+        <w:t xml:space="preserve"> </w:t>
+      </w:r>
+      <w:r>
+        <w:t xml:space="preserve">nothing but the signs of their positions — produce a Bell violation</w:t>
+      </w:r>
+      <w:r>
+        <w:t xml:space="preserve"> </w:t>
+      </w:r>
+      <w:r>
+        <w:t xml:space="preserve">past the local limit, with no result written in ahead of time. The</w:t>
+      </w:r>
+      <w:r>
+        <w:t xml:space="preserve"> </w:t>
+      </w:r>
+      <w:r>
+        <w:t xml:space="preserve">framework does not just say entanglement is allowed; it shows a working</w:t>
+      </w:r>
+      <w:r>
+        <w:t xml:space="preserve"> </w:t>
+      </w:r>
+      <w:r>
+        <w:t xml:space="preserve">mechanical model doing it.</w:t>
       </w:r>
     </w:p>
     <w:tbl>
@@ -938,7 +2987,25 @@
               <w:jc w:val="left"/>
             </w:pPr>
             <w:r>
-              <w:t xml:space="preserve">The framework DERIVES the ceiling as a theorem from its own two-strand structure — the correlations are forced into the quantum shape and pinned at exactly the measured maximum, with the framework’s native “singlet” state saturating it. The extra strength over ordinary correlations gets a mechanical cause: the twist the fibre carries. And the Bell violation has been demonstrated end to end in a computed model, past the local limit, from positions alone.</w:t>
+              <w:t xml:space="preserve">The framework DERIVES the ceiling as a theorem from its own two-strand structure — the correlations are forced into the quantum shape and pinned at exactly the measured maximum, with the framework’s native</w:t>
+            </w:r>
+            <w:r>
+              <w:t xml:space="preserve"> </w:t>
+            </w:r>
+            <w:r>
+              <w:t xml:space="preserve">“</w:t>
+            </w:r>
+            <w:r>
+              <w:t xml:space="preserve">singlet</w:t>
+            </w:r>
+            <w:r>
+              <w:t xml:space="preserve">”</w:t>
+            </w:r>
+            <w:r>
+              <w:t xml:space="preserve"> </w:t>
+            </w:r>
+            <w:r>
+              <w:t xml:space="preserve">state saturating it. The extra strength over ordinary correlations gets a mechanical cause: the twist the fibre carries. And the Bell violation has been demonstrated end to end in a computed model, past the local limit, from positions alone.</w:t>
             </w:r>
           </w:p>
         </w:tc>
@@ -956,7 +3023,40 @@
         <w:t xml:space="preserve">The math:</w:t>
       </w:r>
       <w:r>
-        <w:t xml:space="preserve"> the quantum correlation shape and its exact Tsirelson ceiling are reproduced AND derived, and a dynamical Bell violation is demonstrated. What stays open is narrower and named below — not “can the framework do entanglement” (it does), but “is the guiding influence itself won from the ropes, or added as an ingredient.”</w:t>
+        <w:t xml:space="preserve"> </w:t>
+      </w:r>
+      <w:r>
+        <w:t xml:space="preserve">the quantum correlation shape and its exact Tsirelson ceiling are reproduced AND derived, and a dynamical Bell violation is demonstrated. What stays open is narrower and named below — not</w:t>
+      </w:r>
+      <w:r>
+        <w:t xml:space="preserve"> </w:t>
+      </w:r>
+      <w:r>
+        <w:t xml:space="preserve">“</w:t>
+      </w:r>
+      <w:r>
+        <w:t xml:space="preserve">can the framework do entanglement</w:t>
+      </w:r>
+      <w:r>
+        <w:t xml:space="preserve">”</w:t>
+      </w:r>
+      <w:r>
+        <w:t xml:space="preserve"> </w:t>
+      </w:r>
+      <w:r>
+        <w:t xml:space="preserve">(it does), but</w:t>
+      </w:r>
+      <w:r>
+        <w:t xml:space="preserve"> </w:t>
+      </w:r>
+      <w:r>
+        <w:t xml:space="preserve">“</w:t>
+      </w:r>
+      <w:r>
+        <w:t xml:space="preserve">is the guiding influence itself won from the ropes, or added as an ingredient.</w:t>
+      </w:r>
+      <w:r>
+        <w:t xml:space="preserve">”</w:t>
       </w:r>
     </w:p>
     <w:p>
@@ -964,7 +3064,67 @@
         <w:pStyle w:val="BodyText"/>
       </w:pPr>
       <w:r>
-        <w:t xml:space="preserve">**THE *Two dancers who trained together are sent to distant ANALOGY** stages and told to improvise to music only they can hear. Their moves match far more tightly than any pre-agreed routine could manage — that is entanglement, and no list of instructions packed in a suitcase reproduces it. The framework’s contribution is to show WHY the matching can be as tight as it is and no tighter — the shared twist sets a precise ceiling — and to build a working model in which two guided partners actually dance that way. What it has not yet done is explain, from the ropes alone, where the music comes from.*</w:t>
+        <w:t xml:space="preserve">**THE *Two dancers who trained together are sent to distant</w:t>
+      </w:r>
+      <w:r>
+        <w:t xml:space="preserve"> </w:t>
+      </w:r>
+      <w:r>
+        <w:t xml:space="preserve">ANALOGY** stages and told to improvise to music only they can hear.</w:t>
+      </w:r>
+      <w:r>
+        <w:t xml:space="preserve"> </w:t>
+      </w:r>
+      <w:r>
+        <w:t xml:space="preserve">Their moves match far more tightly than any pre-agreed</w:t>
+      </w:r>
+      <w:r>
+        <w:t xml:space="preserve"> </w:t>
+      </w:r>
+      <w:r>
+        <w:t xml:space="preserve">routine could manage — that is entanglement, and no list</w:t>
+      </w:r>
+      <w:r>
+        <w:t xml:space="preserve"> </w:t>
+      </w:r>
+      <w:r>
+        <w:t xml:space="preserve">of instructions packed in a suitcase reproduces it. The</w:t>
+      </w:r>
+      <w:r>
+        <w:t xml:space="preserve"> </w:t>
+      </w:r>
+      <w:r>
+        <w:t xml:space="preserve">framework’s contribution is to show WHY the matching can</w:t>
+      </w:r>
+      <w:r>
+        <w:t xml:space="preserve"> </w:t>
+      </w:r>
+      <w:r>
+        <w:t xml:space="preserve">be as tight as it is and no tighter — the shared twist</w:t>
+      </w:r>
+      <w:r>
+        <w:t xml:space="preserve"> </w:t>
+      </w:r>
+      <w:r>
+        <w:t xml:space="preserve">sets a precise ceiling — and to build a working model in</w:t>
+      </w:r>
+      <w:r>
+        <w:t xml:space="preserve"> </w:t>
+      </w:r>
+      <w:r>
+        <w:t xml:space="preserve">which two guided partners actually dance that way. What it</w:t>
+      </w:r>
+      <w:r>
+        <w:t xml:space="preserve"> </w:t>
+      </w:r>
+      <w:r>
+        <w:t xml:space="preserve">has not yet done is explain, from the ropes alone, where</w:t>
+      </w:r>
+      <w:r>
+        <w:t xml:space="preserve"> </w:t>
+      </w:r>
+      <w:r>
+        <w:t xml:space="preserve">the music comes from.*</w:t>
       </w:r>
     </w:p>
     <w:p>
@@ -972,7 +3132,52 @@
         <w:pStyle w:val="BodyText"/>
       </w:pPr>
       <w:r>
-        <w:t xml:space="preserve">So where is the honest edge? Not at “can the framework explain entanglement” — it derives the ceiling, names the mechanism for the extra strength, and demonstrates the violation. The remaining open question is one level deeper: the joint influence that guides the pair is, in the working model, </w:t>
+        <w:t xml:space="preserve">So where is the honest edge? Not at</w:t>
+      </w:r>
+      <w:r>
+        <w:t xml:space="preserve"> </w:t>
+      </w:r>
+      <w:r>
+        <w:t xml:space="preserve">“</w:t>
+      </w:r>
+      <w:r>
+        <w:t xml:space="preserve">can the framework explain</w:t>
+      </w:r>
+      <w:r>
+        <w:t xml:space="preserve"> </w:t>
+      </w:r>
+      <w:r>
+        <w:t xml:space="preserve">entanglement</w:t>
+      </w:r>
+      <w:r>
+        <w:t xml:space="preserve">”</w:t>
+      </w:r>
+      <w:r>
+        <w:t xml:space="preserve"> </w:t>
+      </w:r>
+      <w:r>
+        <w:t xml:space="preserve">— it derives the ceiling, names the mechanism for the</w:t>
+      </w:r>
+      <w:r>
+        <w:t xml:space="preserve"> </w:t>
+      </w:r>
+      <w:r>
+        <w:t xml:space="preserve">extra strength, and demonstrates the violation. The remaining open</w:t>
+      </w:r>
+      <w:r>
+        <w:t xml:space="preserve"> </w:t>
+      </w:r>
+      <w:r>
+        <w:t xml:space="preserve">question is one level deeper: the joint influence that guides the pair</w:t>
+      </w:r>
+      <w:r>
+        <w:t xml:space="preserve"> </w:t>
+      </w:r>
+      <w:r>
+        <w:t xml:space="preserve">is, in the working model,</w:t>
+      </w:r>
+      <w:r>
+        <w:t xml:space="preserve"> </w:t>
       </w:r>
       <w:r>
         <w:rPr>
@@ -982,17 +3187,79 @@
         <w:t xml:space="preserve">added</w:t>
       </w:r>
       <w:r>
-        <w:t xml:space="preserve"> as an ingredient rather than </w:t>
-      </w:r>
-      <w:r>
-        <w:rPr>
-          <w:iCs/>
-          <w:i/>
-        </w:rPr>
-        <w:t xml:space="preserve">won from the ropes themselves.</w:t>
-      </w:r>
-      <w:r>
-        <w:t xml:space="preserve"> Deriving that guidance — the wave’s own rulebook — out of pure rope mechanics is the piece still missing, and the papers call it “the open mountain.” It also carries a stated cost: the guiding influence acts on the pair’s </w:t>
+        <w:t xml:space="preserve"> </w:t>
+      </w:r>
+      <w:r>
+        <w:t xml:space="preserve">as an ingredient rather than</w:t>
+      </w:r>
+      <w:r>
+        <w:t xml:space="preserve"> </w:t>
+      </w:r>
+      <w:r>
+        <w:rPr>
+          <w:iCs/>
+          <w:i/>
+        </w:rPr>
+        <w:t xml:space="preserve">won from</w:t>
+      </w:r>
+      <w:r>
+        <w:rPr>
+          <w:iCs/>
+          <w:i/>
+        </w:rPr>
+        <w:t xml:space="preserve"> </w:t>
+      </w:r>
+      <w:r>
+        <w:rPr>
+          <w:iCs/>
+          <w:i/>
+        </w:rPr>
+        <w:t xml:space="preserve">the ropes themselves.</w:t>
+      </w:r>
+      <w:r>
+        <w:t xml:space="preserve"> </w:t>
+      </w:r>
+      <w:r>
+        <w:t xml:space="preserve">Deriving that guidance — the wave’s own rulebook</w:t>
+      </w:r>
+      <w:r>
+        <w:t xml:space="preserve"> </w:t>
+      </w:r>
+      <w:r>
+        <w:t xml:space="preserve">— out of pure rope mechanics is the piece still missing, and the papers</w:t>
+      </w:r>
+      <w:r>
+        <w:t xml:space="preserve"> </w:t>
+      </w:r>
+      <w:r>
+        <w:t xml:space="preserve">call it</w:t>
+      </w:r>
+      <w:r>
+        <w:t xml:space="preserve"> </w:t>
+      </w:r>
+      <w:r>
+        <w:t xml:space="preserve">“</w:t>
+      </w:r>
+      <w:r>
+        <w:t xml:space="preserve">the open mountain.</w:t>
+      </w:r>
+      <w:r>
+        <w:t xml:space="preserve">”</w:t>
+      </w:r>
+      <w:r>
+        <w:t xml:space="preserve"> </w:t>
+      </w:r>
+      <w:r>
+        <w:t xml:space="preserve">It also carries a stated cost: the guiding</w:t>
+      </w:r>
+      <w:r>
+        <w:t xml:space="preserve"> </w:t>
+      </w:r>
+      <w:r>
+        <w:t xml:space="preserve">influence acts on the pair’s</w:t>
+      </w:r>
+      <w:r>
+        <w:t xml:space="preserve"> </w:t>
       </w:r>
       <w:r>
         <w:rPr>
@@ -1002,7 +3269,34 @@
         <w:t xml:space="preserve">joint</w:t>
       </w:r>
       <w:r>
-        <w:t xml:space="preserve"> configuration, not through ordinary three-dimensional space, so the founding slogan — everything is a rope, here in space with us — has to loosen to admit one object that is not a rope in 3-space. The framework prices that honestly rather than pretending it away.</w:t>
+        <w:t xml:space="preserve"> </w:t>
+      </w:r>
+      <w:r>
+        <w:t xml:space="preserve">configuration, not through ordinary</w:t>
+      </w:r>
+      <w:r>
+        <w:t xml:space="preserve"> </w:t>
+      </w:r>
+      <w:r>
+        <w:t xml:space="preserve">three-dimensional space, so the founding slogan — everything is a rope,</w:t>
+      </w:r>
+      <w:r>
+        <w:t xml:space="preserve"> </w:t>
+      </w:r>
+      <w:r>
+        <w:t xml:space="preserve">here in space with us — has to loosen to admit one object that is not a</w:t>
+      </w:r>
+      <w:r>
+        <w:t xml:space="preserve"> </w:t>
+      </w:r>
+      <w:r>
+        <w:t xml:space="preserve">rope in 3-space. The framework prices that honestly rather than pretending</w:t>
+      </w:r>
+      <w:r>
+        <w:t xml:space="preserve"> </w:t>
+      </w:r>
+      <w:r>
+        <w:t xml:space="preserve">it away.</w:t>
       </w:r>
     </w:p>
     <w:p>
@@ -1014,7 +3308,217 @@
           <w:iCs/>
           <w:i/>
         </w:rPr>
-        <w:t xml:space="preserve">HONEST LIMIT: the framework reproduces a remarkable amount of quantum behaviour from mechanical ideas — the double slit, single-particle indivisibility, delayed choice, the exact all-or-nothing of single photons, photon-counting statistics — and for entanglement it goes further than reproduction: it DERIVES the Tsirelson ceiling as a theorem, identifies the two-strand fibre as the source of the extra correlation strength, and demonstrates a dynamical Bell violation. What it has NOT yet done is derive the guiding wavefunction’s own dynamics from the ropes; doing that (or accepting the guiding influence as a permanent extra ingredient) is the framework’s deepest open problem — “the open mountain.” The wall people expect at entanglement has largely been dismantled; what stands is this narrower, sharper edge, and the papers state it exactly.</w:t>
+        <w:t xml:space="preserve">HONEST LIMIT: the framework reproduces a remarkable amount of quantum</w:t>
+      </w:r>
+      <w:r>
+        <w:rPr>
+          <w:iCs/>
+          <w:i/>
+        </w:rPr>
+        <w:t xml:space="preserve"> </w:t>
+      </w:r>
+      <w:r>
+        <w:rPr>
+          <w:iCs/>
+          <w:i/>
+        </w:rPr>
+        <w:t xml:space="preserve">behaviour from mechanical ideas — the double slit, single-particle</w:t>
+      </w:r>
+      <w:r>
+        <w:rPr>
+          <w:iCs/>
+          <w:i/>
+        </w:rPr>
+        <w:t xml:space="preserve"> </w:t>
+      </w:r>
+      <w:r>
+        <w:rPr>
+          <w:iCs/>
+          <w:i/>
+        </w:rPr>
+        <w:t xml:space="preserve">indivisibility, delayed choice, the exact all-or-nothing of single</w:t>
+      </w:r>
+      <w:r>
+        <w:rPr>
+          <w:iCs/>
+          <w:i/>
+        </w:rPr>
+        <w:t xml:space="preserve"> </w:t>
+      </w:r>
+      <w:r>
+        <w:rPr>
+          <w:iCs/>
+          <w:i/>
+        </w:rPr>
+        <w:t xml:space="preserve">photons, photon-counting statistics — and for entanglement it goes</w:t>
+      </w:r>
+      <w:r>
+        <w:rPr>
+          <w:iCs/>
+          <w:i/>
+        </w:rPr>
+        <w:t xml:space="preserve"> </w:t>
+      </w:r>
+      <w:r>
+        <w:rPr>
+          <w:iCs/>
+          <w:i/>
+        </w:rPr>
+        <w:t xml:space="preserve">further than reproduction: it DERIVES the Tsirelson ceiling as a theorem,</w:t>
+      </w:r>
+      <w:r>
+        <w:rPr>
+          <w:iCs/>
+          <w:i/>
+        </w:rPr>
+        <w:t xml:space="preserve"> </w:t>
+      </w:r>
+      <w:r>
+        <w:rPr>
+          <w:iCs/>
+          <w:i/>
+        </w:rPr>
+        <w:t xml:space="preserve">identifies the two-strand fibre as the source of the extra correlation</w:t>
+      </w:r>
+      <w:r>
+        <w:rPr>
+          <w:iCs/>
+          <w:i/>
+        </w:rPr>
+        <w:t xml:space="preserve"> </w:t>
+      </w:r>
+      <w:r>
+        <w:rPr>
+          <w:iCs/>
+          <w:i/>
+        </w:rPr>
+        <w:t xml:space="preserve">strength, and demonstrates a dynamical Bell violation. What it has NOT</w:t>
+      </w:r>
+      <w:r>
+        <w:rPr>
+          <w:iCs/>
+          <w:i/>
+        </w:rPr>
+        <w:t xml:space="preserve"> </w:t>
+      </w:r>
+      <w:r>
+        <w:rPr>
+          <w:iCs/>
+          <w:i/>
+        </w:rPr>
+        <w:t xml:space="preserve">yet done is derive the guiding wavefunction’s own dynamics from the</w:t>
+      </w:r>
+      <w:r>
+        <w:rPr>
+          <w:iCs/>
+          <w:i/>
+        </w:rPr>
+        <w:t xml:space="preserve"> </w:t>
+      </w:r>
+      <w:r>
+        <w:rPr>
+          <w:iCs/>
+          <w:i/>
+        </w:rPr>
+        <w:t xml:space="preserve">ropes; doing that (or accepting the guiding influence as a permanent</w:t>
+      </w:r>
+      <w:r>
+        <w:rPr>
+          <w:iCs/>
+          <w:i/>
+        </w:rPr>
+        <w:t xml:space="preserve"> </w:t>
+      </w:r>
+      <w:r>
+        <w:rPr>
+          <w:iCs/>
+          <w:i/>
+        </w:rPr>
+        <w:t xml:space="preserve">extra ingredient) is the framework’s deepest open problem —</w:t>
+      </w:r>
+      <w:r>
+        <w:rPr>
+          <w:iCs/>
+          <w:i/>
+        </w:rPr>
+        <w:t xml:space="preserve"> </w:t>
+      </w:r>
+      <w:r>
+        <w:rPr>
+          <w:iCs/>
+          <w:i/>
+        </w:rPr>
+        <w:t xml:space="preserve">“</w:t>
+      </w:r>
+      <w:r>
+        <w:rPr>
+          <w:iCs/>
+          <w:i/>
+        </w:rPr>
+        <w:t xml:space="preserve">the open</w:t>
+      </w:r>
+      <w:r>
+        <w:rPr>
+          <w:iCs/>
+          <w:i/>
+        </w:rPr>
+        <w:t xml:space="preserve"> </w:t>
+      </w:r>
+      <w:r>
+        <w:rPr>
+          <w:iCs/>
+          <w:i/>
+        </w:rPr>
+        <w:t xml:space="preserve">mountain.</w:t>
+      </w:r>
+      <w:r>
+        <w:rPr>
+          <w:iCs/>
+          <w:i/>
+        </w:rPr>
+        <w:t xml:space="preserve">”</w:t>
+      </w:r>
+      <w:r>
+        <w:rPr>
+          <w:iCs/>
+          <w:i/>
+        </w:rPr>
+        <w:t xml:space="preserve"> </w:t>
+      </w:r>
+      <w:r>
+        <w:rPr>
+          <w:iCs/>
+          <w:i/>
+        </w:rPr>
+        <w:t xml:space="preserve">The wall people expect at entanglement has largely been</w:t>
+      </w:r>
+      <w:r>
+        <w:rPr>
+          <w:iCs/>
+          <w:i/>
+        </w:rPr>
+        <w:t xml:space="preserve"> </w:t>
+      </w:r>
+      <w:r>
+        <w:rPr>
+          <w:iCs/>
+          <w:i/>
+        </w:rPr>
+        <w:t xml:space="preserve">dismantled; what stands is this narrower, sharper edge, and the papers</w:t>
+      </w:r>
+      <w:r>
+        <w:rPr>
+          <w:iCs/>
+          <w:i/>
+        </w:rPr>
+        <w:t xml:space="preserve"> </w:t>
+      </w:r>
+      <w:r>
+        <w:rPr>
+          <w:iCs/>
+          <w:i/>
+        </w:rPr>
+        <w:t xml:space="preserve">state it exactly.</w:t>
       </w:r>
     </w:p>
     <w:bookmarkEnd w:id="28"/>
@@ -1032,7 +3536,49 @@
         <w:pStyle w:val="FirstParagraph"/>
       </w:pPr>
       <w:r>
-        <w:t xml:space="preserve">Set the wins and the limit side by side, because both are real. On the side of genuine explanation: the double slit stops being a paradox (a wave through both slits, a separate indivisible dot in one); the lone photon needs no magic (spread-out is just what a wave is); delayed choice becomes ordinary forward causation (nothing was decided early, so nothing is edited late); and the sharp all-or-nothing of a single detector click falls straight out of knots being whole. These are not hand-waves — they are worked out and reproduce the measured statistics.</w:t>
+        <w:t xml:space="preserve">Set the wins and the limit side by side, because both are real. On the</w:t>
+      </w:r>
+      <w:r>
+        <w:t xml:space="preserve"> </w:t>
+      </w:r>
+      <w:r>
+        <w:t xml:space="preserve">side of genuine explanation: the double slit stops being a paradox (a</w:t>
+      </w:r>
+      <w:r>
+        <w:t xml:space="preserve"> </w:t>
+      </w:r>
+      <w:r>
+        <w:t xml:space="preserve">wave through both slits, a separate indivisible dot in one); the lone</w:t>
+      </w:r>
+      <w:r>
+        <w:t xml:space="preserve"> </w:t>
+      </w:r>
+      <w:r>
+        <w:t xml:space="preserve">photon needs no magic (spread-out is just what a wave is); delayed choice</w:t>
+      </w:r>
+      <w:r>
+        <w:t xml:space="preserve"> </w:t>
+      </w:r>
+      <w:r>
+        <w:t xml:space="preserve">becomes ordinary forward causation (nothing was decided early, so nothing</w:t>
+      </w:r>
+      <w:r>
+        <w:t xml:space="preserve"> </w:t>
+      </w:r>
+      <w:r>
+        <w:t xml:space="preserve">is edited late); and the sharp all-or-nothing of a single detector click</w:t>
+      </w:r>
+      <w:r>
+        <w:t xml:space="preserve"> </w:t>
+      </w:r>
+      <w:r>
+        <w:t xml:space="preserve">falls straight out of knots being whole. These are not hand-waves — they</w:t>
+      </w:r>
+      <w:r>
+        <w:t xml:space="preserve"> </w:t>
+      </w:r>
+      <w:r>
+        <w:t xml:space="preserve">are worked out and reproduce the measured statistics.</w:t>
       </w:r>
     </w:p>
     <w:p>
@@ -1040,7 +3586,16 @@
         <w:pStyle w:val="BodyText"/>
       </w:pPr>
       <w:r>
-        <w:t xml:space="preserve">And for entanglement — the puzzle people expect a rope theory to choke on — the framework does more than survive: it </w:t>
+        <w:t xml:space="preserve">And for entanglement — the puzzle people expect a rope theory to choke</w:t>
+      </w:r>
+      <w:r>
+        <w:t xml:space="preserve"> </w:t>
+      </w:r>
+      <w:r>
+        <w:t xml:space="preserve">on — the framework does more than survive: it</w:t>
+      </w:r>
+      <w:r>
+        <w:t xml:space="preserve"> </w:t>
       </w:r>
       <w:r>
         <w:rPr>
@@ -1050,7 +3605,34 @@
         <w:t xml:space="preserve">derives</w:t>
       </w:r>
       <w:r>
-        <w:t xml:space="preserve"> the exact ceiling on quantum correlations as a theorem, explains the extra strength as the twist the two-strand fibre carries, and demonstrates a working Bell violation past the local limit. The wall most people expect there has largely been taken down.</w:t>
+        <w:t xml:space="preserve"> </w:t>
+      </w:r>
+      <w:r>
+        <w:t xml:space="preserve">the exact</w:t>
+      </w:r>
+      <w:r>
+        <w:t xml:space="preserve"> </w:t>
+      </w:r>
+      <w:r>
+        <w:t xml:space="preserve">ceiling on quantum correlations as a theorem, explains the extra strength</w:t>
+      </w:r>
+      <w:r>
+        <w:t xml:space="preserve"> </w:t>
+      </w:r>
+      <w:r>
+        <w:t xml:space="preserve">as the twist the two-strand fibre carries, and demonstrates a working</w:t>
+      </w:r>
+      <w:r>
+        <w:t xml:space="preserve"> </w:t>
+      </w:r>
+      <w:r>
+        <w:t xml:space="preserve">Bell violation past the local limit. The wall most people expect there</w:t>
+      </w:r>
+      <w:r>
+        <w:t xml:space="preserve"> </w:t>
+      </w:r>
+      <w:r>
+        <w:t xml:space="preserve">has largely been taken down.</w:t>
       </w:r>
     </w:p>
     <w:p>
@@ -1058,7 +3640,16 @@
         <w:pStyle w:val="BodyText"/>
       </w:pPr>
       <w:r>
-        <w:t xml:space="preserve">What honestly remains is one level deeper and sharper: the guiding influence behind those correlations is, in the working model, </w:t>
+        <w:t xml:space="preserve">What honestly remains is one level deeper and sharper: the guiding</w:t>
+      </w:r>
+      <w:r>
+        <w:t xml:space="preserve"> </w:t>
+      </w:r>
+      <w:r>
+        <w:t xml:space="preserve">influence behind those correlations is, in the working model,</w:t>
+      </w:r>
+      <w:r>
+        <w:t xml:space="preserve"> </w:t>
       </w:r>
       <w:r>
         <w:rPr>
@@ -1068,7 +3659,19 @@
         <w:t xml:space="preserve">added</w:t>
       </w:r>
       <w:r>
-        <w:t xml:space="preserve"> as an ingredient rather than </w:t>
+        <w:t xml:space="preserve"> </w:t>
+      </w:r>
+      <w:r>
+        <w:t xml:space="preserve">as</w:t>
+      </w:r>
+      <w:r>
+        <w:t xml:space="preserve"> </w:t>
+      </w:r>
+      <w:r>
+        <w:t xml:space="preserve">an ingredient rather than</w:t>
+      </w:r>
+      <w:r>
+        <w:t xml:space="preserve"> </w:t>
       </w:r>
       <w:r>
         <w:rPr>
@@ -1078,7 +3681,97 @@
         <w:t xml:space="preserve">derived from the ropes themselves</w:t>
       </w:r>
       <w:r>
-        <w:t xml:space="preserve">, and it acts on the pair’s joint configuration rather than through ordinary space — so the strict “everything is a rope in 3-space” slogan has to loosen by exactly one object. Deriving that guidance from pure rope mechanics is the framework’s deepest open problem, “the open mountain.” A theory is worth as much for naming its true edge as for how far it reaches, and this chapter marks that edge exactly where it falls — which is a good deal further up the mountain than the word “entanglement” usually lets a classical picture climb.</w:t>
+        <w:t xml:space="preserve">, and it</w:t>
+      </w:r>
+      <w:r>
+        <w:t xml:space="preserve"> </w:t>
+      </w:r>
+      <w:r>
+        <w:t xml:space="preserve">acts on the pair’s joint configuration rather than through ordinary</w:t>
+      </w:r>
+      <w:r>
+        <w:t xml:space="preserve"> </w:t>
+      </w:r>
+      <w:r>
+        <w:t xml:space="preserve">space — so the strict</w:t>
+      </w:r>
+      <w:r>
+        <w:t xml:space="preserve"> </w:t>
+      </w:r>
+      <w:r>
+        <w:t xml:space="preserve">“</w:t>
+      </w:r>
+      <w:r>
+        <w:t xml:space="preserve">everything is a rope in 3-space</w:t>
+      </w:r>
+      <w:r>
+        <w:t xml:space="preserve">”</w:t>
+      </w:r>
+      <w:r>
+        <w:t xml:space="preserve"> </w:t>
+      </w:r>
+      <w:r>
+        <w:t xml:space="preserve">slogan has to</w:t>
+      </w:r>
+      <w:r>
+        <w:t xml:space="preserve"> </w:t>
+      </w:r>
+      <w:r>
+        <w:t xml:space="preserve">loosen by exactly one object. Deriving that guidance from pure rope</w:t>
+      </w:r>
+      <w:r>
+        <w:t xml:space="preserve"> </w:t>
+      </w:r>
+      <w:r>
+        <w:t xml:space="preserve">mechanics is the framework’s deepest open problem,</w:t>
+      </w:r>
+      <w:r>
+        <w:t xml:space="preserve"> </w:t>
+      </w:r>
+      <w:r>
+        <w:t xml:space="preserve">“</w:t>
+      </w:r>
+      <w:r>
+        <w:t xml:space="preserve">the open mountain.</w:t>
+      </w:r>
+      <w:r>
+        <w:t xml:space="preserve">”</w:t>
+      </w:r>
+      <w:r>
+        <w:t xml:space="preserve"> </w:t>
+      </w:r>
+      <w:r>
+        <w:t xml:space="preserve">A theory is worth as much for naming its true edge as for how far it</w:t>
+      </w:r>
+      <w:r>
+        <w:t xml:space="preserve"> </w:t>
+      </w:r>
+      <w:r>
+        <w:t xml:space="preserve">reaches, and this chapter marks that edge exactly where it falls —</w:t>
+      </w:r>
+      <w:r>
+        <w:t xml:space="preserve"> </w:t>
+      </w:r>
+      <w:r>
+        <w:t xml:space="preserve">which is a good deal further up the mountain than the word</w:t>
+      </w:r>
+      <w:r>
+        <w:t xml:space="preserve"> </w:t>
+      </w:r>
+      <w:r>
+        <w:t xml:space="preserve">“</w:t>
+      </w:r>
+      <w:r>
+        <w:t xml:space="preserve">entanglement</w:t>
+      </w:r>
+      <w:r>
+        <w:t xml:space="preserve">”</w:t>
+      </w:r>
+      <w:r>
+        <w:t xml:space="preserve"> </w:t>
+      </w:r>
+      <w:r>
+        <w:t xml:space="preserve">usually lets a classical picture climb.</w:t>
       </w:r>
     </w:p>
     <w:bookmarkEnd w:id="29"/>
@@ -1097,7 +3790,10 @@
         <w:pStyle w:val="FirstParagraph"/>
       </w:pPr>
       <w:r>
-        <w:t xml:space="preserve">Here is the one detail about the rope we have saved until now, because electricity is where it matters most: each rope is really </w:t>
+        <w:t xml:space="preserve">Here is the one detail about the rope we have saved until now, because electricity is where it matters most: each rope is really</w:t>
+      </w:r>
+      <w:r>
+        <w:t xml:space="preserve"> </w:t>
       </w:r>
       <w:r>
         <w:rPr>
@@ -1159,7 +3855,43 @@
               <w:jc w:val="left"/>
             </w:pPr>
             <w:r>
-              <w:t xml:space="preserve">Charge is the conserved “Noether charge” of a gauge symmetry — an abstract bookkeeping quantity that is conserved because the equations have a certain symmetry, and quantized for subtle reasons tied to the mathematics. It is not made “of” anything; it is a property particles simply carry.</w:t>
+              <w:t xml:space="preserve">Charge is the conserved</w:t>
+            </w:r>
+            <w:r>
+              <w:t xml:space="preserve"> </w:t>
+            </w:r>
+            <w:r>
+              <w:t xml:space="preserve">“</w:t>
+            </w:r>
+            <w:r>
+              <w:t xml:space="preserve">Noether charge</w:t>
+            </w:r>
+            <w:r>
+              <w:t xml:space="preserve">”</w:t>
+            </w:r>
+            <w:r>
+              <w:t xml:space="preserve"> </w:t>
+            </w:r>
+            <w:r>
+              <w:t xml:space="preserve">of a gauge symmetry — an abstract bookkeeping quantity that is conserved because the equations have a certain symmetry, and quantized for subtle reasons tied to the mathematics. It is not made</w:t>
+            </w:r>
+            <w:r>
+              <w:t xml:space="preserve"> </w:t>
+            </w:r>
+            <w:r>
+              <w:t xml:space="preserve">“</w:t>
+            </w:r>
+            <w:r>
+              <w:t xml:space="preserve">of</w:t>
+            </w:r>
+            <w:r>
+              <w:t xml:space="preserve">”</w:t>
+            </w:r>
+            <w:r>
+              <w:t xml:space="preserve"> </w:t>
+            </w:r>
+            <w:r>
+              <w:t xml:space="preserve">anything; it is a property particles simply carry.</w:t>
             </w:r>
           </w:p>
         </w:tc>
@@ -1189,7 +3921,10 @@
         <w:t xml:space="preserve">The math:</w:t>
       </w:r>
       <w:r>
-        <w:t xml:space="preserve"> the SAME conservation and quantization, reproduced. What is a symmetry-and-topology statement in the textbooks becomes, in the rope picture, a geometric fact about handedness (you cannot make half a handedness, or a lone unmatched one) — the same rules with a physical origin.</w:t>
+        <w:t xml:space="preserve"> </w:t>
+      </w:r>
+      <w:r>
+        <w:t xml:space="preserve">the SAME conservation and quantization, reproduced. What is a symmetry-and-topology statement in the textbooks becomes, in the rope picture, a geometric fact about handedness (you cannot make half a handedness, or a lone unmatched one) — the same rules with a physical origin.</w:t>
       </w:r>
     </w:p>
     <w:tbl>
@@ -1231,7 +3966,43 @@
               <w:jc w:val="left"/>
             </w:pPr>
             <w:r>
-              <w:t xml:space="preserve">Think of a left glove and a right glove. Same material, same stitching — nothing has been ADDED to make one “left.” They differ only in orientation: each is the mirror image of the other. Gaede’s picture of charge is exactly this. An electron and a positron are the same two-strand structure with OPPOSITE handedness — mirror images, not different amounts of some charge-fluid. “Charge” is simply which handedness the strands present to the surrounding network. There is no separate charge; there are only strand configurations, and their handedness is what we name positive or negative.</w:t>
+              <w:t xml:space="preserve">Think of a left glove and a right glove. Same material, same stitching — nothing has been ADDED to make one</w:t>
+            </w:r>
+            <w:r>
+              <w:t xml:space="preserve"> </w:t>
+            </w:r>
+            <w:r>
+              <w:t xml:space="preserve">“</w:t>
+            </w:r>
+            <w:r>
+              <w:t xml:space="preserve">left.</w:t>
+            </w:r>
+            <w:r>
+              <w:t xml:space="preserve">”</w:t>
+            </w:r>
+            <w:r>
+              <w:t xml:space="preserve"> </w:t>
+            </w:r>
+            <w:r>
+              <w:t xml:space="preserve">They differ only in orientation: each is the mirror image of the other. Gaede’s picture of charge is exactly this. An electron and a positron are the same two-strand structure with OPPOSITE handedness — mirror images, not different amounts of some charge-fluid.</w:t>
+            </w:r>
+            <w:r>
+              <w:t xml:space="preserve"> </w:t>
+            </w:r>
+            <w:r>
+              <w:t xml:space="preserve">“</w:t>
+            </w:r>
+            <w:r>
+              <w:t xml:space="preserve">Charge</w:t>
+            </w:r>
+            <w:r>
+              <w:t xml:space="preserve">”</w:t>
+            </w:r>
+            <w:r>
+              <w:t xml:space="preserve"> </w:t>
+            </w:r>
+            <w:r>
+              <w:t xml:space="preserve">is simply which handedness the strands present to the surrounding network. There is no separate charge; there are only strand configurations, and their handedness is what we name positive or negative.</w:t>
             </w:r>
           </w:p>
         </w:tc>
@@ -1297,7 +4068,10 @@
         <w:pStyle w:val="BodyText"/>
       </w:pPr>
       <w:r>
-        <w:t xml:space="preserve">This picture makes the familiar rules feel almost obvious. </w:t>
+        <w:t xml:space="preserve">This picture makes the familiar rules feel almost obvious.</w:t>
+      </w:r>
+      <w:r>
+        <w:t xml:space="preserve"> </w:t>
       </w:r>
       <w:r>
         <w:rPr>
@@ -1307,7 +4081,13 @@
         <w:t xml:space="preserve">Opposite charges attract</w:t>
       </w:r>
       <w:r>
-        <w:t xml:space="preserve"> because opposite-handed ends fit together — the way a left hand and a right hand clasp, or a nut and bolt whose threads match. </w:t>
+        <w:t xml:space="preserve"> </w:t>
+      </w:r>
+      <w:r>
+        <w:t xml:space="preserve">because opposite-handed ends fit together — the way a left hand and a right hand clasp, or a nut and bolt whose threads match.</w:t>
+      </w:r>
+      <w:r>
+        <w:t xml:space="preserve"> </w:t>
       </w:r>
       <w:r>
         <w:rPr>
@@ -1317,7 +4097,10 @@
         <w:t xml:space="preserve">Like charges repel</w:t>
       </w:r>
       <w:r>
-        <w:t xml:space="preserve"> because same-handed ends cannot mesh, like trying to shake two right hands. Attraction and repulsion are not a force reaching across empty space; they are whether two strand-ends can geometrically join.</w:t>
+        <w:t xml:space="preserve"> </w:t>
+      </w:r>
+      <w:r>
+        <w:t xml:space="preserve">because same-handed ends cannot mesh, like trying to shake two right hands. Attraction and repulsion are not a force reaching across empty space; they are whether two strand-ends can geometrically join.</w:t>
       </w:r>
     </w:p>
     <w:p>
@@ -1332,7 +4115,13 @@
         <w:t xml:space="preserve">Charge comes in whole units</w:t>
       </w:r>
       <w:r>
-        <w:t xml:space="preserve"> because an end is either one handedness or the other — there is no halfway between a left and a right glove. And </w:t>
+        <w:t xml:space="preserve"> </w:t>
+      </w:r>
+      <w:r>
+        <w:t xml:space="preserve">because an end is either one handedness or the other — there is no halfway between a left and a right glove. And</w:t>
+      </w:r>
+      <w:r>
+        <w:t xml:space="preserve"> </w:t>
       </w:r>
       <w:r>
         <w:rPr>
@@ -1342,7 +4131,10 @@
         <w:t xml:space="preserve">charge is conserved</w:t>
       </w:r>
       <w:r>
-        <w:t xml:space="preserve"> because you cannot manufacture a single unmatched handedness out of nothing, any more than a factory can make one lone left glove: handedness comes in matched pairs, so charges are created as electron-and-positron together, keeping the total strand geometry balanced.</w:t>
+        <w:t xml:space="preserve"> </w:t>
+      </w:r>
+      <w:r>
+        <w:t xml:space="preserve">because you cannot manufacture a single unmatched handedness out of nothing, any more than a factory can make one lone left glove: handedness comes in matched pairs, so charges are created as electron-and-positron together, keeping the total strand geometry balanced.</w:t>
       </w:r>
     </w:p>
     <w:bookmarkStart w:id="40" w:name="X9e250ff3d5145e16da5a9bb2f818862ec18e05d"/>
@@ -1433,7 +4225,10 @@
         <w:t xml:space="preserve">The math:</w:t>
       </w:r>
       <w:r>
-        <w:t xml:space="preserve"> the SAME conserved current and continuity, reproduced. The screw is verified to pump exactly one unit of charge per turn and to deliver power as torque × turning-rate, mirroring power = voltage × current — the same electrical laws, realized as a literal mechanical screw rather than an abstract carrier-drift-plus-field.</w:t>
+        <w:t xml:space="preserve"> </w:t>
+      </w:r>
+      <w:r>
+        <w:t xml:space="preserve">the SAME conserved current and continuity, reproduced. The screw is verified to pump exactly one unit of charge per turn and to deliver power as torque × turning-rate, mirroring power = voltage × current — the same electrical laws, realized as a literal mechanical screw rather than an abstract carrier-drift-plus-field.</w:t>
       </w:r>
     </w:p>
     <w:p>
@@ -1441,7 +4236,10 @@
         <w:pStyle w:val="BodyText"/>
       </w:pPr>
       <w:r>
-        <w:t xml:space="preserve">Flip a switch and the lamp lights instantly, even though the wire is long. If current were the rope </w:t>
+        <w:t xml:space="preserve">Flip a switch and the lamp lights instantly, even though the wire is long. If current were the rope</w:t>
+      </w:r>
+      <w:r>
+        <w:t xml:space="preserve"> </w:t>
       </w:r>
       <w:r>
         <w:rPr>
@@ -1451,7 +4249,13 @@
         <w:t xml:space="preserve">material</w:t>
       </w:r>
       <w:r>
-        <w:t xml:space="preserve"> sliding down the wire, that would be impossible — nothing crawls that fast. Here is the physical resolution, and it is more concrete than it first sounds: </w:t>
+        <w:t xml:space="preserve"> </w:t>
+      </w:r>
+      <w:r>
+        <w:t xml:space="preserve">sliding down the wire, that would be impossible — nothing crawls that fast. Here is the physical resolution, and it is more concrete than it first sounds:</w:t>
+      </w:r>
+      <w:r>
+        <w:t xml:space="preserve"> </w:t>
       </w:r>
       <w:r>
         <w:rPr>
@@ -1461,7 +4265,10 @@
         <w:t xml:space="preserve">a current is the two-strand helix being turned at one end, like a flexible drive shaft or a speedometer cable.</w:t>
       </w:r>
       <w:r>
-        <w:t xml:space="preserve"> The battery grips the rope and rotates it; that turning runs down the rope and turns the load at the far end, delivering work there — the way turning the handle of a hand-crank drill spins the bit at the other end.</w:t>
+        <w:t xml:space="preserve"> </w:t>
+      </w:r>
+      <w:r>
+        <w:t xml:space="preserve">The battery grips the rope and rotates it; that turning runs down the rope and turns the load at the far end, delivering work there — the way turning the handle of a hand-crank drill spins the bit at the other end.</w:t>
       </w:r>
     </w:p>
     <w:tbl>
@@ -1503,7 +4310,25 @@
               <w:jc w:val="left"/>
             </w:pPr>
             <w:r>
-              <w:t xml:space="preserve">This is the key physical fact. Turn a plain rod and it merely spins; nothing is carried along it. But the rope is a two-strand HELIX, and turning a helix is turning a SCREW — like a corkscrew driving into a cork, or an Archimedes screw lifting water. Rotating the helix does not just spin it; the winding converts that rotation into drive ALONG the rope. So there is no need for a separate “wave” bolted onto the rotation: the rotation and the transport are the SAME motion, tied together by the helix’s shape. The battery turns the screw; the screw pumps down the wire; the load at the far end is turned and work is done.</w:t>
+              <w:t xml:space="preserve">This is the key physical fact. Turn a plain rod and it merely spins; nothing is carried along it. But the rope is a two-strand HELIX, and turning a helix is turning a SCREW — like a corkscrew driving into a cork, or an Archimedes screw lifting water. Rotating the helix does not just spin it; the winding converts that rotation into drive ALONG the rope. So there is no need for a separate</w:t>
+            </w:r>
+            <w:r>
+              <w:t xml:space="preserve"> </w:t>
+            </w:r>
+            <w:r>
+              <w:t xml:space="preserve">“</w:t>
+            </w:r>
+            <w:r>
+              <w:t xml:space="preserve">wave</w:t>
+            </w:r>
+            <w:r>
+              <w:t xml:space="preserve">”</w:t>
+            </w:r>
+            <w:r>
+              <w:t xml:space="preserve"> </w:t>
+            </w:r>
+            <w:r>
+              <w:t xml:space="preserve">bolted onto the rotation: the rotation and the transport are the SAME motion, tied together by the helix’s shape. The battery turns the screw; the screw pumps down the wire; the load at the far end is turned and work is done.</w:t>
             </w:r>
           </w:p>
         </w:tc>
@@ -1569,7 +4394,43 @@
         <w:pStyle w:val="BodyText"/>
       </w:pPr>
       <w:r>
-        <w:t xml:space="preserve">One honest refinement keeps this picture accurate. A perfectly rigid shaft, spinning in exact lockstep from end to end, would deliver twist but pump nothing THROUGH — a screw only does work as it advances against the nut. So the rope is not perfectly rigid: as you turn one end, the turning runs down the rope as a very fast torsional wave, each section taking up the rotation a hair after the one before it. That is why the rope does not simply wind up in place, and why work actually reaches the load. So “the helix is turned like a screw” and “the turning travels down the rope” are not two mechanisms — the second is just the honest way the first propagates in anything that is not infinitely stiff. What does NOT happen is the rope material itself sliding down the wire; only the turning travels.</w:t>
+        <w:t xml:space="preserve">One honest refinement keeps this picture accurate. A perfectly rigid shaft, spinning in exact lockstep from end to end, would deliver twist but pump nothing THROUGH — a screw only does work as it advances against the nut. So the rope is not perfectly rigid: as you turn one end, the turning runs down the rope as a very fast torsional wave, each section taking up the rotation a hair after the one before it. That is why the rope does not simply wind up in place, and why work actually reaches the load. So</w:t>
+      </w:r>
+      <w:r>
+        <w:t xml:space="preserve"> </w:t>
+      </w:r>
+      <w:r>
+        <w:t xml:space="preserve">“</w:t>
+      </w:r>
+      <w:r>
+        <w:t xml:space="preserve">the helix is turned like a screw</w:t>
+      </w:r>
+      <w:r>
+        <w:t xml:space="preserve">”</w:t>
+      </w:r>
+      <w:r>
+        <w:t xml:space="preserve"> </w:t>
+      </w:r>
+      <w:r>
+        <w:t xml:space="preserve">and</w:t>
+      </w:r>
+      <w:r>
+        <w:t xml:space="preserve"> </w:t>
+      </w:r>
+      <w:r>
+        <w:t xml:space="preserve">“</w:t>
+      </w:r>
+      <w:r>
+        <w:t xml:space="preserve">the turning travels down the rope</w:t>
+      </w:r>
+      <w:r>
+        <w:t xml:space="preserve">”</w:t>
+      </w:r>
+      <w:r>
+        <w:t xml:space="preserve"> </w:t>
+      </w:r>
+      <w:r>
+        <w:t xml:space="preserve">are not two mechanisms — the second is just the honest way the first propagates in anything that is not infinitely stiff. What does NOT happen is the rope material itself sliding down the wire; only the turning travels.</w:t>
       </w:r>
     </w:p>
     <w:p>
@@ -1577,7 +4438,28 @@
         <w:pStyle w:val="BodyText"/>
       </w:pPr>
       <w:r>
-        <w:t xml:space="preserve">There is a subtle point that turns out to be one of the most powerful in the whole picture. If the rope simply kept rotating one way, would it not “wind up” tighter and tighter without limit? No — because the turning is not stored up, it passes THROUGH: as much rotation leaves each section into the next as arrives into it from the one before. For that to hold steadily, the turning must enter at one end and leave at the other, which is only possible if the wire is part of a </w:t>
+        <w:t xml:space="preserve">There is a subtle point that turns out to be one of the most powerful in the whole picture. If the rope simply kept rotating one way, would it not</w:t>
+      </w:r>
+      <w:r>
+        <w:t xml:space="preserve"> </w:t>
+      </w:r>
+      <w:r>
+        <w:t xml:space="preserve">“</w:t>
+      </w:r>
+      <w:r>
+        <w:t xml:space="preserve">wind up</w:t>
+      </w:r>
+      <w:r>
+        <w:t xml:space="preserve">”</w:t>
+      </w:r>
+      <w:r>
+        <w:t xml:space="preserve"> </w:t>
+      </w:r>
+      <w:r>
+        <w:t xml:space="preserve">tighter and tighter without limit? No — because the turning is not stored up, it passes THROUGH: as much rotation leaves each section into the next as arrives into it from the one before. For that to hold steadily, the turning must enter at one end and leave at the other, which is only possible if the wire is part of a</w:t>
+      </w:r>
+      <w:r>
+        <w:t xml:space="preserve"> </w:t>
       </w:r>
       <w:r>
         <w:rPr>
@@ -1587,7 +4469,10 @@
         <w:t xml:space="preserve">closed loop</w:t>
       </w:r>
       <w:r>
-        <w:t xml:space="preserve"> with a source and a return. (And notice the payoff from the charge chapter: because a right-handed and a left-handed screw drive opposite ways when turned, the HANDEDNESS of the strands — the charge — is exactly what sets which direction the current pumps. Positive and negative charges are opposite-handed screws, and so they drive current in opposite directions.)</w:t>
+        <w:t xml:space="preserve"> </w:t>
+      </w:r>
+      <w:r>
+        <w:t xml:space="preserve">with a source and a return. (And notice the payoff from the charge chapter: because a right-handed and a left-handed screw drive opposite ways when turned, the HANDEDNESS of the strands — the charge — is exactly what sets which direction the current pumps. Positive and negative charges are opposite-handed screws, and so they drive current in opposite directions.)</w:t>
       </w:r>
     </w:p>
     <w:p>
@@ -1684,7 +4569,49 @@
               <w:jc w:val="left"/>
             </w:pPr>
             <w:r>
-              <w:t xml:space="preserve">“The rope cannot wind up without limit,” “orientation-in equals orientation-out,” and “current only flows in a closed circuit” are not three separate facts — they are one statement seen three ways. In the physicist’s shorthand it is the continuity equation, and it is the mechanical face of charge conservation. The rope picture does not predict anything new here; it REPRODUCES a known law, but it lets you SEE why the law must hold.</w:t>
+              <w:t xml:space="preserve">“</w:t>
+            </w:r>
+            <w:r>
+              <w:t xml:space="preserve">The rope cannot wind up without limit,</w:t>
+            </w:r>
+            <w:r>
+              <w:t xml:space="preserve">”</w:t>
+            </w:r>
+            <w:r>
+              <w:t xml:space="preserve"> </w:t>
+            </w:r>
+            <w:r>
+              <w:t xml:space="preserve">“</w:t>
+            </w:r>
+            <w:r>
+              <w:t xml:space="preserve">orientation-in equals orientation-out,</w:t>
+            </w:r>
+            <w:r>
+              <w:t xml:space="preserve">”</w:t>
+            </w:r>
+            <w:r>
+              <w:t xml:space="preserve"> </w:t>
+            </w:r>
+            <w:r>
+              <w:t xml:space="preserve">and</w:t>
+            </w:r>
+            <w:r>
+              <w:t xml:space="preserve"> </w:t>
+            </w:r>
+            <w:r>
+              <w:t xml:space="preserve">“</w:t>
+            </w:r>
+            <w:r>
+              <w:t xml:space="preserve">current only flows in a closed circuit</w:t>
+            </w:r>
+            <w:r>
+              <w:t xml:space="preserve">”</w:t>
+            </w:r>
+            <w:r>
+              <w:t xml:space="preserve"> </w:t>
+            </w:r>
+            <w:r>
+              <w:t xml:space="preserve">are not three separate facts — they are one statement seen three ways. In the physicist’s shorthand it is the continuity equation, and it is the mechanical face of charge conservation. The rope picture does not predict anything new here; it REPRODUCES a known law, but it lets you SEE why the law must hold.</w:t>
             </w:r>
           </w:p>
         </w:tc>
@@ -1705,7 +4632,10 @@
         <w:pStyle w:val="FirstParagraph"/>
       </w:pPr>
       <w:r>
-        <w:t xml:space="preserve">Three things set how much current flows. First, how hard you push — the </w:t>
+        <w:t xml:space="preserve">Three things set how much current flows. First, how hard you push — the</w:t>
+      </w:r>
+      <w:r>
+        <w:t xml:space="preserve"> </w:t>
       </w:r>
       <w:r>
         <w:rPr>
@@ -1715,7 +4645,10 @@
         <w:t xml:space="preserve">voltage</w:t>
       </w:r>
       <w:r>
-        <w:t xml:space="preserve">, which in the rope picture is the TENSION the strand configuration sources: a stronger orientation mismatch pulls the strands taut and raises the tension. (Voltage is the tension; charge is the handedness — related, but not the same thing.) Second, how many strands push at once — the </w:t>
+        <w:t xml:space="preserve">, which in the rope picture is the TENSION the strand configuration sources: a stronger orientation mismatch pulls the strands taut and raises the tension. (Voltage is the tension; charge is the handedness — related, but not the same thing.) Second, how many strands push at once — the</w:t>
+      </w:r>
+      <w:r>
+        <w:t xml:space="preserve"> </w:t>
       </w:r>
       <w:r>
         <w:rPr>
@@ -1725,7 +4658,13 @@
         <w:t xml:space="preserve">thickness</w:t>
       </w:r>
       <w:r>
-        <w:t xml:space="preserve"> of the wire. Third, how cleanly each strand carries the wave — the </w:t>
+        <w:t xml:space="preserve"> </w:t>
+      </w:r>
+      <w:r>
+        <w:t xml:space="preserve">of the wire. Third, how cleanly each strand carries the wave — the</w:t>
+      </w:r>
+      <w:r>
+        <w:t xml:space="preserve"> </w:t>
       </w:r>
       <w:r>
         <w:rPr>
@@ -1743,7 +4682,10 @@
         <w:pStyle w:val="BodyText"/>
       </w:pPr>
       <w:r>
-        <w:t xml:space="preserve">That snagging is </w:t>
+        <w:t xml:space="preserve">That snagging is</w:t>
+      </w:r>
+      <w:r>
+        <w:t xml:space="preserve"> </w:t>
       </w:r>
       <w:r>
         <w:rPr>
@@ -1869,7 +4811,22 @@
               <w:jc w:val="left"/>
             </w:pPr>
             <w:r>
-              <w:t xml:space="preserve">The magnetic field is the curl of an abstract “vector potential”; the magnetic force is the velocity-dependent part of the Lorentz force, often explained as a relativistic side-effect of electricity. Intuitive mechanism: essentially none — it is treated as a field-theoretic and relativistic fact.</w:t>
+              <w:t xml:space="preserve">The magnetic field is the curl of an abstract</w:t>
+            </w:r>
+            <w:r>
+              <w:t xml:space="preserve"> </w:t>
+            </w:r>
+            <w:r>
+              <w:t xml:space="preserve">“</w:t>
+            </w:r>
+            <w:r>
+              <w:t xml:space="preserve">vector potential</w:t>
+            </w:r>
+            <w:r>
+              <w:t xml:space="preserve">”</w:t>
+            </w:r>
+            <w:r>
+              <w:t xml:space="preserve">; the magnetic force is the velocity-dependent part of the Lorentz force, often explained as a relativistic side-effect of electricity. Intuitive mechanism: essentially none — it is treated as a field-theoretic and relativistic fact.</w:t>
             </w:r>
           </w:p>
         </w:tc>
@@ -1892,7 +4849,10 @@
         <w:pStyle w:val="BodyText"/>
       </w:pPr>
       <w:r>
-        <w:t xml:space="preserve">One thing worth making explicit: electricity and magnetism here are not two different things that happen to be related — they are one rope seen two ways. Look </w:t>
+        <w:t xml:space="preserve">One thing worth making explicit: electricity and magnetism here are not two different things that happen to be related — they are one rope seen two ways. Look</w:t>
+      </w:r>
+      <w:r>
+        <w:t xml:space="preserve"> </w:t>
       </w:r>
       <w:r>
         <w:rPr>
@@ -1902,7 +4862,13 @@
         <w:t xml:space="preserve">along</w:t>
       </w:r>
       <w:r>
-        <w:t xml:space="preserve"> the rope and you see the imbalance that is electric charge and current; look </w:t>
+        <w:t xml:space="preserve"> </w:t>
+      </w:r>
+      <w:r>
+        <w:t xml:space="preserve">the rope and you see the imbalance that is electric charge and current; look</w:t>
+      </w:r>
+      <w:r>
+        <w:t xml:space="preserve"> </w:t>
       </w:r>
       <w:r>
         <w:rPr>
@@ -1912,7 +4878,16 @@
         <w:t xml:space="preserve">around</w:t>
       </w:r>
       <w:r>
-        <w:t xml:space="preserve"> it and you see the circulation that is the magnetic field. That is exactly why the two can never be fully separated, and why a change in one always stirs up the other — they were never separate substances to begin with. &gt; EQUATIONS| the SAME laws, reproduced — the force between currents (F/L ∝ I₁I₂/d, with the correct signs) and the full Lorentz force F = qv×B both come out of the rope mechanism. No new equations; a physical mechanism where physics usually offers none.</w:t>
+        <w:t xml:space="preserve"> </w:t>
+      </w:r>
+      <w:r>
+        <w:t xml:space="preserve">it and you see the circulation that is the magnetic field. That is exactly why the two can never be fully separated, and why a change in one always stirs up the other — they were never separate substances to begin with.</w:t>
+      </w:r>
+      <w:r>
+        <w:t xml:space="preserve"> </w:t>
+      </w:r>
+      <w:r>
+        <w:t xml:space="preserve">&gt; EQUATIONS| the SAME laws, reproduced — the force between currents (F/L ∝ I₁I₂/d, with the correct signs) and the full Lorentz force F = qv×B both come out of the rope mechanism. No new equations; a physical mechanism where physics usually offers none.</w:t>
       </w:r>
     </w:p>
     <w:tbl>
@@ -2142,7 +5117,25 @@
         <w:pStyle w:val="BodyText"/>
       </w:pPr>
       <w:r>
-        <w:t xml:space="preserve">This also explains a deep fact: you can cut a magnet in half and never get a lone north or south pole — you just get two smaller complete magnets. In the rope picture a “pole” is simply which way the threads sweep at one end; the threads have to enter one end and leave the other, so a single isolated pole is as impossible as a rope with only one end.</w:t>
+        <w:t xml:space="preserve">This also explains a deep fact: you can cut a magnet in half and never get a lone north or south pole — you just get two smaller complete magnets. In the rope picture a</w:t>
+      </w:r>
+      <w:r>
+        <w:t xml:space="preserve"> </w:t>
+      </w:r>
+      <w:r>
+        <w:t xml:space="preserve">“</w:t>
+      </w:r>
+      <w:r>
+        <w:t xml:space="preserve">pole</w:t>
+      </w:r>
+      <w:r>
+        <w:t xml:space="preserve">”</w:t>
+      </w:r>
+      <w:r>
+        <w:t xml:space="preserve"> </w:t>
+      </w:r>
+      <w:r>
+        <w:t xml:space="preserve">is simply which way the threads sweep at one end; the threads have to enter one end and leave the other, so a single isolated pole is as impossible as a rope with only one end.</w:t>
       </w:r>
     </w:p>
     <w:tbl>
@@ -2184,7 +5177,25 @@
               <w:jc w:val="left"/>
             </w:pPr>
             <w:r>
-              <w:t xml:space="preserve">Two things in this account are borrowed rather than derived. WHY the atoms in iron spontaneously line up (and stay lined up) is not explained by the rope mechanics here — it is taken as given, exactly as standard physics takes the alignment of atomic magnets as given. (The related question of WHY two currents or two magnets attract or repel — the direction of the force — does come straight out of the mechanics: in the gap between two swirls, opposing motion meshes and pulls together while aligned motion clashes and pushes apart, exactly the jump-rope rule, and it matches the measured force.) What remains only partly explained is the alignment itself — why whole neighbourhoods of atoms lock together. The rope picture does offer a mechanism: neighbouring atomic swirls share the network between them, and when their patterns mesh smoothly the shared region carries less strain, so a lined-up neighbourhood costs less energy — the same kind of “modes fitting together” that makes a chemical bond, and far stronger than the feeble magnetic pull between the atoms themselves (which is thousands of times too weak to survive room-temperature jostling). What the picture does not yet do — and here it is no worse off than standard physics — is calculate, for a given material, whether that meshing favours lining up (a magnet, like iron) or alternating (like chromium), or why only a few metals do it strongly. The mechanism is there; the material-by-material prediction is not.</w:t>
+              <w:t xml:space="preserve">Two things in this account are borrowed rather than derived. WHY the atoms in iron spontaneously line up (and stay lined up) is not explained by the rope mechanics here — it is taken as given, exactly as standard physics takes the alignment of atomic magnets as given. (The related question of WHY two currents or two magnets attract or repel — the direction of the force — does come straight out of the mechanics: in the gap between two swirls, opposing motion meshes and pulls together while aligned motion clashes and pushes apart, exactly the jump-rope rule, and it matches the measured force.) What remains only partly explained is the alignment itself — why whole neighbourhoods of atoms lock together. The rope picture does offer a mechanism: neighbouring atomic swirls share the network between them, and when their patterns mesh smoothly the shared region carries less strain, so a lined-up neighbourhood costs less energy — the same kind of</w:t>
+            </w:r>
+            <w:r>
+              <w:t xml:space="preserve"> </w:t>
+            </w:r>
+            <w:r>
+              <w:t xml:space="preserve">“</w:t>
+            </w:r>
+            <w:r>
+              <w:t xml:space="preserve">modes fitting together</w:t>
+            </w:r>
+            <w:r>
+              <w:t xml:space="preserve">”</w:t>
+            </w:r>
+            <w:r>
+              <w:t xml:space="preserve"> </w:t>
+            </w:r>
+            <w:r>
+              <w:t xml:space="preserve">that makes a chemical bond, and far stronger than the feeble magnetic pull between the atoms themselves (which is thousands of times too weak to survive room-temperature jostling). What the picture does not yet do — and here it is no worse off than standard physics — is calculate, for a given material, whether that meshing favours lining up (a magnet, like iron) or alternating (like chromium), or why only a few metals do it strongly. The mechanism is there; the material-by-material prediction is not.</w:t>
             </w:r>
           </w:p>
         </w:tc>
@@ -2242,7 +5253,25 @@
         <w:pStyle w:val="ImageCaption"/>
       </w:pPr>
       <w:r>
-        <w:t xml:space="preserve">A permanent magnet needs no current: each atom is a small rope-swirl, and in iron whole neighbourhoods line up so their swirls add into one big circulation sweeping from end to end. A “pole” is just which way the threads sweep at that end — which is why you can never cut out a lone north or south.</w:t>
+        <w:t xml:space="preserve">A permanent magnet needs no current: each atom is a small rope-swirl, and in iron whole neighbourhoods line up so their swirls add into one big circulation sweeping from end to end. A</w:t>
+      </w:r>
+      <w:r>
+        <w:t xml:space="preserve"> </w:t>
+      </w:r>
+      <w:r>
+        <w:t xml:space="preserve">“</w:t>
+      </w:r>
+      <w:r>
+        <w:t xml:space="preserve">pole</w:t>
+      </w:r>
+      <w:r>
+        <w:t xml:space="preserve">”</w:t>
+      </w:r>
+      <w:r>
+        <w:t xml:space="preserve"> </w:t>
+      </w:r>
+      <w:r>
+        <w:t xml:space="preserve">is just which way the threads sweep at that end — which is why you can never cut out a lone north or south.</w:t>
       </w:r>
     </w:p>
     <w:p>
@@ -2276,7 +5305,25 @@
         <w:pStyle w:val="FirstParagraph"/>
       </w:pPr>
       <w:r>
-        <w:t xml:space="preserve">Electricity and magnetism are governed by four equations — Maxwell’s equations — that underpin every motor, radio, antenna, and magnet ever built. Their content, in plain words, is four statements: electric charges are sources that field lines spring from; there are no isolated magnetic “charges,” so magnetic field lines never begin or end but always close on themselves; a changing magnetic field stirs up a circulating electric field; and a current or a changing electric field stirs up a circulating magnetic field.</w:t>
+        <w:t xml:space="preserve">Electricity and magnetism are governed by four equations — Maxwell’s equations — that underpin every motor, radio, antenna, and magnet ever built. Their content, in plain words, is four statements: electric charges are sources that field lines spring from; there are no isolated magnetic</w:t>
+      </w:r>
+      <w:r>
+        <w:t xml:space="preserve"> </w:t>
+      </w:r>
+      <w:r>
+        <w:t xml:space="preserve">“</w:t>
+      </w:r>
+      <w:r>
+        <w:t xml:space="preserve">charges,</w:t>
+      </w:r>
+      <w:r>
+        <w:t xml:space="preserve">”</w:t>
+      </w:r>
+      <w:r>
+        <w:t xml:space="preserve"> </w:t>
+      </w:r>
+      <w:r>
+        <w:t xml:space="preserve">so magnetic field lines never begin or end but always close on themselves; a changing magnetic field stirs up a circulating electric field; and a current or a changing electric field stirs up a circulating magnetic field.</w:t>
       </w:r>
     </w:p>
     <w:p>
@@ -2284,7 +5331,10 @@
         <w:pStyle w:val="BodyText"/>
       </w:pPr>
       <w:r>
-        <w:t xml:space="preserve">Each of these has a mechanical reading in the rope picture. Charges as sources are the strand-handedness the electricity chapter described. The absence of magnetic monopoles — that magnetic lines never start or stop — is the strongest single result: it falls out automatically because the magnetic field is defined as the </w:t>
+        <w:t xml:space="preserve">Each of these has a mechanical reading in the rope picture. Charges as sources are the strand-handedness the electricity chapter described. The absence of magnetic monopoles — that magnetic lines never start or stop — is the strongest single result: it falls out automatically because the magnetic field is defined as the</w:t>
+      </w:r>
+      <w:r>
+        <w:t xml:space="preserve"> </w:t>
       </w:r>
       <w:r>
         <w:rPr>
@@ -2294,7 +5344,28 @@
         <w:t xml:space="preserve">curl</w:t>
       </w:r>
       <w:r>
-        <w:t xml:space="preserve"> of the network’s orientation, and a curl can never have loose ends (a mathematical identity, not an added assumption). The two “induction” rules — changing one field stirring up the other — are the network’s circulating response to a changing disturbance, the same swirl the magnetism chapter described, now running in both directions.</w:t>
+        <w:t xml:space="preserve"> </w:t>
+      </w:r>
+      <w:r>
+        <w:t xml:space="preserve">of the network’s orientation, and a curl can never have loose ends (a mathematical identity, not an added assumption). The two</w:t>
+      </w:r>
+      <w:r>
+        <w:t xml:space="preserve"> </w:t>
+      </w:r>
+      <w:r>
+        <w:t xml:space="preserve">“</w:t>
+      </w:r>
+      <w:r>
+        <w:t xml:space="preserve">induction</w:t>
+      </w:r>
+      <w:r>
+        <w:t xml:space="preserve">”</w:t>
+      </w:r>
+      <w:r>
+        <w:t xml:space="preserve"> </w:t>
+      </w:r>
+      <w:r>
+        <w:t xml:space="preserve">rules — changing one field stirring up the other — are the network’s circulating response to a changing disturbance, the same swirl the magnetism chapter described, now running in both directions.</w:t>
       </w:r>
     </w:p>
     <w:tbl>
@@ -2343,7 +5414,7 @@
       </w:tr>
     </w:tbl>
     <w:bookmarkEnd w:id="50"/>
-    <w:bookmarkStart w:id="54" w:name="X794afd0382848faef0e927ec80e71a5303a0389"/>
+    <w:bookmarkStart w:id="55" w:name="X794afd0382848faef0e927ec80e71a5303a0389"/>
     <w:p>
       <w:pPr>
         <w:pStyle w:val="Heading1"/>
@@ -2357,7 +5428,49 @@
         <w:pStyle w:val="FirstParagraph"/>
       </w:pPr>
       <w:r>
-        <w:t xml:space="preserve">This is the most basic version of the rope picture, and it is worth stating plainly before anything more complicated: every pair of masses in the universe is connected by a physical rope, that rope is under tension, and a rope under tension pulls its two ends together — exactly the way a stretched rubber band pulls your two hands toward each other, or a tightened cable pulls whatever it’s anchored to inward. Nothing more exotic than that. The apple falls toward the Earth because the rope directly connecting them is taut, and a taut rope pulls.</w:t>
+        <w:t xml:space="preserve">This is the most basic version of the rope picture, and it is worth</w:t>
+      </w:r>
+      <w:r>
+        <w:t xml:space="preserve"> </w:t>
+      </w:r>
+      <w:r>
+        <w:t xml:space="preserve">stating plainly before anything more complicated: every pair of masses</w:t>
+      </w:r>
+      <w:r>
+        <w:t xml:space="preserve"> </w:t>
+      </w:r>
+      <w:r>
+        <w:t xml:space="preserve">in the universe is connected by a physical rope, that rope is under</w:t>
+      </w:r>
+      <w:r>
+        <w:t xml:space="preserve"> </w:t>
+      </w:r>
+      <w:r>
+        <w:t xml:space="preserve">tension, and a rope under tension pulls its two ends together —</w:t>
+      </w:r>
+      <w:r>
+        <w:t xml:space="preserve"> </w:t>
+      </w:r>
+      <w:r>
+        <w:t xml:space="preserve">exactly the way a stretched rubber band pulls your two hands toward each</w:t>
+      </w:r>
+      <w:r>
+        <w:t xml:space="preserve"> </w:t>
+      </w:r>
+      <w:r>
+        <w:t xml:space="preserve">other, or a tightened cable pulls whatever it’s anchored to inward.</w:t>
+      </w:r>
+      <w:r>
+        <w:t xml:space="preserve"> </w:t>
+      </w:r>
+      <w:r>
+        <w:t xml:space="preserve">Nothing more exotic than that. The apple falls toward the Earth because</w:t>
+      </w:r>
+      <w:r>
+        <w:t xml:space="preserve"> </w:t>
+      </w:r>
+      <w:r>
+        <w:t xml:space="preserve">the rope directly connecting them is taut, and a taut rope pulls.</w:t>
       </w:r>
     </w:p>
     <w:tbl>
@@ -2409,7 +5522,25 @@
               <w:jc w:val="left"/>
             </w:pPr>
             <w:r>
-              <w:t xml:space="preserve">Gravity is the curvature of spacetime (general relativity): mass-energy bends the four-dimensional geometry of space and time, and objects follow the straightest available paths through that curved geometry. There is no “pull” — only geometry.</w:t>
+              <w:t xml:space="preserve">Gravity is the curvature of spacetime (general relativity): mass-energy bends the four-dimensional geometry of space and time, and objects follow the straightest available paths through that curved geometry. There is no</w:t>
+            </w:r>
+            <w:r>
+              <w:t xml:space="preserve"> </w:t>
+            </w:r>
+            <w:r>
+              <w:t xml:space="preserve">“</w:t>
+            </w:r>
+            <w:r>
+              <w:t xml:space="preserve">pull</w:t>
+            </w:r>
+            <w:r>
+              <w:t xml:space="preserve">”</w:t>
+            </w:r>
+            <w:r>
+              <w:t xml:space="preserve"> </w:t>
+            </w:r>
+            <w:r>
+              <w:t xml:space="preserve">— only geometry.</w:t>
             </w:r>
           </w:p>
         </w:tc>
@@ -2439,7 +5570,43 @@
         <w:t xml:space="preserve">The math:</w:t>
       </w:r>
       <w:r>
-        <w:t xml:space="preserve"> this is the least-developed sector, and it is worth being exact about what the rope picture does and does not do. It CAN reproduce the four classic weak-field tests of general relativity — the bending of starlight (1.751″ at the Sun’s edge), Mercury’s perihelion drift (43″/century), the Shapiro time delay — but only by taking the known weak-field geometry (the “Schwarzschild metric”) as its starting point and computing the consequences. For the WEAK field there is a modest recent step: if one grants that mass sources a conserved “conditioning” of the network (the gravitational cousin of how charge sources its field), then a simple field equation — the same Poisson equation that underlies Newtonian gravity — GENERATES the weak-field geometry rather than having it inserted by hand. But that step is linear, and real gravity is not: the deep feature of Einstein’s theory is that gravity gravitates (the field feeds on itself), and nothing in the rope picture reproduces that nonlinearity. So there is still no rope-derived equivalent of Einstein’s full field equations Gμν = 8πTμν. So it matches GR’s answers in the weak, slow, spherical case, but says nothing yet about strong gravity (black-hole interiors, neutron stars), gravitational waves, or cosmology. The tension picture is a genuine intuition; a full theory of gravity it is not.</w:t>
+        <w:t xml:space="preserve"> </w:t>
+      </w:r>
+      <w:r>
+        <w:t xml:space="preserve">this is the least-developed sector, and it is worth being exact about what the rope picture does and does not do. It CAN reproduce the four classic weak-field tests of general relativity — the bending of starlight (1.751″ at the Sun’s edge), Mercury’s perihelion drift (43″/century), the Shapiro time delay — but only by taking the known weak-field geometry (the</w:t>
+      </w:r>
+      <w:r>
+        <w:t xml:space="preserve"> </w:t>
+      </w:r>
+      <w:r>
+        <w:t xml:space="preserve">“</w:t>
+      </w:r>
+      <w:r>
+        <w:t xml:space="preserve">Schwarzschild metric</w:t>
+      </w:r>
+      <w:r>
+        <w:t xml:space="preserve">”</w:t>
+      </w:r>
+      <w:r>
+        <w:t xml:space="preserve">) as its starting point and computing the consequences. For the WEAK field there is a modest recent step: if one grants that mass sources a conserved</w:t>
+      </w:r>
+      <w:r>
+        <w:t xml:space="preserve"> </w:t>
+      </w:r>
+      <w:r>
+        <w:t xml:space="preserve">“</w:t>
+      </w:r>
+      <w:r>
+        <w:t xml:space="preserve">conditioning</w:t>
+      </w:r>
+      <w:r>
+        <w:t xml:space="preserve">”</w:t>
+      </w:r>
+      <w:r>
+        <w:t xml:space="preserve"> </w:t>
+      </w:r>
+      <w:r>
+        <w:t xml:space="preserve">of the network (the gravitational cousin of how charge sources its field), then a simple field equation — the same Poisson equation that underlies Newtonian gravity — GENERATES the weak-field geometry rather than having it inserted by hand. But that step is linear, and real gravity is not: the deep feature of Einstein’s theory is that gravity gravitates (the field feeds on itself), and nothing in the rope picture reproduces that nonlinearity. So there is still no rope-derived equivalent of Einstein’s full field equations Gμν = 8πTμν. So it matches GR’s answers in the weak, slow, spherical case, but says nothing yet about strong gravity (black-hole interiors, neutron stars), gravitational waves, or cosmology. The tension picture is a genuine intuition; a full theory of gravity it is not.</w:t>
       </w:r>
     </w:p>
     <w:p>
@@ -2502,7 +5669,13 @@
         <w:pStyle w:val="BodyText"/>
       </w:pPr>
       <w:r>
-        <w:t xml:space="preserve">Two questions follow naturally from that picture, and the honest rope-model answers to both add detail without changing this basic fact.</w:t>
+        <w:t xml:space="preserve">Two questions follow naturally from that picture, and the honest</w:t>
+      </w:r>
+      <w:r>
+        <w:t xml:space="preserve"> </w:t>
+      </w:r>
+      <w:r>
+        <w:t xml:space="preserve">rope-model answers to both add detail without changing this basic fact.</w:t>
       </w:r>
     </w:p>
     <w:p>
@@ -2524,7 +5697,49 @@
         <w:pStyle w:val="BodyText"/>
       </w:pPr>
       <w:r>
-        <w:t xml:space="preserve">Because a heavier object is made of more atoms, and every one of those atoms has its own rope running out to the other mass. A boulder connected to you by one thick cable pulls harder than a pebble connected to you by one thin thread — not because the cable is stretched any differently, but because there is simply more rope, more strands, doing the pulling at once. A planet pulls harder than a pebble for the same reason: far more individual ropes running between it and you, each contributing its own share of tension.</w:t>
+        <w:t xml:space="preserve">Because a heavier object is made of more atoms, and every one of those</w:t>
+      </w:r>
+      <w:r>
+        <w:t xml:space="preserve"> </w:t>
+      </w:r>
+      <w:r>
+        <w:t xml:space="preserve">atoms has its own rope running out to the other mass. A boulder</w:t>
+      </w:r>
+      <w:r>
+        <w:t xml:space="preserve"> </w:t>
+      </w:r>
+      <w:r>
+        <w:t xml:space="preserve">connected to you by one thick cable pulls harder than a pebble connected</w:t>
+      </w:r>
+      <w:r>
+        <w:t xml:space="preserve"> </w:t>
+      </w:r>
+      <w:r>
+        <w:t xml:space="preserve">to you by one thin thread — not because the cable is stretched any</w:t>
+      </w:r>
+      <w:r>
+        <w:t xml:space="preserve"> </w:t>
+      </w:r>
+      <w:r>
+        <w:t xml:space="preserve">differently, but because there is simply more rope, more strands, doing</w:t>
+      </w:r>
+      <w:r>
+        <w:t xml:space="preserve"> </w:t>
+      </w:r>
+      <w:r>
+        <w:t xml:space="preserve">the pulling at once. A planet pulls harder than a pebble for the same</w:t>
+      </w:r>
+      <w:r>
+        <w:t xml:space="preserve"> </w:t>
+      </w:r>
+      <w:r>
+        <w:t xml:space="preserve">reason: far more individual ropes running between it and you, each</w:t>
+      </w:r>
+      <w:r>
+        <w:t xml:space="preserve"> </w:t>
+      </w:r>
+      <w:r>
+        <w:t xml:space="preserve">contributing its own share of tension.</w:t>
       </w:r>
     </w:p>
     <w:p>
@@ -2546,7 +5761,61 @@
         <w:pStyle w:val="BodyText"/>
       </w:pPr>
       <w:r>
-        <w:t xml:space="preserve">Because in the rope picture, every mass is connected by rope to EVERY other mass in the universe, not just to the one you’re interested in star in the sky, all at once. The direct rope to a nearby mass is only one strand in an enormous web running off in every direction. A rope to something far away has to share the network’s attention, in a sense, with countless other ropes along the way, and its individual contribution to the pull you feel thins out the farther its other end is to pick out of a stadium crowd even if that person is shouting just as loud. This is the piece of the rope picture that reproduces the familiar 1/r² falloff of gravity with distance.</w:t>
+        <w:t xml:space="preserve">Because in the rope picture, every mass is connected by rope to EVERY</w:t>
+      </w:r>
+      <w:r>
+        <w:t xml:space="preserve"> </w:t>
+      </w:r>
+      <w:r>
+        <w:t xml:space="preserve">other mass in the universe, not just to the one you’re interested in</w:t>
+      </w:r>
+      <w:r>
+        <w:t xml:space="preserve"> </w:t>
+      </w:r>
+      <w:r>
+        <w:t xml:space="preserve">star in the sky, all at once. The direct rope to a nearby mass is only</w:t>
+      </w:r>
+      <w:r>
+        <w:t xml:space="preserve"> </w:t>
+      </w:r>
+      <w:r>
+        <w:t xml:space="preserve">one strand in an enormous web running off in every direction. A rope to</w:t>
+      </w:r>
+      <w:r>
+        <w:t xml:space="preserve"> </w:t>
+      </w:r>
+      <w:r>
+        <w:t xml:space="preserve">something far away has to share the network’s attention, in a sense,</w:t>
+      </w:r>
+      <w:r>
+        <w:t xml:space="preserve"> </w:t>
+      </w:r>
+      <w:r>
+        <w:t xml:space="preserve">with countless other ropes along the way, and its individual</w:t>
+      </w:r>
+      <w:r>
+        <w:t xml:space="preserve"> </w:t>
+      </w:r>
+      <w:r>
+        <w:t xml:space="preserve">contribution to the pull you feel thins out the farther its other end is</w:t>
+      </w:r>
+      <w:r>
+        <w:t xml:space="preserve"> </w:t>
+      </w:r>
+      <w:r>
+        <w:t xml:space="preserve">to pick out of a stadium crowd even if that person is shouting just as</w:t>
+      </w:r>
+      <w:r>
+        <w:t xml:space="preserve"> </w:t>
+      </w:r>
+      <w:r>
+        <w:t xml:space="preserve">loud. This is the piece of the rope picture that reproduces the familiar</w:t>
+      </w:r>
+      <w:r>
+        <w:t xml:space="preserve"> </w:t>
+      </w:r>
+      <w:r>
+        <w:t xml:space="preserve">1/r² falloff of gravity with distance.</w:t>
       </w:r>
     </w:p>
     <w:p>
@@ -2558,7 +5827,119 @@
           <w:iCs/>
           <w:i/>
         </w:rPr>
-        <w:t xml:space="preserve">HONEST NOTE: the technical papers describe this same fact in more abstract field language — as a dip in local rope tension near a mass, which anything nearby then drifts toward, the way a ball rolls downhill. That is not a different mechanism from the direct rope-pull described here; it is the same fact restated as a smooth field once you account for EVERY rope running to EVERY mass in the universe at once, rather than picturing one rope at a time. The direct picture above is the simpler and more basic of the two, and the one worth holding onto first.</w:t>
+        <w:t xml:space="preserve">HONEST NOTE: the technical papers describe this same fact in more</w:t>
+      </w:r>
+      <w:r>
+        <w:rPr>
+          <w:iCs/>
+          <w:i/>
+        </w:rPr>
+        <w:t xml:space="preserve"> </w:t>
+      </w:r>
+      <w:r>
+        <w:rPr>
+          <w:iCs/>
+          <w:i/>
+        </w:rPr>
+        <w:t xml:space="preserve">abstract field language — as a dip in local rope tension near a mass,</w:t>
+      </w:r>
+      <w:r>
+        <w:rPr>
+          <w:iCs/>
+          <w:i/>
+        </w:rPr>
+        <w:t xml:space="preserve"> </w:t>
+      </w:r>
+      <w:r>
+        <w:rPr>
+          <w:iCs/>
+          <w:i/>
+        </w:rPr>
+        <w:t xml:space="preserve">which anything nearby then drifts toward, the way a ball rolls downhill.</w:t>
+      </w:r>
+      <w:r>
+        <w:rPr>
+          <w:iCs/>
+          <w:i/>
+        </w:rPr>
+        <w:t xml:space="preserve"> </w:t>
+      </w:r>
+      <w:r>
+        <w:rPr>
+          <w:iCs/>
+          <w:i/>
+        </w:rPr>
+        <w:t xml:space="preserve">That is not a different mechanism from the direct rope-pull described</w:t>
+      </w:r>
+      <w:r>
+        <w:rPr>
+          <w:iCs/>
+          <w:i/>
+        </w:rPr>
+        <w:t xml:space="preserve"> </w:t>
+      </w:r>
+      <w:r>
+        <w:rPr>
+          <w:iCs/>
+          <w:i/>
+        </w:rPr>
+        <w:t xml:space="preserve">here; it is the same fact restated as a smooth field once you account</w:t>
+      </w:r>
+      <w:r>
+        <w:rPr>
+          <w:iCs/>
+          <w:i/>
+        </w:rPr>
+        <w:t xml:space="preserve"> </w:t>
+      </w:r>
+      <w:r>
+        <w:rPr>
+          <w:iCs/>
+          <w:i/>
+        </w:rPr>
+        <w:t xml:space="preserve">for EVERY rope running to EVERY mass in the universe at once, rather</w:t>
+      </w:r>
+      <w:r>
+        <w:rPr>
+          <w:iCs/>
+          <w:i/>
+        </w:rPr>
+        <w:t xml:space="preserve"> </w:t>
+      </w:r>
+      <w:r>
+        <w:rPr>
+          <w:iCs/>
+          <w:i/>
+        </w:rPr>
+        <w:t xml:space="preserve">than picturing one rope at a time. The direct picture above is the</w:t>
+      </w:r>
+      <w:r>
+        <w:rPr>
+          <w:iCs/>
+          <w:i/>
+        </w:rPr>
+        <w:t xml:space="preserve"> </w:t>
+      </w:r>
+      <w:r>
+        <w:rPr>
+          <w:iCs/>
+          <w:i/>
+        </w:rPr>
+        <w:t xml:space="preserve">simpler and more basic of the two, and the one worth holding onto</w:t>
+      </w:r>
+      <w:r>
+        <w:rPr>
+          <w:iCs/>
+          <w:i/>
+        </w:rPr>
+        <w:t xml:space="preserve"> </w:t>
+      </w:r>
+      <w:r>
+        <w:rPr>
+          <w:iCs/>
+          <w:i/>
+        </w:rPr>
+        <w:t xml:space="preserve">first.</w:t>
       </w:r>
     </w:p>
     <w:p>
@@ -2580,7 +5961,49 @@
         <w:pStyle w:val="BodyText"/>
       </w:pPr>
       <w:r>
-        <w:t xml:space="preserve">A sharp reader will spot what looks like a problem. A distant galaxy contains trillions of stars — vastly more atoms than the Earth, and so vastly more ropes running to you. If a taut rope pulls no matter how long it is, shouldn’t all those ropes drag you off the ground toward the galaxy? Picture a carriage with five horses tied close on one side, against ten thousand horses pulling on long ropes from far away: the ten thousand win easily. Distance doesn’t save the carriage. So why does it save you?</w:t>
+        <w:t xml:space="preserve">A sharp reader will spot what looks like a problem. A distant galaxy</w:t>
+      </w:r>
+      <w:r>
+        <w:t xml:space="preserve"> </w:t>
+      </w:r>
+      <w:r>
+        <w:t xml:space="preserve">contains trillions of stars — vastly more atoms than the Earth, and so</w:t>
+      </w:r>
+      <w:r>
+        <w:t xml:space="preserve"> </w:t>
+      </w:r>
+      <w:r>
+        <w:t xml:space="preserve">vastly more ropes running to you. If a taut rope pulls no matter how</w:t>
+      </w:r>
+      <w:r>
+        <w:t xml:space="preserve"> </w:t>
+      </w:r>
+      <w:r>
+        <w:t xml:space="preserve">long it is, shouldn’t all those ropes drag you off the ground toward the</w:t>
+      </w:r>
+      <w:r>
+        <w:t xml:space="preserve"> </w:t>
+      </w:r>
+      <w:r>
+        <w:t xml:space="preserve">galaxy? Picture a carriage with five horses tied close on one side,</w:t>
+      </w:r>
+      <w:r>
+        <w:t xml:space="preserve"> </w:t>
+      </w:r>
+      <w:r>
+        <w:t xml:space="preserve">against ten thousand horses pulling on long ropes from far away: the ten</w:t>
+      </w:r>
+      <w:r>
+        <w:t xml:space="preserve"> </w:t>
+      </w:r>
+      <w:r>
+        <w:t xml:space="preserve">thousand win easily. Distance doesn’t save the carriage. So why does it</w:t>
+      </w:r>
+      <w:r>
+        <w:t xml:space="preserve"> </w:t>
+      </w:r>
+      <w:r>
+        <w:t xml:space="preserve">save you?</w:t>
       </w:r>
     </w:p>
     <w:p>
@@ -2588,7 +6011,67 @@
         <w:pStyle w:val="BodyText"/>
       </w:pPr>
       <w:r>
-        <w:t xml:space="preserve">The answer is that the picture of the ten thousand horses all pulling from ONE direction is not how the universe is arranged. Distant galaxies are not massed on one side of you with empty sky opposite — they are scattered in EVERY direction, all around you, roughly evenly across the whole sky. So the honest version of the carriage isn’t five horses against ten thousand on one side. It is five local horses against ten thousand spread in a full circle, all pulling OUTWARD against one another. And a ring of horses pulling evenly in all directions goes nowhere — every pull toward one galaxy is met by an equal pull toward a galaxy on the opposite side. The enormous far-away pull very nearly cancels itself out.</w:t>
+        <w:t xml:space="preserve">The answer is that the picture of the ten thousand horses all pulling</w:t>
+      </w:r>
+      <w:r>
+        <w:t xml:space="preserve"> </w:t>
+      </w:r>
+      <w:r>
+        <w:t xml:space="preserve">from ONE direction is not how the universe is arranged. Distant galaxies</w:t>
+      </w:r>
+      <w:r>
+        <w:t xml:space="preserve"> </w:t>
+      </w:r>
+      <w:r>
+        <w:t xml:space="preserve">are not massed on one side of you with empty sky opposite — they are</w:t>
+      </w:r>
+      <w:r>
+        <w:t xml:space="preserve"> </w:t>
+      </w:r>
+      <w:r>
+        <w:t xml:space="preserve">scattered in EVERY direction, all around you, roughly evenly across the</w:t>
+      </w:r>
+      <w:r>
+        <w:t xml:space="preserve"> </w:t>
+      </w:r>
+      <w:r>
+        <w:t xml:space="preserve">whole sky. So the honest version of the carriage isn’t five horses</w:t>
+      </w:r>
+      <w:r>
+        <w:t xml:space="preserve"> </w:t>
+      </w:r>
+      <w:r>
+        <w:t xml:space="preserve">against ten thousand on one side. It is five local horses against ten</w:t>
+      </w:r>
+      <w:r>
+        <w:t xml:space="preserve"> </w:t>
+      </w:r>
+      <w:r>
+        <w:t xml:space="preserve">thousand spread in a full circle, all pulling OUTWARD against one</w:t>
+      </w:r>
+      <w:r>
+        <w:t xml:space="preserve"> </w:t>
+      </w:r>
+      <w:r>
+        <w:t xml:space="preserve">another. And a ring of horses pulling evenly in all directions goes</w:t>
+      </w:r>
+      <w:r>
+        <w:t xml:space="preserve"> </w:t>
+      </w:r>
+      <w:r>
+        <w:t xml:space="preserve">nowhere — every pull toward one galaxy is met by an equal pull toward</w:t>
+      </w:r>
+      <w:r>
+        <w:t xml:space="preserve"> </w:t>
+      </w:r>
+      <w:r>
+        <w:t xml:space="preserve">a galaxy on the opposite side. The enormous far-away pull very nearly</w:t>
+      </w:r>
+      <w:r>
+        <w:t xml:space="preserve"> </w:t>
+      </w:r>
+      <w:r>
+        <w:t xml:space="preserve">cancels itself out.</w:t>
       </w:r>
     </w:p>
     <w:p>
@@ -2596,7 +6079,43 @@
         <w:pStyle w:val="BodyText"/>
       </w:pPr>
       <w:r>
-        <w:t xml:space="preserve">Once the balanced far-away pull cancels, what is left to actually move you? Only the LOCAL, one-sided lumps — the Earth right beneath your feet, with nothing equal on the far side of you to cancel it. The Earth wins not because it out-pulls a galaxy — it plainly cannot — but because the galaxies are busy cancelling each OTHER, while the ground under you pulls unopposed. Local and lopsided beats distant and balanced.</w:t>
+        <w:t xml:space="preserve">Once the balanced far-away pull cancels, what is left to actually move</w:t>
+      </w:r>
+      <w:r>
+        <w:t xml:space="preserve"> </w:t>
+      </w:r>
+      <w:r>
+        <w:t xml:space="preserve">you? Only the LOCAL, one-sided lumps — the Earth right beneath your</w:t>
+      </w:r>
+      <w:r>
+        <w:t xml:space="preserve"> </w:t>
+      </w:r>
+      <w:r>
+        <w:t xml:space="preserve">feet, with nothing equal on the far side of you to cancel it. The Earth</w:t>
+      </w:r>
+      <w:r>
+        <w:t xml:space="preserve"> </w:t>
+      </w:r>
+      <w:r>
+        <w:t xml:space="preserve">wins not because it out-pulls a galaxy — it plainly cannot — but</w:t>
+      </w:r>
+      <w:r>
+        <w:t xml:space="preserve"> </w:t>
+      </w:r>
+      <w:r>
+        <w:t xml:space="preserve">because the galaxies are busy cancelling each OTHER, while the ground</w:t>
+      </w:r>
+      <w:r>
+        <w:t xml:space="preserve"> </w:t>
+      </w:r>
+      <w:r>
+        <w:t xml:space="preserve">under you pulls unopposed. Local and lopsided beats distant and</w:t>
+      </w:r>
+      <w:r>
+        <w:t xml:space="preserve"> </w:t>
+      </w:r>
+      <w:r>
+        <w:t xml:space="preserve">balanced.</w:t>
       </w:r>
     </w:p>
     <w:p>
@@ -2604,7 +6123,43 @@
         <w:pStyle w:val="BodyText"/>
       </w:pPr>
       <w:r>
-        <w:t xml:space="preserve">This isn’t a special rope-theory escape hatch, by the way — it is a known fact of ordinary gravity too: matter that surrounds you evenly on all sides exerts no net pull from inside it, because every direction’s tug is matched by its opposite. A roughly even universe of distant galaxies pulls you almost nowhere; only the nearby unbalanced masses — Earth, then the Sun, the Moon, our galaxy’s centre — have no opposite number to cancel them, so those are the ones you feel.</w:t>
+        <w:t xml:space="preserve">This isn’t a special rope-theory escape hatch, by the way — it is a</w:t>
+      </w:r>
+      <w:r>
+        <w:t xml:space="preserve"> </w:t>
+      </w:r>
+      <w:r>
+        <w:t xml:space="preserve">known fact of ordinary gravity too: matter that surrounds you evenly on</w:t>
+      </w:r>
+      <w:r>
+        <w:t xml:space="preserve"> </w:t>
+      </w:r>
+      <w:r>
+        <w:t xml:space="preserve">all sides exerts no net pull from inside it, because every direction’s</w:t>
+      </w:r>
+      <w:r>
+        <w:t xml:space="preserve"> </w:t>
+      </w:r>
+      <w:r>
+        <w:t xml:space="preserve">tug is matched by its opposite. A roughly even universe of distant</w:t>
+      </w:r>
+      <w:r>
+        <w:t xml:space="preserve"> </w:t>
+      </w:r>
+      <w:r>
+        <w:t xml:space="preserve">galaxies pulls you almost nowhere; only the nearby unbalanced masses —</w:t>
+      </w:r>
+      <w:r>
+        <w:t xml:space="preserve"> </w:t>
+      </w:r>
+      <w:r>
+        <w:t xml:space="preserve">Earth, then the Sun, the Moon, our galaxy’s centre — have no opposite</w:t>
+      </w:r>
+      <w:r>
+        <w:t xml:space="preserve"> </w:t>
+      </w:r>
+      <w:r>
+        <w:t xml:space="preserve">number to cancel them, so those are the ones you feel.</w:t>
       </w:r>
     </w:p>
     <w:p>
@@ -2616,7 +6171,91 @@
           <w:iCs/>
           <w:i/>
         </w:rPr>
-        <w:t xml:space="preserve">HONEST NOTE: the cancellation isn’t perfectly exact — the universe isn’t perfectly even, and a balanced far-away pull still leaves a tiny leftover difference across your body (that faint residue is, in fact, what raises ocean tides). But that leftover is minuscule next to the unopposed pull of the ground beneath you. The main reason a galaxy doesn’t yank you away is simply that another galaxy on the far side is pulling back just as hard.</w:t>
+        <w:t xml:space="preserve">HONEST NOTE: the cancellation isn’t perfectly exact — the universe</w:t>
+      </w:r>
+      <w:r>
+        <w:rPr>
+          <w:iCs/>
+          <w:i/>
+        </w:rPr>
+        <w:t xml:space="preserve"> </w:t>
+      </w:r>
+      <w:r>
+        <w:rPr>
+          <w:iCs/>
+          <w:i/>
+        </w:rPr>
+        <w:t xml:space="preserve">isn’t perfectly even, and a balanced far-away pull still leaves a tiny</w:t>
+      </w:r>
+      <w:r>
+        <w:rPr>
+          <w:iCs/>
+          <w:i/>
+        </w:rPr>
+        <w:t xml:space="preserve"> </w:t>
+      </w:r>
+      <w:r>
+        <w:rPr>
+          <w:iCs/>
+          <w:i/>
+        </w:rPr>
+        <w:t xml:space="preserve">leftover difference across your body (that faint residue is, in fact,</w:t>
+      </w:r>
+      <w:r>
+        <w:rPr>
+          <w:iCs/>
+          <w:i/>
+        </w:rPr>
+        <w:t xml:space="preserve"> </w:t>
+      </w:r>
+      <w:r>
+        <w:rPr>
+          <w:iCs/>
+          <w:i/>
+        </w:rPr>
+        <w:t xml:space="preserve">what raises ocean tides). But that leftover is minuscule next to the</w:t>
+      </w:r>
+      <w:r>
+        <w:rPr>
+          <w:iCs/>
+          <w:i/>
+        </w:rPr>
+        <w:t xml:space="preserve"> </w:t>
+      </w:r>
+      <w:r>
+        <w:rPr>
+          <w:iCs/>
+          <w:i/>
+        </w:rPr>
+        <w:t xml:space="preserve">unopposed pull of the ground beneath you. The main reason a galaxy</w:t>
+      </w:r>
+      <w:r>
+        <w:rPr>
+          <w:iCs/>
+          <w:i/>
+        </w:rPr>
+        <w:t xml:space="preserve"> </w:t>
+      </w:r>
+      <w:r>
+        <w:rPr>
+          <w:iCs/>
+          <w:i/>
+        </w:rPr>
+        <w:t xml:space="preserve">doesn’t yank you away is simply that another galaxy on the far side is</w:t>
+      </w:r>
+      <w:r>
+        <w:rPr>
+          <w:iCs/>
+          <w:i/>
+        </w:rPr>
+        <w:t xml:space="preserve"> </w:t>
+      </w:r>
+      <w:r>
+        <w:rPr>
+          <w:iCs/>
+          <w:i/>
+        </w:rPr>
+        <w:t xml:space="preserve">pulling back just as hard.</w:t>
       </w:r>
     </w:p>
     <w:p>
@@ -2628,7 +6267,147 @@
           <w:iCs/>
           <w:i/>
         </w:rPr>
-        <w:t xml:space="preserve">This might seem to clash with the electricity picture, where MORE bundled ropes meant a STRONGER pull, not a weaker one — but the two are describing different things, and a single thick cable makes both true at once. As a BUNDLE, more strands together can exert more combined pull on something else nearby, the way a thick cable can hold more total weight than a single thread — that is the electricity story. But any ONE thread within that thick cable, sharing the load with all its neighbors, is under LESS individual strain than a lone thread carrying the whole weight by itself — that is the gravity story. Same cable, two different questions: how hard does the bundle pull on others, versus how taut is any single strand within it.</w:t>
+        <w:t xml:space="preserve">This might seem to clash with the electricity picture, where MORE</w:t>
+      </w:r>
+      <w:r>
+        <w:rPr>
+          <w:iCs/>
+          <w:i/>
+        </w:rPr>
+        <w:t xml:space="preserve"> </w:t>
+      </w:r>
+      <w:r>
+        <w:rPr>
+          <w:iCs/>
+          <w:i/>
+        </w:rPr>
+        <w:t xml:space="preserve">bundled ropes meant a STRONGER pull, not a weaker one — but the two</w:t>
+      </w:r>
+      <w:r>
+        <w:rPr>
+          <w:iCs/>
+          <w:i/>
+        </w:rPr>
+        <w:t xml:space="preserve"> </w:t>
+      </w:r>
+      <w:r>
+        <w:rPr>
+          <w:iCs/>
+          <w:i/>
+        </w:rPr>
+        <w:t xml:space="preserve">are describing different things, and a single thick cable makes both</w:t>
+      </w:r>
+      <w:r>
+        <w:rPr>
+          <w:iCs/>
+          <w:i/>
+        </w:rPr>
+        <w:t xml:space="preserve"> </w:t>
+      </w:r>
+      <w:r>
+        <w:rPr>
+          <w:iCs/>
+          <w:i/>
+        </w:rPr>
+        <w:t xml:space="preserve">true at once. As a BUNDLE, more strands together can exert more combined</w:t>
+      </w:r>
+      <w:r>
+        <w:rPr>
+          <w:iCs/>
+          <w:i/>
+        </w:rPr>
+        <w:t xml:space="preserve"> </w:t>
+      </w:r>
+      <w:r>
+        <w:rPr>
+          <w:iCs/>
+          <w:i/>
+        </w:rPr>
+        <w:t xml:space="preserve">pull on something else nearby, the way a thick cable can hold more total</w:t>
+      </w:r>
+      <w:r>
+        <w:rPr>
+          <w:iCs/>
+          <w:i/>
+        </w:rPr>
+        <w:t xml:space="preserve"> </w:t>
+      </w:r>
+      <w:r>
+        <w:rPr>
+          <w:iCs/>
+          <w:i/>
+        </w:rPr>
+        <w:t xml:space="preserve">weight than a single thread — that is the electricity story. But any</w:t>
+      </w:r>
+      <w:r>
+        <w:rPr>
+          <w:iCs/>
+          <w:i/>
+        </w:rPr>
+        <w:t xml:space="preserve"> </w:t>
+      </w:r>
+      <w:r>
+        <w:rPr>
+          <w:iCs/>
+          <w:i/>
+        </w:rPr>
+        <w:t xml:space="preserve">ONE thread within that thick cable, sharing the load with all its</w:t>
+      </w:r>
+      <w:r>
+        <w:rPr>
+          <w:iCs/>
+          <w:i/>
+        </w:rPr>
+        <w:t xml:space="preserve"> </w:t>
+      </w:r>
+      <w:r>
+        <w:rPr>
+          <w:iCs/>
+          <w:i/>
+        </w:rPr>
+        <w:t xml:space="preserve">neighbors, is under LESS individual strain than a lone thread carrying</w:t>
+      </w:r>
+      <w:r>
+        <w:rPr>
+          <w:iCs/>
+          <w:i/>
+        </w:rPr>
+        <w:t xml:space="preserve"> </w:t>
+      </w:r>
+      <w:r>
+        <w:rPr>
+          <w:iCs/>
+          <w:i/>
+        </w:rPr>
+        <w:t xml:space="preserve">the whole weight by itself — that is the gravity story. Same cable,</w:t>
+      </w:r>
+      <w:r>
+        <w:rPr>
+          <w:iCs/>
+          <w:i/>
+        </w:rPr>
+        <w:t xml:space="preserve"> </w:t>
+      </w:r>
+      <w:r>
+        <w:rPr>
+          <w:iCs/>
+          <w:i/>
+        </w:rPr>
+        <w:t xml:space="preserve">two different questions: how hard does the bundle pull on others, versus</w:t>
+      </w:r>
+      <w:r>
+        <w:rPr>
+          <w:iCs/>
+          <w:i/>
+        </w:rPr>
+        <w:t xml:space="preserve"> </w:t>
+      </w:r>
+      <w:r>
+        <w:rPr>
+          <w:iCs/>
+          <w:i/>
+        </w:rPr>
+        <w:t xml:space="preserve">how taut is any single strand within it.</w:t>
       </w:r>
     </w:p>
     <w:p>
@@ -2636,7 +6415,67 @@
         <w:pStyle w:val="BodyText"/>
       </w:pPr>
       <w:r>
-        <w:t xml:space="preserve">**THE *Picture two people each holding one end of a long ANALOGY** stretched rubber band. The band pulls them toward each other for one plain reason: it’s under tension, and a rope or band under tension always pulls its two ends inward. That is the whole of gravity in the rope picture two people, and the rope between you is always under tension, always pulling. A heavier mass is like swapping the single rubber band for a whole bundle of them — more strands pulling at once, so a stronger net pull, but each strand doing the exact same simple job: tension pulling its ends together.*</w:t>
+        <w:t xml:space="preserve">**THE *Picture two people each holding one end of a long</w:t>
+      </w:r>
+      <w:r>
+        <w:t xml:space="preserve"> </w:t>
+      </w:r>
+      <w:r>
+        <w:t xml:space="preserve">ANALOGY** stretched rubber band. The band pulls them toward each</w:t>
+      </w:r>
+      <w:r>
+        <w:t xml:space="preserve"> </w:t>
+      </w:r>
+      <w:r>
+        <w:t xml:space="preserve">other for one plain reason: it’s under tension, and a</w:t>
+      </w:r>
+      <w:r>
+        <w:t xml:space="preserve"> </w:t>
+      </w:r>
+      <w:r>
+        <w:t xml:space="preserve">rope or band under tension always pulls its two ends</w:t>
+      </w:r>
+      <w:r>
+        <w:t xml:space="preserve"> </w:t>
+      </w:r>
+      <w:r>
+        <w:t xml:space="preserve">inward. That is the whole of gravity in the rope picture</w:t>
+      </w:r>
+      <w:r>
+        <w:t xml:space="preserve"> </w:t>
+      </w:r>
+      <w:r>
+        <w:t xml:space="preserve">two people, and the rope between you is always under</w:t>
+      </w:r>
+      <w:r>
+        <w:t xml:space="preserve"> </w:t>
+      </w:r>
+      <w:r>
+        <w:t xml:space="preserve">tension, always pulling. A heavier mass is like swapping</w:t>
+      </w:r>
+      <w:r>
+        <w:t xml:space="preserve"> </w:t>
+      </w:r>
+      <w:r>
+        <w:t xml:space="preserve">the single rubber band for a whole bundle of them —</w:t>
+      </w:r>
+      <w:r>
+        <w:t xml:space="preserve"> </w:t>
+      </w:r>
+      <w:r>
+        <w:t xml:space="preserve">more strands pulling at once, so a stronger net pull,</w:t>
+      </w:r>
+      <w:r>
+        <w:t xml:space="preserve"> </w:t>
+      </w:r>
+      <w:r>
+        <w:t xml:space="preserve">but each strand doing the exact same simple job: tension</w:t>
+      </w:r>
+      <w:r>
+        <w:t xml:space="preserve"> </w:t>
+      </w:r>
+      <w:r>
+        <w:t xml:space="preserve">pulling its ends together.*</w:t>
       </w:r>
     </w:p>
     <w:p>
@@ -2644,7 +6483,55 @@
         <w:pStyle w:val="BodyText"/>
       </w:pPr>
       <w:r>
-        <w:t xml:space="preserve">This connects directly to light: because a ripple’s speed on the rope depends on the rope’s tension, and convergence near mass lowers each rope’s SHARE of tension the way it always does, light itself slows and bends near heavy objects — which is exactly the bending of starlight around the sun that first confirmed Einstein’s theory in 1919. The rope picture arrives at the same bending, but gives it a mechanical reason: light is simply moving through a patch where the converging, load-sharing ropes are individually under less tension, the way a wave crossing from deep to shallow water changes speed and bends.</w:t>
+        <w:t xml:space="preserve">This connects directly to light: because a ripple’s speed on the rope</w:t>
+      </w:r>
+      <w:r>
+        <w:t xml:space="preserve"> </w:t>
+      </w:r>
+      <w:r>
+        <w:t xml:space="preserve">depends on the rope’s tension, and convergence near mass lowers each</w:t>
+      </w:r>
+      <w:r>
+        <w:t xml:space="preserve"> </w:t>
+      </w:r>
+      <w:r>
+        <w:t xml:space="preserve">rope’s SHARE of tension the way it always does, light itself slows and</w:t>
+      </w:r>
+      <w:r>
+        <w:t xml:space="preserve"> </w:t>
+      </w:r>
+      <w:r>
+        <w:t xml:space="preserve">bends near heavy objects — which is exactly the bending of starlight</w:t>
+      </w:r>
+      <w:r>
+        <w:t xml:space="preserve"> </w:t>
+      </w:r>
+      <w:r>
+        <w:t xml:space="preserve">around the sun that first confirmed Einstein’s theory in 1919. The rope</w:t>
+      </w:r>
+      <w:r>
+        <w:t xml:space="preserve"> </w:t>
+      </w:r>
+      <w:r>
+        <w:t xml:space="preserve">picture arrives at the same bending, but gives it a mechanical reason:</w:t>
+      </w:r>
+      <w:r>
+        <w:t xml:space="preserve"> </w:t>
+      </w:r>
+      <w:r>
+        <w:t xml:space="preserve">light is simply moving through a patch where the converging,</w:t>
+      </w:r>
+      <w:r>
+        <w:t xml:space="preserve"> </w:t>
+      </w:r>
+      <w:r>
+        <w:t xml:space="preserve">load-sharing ropes are individually under less tension, the way a wave</w:t>
+      </w:r>
+      <w:r>
+        <w:t xml:space="preserve"> </w:t>
+      </w:r>
+      <w:r>
+        <w:t xml:space="preserve">crossing from deep to shallow water changes speed and bends.</w:t>
       </w:r>
     </w:p>
     <w:p>
@@ -2666,7 +6553,31 @@
         <w:pStyle w:val="BodyText"/>
       </w:pPr>
       <w:r>
-        <w:t xml:space="preserve">Gravity is famously weak — a tiny fridge magnet lifts a paperclip against the pull of the entire Earth. That overall strength is captured by a number called Newton’s constant, G, and a fair question is: in the rope picture, what SETS it? Why is gravity as strong as it is, and not a hundred times stronger or weaker?</w:t>
+        <w:t xml:space="preserve">Gravity is famously weak — a tiny fridge magnet lifts a paperclip</w:t>
+      </w:r>
+      <w:r>
+        <w:t xml:space="preserve"> </w:t>
+      </w:r>
+      <w:r>
+        <w:t xml:space="preserve">against the pull of the entire Earth. That overall strength is captured</w:t>
+      </w:r>
+      <w:r>
+        <w:t xml:space="preserve"> </w:t>
+      </w:r>
+      <w:r>
+        <w:t xml:space="preserve">by a number called Newton’s constant, G, and a fair question is: in the</w:t>
+      </w:r>
+      <w:r>
+        <w:t xml:space="preserve"> </w:t>
+      </w:r>
+      <w:r>
+        <w:t xml:space="preserve">rope picture, what SETS it? Why is gravity as strong as it is, and not a</w:t>
+      </w:r>
+      <w:r>
+        <w:t xml:space="preserve"> </w:t>
+      </w:r>
+      <w:r>
+        <w:t xml:space="preserve">hundred times stronger or weaker?</w:t>
       </w:r>
     </w:p>
     <w:p>
@@ -2674,7 +6585,85 @@
         <w:pStyle w:val="BodyText"/>
       </w:pPr>
       <w:r>
-        <w:t xml:space="preserve">The rope picture offers a genuinely striking hint here, though not a finished answer. If the ropes’ tension is ultimately sourced by the whole cosmos — the universe stretched taut on the largest scale — then G should be tied to the total amount of matter in the universe and its size. And when you actually check the numbers, something remarkable falls out: the observable universe sits right at its own “gravitational radius.” Put plainly, if you took all the mass in the visible universe and asked how large a region it would take to make a black hole of that mass, the answer is… about the size of the visible universe itself. The mass, the size, the speed of light, and G all lock together in one clean relation.</w:t>
+        <w:t xml:space="preserve">The rope picture offers a genuinely striking hint here, though not a</w:t>
+      </w:r>
+      <w:r>
+        <w:t xml:space="preserve"> </w:t>
+      </w:r>
+      <w:r>
+        <w:t xml:space="preserve">finished answer. If the ropes’ tension is ultimately sourced by the</w:t>
+      </w:r>
+      <w:r>
+        <w:t xml:space="preserve"> </w:t>
+      </w:r>
+      <w:r>
+        <w:t xml:space="preserve">whole cosmos — the universe stretched taut on the largest scale —</w:t>
+      </w:r>
+      <w:r>
+        <w:t xml:space="preserve"> </w:t>
+      </w:r>
+      <w:r>
+        <w:t xml:space="preserve">then G should be tied to the total amount of matter in the universe and</w:t>
+      </w:r>
+      <w:r>
+        <w:t xml:space="preserve"> </w:t>
+      </w:r>
+      <w:r>
+        <w:t xml:space="preserve">its size. And when you actually check the numbers, something remarkable</w:t>
+      </w:r>
+      <w:r>
+        <w:t xml:space="preserve"> </w:t>
+      </w:r>
+      <w:r>
+        <w:t xml:space="preserve">falls out: the observable universe sits right at its own</w:t>
+      </w:r>
+      <w:r>
+        <w:t xml:space="preserve"> </w:t>
+      </w:r>
+      <w:r>
+        <w:t xml:space="preserve">“</w:t>
+      </w:r>
+      <w:r>
+        <w:t xml:space="preserve">gravitational</w:t>
+      </w:r>
+      <w:r>
+        <w:t xml:space="preserve"> </w:t>
+      </w:r>
+      <w:r>
+        <w:t xml:space="preserve">radius.</w:t>
+      </w:r>
+      <w:r>
+        <w:t xml:space="preserve">”</w:t>
+      </w:r>
+      <w:r>
+        <w:t xml:space="preserve"> </w:t>
+      </w:r>
+      <w:r>
+        <w:t xml:space="preserve">Put plainly, if you took all the mass in the visible universe</w:t>
+      </w:r>
+      <w:r>
+        <w:t xml:space="preserve"> </w:t>
+      </w:r>
+      <w:r>
+        <w:t xml:space="preserve">and asked how large a region it would take to make a black hole of that</w:t>
+      </w:r>
+      <w:r>
+        <w:t xml:space="preserve"> </w:t>
+      </w:r>
+      <w:r>
+        <w:t xml:space="preserve">mass, the answer is… about the size of the visible universe itself.</w:t>
+      </w:r>
+      <w:r>
+        <w:t xml:space="preserve"> </w:t>
+      </w:r>
+      <w:r>
+        <w:t xml:space="preserve">The mass, the size, the speed of light, and G all lock together in one</w:t>
+      </w:r>
+      <w:r>
+        <w:t xml:space="preserve"> </w:t>
+      </w:r>
+      <w:r>
+        <w:t xml:space="preserve">clean relation.</w:t>
       </w:r>
     </w:p>
     <w:p>
@@ -2682,7 +6671,43 @@
         <w:pStyle w:val="BodyText"/>
       </w:pPr>
       <w:r>
-        <w:t xml:space="preserve">That is a real and long-known fact of cosmology, and the rope picture reproduces it naturally — which is a genuine point in its favour: it says gravity has just the strength needed to make the universe “closed” in this balanced way, rather than that strength being an arbitrary accident.</w:t>
+        <w:t xml:space="preserve">That is a real and long-known fact of cosmology, and the rope picture</w:t>
+      </w:r>
+      <w:r>
+        <w:t xml:space="preserve"> </w:t>
+      </w:r>
+      <w:r>
+        <w:t xml:space="preserve">reproduces it naturally — which is a genuine point in its favour: it</w:t>
+      </w:r>
+      <w:r>
+        <w:t xml:space="preserve"> </w:t>
+      </w:r>
+      <w:r>
+        <w:t xml:space="preserve">says gravity has just the strength needed to make the universe</w:t>
+      </w:r>
+      <w:r>
+        <w:t xml:space="preserve"> </w:t>
+      </w:r>
+      <w:r>
+        <w:t xml:space="preserve">“</w:t>
+      </w:r>
+      <w:r>
+        <w:t xml:space="preserve">closed</w:t>
+      </w:r>
+      <w:r>
+        <w:t xml:space="preserve">”</w:t>
+      </w:r>
+      <w:r>
+        <w:t xml:space="preserve"> </w:t>
+      </w:r>
+      <w:r>
+        <w:t xml:space="preserve">in this balanced way, rather than that strength being an arbitrary</w:t>
+      </w:r>
+      <w:r>
+        <w:t xml:space="preserve"> </w:t>
+      </w:r>
+      <w:r>
+        <w:t xml:space="preserve">accident.</w:t>
       </w:r>
     </w:p>
     <w:p>
@@ -2694,7 +6719,147 @@
           <w:iCs/>
           <w:i/>
         </w:rPr>
-        <w:t xml:space="preserve">HONEST LIMIT ON THIS: satisfying as that is, it does NOT let us calculate G from scratch, for a subtle but airtight reason. To use the relation you need the total mass of the universe — but there is no way to weigh the universe WITHOUT already using gravity to do the weighing. Every method (counting stars and multiplying by a star’s mass, reading the expansion rate, measuring the cosmic microwave background) sooner or later measures mass through its gravitational pull, which means through G itself. So the relation is beautifully self-consistent but circular: it explains why G fits the universe it lives in, without predicting G’s raw value from nothing. Pinning that raw value down remains one of the framework’s genuine open problems.</w:t>
+        <w:t xml:space="preserve">HONEST LIMIT ON THIS: satisfying as that is, it does NOT let us</w:t>
+      </w:r>
+      <w:r>
+        <w:rPr>
+          <w:iCs/>
+          <w:i/>
+        </w:rPr>
+        <w:t xml:space="preserve"> </w:t>
+      </w:r>
+      <w:r>
+        <w:rPr>
+          <w:iCs/>
+          <w:i/>
+        </w:rPr>
+        <w:t xml:space="preserve">calculate G from scratch, for a subtle but airtight reason. To use the</w:t>
+      </w:r>
+      <w:r>
+        <w:rPr>
+          <w:iCs/>
+          <w:i/>
+        </w:rPr>
+        <w:t xml:space="preserve"> </w:t>
+      </w:r>
+      <w:r>
+        <w:rPr>
+          <w:iCs/>
+          <w:i/>
+        </w:rPr>
+        <w:t xml:space="preserve">relation you need the total mass of the universe — but there is no way</w:t>
+      </w:r>
+      <w:r>
+        <w:rPr>
+          <w:iCs/>
+          <w:i/>
+        </w:rPr>
+        <w:t xml:space="preserve"> </w:t>
+      </w:r>
+      <w:r>
+        <w:rPr>
+          <w:iCs/>
+          <w:i/>
+        </w:rPr>
+        <w:t xml:space="preserve">to weigh the universe WITHOUT already using gravity to do the weighing.</w:t>
+      </w:r>
+      <w:r>
+        <w:rPr>
+          <w:iCs/>
+          <w:i/>
+        </w:rPr>
+        <w:t xml:space="preserve"> </w:t>
+      </w:r>
+      <w:r>
+        <w:rPr>
+          <w:iCs/>
+          <w:i/>
+        </w:rPr>
+        <w:t xml:space="preserve">Every method (counting stars and multiplying by a star’s mass, reading</w:t>
+      </w:r>
+      <w:r>
+        <w:rPr>
+          <w:iCs/>
+          <w:i/>
+        </w:rPr>
+        <w:t xml:space="preserve"> </w:t>
+      </w:r>
+      <w:r>
+        <w:rPr>
+          <w:iCs/>
+          <w:i/>
+        </w:rPr>
+        <w:t xml:space="preserve">the expansion rate, measuring the cosmic microwave background) sooner or</w:t>
+      </w:r>
+      <w:r>
+        <w:rPr>
+          <w:iCs/>
+          <w:i/>
+        </w:rPr>
+        <w:t xml:space="preserve"> </w:t>
+      </w:r>
+      <w:r>
+        <w:rPr>
+          <w:iCs/>
+          <w:i/>
+        </w:rPr>
+        <w:t xml:space="preserve">later measures mass through its gravitational pull, which means through</w:t>
+      </w:r>
+      <w:r>
+        <w:rPr>
+          <w:iCs/>
+          <w:i/>
+        </w:rPr>
+        <w:t xml:space="preserve"> </w:t>
+      </w:r>
+      <w:r>
+        <w:rPr>
+          <w:iCs/>
+          <w:i/>
+        </w:rPr>
+        <w:t xml:space="preserve">G itself. So the relation is beautifully self-consistent but circular:</w:t>
+      </w:r>
+      <w:r>
+        <w:rPr>
+          <w:iCs/>
+          <w:i/>
+        </w:rPr>
+        <w:t xml:space="preserve"> </w:t>
+      </w:r>
+      <w:r>
+        <w:rPr>
+          <w:iCs/>
+          <w:i/>
+        </w:rPr>
+        <w:t xml:space="preserve">it explains why G fits the universe it lives in, without predicting G’s</w:t>
+      </w:r>
+      <w:r>
+        <w:rPr>
+          <w:iCs/>
+          <w:i/>
+        </w:rPr>
+        <w:t xml:space="preserve"> </w:t>
+      </w:r>
+      <w:r>
+        <w:rPr>
+          <w:iCs/>
+          <w:i/>
+        </w:rPr>
+        <w:t xml:space="preserve">raw value from nothing. Pinning that raw value down remains one of the</w:t>
+      </w:r>
+      <w:r>
+        <w:rPr>
+          <w:iCs/>
+          <w:i/>
+        </w:rPr>
+        <w:t xml:space="preserve"> </w:t>
+      </w:r>
+      <w:r>
+        <w:rPr>
+          <w:iCs/>
+          <w:i/>
+        </w:rPr>
+        <w:t xml:space="preserve">framework’s genuine open problems.</w:t>
       </w:r>
     </w:p>
     <w:p>
@@ -2706,17 +6871,156 @@
           <w:iCs/>
           <w:i/>
         </w:rPr>
-        <w:t xml:space="preserve">HONEST LIMIT: this picture reproduces the CLASSIC tests of gravity — the bending of starlight, the slow drift in Mercury’s orbit — to the same precision as standard general relativity, and the tension-drop itself is CHOSEN to reproduce the correct, measured slowing of clocks near Earth (the same effect GPS satellites must correct for). The interpenetrable-sharing story above is a reasonable, consistent way to picture WHY convergence lowers tension, building on postulates the technical papers do state — but the papers themselves assert the tension-drop and verify its CONSEQUENCES, rather than spelling out this particular mechanical reasoning step by step. (Where gravity’s overall STRENGTH comes from is taken up just above.)</w:t>
-      </w:r>
-    </w:p>
-    <w:bookmarkEnd w:id="54"/>
-    <w:bookmarkStart w:id="58" w:name="Xa9d8b7dfab4da49b76b1064de016d32a98bb309"/>
-    <w:p>
-      <w:pPr>
-        <w:pStyle w:val="Heading1"/>
-      </w:pPr>
-      <w:r>
-        <w:t xml:space="preserve">Chemistry — Standing Waves Around a Nucleus</w:t>
+        <w:t xml:space="preserve">HONEST LIMIT: this picture reproduces the CLASSIC tests of gravity —</w:t>
+      </w:r>
+      <w:r>
+        <w:rPr>
+          <w:iCs/>
+          <w:i/>
+        </w:rPr>
+        <w:t xml:space="preserve"> </w:t>
+      </w:r>
+      <w:r>
+        <w:rPr>
+          <w:iCs/>
+          <w:i/>
+        </w:rPr>
+        <w:t xml:space="preserve">the bending of starlight, the slow drift in Mercury’s orbit — to the</w:t>
+      </w:r>
+      <w:r>
+        <w:rPr>
+          <w:iCs/>
+          <w:i/>
+        </w:rPr>
+        <w:t xml:space="preserve"> </w:t>
+      </w:r>
+      <w:r>
+        <w:rPr>
+          <w:iCs/>
+          <w:i/>
+        </w:rPr>
+        <w:t xml:space="preserve">same precision as standard general relativity, and the tension-drop</w:t>
+      </w:r>
+      <w:r>
+        <w:rPr>
+          <w:iCs/>
+          <w:i/>
+        </w:rPr>
+        <w:t xml:space="preserve"> </w:t>
+      </w:r>
+      <w:r>
+        <w:rPr>
+          <w:iCs/>
+          <w:i/>
+        </w:rPr>
+        <w:t xml:space="preserve">itself is CHOSEN to reproduce the correct, measured slowing of clocks</w:t>
+      </w:r>
+      <w:r>
+        <w:rPr>
+          <w:iCs/>
+          <w:i/>
+        </w:rPr>
+        <w:t xml:space="preserve"> </w:t>
+      </w:r>
+      <w:r>
+        <w:rPr>
+          <w:iCs/>
+          <w:i/>
+        </w:rPr>
+        <w:t xml:space="preserve">near Earth (the same effect GPS satellites must correct for). The</w:t>
+      </w:r>
+      <w:r>
+        <w:rPr>
+          <w:iCs/>
+          <w:i/>
+        </w:rPr>
+        <w:t xml:space="preserve"> </w:t>
+      </w:r>
+      <w:r>
+        <w:rPr>
+          <w:iCs/>
+          <w:i/>
+        </w:rPr>
+        <w:t xml:space="preserve">interpenetrable-sharing story above is a reasonable, consistent way to</w:t>
+      </w:r>
+      <w:r>
+        <w:rPr>
+          <w:iCs/>
+          <w:i/>
+        </w:rPr>
+        <w:t xml:space="preserve"> </w:t>
+      </w:r>
+      <w:r>
+        <w:rPr>
+          <w:iCs/>
+          <w:i/>
+        </w:rPr>
+        <w:t xml:space="preserve">picture WHY convergence lowers tension, building on postulates the</w:t>
+      </w:r>
+      <w:r>
+        <w:rPr>
+          <w:iCs/>
+          <w:i/>
+        </w:rPr>
+        <w:t xml:space="preserve"> </w:t>
+      </w:r>
+      <w:r>
+        <w:rPr>
+          <w:iCs/>
+          <w:i/>
+        </w:rPr>
+        <w:t xml:space="preserve">technical papers do state — but the papers themselves assert the</w:t>
+      </w:r>
+      <w:r>
+        <w:rPr>
+          <w:iCs/>
+          <w:i/>
+        </w:rPr>
+        <w:t xml:space="preserve"> </w:t>
+      </w:r>
+      <w:r>
+        <w:rPr>
+          <w:iCs/>
+          <w:i/>
+        </w:rPr>
+        <w:t xml:space="preserve">tension-drop and verify its CONSEQUENCES, rather than spelling out this</w:t>
+      </w:r>
+      <w:r>
+        <w:rPr>
+          <w:iCs/>
+          <w:i/>
+        </w:rPr>
+        <w:t xml:space="preserve"> </w:t>
+      </w:r>
+      <w:r>
+        <w:rPr>
+          <w:iCs/>
+          <w:i/>
+        </w:rPr>
+        <w:t xml:space="preserve">particular mechanical reasoning step by step. (Where gravity’s overall</w:t>
+      </w:r>
+      <w:r>
+        <w:rPr>
+          <w:iCs/>
+          <w:i/>
+        </w:rPr>
+        <w:t xml:space="preserve"> </w:t>
+      </w:r>
+      <w:r>
+        <w:rPr>
+          <w:iCs/>
+          <w:i/>
+        </w:rPr>
+        <w:t xml:space="preserve">STRENGTH comes from is taken up just above.)</w:t>
+      </w:r>
+    </w:p>
+    <w:bookmarkStart w:id="54" w:name="X46011630a1e029b562d29790344aad893816e3d"/>
+    <w:p>
+      <w:pPr>
+        <w:pStyle w:val="Heading2"/>
+      </w:pPr>
+      <w:r>
+        <w:t xml:space="preserve">Frame dragging — the swirl around anything that spins</w:t>
       </w:r>
     </w:p>
     <w:p>
@@ -2724,7 +7028,357 @@
         <w:pStyle w:val="FirstParagraph"/>
       </w:pPr>
       <w:r>
-        <w:t xml:space="preserve">An atom’s nucleus, in this picture, is an especially dense knot of rope. The electrons around it aren’t tiny balls circling like planets way a guitar string doesn’t move at random but settles into specific standing-wave patterns depending on where you press your finger.</w:t>
+        <w:t xml:space="preserve">General relativity makes one more strange promise about gravity, and it</w:t>
+      </w:r>
+      <w:r>
+        <w:t xml:space="preserve"> </w:t>
+      </w:r>
+      <w:r>
+        <w:t xml:space="preserve">has been checked: a spinning mass does not just pull things toward it —</w:t>
+      </w:r>
+      <w:r>
+        <w:t xml:space="preserve"> </w:t>
+      </w:r>
+      <w:r>
+        <w:t xml:space="preserve">it slowly wrings the space around it. A satellite orbiting a spinning</w:t>
+      </w:r>
+      <w:r>
+        <w:t xml:space="preserve"> </w:t>
+      </w:r>
+      <w:r>
+        <w:t xml:space="preserve">planet has its orbit dragged around in the direction of the spin, very</w:t>
+      </w:r>
+      <w:r>
+        <w:t xml:space="preserve"> </w:t>
+      </w:r>
+      <w:r>
+        <w:t xml:space="preserve">slightly, as if the floor it stands on were slowly turning. This is</w:t>
+      </w:r>
+      <w:r>
+        <w:t xml:space="preserve"> </w:t>
+      </w:r>
+      <w:r>
+        <w:t xml:space="preserve">called frame dragging (the Lense–Thirring effect), and laser-ranged</w:t>
+      </w:r>
+      <w:r>
+        <w:t xml:space="preserve"> </w:t>
+      </w:r>
+      <w:r>
+        <w:t xml:space="preserve">satellites around Earth have measured it, matching Einstein’s prediction.</w:t>
+      </w:r>
+    </w:p>
+    <w:p>
+      <w:pPr>
+        <w:pStyle w:val="BodyText"/>
+      </w:pPr>
+      <w:r>
+        <w:t xml:space="preserve">The rope picture’s explanation is, once again, embarrassingly literal.</w:t>
+      </w:r>
+      <w:r>
+        <w:t xml:space="preserve"> </w:t>
+      </w:r>
+      <w:r>
+        <w:t xml:space="preserve">In this framework a body’s spin is not an abstract number: a spinning</w:t>
+      </w:r>
+      <w:r>
+        <w:t xml:space="preserve"> </w:t>
+      </w:r>
+      <w:r>
+        <w:t xml:space="preserve">mass actually holds a twist in the weave of ropes it is anchored to —</w:t>
+      </w:r>
+      <w:r>
+        <w:t xml:space="preserve"> </w:t>
+      </w:r>
+      <w:r>
+        <w:t xml:space="preserve">the way winding a crank puts real twist into a real cable. That twist</w:t>
+      </w:r>
+      <w:r>
+        <w:t xml:space="preserve"> </w:t>
+      </w:r>
+      <w:r>
+        <w:t xml:space="preserve">cannot stay put. It leaks into the surrounding network and conditions</w:t>
+      </w:r>
+      <w:r>
+        <w:t xml:space="preserve"> </w:t>
+      </w:r>
+      <w:r>
+        <w:t xml:space="preserve">it, the same way a heavy knot’s tension conditions the network to make</w:t>
+      </w:r>
+      <w:r>
+        <w:t xml:space="preserve"> </w:t>
+      </w:r>
+      <w:r>
+        <w:t xml:space="preserve">ordinary gravity. And because a neutral spinning body has no net</w:t>
+      </w:r>
+      <w:r>
+        <w:t xml:space="preserve"> </w:t>
+      </w:r>
+      <w:r>
+        <w:t xml:space="preserve">“</w:t>
+      </w:r>
+      <w:r>
+        <w:t xml:space="preserve">spin</w:t>
+      </w:r>
+      <w:r>
+        <w:t xml:space="preserve"> </w:t>
+      </w:r>
+      <w:r>
+        <w:t xml:space="preserve">charge,</w:t>
+      </w:r>
+      <w:r>
+        <w:t xml:space="preserve">”</w:t>
+      </w:r>
+      <w:r>
+        <w:t xml:space="preserve"> </w:t>
+      </w:r>
+      <w:r>
+        <w:t xml:space="preserve">a theorem of the framework forces the influence to spread in</w:t>
+      </w:r>
+      <w:r>
+        <w:t xml:space="preserve"> </w:t>
+      </w:r>
+      <w:r>
+        <w:t xml:space="preserve">the gentlest allowed pattern: strongest around the equator, fading fast</w:t>
+      </w:r>
+      <w:r>
+        <w:t xml:space="preserve"> </w:t>
+      </w:r>
+      <w:r>
+        <w:t xml:space="preserve">with distance, with a handedness set by which way the body spins.</w:t>
+      </w:r>
+    </w:p>
+    <w:p>
+      <w:pPr>
+        <w:pStyle w:val="BodyText"/>
+      </w:pPr>
+      <w:r>
+        <w:t xml:space="preserve">So the weave near a spinning planet carries a faint standing swirl,</w:t>
+      </w:r>
+      <w:r>
+        <w:t xml:space="preserve"> </w:t>
+      </w:r>
+      <w:r>
+        <w:t xml:space="preserve">turning the same way the planet turns. A satellite moving through that</w:t>
+      </w:r>
+      <w:r>
+        <w:t xml:space="preserve"> </w:t>
+      </w:r>
+      <w:r>
+        <w:t xml:space="preserve">region is riding a floor that is slowly rotating underneath it — and</w:t>
+      </w:r>
+      <w:r>
+        <w:t xml:space="preserve"> </w:t>
+      </w:r>
+      <w:r>
+        <w:t xml:space="preserve">its orbit drifts accordingly. Where Einstein says</w:t>
+      </w:r>
+      <w:r>
+        <w:t xml:space="preserve"> </w:t>
+      </w:r>
+      <w:r>
+        <w:t xml:space="preserve">“</w:t>
+      </w:r>
+      <w:r>
+        <w:t xml:space="preserve">spacetime is dragged</w:t>
+      </w:r>
+      <w:r>
+        <w:t xml:space="preserve">”</w:t>
+      </w:r>
+      <w:r>
+        <w:t xml:space="preserve"> </w:t>
+      </w:r>
+      <w:r>
+        <w:t xml:space="preserve">as a statement about geometry, the rope picture says the fabric is</w:t>
+      </w:r>
+      <w:r>
+        <w:t xml:space="preserve"> </w:t>
+      </w:r>
+      <w:r>
+        <w:t xml:space="preserve">actually, mechanically twisted. A handy image from the electricity</w:t>
+      </w:r>
+      <w:r>
+        <w:t xml:space="preserve"> </w:t>
+      </w:r>
+      <w:r>
+        <w:t xml:space="preserve">chapter: a conduction rope works like a drill bit — push it lengthwise</w:t>
+      </w:r>
+      <w:r>
+        <w:t xml:space="preserve"> </w:t>
+      </w:r>
+      <w:r>
+        <w:t xml:space="preserve">and its winding turns the push into rotation. A spinning planet is the</w:t>
+      </w:r>
+      <w:r>
+        <w:t xml:space="preserve"> </w:t>
+      </w:r>
+      <w:r>
+        <w:t xml:space="preserve">drill bit run in reverse, at planetary scale: rotation pumps twist into</w:t>
+      </w:r>
+      <w:r>
+        <w:t xml:space="preserve"> </w:t>
+      </w:r>
+      <w:r>
+        <w:t xml:space="preserve">the weave, and the weave’s answering swirl is frame dragging.</w:t>
+      </w:r>
+    </w:p>
+    <w:p>
+      <w:pPr>
+        <w:pStyle w:val="BodyText"/>
+      </w:pPr>
+      <w:r>
+        <w:t xml:space="preserve">Here is what the framework genuinely derives, with no knobs to turn.</w:t>
+      </w:r>
+      <w:r>
+        <w:t xml:space="preserve"> </w:t>
+      </w:r>
+      <w:r>
+        <w:t xml:space="preserve">Double the spin and the drag doubles — that is forced, because in this</w:t>
+      </w:r>
+      <w:r>
+        <w:t xml:space="preserve"> </w:t>
+      </w:r>
+      <w:r>
+        <w:t xml:space="preserve">picture spin IS twist, one-for-one. The drag is strongest over the</w:t>
+      </w:r>
+      <w:r>
+        <w:t xml:space="preserve"> </w:t>
+      </w:r>
+      <w:r>
+        <w:t xml:space="preserve">equator and fades toward the poles in exactly the mathematical pattern</w:t>
+      </w:r>
+      <w:r>
+        <w:t xml:space="preserve"> </w:t>
+      </w:r>
+      <w:r>
+        <w:t xml:space="preserve">Einstein’s theory has. Reverse the spin and the drag reverses. And one</w:t>
+      </w:r>
+      <w:r>
+        <w:t xml:space="preserve"> </w:t>
+      </w:r>
+      <w:r>
+        <w:t xml:space="preserve">more delicate thing comes out exactly: in general relativity, the RATIO</w:t>
+      </w:r>
+      <w:r>
+        <w:t xml:space="preserve"> </w:t>
+      </w:r>
+      <w:r>
+        <w:t xml:space="preserve">of the dragging effect to ordinary gravity famously does not depend on</w:t>
+      </w:r>
+      <w:r>
+        <w:t xml:space="preserve"> </w:t>
+      </w:r>
+      <w:r>
+        <w:t xml:space="preserve">how far away you are, or on the strength of gravity itself. The rope</w:t>
+      </w:r>
+      <w:r>
+        <w:t xml:space="preserve"> </w:t>
+      </w:r>
+      <w:r>
+        <w:t xml:space="preserve">picture’s ratio loses its distance dependence in precisely the same</w:t>
+      </w:r>
+      <w:r>
+        <w:t xml:space="preserve"> </w:t>
+      </w:r>
+      <w:r>
+        <w:t xml:space="preserve">way, for its own homegrown reason — the pull and the swirl are two</w:t>
+      </w:r>
+      <w:r>
+        <w:t xml:space="preserve"> </w:t>
+      </w:r>
+      <w:r>
+        <w:t xml:space="preserve">solutions of the same underlying equation, so their ratio cleans itself</w:t>
+      </w:r>
+      <w:r>
+        <w:t xml:space="preserve"> </w:t>
+      </w:r>
+      <w:r>
+        <w:t xml:space="preserve">up. That cancellation was not put in by hand; it fell out, and it</w:t>
+      </w:r>
+      <w:r>
+        <w:t xml:space="preserve"> </w:t>
+      </w:r>
+      <w:r>
+        <w:t xml:space="preserve">surprised the people doing the calculation.</w:t>
+      </w:r>
+    </w:p>
+    <w:p>
+      <w:pPr>
+        <w:pStyle w:val="BodyText"/>
+      </w:pPr>
+      <w:r>
+        <w:t xml:space="preserve">Then comes the framework’s most distinctive twist on the story —</w:t>
+      </w:r>
+      <w:r>
+        <w:t xml:space="preserve"> </w:t>
+      </w:r>
+      <w:r>
+        <w:t xml:space="preserve">literally. When the calculation traces the swirl’s strength down to its</w:t>
+      </w:r>
+      <w:r>
+        <w:t xml:space="preserve"> </w:t>
+      </w:r>
+      <w:r>
+        <w:t xml:space="preserve">microscopic root, the only channel it finds is one that exists ONLY if</w:t>
+      </w:r>
+      <w:r>
+        <w:t xml:space="preserve"> </w:t>
+      </w:r>
+      <w:r>
+        <w:t xml:space="preserve">the vacuum weave itself has a slight net handedness — a tiny overall</w:t>
+      </w:r>
+      <w:r>
+        <w:t xml:space="preserve"> </w:t>
+      </w:r>
+      <w:r>
+        <w:t xml:space="preserve">excess of left-twisting over right-twisting strands, or the reverse.</w:t>
+      </w:r>
+      <w:r>
+        <w:t xml:space="preserve"> </w:t>
+      </w:r>
+      <w:r>
+        <w:t xml:space="preserve">Write that imbalance as a fraction, and the frame-dragging strength is</w:t>
+      </w:r>
+      <w:r>
+        <w:t xml:space="preserve"> </w:t>
+      </w:r>
+      <w:r>
+        <w:t xml:space="preserve">simply (that fraction) times (a natural scale built from the strands’</w:t>
+      </w:r>
+      <w:r>
+        <w:t xml:space="preserve"> </w:t>
+      </w:r>
+      <w:r>
+        <w:t xml:space="preserve">stiffness and winding). A perfectly balanced weave — the</w:t>
+      </w:r>
+      <w:r>
+        <w:t xml:space="preserve"> </w:t>
+      </w:r>
+      <w:r>
+        <w:t xml:space="preserve">zero-assumption default — would drag nothing at all. In other words: in</w:t>
+      </w:r>
+      <w:r>
+        <w:t xml:space="preserve"> </w:t>
+      </w:r>
+      <w:r>
+        <w:t xml:space="preserve">the rope picture, a frame-dragging measurement is, at bottom, a</w:t>
+      </w:r>
+      <w:r>
+        <w:t xml:space="preserve"> </w:t>
+      </w:r>
+      <w:r>
+        <w:t xml:space="preserve">measurement of whether the universe is left-handed or right-handed, and</w:t>
+      </w:r>
+      <w:r>
+        <w:t xml:space="preserve"> </w:t>
+      </w:r>
+      <w:r>
+        <w:t xml:space="preserve">by how much. No other picture of gravity ties those two ideas together</w:t>
+      </w:r>
+      <w:r>
+        <w:t xml:space="preserve"> </w:t>
+      </w:r>
+      <w:r>
+        <w:t xml:space="preserve">so directly.</w:t>
       </w:r>
     </w:p>
     <w:tbl>
@@ -2750,6 +7404,106 @@
               <w:jc w:val="left"/>
             </w:pPr>
             <w:r>
+              <w:rPr>
+                <w:bCs/>
+                <w:b/>
+              </w:rPr>
+              <w:t xml:space="preserve">HONEST LIMIT — AND HOW THIS FRAMEWORK POLICES ITSELF</w:t>
+            </w:r>
+          </w:p>
+        </w:tc>
+        <w:tc>
+          <w:tcPr/>
+          <w:p>
+            <w:pPr>
+              <w:pStyle w:val="Compact"/>
+              <w:jc w:val="left"/>
+            </w:pPr>
+            <w:r>
+              <w:t xml:space="preserve">The SHAPE of frame dragging above is derived, but its STRENGTH is not yet a number. The natural scale it multiplies depends on the winding and stiffness of the very finest strands — a structural level whose absolute size the framework has deliberately never assigned, because assigning it without a derivation would be guessing. For a few hours during the work, a shortcut looked available: borrow a twist rate from the electricity chapter’s conduction ropes and price the strength with it. The numbers that came out were exciting — they briefly suggested the observed</w:t>
+            </w:r>
+            <w:r>
+              <w:t xml:space="preserve"> </w:t>
+            </w:r>
+            <w:r>
+              <w:t xml:space="preserve">“</w:t>
+            </w:r>
+            <w:r>
+              <w:t xml:space="preserve">cosmic birefringence</w:t>
+            </w:r>
+            <w:r>
+              <w:t xml:space="preserve">”</w:t>
+            </w:r>
+            <w:r>
+              <w:t xml:space="preserve"> </w:t>
+            </w:r>
+            <w:r>
+              <w:t xml:space="preserve">(a claimed slight rotation of light crossing the universe) and frame dragging might be one and the same handedness, seen twice. But a scheduled cross-check, one the calculation itself had demanded in advance, caught the shortcut the same evening: the conduction rope’s twist and the vacuum weave’s twist are different objects, and nothing in the framework identifies them. The exciting numbers were withdrawn, at full volume, in the record. What stands is the structure — the mechanism, the exact shape, the handedness connection — and the promise that when the fine-strand scale is finally derived, frame dragging becomes a sharp yes-or-no test. That a wrong number was caught within hours by the framework’s own scheduled check, and retracted in public, is not an embarrassment of the method; it IS the method.</w:t>
+            </w:r>
+          </w:p>
+        </w:tc>
+      </w:tr>
+    </w:tbl>
+    <w:bookmarkEnd w:id="54"/>
+    <w:bookmarkEnd w:id="55"/>
+    <w:bookmarkStart w:id="59" w:name="Xa9d8b7dfab4da49b76b1064de016d32a98bb309"/>
+    <w:p>
+      <w:pPr>
+        <w:pStyle w:val="Heading1"/>
+      </w:pPr>
+      <w:r>
+        <w:t xml:space="preserve">Chemistry — Standing Waves Around a Nucleus</w:t>
+      </w:r>
+    </w:p>
+    <w:p>
+      <w:pPr>
+        <w:pStyle w:val="FirstParagraph"/>
+      </w:pPr>
+      <w:r>
+        <w:t xml:space="preserve">An atom’s nucleus, in this picture, is an especially dense knot of</w:t>
+      </w:r>
+      <w:r>
+        <w:t xml:space="preserve"> </w:t>
+      </w:r>
+      <w:r>
+        <w:t xml:space="preserve">rope. The electrons around it aren’t tiny balls circling like planets</w:t>
+      </w:r>
+      <w:r>
+        <w:t xml:space="preserve"> </w:t>
+      </w:r>
+      <w:r>
+        <w:t xml:space="preserve">way a guitar string doesn’t move at random but settles into specific</w:t>
+      </w:r>
+      <w:r>
+        <w:t xml:space="preserve"> </w:t>
+      </w:r>
+      <w:r>
+        <w:t xml:space="preserve">standing-wave patterns depending on where you press your finger.</w:t>
+      </w:r>
+    </w:p>
+    <w:tbl>
+      <w:tblPr>
+        <w:tblStyle w:val="Table"/>
+        <w:tblW w:type="pct" w:w="5000"/>
+        <w:tblLook w:firstRow="1" w:lastRow="0" w:firstColumn="0" w:lastColumn="0" w:noHBand="0" w:noVBand="0" w:val="0020"/>
+        <w:jc w:val="start"/>
+      </w:tblPr>
+      <w:tblGrid>
+        <w:gridCol w:w="3960"/>
+        <w:gridCol w:w="3960"/>
+      </w:tblGrid>
+      <w:tr>
+        <w:trPr>
+          <w:tblHeader w:val="true"/>
+        </w:trPr>
+        <w:tc>
+          <w:tcPr/>
+          <w:p>
+            <w:pPr>
+              <w:pStyle w:val="Compact"/>
+              <w:jc w:val="left"/>
+            </w:pPr>
+            <w:r>
               <w:t xml:space="preserve">What mainstream physics says</w:t>
             </w:r>
           </w:p>
@@ -2776,7 +7530,25 @@
               <w:jc w:val="left"/>
             </w:pPr>
             <w:r>
-              <w:t xml:space="preserve">Bonds and orbitals are solutions of the quantum Schrödinger equation — “standing waves” of an electron probability-wave whose square gives the odds of finding the electron somewhere. Concrete mechanism: contested; the wavefunction is famously hard to picture as a physical thing.</w:t>
+              <w:t xml:space="preserve">Bonds and orbitals are solutions of the quantum Schrödinger equation —</w:t>
+            </w:r>
+            <w:r>
+              <w:t xml:space="preserve"> </w:t>
+            </w:r>
+            <w:r>
+              <w:t xml:space="preserve">“</w:t>
+            </w:r>
+            <w:r>
+              <w:t xml:space="preserve">standing waves</w:t>
+            </w:r>
+            <w:r>
+              <w:t xml:space="preserve">”</w:t>
+            </w:r>
+            <w:r>
+              <w:t xml:space="preserve"> </w:t>
+            </w:r>
+            <w:r>
+              <w:t xml:space="preserve">of an electron probability-wave whose square gives the odds of finding the electron somewhere. Concrete mechanism: contested; the wavefunction is famously hard to picture as a physical thing.</w:t>
             </w:r>
           </w:p>
         </w:tc>
@@ -2806,7 +7578,28 @@
         <w:t xml:space="preserve">The math:</w:t>
       </w:r>
       <w:r>
-        <w:t xml:space="preserve"> the SAME standing-wave mathematics, reproduced. Where “orbital” is a probability cloud in the textbooks, here it is a literal standing vibration; the allowed patterns (and so the allowed energies) come out the same.</w:t>
+        <w:t xml:space="preserve"> </w:t>
+      </w:r>
+      <w:r>
+        <w:t xml:space="preserve">the SAME standing-wave mathematics, reproduced. Where</w:t>
+      </w:r>
+      <w:r>
+        <w:t xml:space="preserve"> </w:t>
+      </w:r>
+      <w:r>
+        <w:t xml:space="preserve">“</w:t>
+      </w:r>
+      <w:r>
+        <w:t xml:space="preserve">orbital</w:t>
+      </w:r>
+      <w:r>
+        <w:t xml:space="preserve">”</w:t>
+      </w:r>
+      <w:r>
+        <w:t xml:space="preserve"> </w:t>
+      </w:r>
+      <w:r>
+        <w:t xml:space="preserve">is a probability cloud in the textbooks, here it is a literal standing vibration; the allowed patterns (and so the allowed energies) come out the same.</w:t>
       </w:r>
     </w:p>
     <w:p>
@@ -2818,18 +7611,18 @@
           <wp:inline>
             <wp:extent cx="5334000" cy="3026445"/>
             <wp:effectExtent b="0" l="0" r="0" t="0"/>
-            <wp:docPr descr="Electrons are standing vibration patterns of the ropes around the nucleus — only certain patterns fit, like notes on a plucked string. Their capacities 2, 8, 18 (= 2n²) come from the rope’s two strands times the n² shapes that fit on a sphere." title="" id="56" name="Picture"/>
+            <wp:docPr descr="Electrons are standing vibration patterns of the ropes around the nucleus — only certain patterns fit, like notes on a plucked string. Their capacities 2, 8, 18 (= 2n²) come from the rope’s two strands times the n² shapes that fit on a sphere." title="" id="57" name="Picture"/>
             <a:graphic>
               <a:graphicData uri="http://schemas.openxmlformats.org/drawingml/2006/picture">
                 <pic:pic>
                   <pic:nvPicPr>
-                    <pic:cNvPr descr="/home/claude/rope/rope/guide/_build/chemistry.png" id="57" name="Picture"/>
+                    <pic:cNvPr descr="/home/claude/rope/rope/guide/_build/chemistry.png" id="58" name="Picture"/>
                     <pic:cNvPicPr>
                       <a:picLocks noChangeArrowheads="1" noChangeAspect="1"/>
                     </pic:cNvPicPr>
                   </pic:nvPicPr>
                   <pic:blipFill>
-                    <a:blip r:embed="rId55"/>
+                    <a:blip r:embed="rId56"/>
                     <a:stretch>
                       <a:fillRect/>
                     </a:stretch>
@@ -2869,7 +7662,97 @@
         <w:pStyle w:val="BodyText"/>
       </w:pPr>
       <w:r>
-        <w:t xml:space="preserve">**THE *Picture a guitar string. Left alone, it can only ANALOGY** vibrate in certain fixed patterns — the open string, the octave, the fifth — never anything in between; you cannot get “half a note.” An electron’s allowed orbits are the same idea in three dimensions: only certain standing-wave patterns fit cleanly around the nucleus without canceling themselves out, and those patterns are the electron shells chemistry is built from. A chemical bond, in this picture, is two atoms sharing a single standing-wave pattern that wraps around BOTH nuclei at once — the molecular equivalent of two guitar strings clamped to the same fixed points, forced to vibrate together.*</w:t>
+        <w:t xml:space="preserve">**THE *Picture a guitar string. Left alone, it can only</w:t>
+      </w:r>
+      <w:r>
+        <w:t xml:space="preserve"> </w:t>
+      </w:r>
+      <w:r>
+        <w:t xml:space="preserve">ANALOGY** vibrate in certain fixed patterns — the open string,</w:t>
+      </w:r>
+      <w:r>
+        <w:t xml:space="preserve"> </w:t>
+      </w:r>
+      <w:r>
+        <w:t xml:space="preserve">the octave, the fifth — never anything in between; you</w:t>
+      </w:r>
+      <w:r>
+        <w:t xml:space="preserve"> </w:t>
+      </w:r>
+      <w:r>
+        <w:t xml:space="preserve">cannot get</w:t>
+      </w:r>
+      <w:r>
+        <w:t xml:space="preserve"> </w:t>
+      </w:r>
+      <w:r>
+        <w:t xml:space="preserve">“</w:t>
+      </w:r>
+      <w:r>
+        <w:t xml:space="preserve">half a note.</w:t>
+      </w:r>
+      <w:r>
+        <w:t xml:space="preserve">”</w:t>
+      </w:r>
+      <w:r>
+        <w:t xml:space="preserve"> </w:t>
+      </w:r>
+      <w:r>
+        <w:t xml:space="preserve">An electron’s allowed</w:t>
+      </w:r>
+      <w:r>
+        <w:t xml:space="preserve"> </w:t>
+      </w:r>
+      <w:r>
+        <w:t xml:space="preserve">orbits are the same idea in three dimensions: only</w:t>
+      </w:r>
+      <w:r>
+        <w:t xml:space="preserve"> </w:t>
+      </w:r>
+      <w:r>
+        <w:t xml:space="preserve">certain standing-wave patterns fit cleanly around the</w:t>
+      </w:r>
+      <w:r>
+        <w:t xml:space="preserve"> </w:t>
+      </w:r>
+      <w:r>
+        <w:t xml:space="preserve">nucleus without canceling themselves out, and those</w:t>
+      </w:r>
+      <w:r>
+        <w:t xml:space="preserve"> </w:t>
+      </w:r>
+      <w:r>
+        <w:t xml:space="preserve">patterns are the electron shells chemistry is built</w:t>
+      </w:r>
+      <w:r>
+        <w:t xml:space="preserve"> </w:t>
+      </w:r>
+      <w:r>
+        <w:t xml:space="preserve">from. A chemical bond, in this picture, is two atoms</w:t>
+      </w:r>
+      <w:r>
+        <w:t xml:space="preserve"> </w:t>
+      </w:r>
+      <w:r>
+        <w:t xml:space="preserve">sharing a single standing-wave pattern that wraps around</w:t>
+      </w:r>
+      <w:r>
+        <w:t xml:space="preserve"> </w:t>
+      </w:r>
+      <w:r>
+        <w:t xml:space="preserve">BOTH nuclei at once — the molecular equivalent of two</w:t>
+      </w:r>
+      <w:r>
+        <w:t xml:space="preserve"> </w:t>
+      </w:r>
+      <w:r>
+        <w:t xml:space="preserve">guitar strings clamped to the same fixed points, forced</w:t>
+      </w:r>
+      <w:r>
+        <w:t xml:space="preserve"> </w:t>
+      </w:r>
+      <w:r>
+        <w:t xml:space="preserve">to vibrate together.*</w:t>
       </w:r>
     </w:p>
     <w:p>
@@ -2877,7 +7760,73 @@
         <w:pStyle w:val="BodyText"/>
       </w:pPr>
       <w:r>
-        <w:t xml:space="preserve">There is a second everyday image that makes WHY only certain patterns are allowed feel obvious: resonance. Strike one wine glass in a rack, and nearby glasses of just the right size begin to hum on their own — while glasses of the wrong size stay silent. Only matching frequencies respond. An atom is the same: only certain standing-wave patterns “fit” around a given nucleus and come alive; all the in-between patterns cancel themselves and simply cannot exist. That is why an electron’s energy levels are a fixed ladder with no rungs between — the atom, like the wine glasses, only rings at its own special frequencies. Chemistry is which patterns fit, and which atoms can share them.</w:t>
+        <w:t xml:space="preserve">There is a second everyday image that makes WHY only certain patterns</w:t>
+      </w:r>
+      <w:r>
+        <w:t xml:space="preserve"> </w:t>
+      </w:r>
+      <w:r>
+        <w:t xml:space="preserve">are allowed feel obvious: resonance. Strike one wine glass in a rack,</w:t>
+      </w:r>
+      <w:r>
+        <w:t xml:space="preserve"> </w:t>
+      </w:r>
+      <w:r>
+        <w:t xml:space="preserve">and nearby glasses of just the right size begin to hum on their own —</w:t>
+      </w:r>
+      <w:r>
+        <w:t xml:space="preserve"> </w:t>
+      </w:r>
+      <w:r>
+        <w:t xml:space="preserve">while glasses of the wrong size stay silent. Only matching frequencies</w:t>
+      </w:r>
+      <w:r>
+        <w:t xml:space="preserve"> </w:t>
+      </w:r>
+      <w:r>
+        <w:t xml:space="preserve">respond. An atom is the same: only certain standing-wave patterns</w:t>
+      </w:r>
+      <w:r>
+        <w:t xml:space="preserve"> </w:t>
+      </w:r>
+      <w:r>
+        <w:t xml:space="preserve">“</w:t>
+      </w:r>
+      <w:r>
+        <w:t xml:space="preserve">fit</w:t>
+      </w:r>
+      <w:r>
+        <w:t xml:space="preserve">”</w:t>
+      </w:r>
+      <w:r>
+        <w:t xml:space="preserve"> </w:t>
+      </w:r>
+      <w:r>
+        <w:t xml:space="preserve">around a given nucleus and come alive; all the in-between patterns</w:t>
+      </w:r>
+      <w:r>
+        <w:t xml:space="preserve"> </w:t>
+      </w:r>
+      <w:r>
+        <w:t xml:space="preserve">cancel themselves and simply cannot exist. That is why an electron’s</w:t>
+      </w:r>
+      <w:r>
+        <w:t xml:space="preserve"> </w:t>
+      </w:r>
+      <w:r>
+        <w:t xml:space="preserve">energy levels are a fixed ladder with no rungs between — the atom,</w:t>
+      </w:r>
+      <w:r>
+        <w:t xml:space="preserve"> </w:t>
+      </w:r>
+      <w:r>
+        <w:t xml:space="preserve">like the wine glasses, only rings at its own special frequencies.</w:t>
+      </w:r>
+      <w:r>
+        <w:t xml:space="preserve"> </w:t>
+      </w:r>
+      <w:r>
+        <w:t xml:space="preserve">Chemistry is which patterns fit, and which atoms can share them.</w:t>
       </w:r>
     </w:p>
     <w:p>
@@ -2885,7 +7834,43 @@
         <w:pStyle w:val="BodyText"/>
       </w:pPr>
       <w:r>
-        <w:t xml:space="preserve">This is the one part of the rope picture we should be most upfront about: by the technical paper’s OWN admission, the mathematics here is identical to standard quantum chemistry — the same equations, just told with a rope picture standing behind them instead of an abstract wavefunction. The value of the rope version isn’t a different periodic table; it’s a physical picture for why the periodic table has the shape it does.</w:t>
+        <w:t xml:space="preserve">This is the one part of the rope picture we should be most upfront</w:t>
+      </w:r>
+      <w:r>
+        <w:t xml:space="preserve"> </w:t>
+      </w:r>
+      <w:r>
+        <w:t xml:space="preserve">about: by the technical paper’s OWN admission, the mathematics here is</w:t>
+      </w:r>
+      <w:r>
+        <w:t xml:space="preserve"> </w:t>
+      </w:r>
+      <w:r>
+        <w:t xml:space="preserve">identical to standard quantum chemistry — the same equations, just</w:t>
+      </w:r>
+      <w:r>
+        <w:t xml:space="preserve"> </w:t>
+      </w:r>
+      <w:r>
+        <w:t xml:space="preserve">told with a rope picture standing behind them instead of an abstract</w:t>
+      </w:r>
+      <w:r>
+        <w:t xml:space="preserve"> </w:t>
+      </w:r>
+      <w:r>
+        <w:t xml:space="preserve">wavefunction. The value of the rope version isn’t a different periodic</w:t>
+      </w:r>
+      <w:r>
+        <w:t xml:space="preserve"> </w:t>
+      </w:r>
+      <w:r>
+        <w:t xml:space="preserve">table; it’s a physical picture for why the periodic table has the shape</w:t>
+      </w:r>
+      <w:r>
+        <w:t xml:space="preserve"> </w:t>
+      </w:r>
+      <w:r>
+        <w:t xml:space="preserve">it does.</w:t>
       </w:r>
     </w:p>
     <w:p>
@@ -2897,11 +7882,123 @@
           <w:iCs/>
           <w:i/>
         </w:rPr>
-        <w:t xml:space="preserve">HONEST LIMIT: one deep chemistry rule — the Pauli exclusion principle, the fact that no two electrons can occupy the exact same state — is only PARTIALLY explained in this picture (roughly: a standing-wave “slot” can hold at most two oppositely-twisted kinks). The framework’s own papers call this the single most important unsolved problem in rope chemistry, not a finished result.</w:t>
-      </w:r>
-    </w:p>
-    <w:bookmarkEnd w:id="58"/>
-    <w:bookmarkStart w:id="62" w:name="Xe7cb3b508cdfa1cce52c37553fa274d1d291b33"/>
+        <w:t xml:space="preserve">HONEST LIMIT: one deep chemistry rule — the Pauli exclusion</w:t>
+      </w:r>
+      <w:r>
+        <w:rPr>
+          <w:iCs/>
+          <w:i/>
+        </w:rPr>
+        <w:t xml:space="preserve"> </w:t>
+      </w:r>
+      <w:r>
+        <w:rPr>
+          <w:iCs/>
+          <w:i/>
+        </w:rPr>
+        <w:t xml:space="preserve">principle, the fact that no two electrons can occupy the exact same</w:t>
+      </w:r>
+      <w:r>
+        <w:rPr>
+          <w:iCs/>
+          <w:i/>
+        </w:rPr>
+        <w:t xml:space="preserve"> </w:t>
+      </w:r>
+      <w:r>
+        <w:rPr>
+          <w:iCs/>
+          <w:i/>
+        </w:rPr>
+        <w:t xml:space="preserve">state — is only PARTIALLY explained in this picture (roughly: a</w:t>
+      </w:r>
+      <w:r>
+        <w:rPr>
+          <w:iCs/>
+          <w:i/>
+        </w:rPr>
+        <w:t xml:space="preserve"> </w:t>
+      </w:r>
+      <w:r>
+        <w:rPr>
+          <w:iCs/>
+          <w:i/>
+        </w:rPr>
+        <w:t xml:space="preserve">standing-wave</w:t>
+      </w:r>
+      <w:r>
+        <w:rPr>
+          <w:iCs/>
+          <w:i/>
+        </w:rPr>
+        <w:t xml:space="preserve"> </w:t>
+      </w:r>
+      <w:r>
+        <w:rPr>
+          <w:iCs/>
+          <w:i/>
+        </w:rPr>
+        <w:t xml:space="preserve">“</w:t>
+      </w:r>
+      <w:r>
+        <w:rPr>
+          <w:iCs/>
+          <w:i/>
+        </w:rPr>
+        <w:t xml:space="preserve">slot</w:t>
+      </w:r>
+      <w:r>
+        <w:rPr>
+          <w:iCs/>
+          <w:i/>
+        </w:rPr>
+        <w:t xml:space="preserve">”</w:t>
+      </w:r>
+      <w:r>
+        <w:rPr>
+          <w:iCs/>
+          <w:i/>
+        </w:rPr>
+        <w:t xml:space="preserve"> </w:t>
+      </w:r>
+      <w:r>
+        <w:rPr>
+          <w:iCs/>
+          <w:i/>
+        </w:rPr>
+        <w:t xml:space="preserve">can hold at most two oppositely-twisted kinks).</w:t>
+      </w:r>
+      <w:r>
+        <w:rPr>
+          <w:iCs/>
+          <w:i/>
+        </w:rPr>
+        <w:t xml:space="preserve"> </w:t>
+      </w:r>
+      <w:r>
+        <w:rPr>
+          <w:iCs/>
+          <w:i/>
+        </w:rPr>
+        <w:t xml:space="preserve">The framework’s own papers call this the single most important unsolved</w:t>
+      </w:r>
+      <w:r>
+        <w:rPr>
+          <w:iCs/>
+          <w:i/>
+        </w:rPr>
+        <w:t xml:space="preserve"> </w:t>
+      </w:r>
+      <w:r>
+        <w:rPr>
+          <w:iCs/>
+          <w:i/>
+        </w:rPr>
+        <w:t xml:space="preserve">problem in rope chemistry, not a finished result.</w:t>
+      </w:r>
+    </w:p>
+    <w:bookmarkEnd w:id="59"/>
+    <w:bookmarkStart w:id="63" w:name="Xe7cb3b508cdfa1cce52c37553fa274d1d291b33"/>
     <w:p>
       <w:pPr>
         <w:pStyle w:val="Heading1"/>
@@ -2915,7 +8012,43 @@
         <w:pStyle w:val="FirstParagraph"/>
       </w:pPr>
       <w:r>
-        <w:t xml:space="preserve">Deep inside every atom, a handful of protons and neutrons are packed into a nucleus a hundred-thousand times smaller than the atom around it. Something has to hold them there — the protons all carry positive charge and should fly apart violently. The thing that holds them is the strongest force in nature, and in this picture it is not a new or exotic force at all. It is the same thing that stops your hand from passing through a table.</w:t>
+        <w:t xml:space="preserve">Deep inside every atom, a handful of protons and neutrons are packed</w:t>
+      </w:r>
+      <w:r>
+        <w:t xml:space="preserve"> </w:t>
+      </w:r>
+      <w:r>
+        <w:t xml:space="preserve">into a nucleus a hundred-thousand times smaller than the atom around</w:t>
+      </w:r>
+      <w:r>
+        <w:t xml:space="preserve"> </w:t>
+      </w:r>
+      <w:r>
+        <w:t xml:space="preserve">it. Something has to hold them there — the protons all carry positive</w:t>
+      </w:r>
+      <w:r>
+        <w:t xml:space="preserve"> </w:t>
+      </w:r>
+      <w:r>
+        <w:t xml:space="preserve">charge and should fly apart violently. The thing that holds them is the</w:t>
+      </w:r>
+      <w:r>
+        <w:t xml:space="preserve"> </w:t>
+      </w:r>
+      <w:r>
+        <w:t xml:space="preserve">strongest force in nature, and in this picture it is not a new or exotic</w:t>
+      </w:r>
+      <w:r>
+        <w:t xml:space="preserve"> </w:t>
+      </w:r>
+      <w:r>
+        <w:t xml:space="preserve">force at all. It is the same thing that stops your hand from passing</w:t>
+      </w:r>
+      <w:r>
+        <w:t xml:space="preserve"> </w:t>
+      </w:r>
+      <w:r>
+        <w:t xml:space="preserve">through a table.</w:t>
       </w:r>
     </w:p>
     <w:tbl>
@@ -2967,7 +8100,25 @@
               <w:jc w:val="left"/>
             </w:pPr>
             <w:r>
-              <w:t xml:space="preserve">The strong force is carried by gluons exchanged between quarks, described by quantum chromodynamics (QCD). The mathematics is precise and enormously successful, but the mechanism is famously hard to picture: gluons themselves carry the charge they transmit, the force does not fall off with distance the way gravity or electricity does, and the quarks can never be pulled apart to look at. What “exchanging a gluon” physically IS remains a mathematical description rather than a mechanical one.</w:t>
+              <w:t xml:space="preserve">The strong force is carried by gluons exchanged between quarks, described by quantum chromodynamics (QCD). The mathematics is precise and enormously successful, but the mechanism is famously hard to picture: gluons themselves carry the charge they transmit, the force does not fall off with distance the way gravity or electricity does, and the quarks can never be pulled apart to look at. What</w:t>
+            </w:r>
+            <w:r>
+              <w:t xml:space="preserve"> </w:t>
+            </w:r>
+            <w:r>
+              <w:t xml:space="preserve">“</w:t>
+            </w:r>
+            <w:r>
+              <w:t xml:space="preserve">exchanging a gluon</w:t>
+            </w:r>
+            <w:r>
+              <w:t xml:space="preserve">”</w:t>
+            </w:r>
+            <w:r>
+              <w:t xml:space="preserve"> </w:t>
+            </w:r>
+            <w:r>
+              <w:t xml:space="preserve">physically IS remains a mathematical description rather than a mechanical one.</w:t>
             </w:r>
           </w:p>
         </w:tc>
@@ -2997,7 +8148,10 @@
         <w:t xml:space="preserve">The math:</w:t>
       </w:r>
       <w:r>
-        <w:t xml:space="preserve"> the characteristic shape of the nuclear force — a hard repulsive core at very short range, a strong attractive well a little farther out, and nothing at all beyond about three femtometres — comes out of bundles that push hard when they jam together, pull when they just touch, and feel nothing when they are too far apart to touch at all.</w:t>
+        <w:t xml:space="preserve"> </w:t>
+      </w:r>
+      <w:r>
+        <w:t xml:space="preserve">the characteristic shape of the nuclear force — a hard repulsive core at very short range, a strong attractive well a little farther out, and nothing at all beyond about three femtometres — comes out of bundles that push hard when they jam together, pull when they just touch, and feel nothing when they are too far apart to touch at all.</w:t>
       </w:r>
     </w:p>
     <w:p>
@@ -3009,18 +8163,18 @@
           <wp:inline>
             <wp:extent cx="5334000" cy="3026445"/>
             <wp:effectExtent b="0" l="0" r="0" t="0"/>
-            <wp:docPr descr="Each nucleon is a dense bundle of ropes. Where two bundles overlap they push and grip enormously — the strong force as physical contact: short range (they either touch or they don’t), the same whatever the charge, with a hard core that stops the nucleus collapsing." title="" id="60" name="Picture"/>
+            <wp:docPr descr="Each nucleon is a dense bundle of ropes. Where two bundles overlap they push and grip enormously — the strong force as physical contact: short range (they either touch or they don’t), the same whatever the charge, with a hard core that stops the nucleus collapsing." title="" id="61" name="Picture"/>
             <a:graphic>
               <a:graphicData uri="http://schemas.openxmlformats.org/drawingml/2006/picture">
                 <pic:pic>
                   <pic:nvPicPr>
-                    <pic:cNvPr descr="/home/claude/rope/rope/guide/_build/nuclear.png" id="61" name="Picture"/>
+                    <pic:cNvPr descr="/home/claude/rope/rope/guide/_build/nuclear.png" id="62" name="Picture"/>
                     <pic:cNvPicPr>
                       <a:picLocks noChangeArrowheads="1" noChangeAspect="1"/>
                     </pic:cNvPicPr>
                   </pic:nvPicPr>
                   <pic:blipFill>
-                    <a:blip r:embed="rId59"/>
+                    <a:blip r:embed="rId60"/>
                     <a:stretch>
                       <a:fillRect/>
                     </a:stretch>
@@ -3060,7 +8214,19 @@
         <w:pStyle w:val="BodyText"/>
       </w:pPr>
       <w:r>
-        <w:t xml:space="preserve">The single most important idea here is that nuclear physics is not a separate world with its own rules. It is ordinary contact physics, scaled down.</w:t>
+        <w:t xml:space="preserve">The single most important idea here is that nuclear physics is not a</w:t>
+      </w:r>
+      <w:r>
+        <w:t xml:space="preserve"> </w:t>
+      </w:r>
+      <w:r>
+        <w:t xml:space="preserve">separate world with its own rules. It is ordinary contact physics,</w:t>
+      </w:r>
+      <w:r>
+        <w:t xml:space="preserve"> </w:t>
+      </w:r>
+      <w:r>
+        <w:t xml:space="preserve">scaled down.</w:t>
       </w:r>
     </w:p>
     <w:p>
@@ -3068,7 +8234,85 @@
         <w:pStyle w:val="BodyText"/>
       </w:pPr>
       <w:r>
-        <w:t xml:space="preserve">**THE *Press two of your fingertips together. They touch; ANALOGY** they don’t merge, and if you push harder they push back harder — that resistance is the crowded material in each fingertip refusing to share the same space. Now imagine shrinking that same touching-and-resisting down to the size of a nucleus. The crowded material is a bundle of ropes; the touch is the strong force. Nothing new has been added — the same “you can’t be in my space” that you feel between your fingers is, a hundred- thousand times smaller and denser, the force that holds a nucleus together.*</w:t>
+        <w:t xml:space="preserve">**THE *Press two of your fingertips together. They touch;</w:t>
+      </w:r>
+      <w:r>
+        <w:t xml:space="preserve"> </w:t>
+      </w:r>
+      <w:r>
+        <w:t xml:space="preserve">ANALOGY** they don’t merge, and if you push harder they push back</w:t>
+      </w:r>
+      <w:r>
+        <w:t xml:space="preserve"> </w:t>
+      </w:r>
+      <w:r>
+        <w:t xml:space="preserve">harder — that resistance is the crowded material in</w:t>
+      </w:r>
+      <w:r>
+        <w:t xml:space="preserve"> </w:t>
+      </w:r>
+      <w:r>
+        <w:t xml:space="preserve">each fingertip refusing to share the same space. Now</w:t>
+      </w:r>
+      <w:r>
+        <w:t xml:space="preserve"> </w:t>
+      </w:r>
+      <w:r>
+        <w:t xml:space="preserve">imagine shrinking that same touching-and-resisting down</w:t>
+      </w:r>
+      <w:r>
+        <w:t xml:space="preserve"> </w:t>
+      </w:r>
+      <w:r>
+        <w:t xml:space="preserve">to the size of a nucleus. The crowded material is a</w:t>
+      </w:r>
+      <w:r>
+        <w:t xml:space="preserve"> </w:t>
+      </w:r>
+      <w:r>
+        <w:t xml:space="preserve">bundle of ropes; the touch is the strong force. Nothing</w:t>
+      </w:r>
+      <w:r>
+        <w:t xml:space="preserve"> </w:t>
+      </w:r>
+      <w:r>
+        <w:t xml:space="preserve">new has been added — the same</w:t>
+      </w:r>
+      <w:r>
+        <w:t xml:space="preserve"> </w:t>
+      </w:r>
+      <w:r>
+        <w:t xml:space="preserve">“</w:t>
+      </w:r>
+      <w:r>
+        <w:t xml:space="preserve">you can’t be in my</w:t>
+      </w:r>
+      <w:r>
+        <w:t xml:space="preserve"> </w:t>
+      </w:r>
+      <w:r>
+        <w:t xml:space="preserve">space</w:t>
+      </w:r>
+      <w:r>
+        <w:t xml:space="preserve">”</w:t>
+      </w:r>
+      <w:r>
+        <w:t xml:space="preserve"> </w:t>
+      </w:r>
+      <w:r>
+        <w:t xml:space="preserve">that you feel between your fingers is, a hundred-</w:t>
+      </w:r>
+      <w:r>
+        <w:t xml:space="preserve"> </w:t>
+      </w:r>
+      <w:r>
+        <w:t xml:space="preserve">thousand times smaller and denser, the force that holds</w:t>
+      </w:r>
+      <w:r>
+        <w:t xml:space="preserve"> </w:t>
+      </w:r>
+      <w:r>
+        <w:t xml:space="preserve">a nucleus together.*</w:t>
       </w:r>
     </w:p>
     <w:p>
@@ -3076,7 +8320,13 @@
         <w:pStyle w:val="BodyText"/>
       </w:pPr>
       <w:r>
-        <w:t xml:space="preserve">This picture explains three things about the strong force that otherwise look like separate, unrelated facts.</w:t>
+        <w:t xml:space="preserve">This picture explains three things about the strong force that otherwise</w:t>
+      </w:r>
+      <w:r>
+        <w:t xml:space="preserve"> </w:t>
+      </w:r>
+      <w:r>
+        <w:t xml:space="preserve">look like separate, unrelated facts.</w:t>
       </w:r>
     </w:p>
     <w:p>
@@ -3084,7 +8334,10 @@
         <w:pStyle w:val="BodyText"/>
       </w:pPr>
       <w:r>
-        <w:t xml:space="preserve">First, </w:t>
+        <w:t xml:space="preserve">First,</w:t>
+      </w:r>
+      <w:r>
+        <w:t xml:space="preserve"> </w:t>
       </w:r>
       <w:r>
         <w:rPr>
@@ -3094,7 +8347,52 @@
         <w:t xml:space="preserve">it has a short range and then simply stops.</w:t>
       </w:r>
       <w:r>
-        <w:t xml:space="preserve"> A field like gravity or electricity reaches out forever, fading with distance. Contact does not fade — it is either happening or it is not. Two nucleons whose bundles overlap feel an enormous force; pull them a little farther apart, past about three femtometres, and their bundles no longer touch at all, so the force vanishes completely rather than trailing off. That sharp cutoff is the signature of touch, not of a field.</w:t>
+        <w:t xml:space="preserve"> </w:t>
+      </w:r>
+      <w:r>
+        <w:t xml:space="preserve">A field like</w:t>
+      </w:r>
+      <w:r>
+        <w:t xml:space="preserve"> </w:t>
+      </w:r>
+      <w:r>
+        <w:t xml:space="preserve">gravity or electricity reaches out forever, fading with distance.</w:t>
+      </w:r>
+      <w:r>
+        <w:t xml:space="preserve"> </w:t>
+      </w:r>
+      <w:r>
+        <w:t xml:space="preserve">Contact does not fade — it is either happening or it is not. Two</w:t>
+      </w:r>
+      <w:r>
+        <w:t xml:space="preserve"> </w:t>
+      </w:r>
+      <w:r>
+        <w:t xml:space="preserve">nucleons whose bundles overlap feel an enormous force; pull them a</w:t>
+      </w:r>
+      <w:r>
+        <w:t xml:space="preserve"> </w:t>
+      </w:r>
+      <w:r>
+        <w:t xml:space="preserve">little farther apart, past about three femtometres, and their bundles</w:t>
+      </w:r>
+      <w:r>
+        <w:t xml:space="preserve"> </w:t>
+      </w:r>
+      <w:r>
+        <w:t xml:space="preserve">no longer touch at all, so the force vanishes completely rather than</w:t>
+      </w:r>
+      <w:r>
+        <w:t xml:space="preserve"> </w:t>
+      </w:r>
+      <w:r>
+        <w:t xml:space="preserve">trailing off. That sharp cutoff is the signature of touch, not of a</w:t>
+      </w:r>
+      <w:r>
+        <w:t xml:space="preserve"> </w:t>
+      </w:r>
+      <w:r>
+        <w:t xml:space="preserve">field.</w:t>
       </w:r>
     </w:p>
     <w:p>
@@ -3102,7 +8400,10 @@
         <w:pStyle w:val="BodyText"/>
       </w:pPr>
       <w:r>
-        <w:t xml:space="preserve">Second, </w:t>
+        <w:t xml:space="preserve">Second,</w:t>
+      </w:r>
+      <w:r>
+        <w:t xml:space="preserve"> </w:t>
       </w:r>
       <w:r>
         <w:rPr>
@@ -3112,7 +8413,40 @@
         <w:t xml:space="preserve">it doesn’t care about charge.</w:t>
       </w:r>
       <w:r>
-        <w:t xml:space="preserve"> The electric force between two protons depends entirely on their charge. But the strong grip between two nucleons is nearly the same whether they are two protons, two neutrons, or one of each — because it is bundle bumping into bundle, and bundles take up space regardless of the twist that gives a nucleon its charge.</w:t>
+        <w:t xml:space="preserve"> </w:t>
+      </w:r>
+      <w:r>
+        <w:t xml:space="preserve">The electric force between two</w:t>
+      </w:r>
+      <w:r>
+        <w:t xml:space="preserve"> </w:t>
+      </w:r>
+      <w:r>
+        <w:t xml:space="preserve">protons depends entirely on their charge. But the strong grip between</w:t>
+      </w:r>
+      <w:r>
+        <w:t xml:space="preserve"> </w:t>
+      </w:r>
+      <w:r>
+        <w:t xml:space="preserve">two nucleons is nearly the same whether they are two protons, two</w:t>
+      </w:r>
+      <w:r>
+        <w:t xml:space="preserve"> </w:t>
+      </w:r>
+      <w:r>
+        <w:t xml:space="preserve">neutrons, or one of each — because it is bundle bumping into bundle,</w:t>
+      </w:r>
+      <w:r>
+        <w:t xml:space="preserve"> </w:t>
+      </w:r>
+      <w:r>
+        <w:t xml:space="preserve">and bundles take up space regardless of the twist that gives a nucleon</w:t>
+      </w:r>
+      <w:r>
+        <w:t xml:space="preserve"> </w:t>
+      </w:r>
+      <w:r>
+        <w:t xml:space="preserve">its charge.</w:t>
       </w:r>
     </w:p>
     <w:p>
@@ -3120,7 +8454,10 @@
         <w:pStyle w:val="BodyText"/>
       </w:pPr>
       <w:r>
-        <w:t xml:space="preserve">Third, </w:t>
+        <w:t xml:space="preserve">Third,</w:t>
+      </w:r>
+      <w:r>
+        <w:t xml:space="preserve"> </w:t>
       </w:r>
       <w:r>
         <w:rPr>
@@ -3130,7 +8467,58 @@
         <w:t xml:space="preserve">it resists being squeezed AND resists being pulled apart.</w:t>
       </w:r>
       <w:r>
-        <w:t xml:space="preserve"> Push two nucleons too close and the bundles jam — fiercely repulsive, which is why nuclei don’t collapse to a point. Let them sit at just the right separation and the bundles rest in contact — attractive, which is what binds them. This “hard core plus attractive well” is exactly the nuclear potential physicists measure, and here it is just what contact between two crowded bundles feels like.</w:t>
+        <w:t xml:space="preserve"> </w:t>
+      </w:r>
+      <w:r>
+        <w:t xml:space="preserve">Push two nucleons too close and the bundles jam — fiercely repulsive,</w:t>
+      </w:r>
+      <w:r>
+        <w:t xml:space="preserve"> </w:t>
+      </w:r>
+      <w:r>
+        <w:t xml:space="preserve">which is why nuclei don’t collapse to a point. Let them sit at just the</w:t>
+      </w:r>
+      <w:r>
+        <w:t xml:space="preserve"> </w:t>
+      </w:r>
+      <w:r>
+        <w:t xml:space="preserve">right separation and the bundles rest in contact — attractive, which</w:t>
+      </w:r>
+      <w:r>
+        <w:t xml:space="preserve"> </w:t>
+      </w:r>
+      <w:r>
+        <w:t xml:space="preserve">is what binds them. This</w:t>
+      </w:r>
+      <w:r>
+        <w:t xml:space="preserve"> </w:t>
+      </w:r>
+      <w:r>
+        <w:t xml:space="preserve">“</w:t>
+      </w:r>
+      <w:r>
+        <w:t xml:space="preserve">hard core plus attractive well</w:t>
+      </w:r>
+      <w:r>
+        <w:t xml:space="preserve">”</w:t>
+      </w:r>
+      <w:r>
+        <w:t xml:space="preserve"> </w:t>
+      </w:r>
+      <w:r>
+        <w:t xml:space="preserve">is exactly the</w:t>
+      </w:r>
+      <w:r>
+        <w:t xml:space="preserve"> </w:t>
+      </w:r>
+      <w:r>
+        <w:t xml:space="preserve">nuclear potential physicists measure, and here it is just what</w:t>
+      </w:r>
+      <w:r>
+        <w:t xml:space="preserve"> </w:t>
+      </w:r>
+      <w:r>
+        <w:t xml:space="preserve">contact between two crowded bundles feels like.</w:t>
       </w:r>
     </w:p>
     <w:p>
@@ -3138,7 +8526,61 @@
         <w:pStyle w:val="BodyText"/>
       </w:pPr>
       <w:r>
-        <w:t xml:space="preserve">There is one more piece the picture offers, and it is worth stating plainly because it is where the rope idea is boldest. In this model the proton and neutron are not featureless balls: each is a small cluster of partial knots — the objects standard physics calls quarks. A partial knot is not a whole twist on its own, and crucially it cannot exist alone; it only settles into something stable when it joins its partners to complete a whole twist. That is offered as a physical reason for one of the deepest puzzles in physics — why quarks are never found in isolation. They are pieces of a knot, and a piece of a knot is not a thing that can stand by itself.</w:t>
+        <w:t xml:space="preserve">There is one more piece the picture offers, and it is worth stating</w:t>
+      </w:r>
+      <w:r>
+        <w:t xml:space="preserve"> </w:t>
+      </w:r>
+      <w:r>
+        <w:t xml:space="preserve">plainly because it is where the rope idea is boldest. In this model the</w:t>
+      </w:r>
+      <w:r>
+        <w:t xml:space="preserve"> </w:t>
+      </w:r>
+      <w:r>
+        <w:t xml:space="preserve">proton and neutron are not featureless balls: each is a small cluster of</w:t>
+      </w:r>
+      <w:r>
+        <w:t xml:space="preserve"> </w:t>
+      </w:r>
+      <w:r>
+        <w:t xml:space="preserve">partial knots — the objects standard physics calls quarks. A partial</w:t>
+      </w:r>
+      <w:r>
+        <w:t xml:space="preserve"> </w:t>
+      </w:r>
+      <w:r>
+        <w:t xml:space="preserve">knot is not a whole twist on its own, and crucially it cannot exist</w:t>
+      </w:r>
+      <w:r>
+        <w:t xml:space="preserve"> </w:t>
+      </w:r>
+      <w:r>
+        <w:t xml:space="preserve">alone; it only settles into something stable when it joins its partners</w:t>
+      </w:r>
+      <w:r>
+        <w:t xml:space="preserve"> </w:t>
+      </w:r>
+      <w:r>
+        <w:t xml:space="preserve">to complete a whole twist. That is offered as a physical reason for one</w:t>
+      </w:r>
+      <w:r>
+        <w:t xml:space="preserve"> </w:t>
+      </w:r>
+      <w:r>
+        <w:t xml:space="preserve">of the deepest puzzles in physics — why quarks are never found in</w:t>
+      </w:r>
+      <w:r>
+        <w:t xml:space="preserve"> </w:t>
+      </w:r>
+      <w:r>
+        <w:t xml:space="preserve">isolation. They are pieces of a knot, and a piece of a knot is not a</w:t>
+      </w:r>
+      <w:r>
+        <w:t xml:space="preserve"> </w:t>
+      </w:r>
+      <w:r>
+        <w:t xml:space="preserve">thing that can stand by itself.</w:t>
       </w:r>
     </w:p>
     <w:p>
@@ -3146,7 +8588,16 @@
         <w:pStyle w:val="BodyText"/>
       </w:pPr>
       <w:r>
-        <w:t xml:space="preserve">A closing note on honesty, in keeping with the rest of this guide. The contact picture reproduces the </w:t>
+        <w:t xml:space="preserve">A closing note on honesty, in keeping with the rest of this guide. The</w:t>
+      </w:r>
+      <w:r>
+        <w:t xml:space="preserve"> </w:t>
+      </w:r>
+      <w:r>
+        <w:t xml:space="preserve">contact picture reproduces the</w:t>
+      </w:r>
+      <w:r>
+        <w:t xml:space="preserve"> </w:t>
       </w:r>
       <w:r>
         <w:rPr>
@@ -3156,11 +8607,62 @@
         <w:t xml:space="preserve">shape</w:t>
       </w:r>
       <w:r>
-        <w:t xml:space="preserve"> of the nuclear force and gives a mechanical story for its strangest features, and the bookkeeping of nuclear masses — why a nucleus weighs slightly less than its separate parts — works out when the binding is counted as the energy of these bundles settling into contact. What it does not yet do is calculate the exact strength of that binding from the rope properties alone; that number is still read from experiment rather than derived. The mechanism is proposed and consistent; the full quantitative engine behind it is not yet built, and the guide says so rather than implying otherwise.</w:t>
-      </w:r>
-    </w:p>
-    <w:bookmarkEnd w:id="62"/>
-    <w:bookmarkStart w:id="66" w:name="heat-the-rope-jiggling-at-random"/>
+        <w:t xml:space="preserve"> </w:t>
+      </w:r>
+      <w:r>
+        <w:t xml:space="preserve">of the nuclear force and gives a</w:t>
+      </w:r>
+      <w:r>
+        <w:t xml:space="preserve"> </w:t>
+      </w:r>
+      <w:r>
+        <w:t xml:space="preserve">mechanical story for its strangest features, and the bookkeeping of</w:t>
+      </w:r>
+      <w:r>
+        <w:t xml:space="preserve"> </w:t>
+      </w:r>
+      <w:r>
+        <w:t xml:space="preserve">nuclear masses — why a nucleus weighs slightly less than its separate</w:t>
+      </w:r>
+      <w:r>
+        <w:t xml:space="preserve"> </w:t>
+      </w:r>
+      <w:r>
+        <w:t xml:space="preserve">parts — works out when the binding is counted as the energy of these</w:t>
+      </w:r>
+      <w:r>
+        <w:t xml:space="preserve"> </w:t>
+      </w:r>
+      <w:r>
+        <w:t xml:space="preserve">bundles settling into contact. What it does not yet do is calculate the</w:t>
+      </w:r>
+      <w:r>
+        <w:t xml:space="preserve"> </w:t>
+      </w:r>
+      <w:r>
+        <w:t xml:space="preserve">exact strength of that binding from the rope properties alone; that</w:t>
+      </w:r>
+      <w:r>
+        <w:t xml:space="preserve"> </w:t>
+      </w:r>
+      <w:r>
+        <w:t xml:space="preserve">number is still read from experiment rather than derived. The mechanism</w:t>
+      </w:r>
+      <w:r>
+        <w:t xml:space="preserve"> </w:t>
+      </w:r>
+      <w:r>
+        <w:t xml:space="preserve">is proposed and consistent; the full quantitative engine behind it is</w:t>
+      </w:r>
+      <w:r>
+        <w:t xml:space="preserve"> </w:t>
+      </w:r>
+      <w:r>
+        <w:t xml:space="preserve">not yet built, and the guide says so rather than implying otherwise.</w:t>
+      </w:r>
+    </w:p>
+    <w:bookmarkEnd w:id="63"/>
+    <w:bookmarkStart w:id="67" w:name="heat-the-rope-jiggling-at-random"/>
     <w:p>
       <w:pPr>
         <w:pStyle w:val="Heading1"/>
@@ -3174,7 +8676,31 @@
         <w:pStyle w:val="FirstParagraph"/>
       </w:pPr>
       <w:r>
-        <w:t xml:space="preserve">Every trick so far has been the rope doing something orderly: a clean ripple, a fixed handedness, a smooth winding, a standing hum. Heat is what you get when you take all that order away. Heat is simply the rope network jiggling at random — a restless, disorganised trembling of the ropes on top of whatever orderly thing they are also doing.</w:t>
+        <w:t xml:space="preserve">Every trick so far has been the rope doing something orderly: a clean</w:t>
+      </w:r>
+      <w:r>
+        <w:t xml:space="preserve"> </w:t>
+      </w:r>
+      <w:r>
+        <w:t xml:space="preserve">ripple, a fixed handedness, a smooth winding, a standing hum. Heat is</w:t>
+      </w:r>
+      <w:r>
+        <w:t xml:space="preserve"> </w:t>
+      </w:r>
+      <w:r>
+        <w:t xml:space="preserve">what you get when you take all that order away. Heat is simply the rope</w:t>
+      </w:r>
+      <w:r>
+        <w:t xml:space="preserve"> </w:t>
+      </w:r>
+      <w:r>
+        <w:t xml:space="preserve">network jiggling at random — a restless, disorganised trembling of the</w:t>
+      </w:r>
+      <w:r>
+        <w:t xml:space="preserve"> </w:t>
+      </w:r>
+      <w:r>
+        <w:t xml:space="preserve">ropes on top of whatever orderly thing they are also doing.</w:t>
       </w:r>
     </w:p>
     <w:tbl>
@@ -3226,7 +8752,25 @@
               <w:jc w:val="left"/>
             </w:pPr>
             <w:r>
-              <w:t xml:space="preserve">Temperature is a parameter of a statistical distribution; phase transitions are “non-analyticities of the free energy” — sharp mathematical kinks that emerge from averaging over enormous numbers of particles. Rigorous, but abstract.</w:t>
+              <w:t xml:space="preserve">Temperature is a parameter of a statistical distribution; phase transitions are</w:t>
+            </w:r>
+            <w:r>
+              <w:t xml:space="preserve"> </w:t>
+            </w:r>
+            <w:r>
+              <w:t xml:space="preserve">“</w:t>
+            </w:r>
+            <w:r>
+              <w:t xml:space="preserve">non-analyticities of the free energy</w:t>
+            </w:r>
+            <w:r>
+              <w:t xml:space="preserve">”</w:t>
+            </w:r>
+            <w:r>
+              <w:t xml:space="preserve"> </w:t>
+            </w:r>
+            <w:r>
+              <w:t xml:space="preserve">— sharp mathematical kinks that emerge from averaging over enormous numbers of particles. Rigorous, but abstract.</w:t>
             </w:r>
           </w:p>
         </w:tc>
@@ -3256,7 +8800,10 @@
         <w:t xml:space="preserve">The math:</w:t>
       </w:r>
       <w:r>
-        <w:t xml:space="preserve"> the SAME results, reproduced — including the sharp transition and the universal numbers that describe real melting and real magnets. The rope network, left to jiggle, lands exactly where standard statistical mechanics says it must; the picture is a mechanism for the same math.</w:t>
+        <w:t xml:space="preserve"> </w:t>
+      </w:r>
+      <w:r>
+        <w:t xml:space="preserve">the SAME results, reproduced — including the sharp transition and the universal numbers that describe real melting and real magnets. The rope network, left to jiggle, lands exactly where standard statistical mechanics says it must; the picture is a mechanism for the same math.</w:t>
       </w:r>
     </w:p>
     <w:p>
@@ -3268,18 +8815,18 @@
           <wp:inline>
             <wp:extent cx="5334000" cy="2937693"/>
             <wp:effectExtent b="0" l="0" r="0" t="0"/>
-            <wp:docPr descr="Temperature is simply how hard the ropes are jiggling; heat flows as vigorous jiggling spreads into calmer regions. Nothing new is added for heat — it is the ordinary vibration of the network, and the standard thermodynamic laws come out unchanged." title="" id="64" name="Picture"/>
+            <wp:docPr descr="Temperature is simply how hard the ropes are jiggling; heat flows as vigorous jiggling spreads into calmer regions. Nothing new is added for heat — it is the ordinary vibration of the network, and the standard thermodynamic laws come out unchanged." title="" id="65" name="Picture"/>
             <a:graphic>
               <a:graphicData uri="http://schemas.openxmlformats.org/drawingml/2006/picture">
                 <pic:pic>
                   <pic:nvPicPr>
-                    <pic:cNvPr descr="/home/claude/rope/rope/guide/_build/heat.png" id="65" name="Picture"/>
+                    <pic:cNvPr descr="/home/claude/rope/rope/guide/_build/heat.png" id="66" name="Picture"/>
                     <pic:cNvPicPr>
                       <a:picLocks noChangeArrowheads="1" noChangeAspect="1"/>
                     </pic:cNvPicPr>
                   </pic:nvPicPr>
                   <pic:blipFill>
-                    <a:blip r:embed="rId63"/>
+                    <a:blip r:embed="rId64"/>
                     <a:stretch>
                       <a:fillRect/>
                     </a:stretch>
@@ -3319,7 +8866,49 @@
         <w:pStyle w:val="BodyText"/>
       </w:pPr>
       <w:r>
-        <w:t xml:space="preserve">**WHAT HEAT *Picture the whole rope network shivering — every IS** strand twitching a little, in no particular direction, with no particular rhythm. A cold object is one whose ropes are nearly still; a hot object is one whose ropes are jiggling hard. Temperature is just how vigorously they jiggle. That is the whole of heat: not a substance that flows in, but the amount of random motion already in the ropes.*</w:t>
+        <w:t xml:space="preserve">**WHAT HEAT *Picture the whole rope network shivering — every</w:t>
+      </w:r>
+      <w:r>
+        <w:t xml:space="preserve"> </w:t>
+      </w:r>
+      <w:r>
+        <w:t xml:space="preserve">IS** strand twitching a little, in no particular direction,</w:t>
+      </w:r>
+      <w:r>
+        <w:t xml:space="preserve"> </w:t>
+      </w:r>
+      <w:r>
+        <w:t xml:space="preserve">with no particular rhythm. A cold object is one whose</w:t>
+      </w:r>
+      <w:r>
+        <w:t xml:space="preserve"> </w:t>
+      </w:r>
+      <w:r>
+        <w:t xml:space="preserve">ropes are nearly still; a hot object is one whose ropes</w:t>
+      </w:r>
+      <w:r>
+        <w:t xml:space="preserve"> </w:t>
+      </w:r>
+      <w:r>
+        <w:t xml:space="preserve">are jiggling hard. Temperature is just how vigorously</w:t>
+      </w:r>
+      <w:r>
+        <w:t xml:space="preserve"> </w:t>
+      </w:r>
+      <w:r>
+        <w:t xml:space="preserve">they jiggle. That is the whole of heat: not a substance</w:t>
+      </w:r>
+      <w:r>
+        <w:t xml:space="preserve"> </w:t>
+      </w:r>
+      <w:r>
+        <w:t xml:space="preserve">that flows in, but the amount of random motion already</w:t>
+      </w:r>
+      <w:r>
+        <w:t xml:space="preserve"> </w:t>
+      </w:r>
+      <w:r>
+        <w:t xml:space="preserve">in the ropes.*</w:t>
       </w:r>
     </w:p>
     <w:p>
@@ -3331,7 +8920,35 @@
           <w:iCs/>
           <w:i/>
         </w:rPr>
-        <w:t xml:space="preserve">Heat is the same rope simply jiggling at random. Cold ropes are nearly still; hot ropes jiggle hard. Temperature is just how vigorously they shake.</w:t>
+        <w:t xml:space="preserve">Heat is the same rope simply jiggling at random. Cold ropes are nearly</w:t>
+      </w:r>
+      <w:r>
+        <w:rPr>
+          <w:iCs/>
+          <w:i/>
+        </w:rPr>
+        <w:t xml:space="preserve"> </w:t>
+      </w:r>
+      <w:r>
+        <w:rPr>
+          <w:iCs/>
+          <w:i/>
+        </w:rPr>
+        <w:t xml:space="preserve">still; hot ropes jiggle hard. Temperature is just how vigorously they</w:t>
+      </w:r>
+      <w:r>
+        <w:rPr>
+          <w:iCs/>
+          <w:i/>
+        </w:rPr>
+        <w:t xml:space="preserve"> </w:t>
+      </w:r>
+      <w:r>
+        <w:rPr>
+          <w:iCs/>
+          <w:i/>
+        </w:rPr>
+        <w:t xml:space="preserve">shake.</w:t>
       </w:r>
     </w:p>
     <w:p>
@@ -3339,7 +8956,79 @@
         <w:pStyle w:val="BodyText"/>
       </w:pPr>
       <w:r>
-        <w:t xml:space="preserve">This immediately says what temperature is. A thermometer does not measure some invisible fluid called ‘heat’ pouring into it; it measures how hard the ropes around its bulb are trembling. Warm the ropes and they jiggle harder, the reading climbs. Two objects touching share their jiggling — the vigorous ropes of the hot one shake the calmer ropes of the cold one until both tremble equally, which is exactly why a hot cup and a cool hand always drift to the same warmth and never the reverse. Heat flows from hot to cold because random shaking spreads out; it never spontaneously gathers itself back up, the same reason a struck bell rings down to silence rather than a silent bell suddenly ringing.</w:t>
+        <w:t xml:space="preserve">This immediately says what temperature is. A thermometer does not</w:t>
+      </w:r>
+      <w:r>
+        <w:t xml:space="preserve"> </w:t>
+      </w:r>
+      <w:r>
+        <w:t xml:space="preserve">measure some invisible fluid called</w:t>
+      </w:r>
+      <w:r>
+        <w:t xml:space="preserve"> </w:t>
+      </w:r>
+      <w:r>
+        <w:t xml:space="preserve">‘</w:t>
+      </w:r>
+      <w:r>
+        <w:t xml:space="preserve">heat</w:t>
+      </w:r>
+      <w:r>
+        <w:t xml:space="preserve">’</w:t>
+      </w:r>
+      <w:r>
+        <w:t xml:space="preserve"> </w:t>
+      </w:r>
+      <w:r>
+        <w:t xml:space="preserve">pouring into it; it measures</w:t>
+      </w:r>
+      <w:r>
+        <w:t xml:space="preserve"> </w:t>
+      </w:r>
+      <w:r>
+        <w:t xml:space="preserve">how hard the ropes around its bulb are trembling. Warm the ropes and</w:t>
+      </w:r>
+      <w:r>
+        <w:t xml:space="preserve"> </w:t>
+      </w:r>
+      <w:r>
+        <w:t xml:space="preserve">they jiggle harder, the reading climbs. Two objects touching share their</w:t>
+      </w:r>
+      <w:r>
+        <w:t xml:space="preserve"> </w:t>
+      </w:r>
+      <w:r>
+        <w:t xml:space="preserve">jiggling — the vigorous ropes of the hot one shake the calmer ropes of</w:t>
+      </w:r>
+      <w:r>
+        <w:t xml:space="preserve"> </w:t>
+      </w:r>
+      <w:r>
+        <w:t xml:space="preserve">the cold one until both tremble equally, which is exactly why a hot cup</w:t>
+      </w:r>
+      <w:r>
+        <w:t xml:space="preserve"> </w:t>
+      </w:r>
+      <w:r>
+        <w:t xml:space="preserve">and a cool hand always drift to the same warmth and never the reverse.</w:t>
+      </w:r>
+      <w:r>
+        <w:t xml:space="preserve"> </w:t>
+      </w:r>
+      <w:r>
+        <w:t xml:space="preserve">Heat flows from hot to cold because random shaking spreads out; it never</w:t>
+      </w:r>
+      <w:r>
+        <w:t xml:space="preserve"> </w:t>
+      </w:r>
+      <w:r>
+        <w:t xml:space="preserve">spontaneously gathers itself back up, the same reason a struck bell</w:t>
+      </w:r>
+      <w:r>
+        <w:t xml:space="preserve"> </w:t>
+      </w:r>
+      <w:r>
+        <w:t xml:space="preserve">rings down to silence rather than a silent bell suddenly ringing.</w:t>
       </w:r>
     </w:p>
     <w:p>
@@ -3347,7 +9036,61 @@
         <w:pStyle w:val="BodyText"/>
       </w:pPr>
       <w:r>
-        <w:t xml:space="preserve">Notice this reuses an idea from the light chapter rather than adding anything. There, an orderly ripple raced down the rope and we called it a photon. Here the very same ropes carry a messy, directionless version of that motion — countless tiny ripples going every which way at once. Orderly rope motion is light; disorderly rope motion is heat. That is why a hot object glows: shake the ropes hard enough and some of that random jiggling spills out as genuine ripples — real light — which is why an electric stove burner goes from black to red to orange as it heats. The glow of hot things and the chill of cold ones are the same ropes, jiggling more or less.</w:t>
+        <w:t xml:space="preserve">Notice this reuses an idea from the light chapter rather than adding</w:t>
+      </w:r>
+      <w:r>
+        <w:t xml:space="preserve"> </w:t>
+      </w:r>
+      <w:r>
+        <w:t xml:space="preserve">anything. There, an orderly ripple raced down the rope and we called it</w:t>
+      </w:r>
+      <w:r>
+        <w:t xml:space="preserve"> </w:t>
+      </w:r>
+      <w:r>
+        <w:t xml:space="preserve">a photon. Here the very same ropes carry a messy, directionless version</w:t>
+      </w:r>
+      <w:r>
+        <w:t xml:space="preserve"> </w:t>
+      </w:r>
+      <w:r>
+        <w:t xml:space="preserve">of that motion — countless tiny ripples going every which way at once.</w:t>
+      </w:r>
+      <w:r>
+        <w:t xml:space="preserve"> </w:t>
+      </w:r>
+      <w:r>
+        <w:t xml:space="preserve">Orderly rope motion is light; disorderly rope motion is heat. That is</w:t>
+      </w:r>
+      <w:r>
+        <w:t xml:space="preserve"> </w:t>
+      </w:r>
+      <w:r>
+        <w:t xml:space="preserve">why a hot object glows: shake the ropes hard enough and some of that</w:t>
+      </w:r>
+      <w:r>
+        <w:t xml:space="preserve"> </w:t>
+      </w:r>
+      <w:r>
+        <w:t xml:space="preserve">random jiggling spills out as genuine ripples — real light — which</w:t>
+      </w:r>
+      <w:r>
+        <w:t xml:space="preserve"> </w:t>
+      </w:r>
+      <w:r>
+        <w:t xml:space="preserve">is why an electric stove burner goes from black to red to orange as it</w:t>
+      </w:r>
+      <w:r>
+        <w:t xml:space="preserve"> </w:t>
+      </w:r>
+      <w:r>
+        <w:t xml:space="preserve">heats. The glow of hot things and the chill of cold ones are the same</w:t>
+      </w:r>
+      <w:r>
+        <w:t xml:space="preserve"> </w:t>
+      </w:r>
+      <w:r>
+        <w:t xml:space="preserve">ropes, jiggling more or less.</w:t>
       </w:r>
     </w:p>
     <w:p>
@@ -3369,7 +9112,73 @@
         <w:pStyle w:val="BodyText"/>
       </w:pPr>
       <w:r>
-        <w:t xml:space="preserve">One feature of heat feels almost like a law of fate: it only ever goes one way. Cream stirred into coffee never un-stirs; a warm room never spontaneously sorts itself into a hot corner and a cold corner. The rope picture makes this feel obvious rather than mysterious. There are enormously many ways for the ropes to jiggle randomly and share their motion evenly, and only vanishingly few ways for all that random motion to line back up into something orderly. Left to chance, the ropes almost always end up in one of the overwhelmingly common messy arrangements — so disorder grows, simply because there is so much more of it to land in. This one-way drift toward the most common kind of mess is what physicists call the growth of entropy, and here it is nothing more than the ropes finding the arrangements there are the most of.</w:t>
+        <w:t xml:space="preserve">One feature of heat feels almost like a law of fate: it only ever goes</w:t>
+      </w:r>
+      <w:r>
+        <w:t xml:space="preserve"> </w:t>
+      </w:r>
+      <w:r>
+        <w:t xml:space="preserve">one way. Cream stirred into coffee never un-stirs; a warm room never</w:t>
+      </w:r>
+      <w:r>
+        <w:t xml:space="preserve"> </w:t>
+      </w:r>
+      <w:r>
+        <w:t xml:space="preserve">spontaneously sorts itself into a hot corner and a cold corner. The rope</w:t>
+      </w:r>
+      <w:r>
+        <w:t xml:space="preserve"> </w:t>
+      </w:r>
+      <w:r>
+        <w:t xml:space="preserve">picture makes this feel obvious rather than mysterious. There are</w:t>
+      </w:r>
+      <w:r>
+        <w:t xml:space="preserve"> </w:t>
+      </w:r>
+      <w:r>
+        <w:t xml:space="preserve">enormously many ways for the ropes to jiggle randomly and share their</w:t>
+      </w:r>
+      <w:r>
+        <w:t xml:space="preserve"> </w:t>
+      </w:r>
+      <w:r>
+        <w:t xml:space="preserve">motion evenly, and only vanishingly few ways for all that random motion</w:t>
+      </w:r>
+      <w:r>
+        <w:t xml:space="preserve"> </w:t>
+      </w:r>
+      <w:r>
+        <w:t xml:space="preserve">to line back up into something orderly. Left to chance, the ropes almost</w:t>
+      </w:r>
+      <w:r>
+        <w:t xml:space="preserve"> </w:t>
+      </w:r>
+      <w:r>
+        <w:t xml:space="preserve">always end up in one of the overwhelmingly common messy arrangements —</w:t>
+      </w:r>
+      <w:r>
+        <w:t xml:space="preserve"> </w:t>
+      </w:r>
+      <w:r>
+        <w:t xml:space="preserve">so disorder grows, simply because there is so much more of it to land</w:t>
+      </w:r>
+      <w:r>
+        <w:t xml:space="preserve"> </w:t>
+      </w:r>
+      <w:r>
+        <w:t xml:space="preserve">in. This one-way drift toward the most common kind of mess is what</w:t>
+      </w:r>
+      <w:r>
+        <w:t xml:space="preserve"> </w:t>
+      </w:r>
+      <w:r>
+        <w:t xml:space="preserve">physicists call the growth of entropy, and here it is nothing more than</w:t>
+      </w:r>
+      <w:r>
+        <w:t xml:space="preserve"> </w:t>
+      </w:r>
+      <w:r>
+        <w:t xml:space="preserve">the ropes finding the arrangements there are the most of.</w:t>
       </w:r>
     </w:p>
     <w:p>
@@ -3391,7 +9200,49 @@
         <w:pStyle w:val="BodyText"/>
       </w:pPr>
       <w:r>
-        <w:t xml:space="preserve">The most striking thing heat does is not the smooth warming — it is the sudden change. Water does not thicken gradually into ice as you chill it; it stays liquid, stays liquid, and then at one exact temperature snaps into a solid. Heat a magnet and it holds its magnetism, holds it, and then at one precise point loses it all at once. These abrupt switches — physicists call them phase transitions — are among the sharpest, most testable things in all of physics, and this is where the recent rope work has the most to say.</w:t>
+        <w:t xml:space="preserve">The most striking thing heat does is not the smooth warming — it is</w:t>
+      </w:r>
+      <w:r>
+        <w:t xml:space="preserve"> </w:t>
+      </w:r>
+      <w:r>
+        <w:t xml:space="preserve">the sudden change. Water does not thicken gradually into ice as you</w:t>
+      </w:r>
+      <w:r>
+        <w:t xml:space="preserve"> </w:t>
+      </w:r>
+      <w:r>
+        <w:t xml:space="preserve">chill it; it stays liquid, stays liquid, and then at one exact</w:t>
+      </w:r>
+      <w:r>
+        <w:t xml:space="preserve"> </w:t>
+      </w:r>
+      <w:r>
+        <w:t xml:space="preserve">temperature snaps into a solid. Heat a magnet and it holds its</w:t>
+      </w:r>
+      <w:r>
+        <w:t xml:space="preserve"> </w:t>
+      </w:r>
+      <w:r>
+        <w:t xml:space="preserve">magnetism, holds it, and then at one precise point loses it all at once.</w:t>
+      </w:r>
+      <w:r>
+        <w:t xml:space="preserve"> </w:t>
+      </w:r>
+      <w:r>
+        <w:t xml:space="preserve">These abrupt switches — physicists call them phase transitions — are</w:t>
+      </w:r>
+      <w:r>
+        <w:t xml:space="preserve"> </w:t>
+      </w:r>
+      <w:r>
+        <w:t xml:space="preserve">among the sharpest, most testable things in all of physics, and this is</w:t>
+      </w:r>
+      <w:r>
+        <w:t xml:space="preserve"> </w:t>
+      </w:r>
+      <w:r>
+        <w:t xml:space="preserve">where the recent rope work has the most to say.</w:t>
       </w:r>
     </w:p>
     <w:p>
@@ -3399,7 +9250,67 @@
         <w:pStyle w:val="BodyText"/>
       </w:pPr>
       <w:r>
-        <w:t xml:space="preserve">**THE *Every phase transition is a tug-of-war between two TUG-OF-WAR** things the ropes want. Order wants the ropes lined up neatly, because that costs the least tension energy. Heat wants them jiggling freely, because there are so many more ways to be messy. At low temperature order wins and the ropes lock into a tidy pattern — a solid, a magnet. Turn up the heat and at one sharp tipping point the jiggling suddenly overwhelms the ordering pull, the tidy pattern breaks, and the material flips to its disordered state — liquid, or unmagnetised — all at once.*</w:t>
+        <w:t xml:space="preserve">**THE *Every phase transition is a tug-of-war between two</w:t>
+      </w:r>
+      <w:r>
+        <w:t xml:space="preserve"> </w:t>
+      </w:r>
+      <w:r>
+        <w:t xml:space="preserve">TUG-OF-WAR** things the ropes want. Order wants the ropes lined up</w:t>
+      </w:r>
+      <w:r>
+        <w:t xml:space="preserve"> </w:t>
+      </w:r>
+      <w:r>
+        <w:t xml:space="preserve">neatly, because that costs the least tension energy.</w:t>
+      </w:r>
+      <w:r>
+        <w:t xml:space="preserve"> </w:t>
+      </w:r>
+      <w:r>
+        <w:t xml:space="preserve">Heat wants them jiggling freely, because there are so</w:t>
+      </w:r>
+      <w:r>
+        <w:t xml:space="preserve"> </w:t>
+      </w:r>
+      <w:r>
+        <w:t xml:space="preserve">many more ways to be messy. At low temperature order</w:t>
+      </w:r>
+      <w:r>
+        <w:t xml:space="preserve"> </w:t>
+      </w:r>
+      <w:r>
+        <w:t xml:space="preserve">wins and the ropes lock into a tidy pattern — a solid,</w:t>
+      </w:r>
+      <w:r>
+        <w:t xml:space="preserve"> </w:t>
+      </w:r>
+      <w:r>
+        <w:t xml:space="preserve">a magnet. Turn up the heat and at one sharp tipping</w:t>
+      </w:r>
+      <w:r>
+        <w:t xml:space="preserve"> </w:t>
+      </w:r>
+      <w:r>
+        <w:t xml:space="preserve">point the jiggling suddenly overwhelms the ordering</w:t>
+      </w:r>
+      <w:r>
+        <w:t xml:space="preserve"> </w:t>
+      </w:r>
+      <w:r>
+        <w:t xml:space="preserve">pull, the tidy pattern breaks, and the material flips to</w:t>
+      </w:r>
+      <w:r>
+        <w:t xml:space="preserve"> </w:t>
+      </w:r>
+      <w:r>
+        <w:t xml:space="preserve">its disordered state — liquid, or unmagnetised — all</w:t>
+      </w:r>
+      <w:r>
+        <w:t xml:space="preserve"> </w:t>
+      </w:r>
+      <w:r>
+        <w:t xml:space="preserve">at once.*</w:t>
       </w:r>
     </w:p>
     <w:p>
@@ -3411,7 +9322,35 @@
           <w:iCs/>
           <w:i/>
         </w:rPr>
-        <w:t xml:space="preserve">A phase transition: below the tipping point the linked ropes hold an ordered pattern; at one sharp temperature the jiggling wins and the whole network flips to disorder at once.</w:t>
+        <w:t xml:space="preserve">A phase transition: below the tipping point the linked ropes hold an</w:t>
+      </w:r>
+      <w:r>
+        <w:rPr>
+          <w:iCs/>
+          <w:i/>
+        </w:rPr>
+        <w:t xml:space="preserve"> </w:t>
+      </w:r>
+      <w:r>
+        <w:rPr>
+          <w:iCs/>
+          <w:i/>
+        </w:rPr>
+        <w:t xml:space="preserve">ordered pattern; at one sharp temperature the jiggling wins and the</w:t>
+      </w:r>
+      <w:r>
+        <w:rPr>
+          <w:iCs/>
+          <w:i/>
+        </w:rPr>
+        <w:t xml:space="preserve"> </w:t>
+      </w:r>
+      <w:r>
+        <w:rPr>
+          <w:iCs/>
+          <w:i/>
+        </w:rPr>
+        <w:t xml:space="preserve">whole network flips to disorder at once.</w:t>
       </w:r>
     </w:p>
     <w:p>
@@ -3419,7 +9358,43 @@
         <w:pStyle w:val="BodyText"/>
       </w:pPr>
       <w:r>
-        <w:t xml:space="preserve">Why all at once, rather than gradually? Because the ropes are all tied to one another, so they must decide together. No single strand can quietly go its own way while its neighbours hold formation — they are linked, so the whole network tips as one, the way a room full of people all facing forward will, once enough of them turn around, flip the whole crowd’s direction in a rush rather than one straggler at a time. The tipping point is sharp because the decision is collective.</w:t>
+        <w:t xml:space="preserve">Why all at once, rather than gradually? Because the ropes are all tied</w:t>
+      </w:r>
+      <w:r>
+        <w:t xml:space="preserve"> </w:t>
+      </w:r>
+      <w:r>
+        <w:t xml:space="preserve">to one another, so they must decide together. No single strand can</w:t>
+      </w:r>
+      <w:r>
+        <w:t xml:space="preserve"> </w:t>
+      </w:r>
+      <w:r>
+        <w:t xml:space="preserve">quietly go its own way while its neighbours hold formation — they are</w:t>
+      </w:r>
+      <w:r>
+        <w:t xml:space="preserve"> </w:t>
+      </w:r>
+      <w:r>
+        <w:t xml:space="preserve">linked, so the whole network tips as one, the way a room full of people</w:t>
+      </w:r>
+      <w:r>
+        <w:t xml:space="preserve"> </w:t>
+      </w:r>
+      <w:r>
+        <w:t xml:space="preserve">all facing forward will, once enough of them turn around, flip the whole</w:t>
+      </w:r>
+      <w:r>
+        <w:t xml:space="preserve"> </w:t>
+      </w:r>
+      <w:r>
+        <w:t xml:space="preserve">crowd’s direction in a rush rather than one straggler at a time. The</w:t>
+      </w:r>
+      <w:r>
+        <w:t xml:space="preserve"> </w:t>
+      </w:r>
+      <w:r>
+        <w:t xml:space="preserve">tipping point is sharp because the decision is collective.</w:t>
       </w:r>
     </w:p>
     <w:p>
@@ -3427,7 +9402,61 @@
         <w:pStyle w:val="BodyText"/>
       </w:pPr>
       <w:r>
-        <w:t xml:space="preserve">This is not just a story. The tipping-point temperature for the rope network can be computed directly, and it lands exactly where the mathematics of ordinary phase transitions says it must — the same universal numbers that describe real melting, real magnets losing their magnetism, and thin films of superfluid helium. The rope network, left to warm up, reorganises itself with precisely the sharpness and the universal signatures that laboratories measure. It is one of the cleaner recent results: the same ropes that carry light and charge, when you simply let them jiggle, reproduce the textbook physics of heat and phase change without anything new added.</w:t>
+        <w:t xml:space="preserve">This is not just a story. The tipping-point temperature for the rope</w:t>
+      </w:r>
+      <w:r>
+        <w:t xml:space="preserve"> </w:t>
+      </w:r>
+      <w:r>
+        <w:t xml:space="preserve">network can be computed directly, and it lands exactly where the</w:t>
+      </w:r>
+      <w:r>
+        <w:t xml:space="preserve"> </w:t>
+      </w:r>
+      <w:r>
+        <w:t xml:space="preserve">mathematics of ordinary phase transitions says</w:t>
+      </w:r>
+      <w:r>
+        <w:t xml:space="preserve"> </w:t>
+      </w:r>
+      <w:r>
+        <w:t xml:space="preserve">it must — the same universal numbers that describe real melting, real</w:t>
+      </w:r>
+      <w:r>
+        <w:t xml:space="preserve"> </w:t>
+      </w:r>
+      <w:r>
+        <w:t xml:space="preserve">magnets losing their magnetism, and thin films of superfluid helium. The</w:t>
+      </w:r>
+      <w:r>
+        <w:t xml:space="preserve"> </w:t>
+      </w:r>
+      <w:r>
+        <w:t xml:space="preserve">rope network, left to warm up, reorganises itself with precisely the</w:t>
+      </w:r>
+      <w:r>
+        <w:t xml:space="preserve"> </w:t>
+      </w:r>
+      <w:r>
+        <w:t xml:space="preserve">sharpness and the universal signatures that laboratories measure. It is</w:t>
+      </w:r>
+      <w:r>
+        <w:t xml:space="preserve"> </w:t>
+      </w:r>
+      <w:r>
+        <w:t xml:space="preserve">one of the cleaner recent results: the same ropes that carry light and</w:t>
+      </w:r>
+      <w:r>
+        <w:t xml:space="preserve"> </w:t>
+      </w:r>
+      <w:r>
+        <w:t xml:space="preserve">charge, when you simply let them jiggle, reproduce the textbook physics</w:t>
+      </w:r>
+      <w:r>
+        <w:t xml:space="preserve"> </w:t>
+      </w:r>
+      <w:r>
+        <w:t xml:space="preserve">of heat and phase change without anything new added.</w:t>
       </w:r>
     </w:p>
     <w:p>
@@ -3435,11 +9464,65 @@
         <w:pStyle w:val="BodyText"/>
       </w:pPr>
       <w:r>
-        <w:t xml:space="preserve">**HONEST *The rope account here matches the EQUILIBRIUM physics LIMIT** of heat — a system that has settled down and shares its jiggling evenly — including the sharp phase transitions, to the standard textbook results. What it does not yet treat is heat in FULL FLIGHT: the details of exactly how fast heat flows, how a material conducts or relaxes moment to moment while still settling. That living, in-between behaviour is not yet captured; the settled picture, and the sharp switch between phases, is what the rope network reproduces.*</w:t>
-      </w:r>
-    </w:p>
-    <w:bookmarkEnd w:id="66"/>
-    <w:bookmarkStart w:id="67" w:name="X9f82f6ee45f55595e8a0873084f29daec3e5602"/>
+        <w:t xml:space="preserve">**HONEST *The rope account here matches the EQUILIBRIUM physics</w:t>
+      </w:r>
+      <w:r>
+        <w:t xml:space="preserve"> </w:t>
+      </w:r>
+      <w:r>
+        <w:t xml:space="preserve">LIMIT** of heat — a system that has settled down and shares</w:t>
+      </w:r>
+      <w:r>
+        <w:t xml:space="preserve"> </w:t>
+      </w:r>
+      <w:r>
+        <w:t xml:space="preserve">its jiggling evenly — including the sharp phase</w:t>
+      </w:r>
+      <w:r>
+        <w:t xml:space="preserve"> </w:t>
+      </w:r>
+      <w:r>
+        <w:t xml:space="preserve">transitions, to the standard textbook results. What it</w:t>
+      </w:r>
+      <w:r>
+        <w:t xml:space="preserve"> </w:t>
+      </w:r>
+      <w:r>
+        <w:t xml:space="preserve">does not yet treat is heat in FULL FLIGHT: the details</w:t>
+      </w:r>
+      <w:r>
+        <w:t xml:space="preserve"> </w:t>
+      </w:r>
+      <w:r>
+        <w:t xml:space="preserve">of exactly how fast heat flows, how a material conducts</w:t>
+      </w:r>
+      <w:r>
+        <w:t xml:space="preserve"> </w:t>
+      </w:r>
+      <w:r>
+        <w:t xml:space="preserve">or relaxes moment to moment while still settling. That</w:t>
+      </w:r>
+      <w:r>
+        <w:t xml:space="preserve"> </w:t>
+      </w:r>
+      <w:r>
+        <w:t xml:space="preserve">living, in-between behaviour is not yet captured; the</w:t>
+      </w:r>
+      <w:r>
+        <w:t xml:space="preserve"> </w:t>
+      </w:r>
+      <w:r>
+        <w:t xml:space="preserve">settled picture, and the sharp switch between phases, is</w:t>
+      </w:r>
+      <w:r>
+        <w:t xml:space="preserve"> </w:t>
+      </w:r>
+      <w:r>
+        <w:t xml:space="preserve">what the rope network reproduces.*</w:t>
+      </w:r>
+    </w:p>
+    <w:bookmarkEnd w:id="67"/>
+    <w:bookmarkStart w:id="68" w:name="X9f82f6ee45f55595e8a0873084f29daec3e5602"/>
     <w:p>
       <w:pPr>
         <w:pStyle w:val="Heading1"/>
@@ -3453,7 +9536,19 @@
         <w:pStyle w:val="FirstParagraph"/>
       </w:pPr>
       <w:r>
-        <w:t xml:space="preserve">The appeal of the rope picture is that six seemingly unrelated topics all become the same kind of question asked about the same kind of object:</w:t>
+        <w:t xml:space="preserve">The appeal of the rope picture is that six seemingly unrelated topics</w:t>
+      </w:r>
+      <w:r>
+        <w:t xml:space="preserve"> </w:t>
+      </w:r>
+      <w:r>
+        <w:t xml:space="preserve">all become the same kind of question asked about the same kind of</w:t>
+      </w:r>
+      <w:r>
+        <w:t xml:space="preserve"> </w:t>
+      </w:r>
+      <w:r>
+        <w:t xml:space="preserve">object:</w:t>
       </w:r>
     </w:p>
     <w:p>
@@ -3461,7 +9556,37 @@
         <w:pStyle w:val="BodyText"/>
       </w:pPr>
       <w:r>
-        <w:t xml:space="preserve">Before the summary, notice the thing this guide was quietly built around. From the first page to this one, nothing was ever added. There was no new particle for light, no separate substance for electricity, no special material for magnetism, no extra force-carrier for gravity. It was the same rope the whole way through — the explanation simply never changed:</w:t>
+        <w:t xml:space="preserve">Before the summary, notice the thing this guide was quietly built</w:t>
+      </w:r>
+      <w:r>
+        <w:t xml:space="preserve"> </w:t>
+      </w:r>
+      <w:r>
+        <w:t xml:space="preserve">around. From the first page to this one, nothing was ever added. There</w:t>
+      </w:r>
+      <w:r>
+        <w:t xml:space="preserve"> </w:t>
+      </w:r>
+      <w:r>
+        <w:t xml:space="preserve">was no new particle for light, no separate substance for electricity, no</w:t>
+      </w:r>
+      <w:r>
+        <w:t xml:space="preserve"> </w:t>
+      </w:r>
+      <w:r>
+        <w:t xml:space="preserve">special material for magnetism, no extra force-carrier for gravity. It</w:t>
+      </w:r>
+      <w:r>
+        <w:t xml:space="preserve"> </w:t>
+      </w:r>
+      <w:r>
+        <w:t xml:space="preserve">was the same rope the whole way through — the explanation simply never</w:t>
+      </w:r>
+      <w:r>
+        <w:t xml:space="preserve"> </w:t>
+      </w:r>
+      <w:r>
+        <w:t xml:space="preserve">changed:</w:t>
       </w:r>
     </w:p>
     <w:p>
@@ -3469,7 +9594,49 @@
         <w:pStyle w:val="BodyText"/>
       </w:pPr>
       <w:r>
-        <w:t xml:space="preserve">Still the same rope… now it carries a ripple (light). Still the same rope… now its two strands take on a handedness (electricity). Still the same rope… now it sets the network around it circulating (magnetism). Still the same rope… now it is pulled taut between masses (gravity). Still the same rope… now it settles into a standing hum (chemistry). Still the same rope… now its tension is exhausted (a black hole). And still the same rope… now simply jiggling at random (heat). One object, all of it.</w:t>
+        <w:t xml:space="preserve">Still the same rope… now it carries a ripple (light). Still the same</w:t>
+      </w:r>
+      <w:r>
+        <w:t xml:space="preserve"> </w:t>
+      </w:r>
+      <w:r>
+        <w:t xml:space="preserve">rope… now its two strands take on a handedness (electricity). Still the same</w:t>
+      </w:r>
+      <w:r>
+        <w:t xml:space="preserve"> </w:t>
+      </w:r>
+      <w:r>
+        <w:t xml:space="preserve">rope… now it sets the network around it circulating (magnetism). Still</w:t>
+      </w:r>
+      <w:r>
+        <w:t xml:space="preserve"> </w:t>
+      </w:r>
+      <w:r>
+        <w:t xml:space="preserve">the same rope… now it is pulled taut between masses (gravity). Still</w:t>
+      </w:r>
+      <w:r>
+        <w:t xml:space="preserve"> </w:t>
+      </w:r>
+      <w:r>
+        <w:t xml:space="preserve">the same rope… now it settles into a standing hum (chemistry). Still</w:t>
+      </w:r>
+      <w:r>
+        <w:t xml:space="preserve"> </w:t>
+      </w:r>
+      <w:r>
+        <w:t xml:space="preserve">the same rope… now its tension is exhausted (a black hole). And still</w:t>
+      </w:r>
+      <w:r>
+        <w:t xml:space="preserve"> </w:t>
+      </w:r>
+      <w:r>
+        <w:t xml:space="preserve">the same rope… now simply jiggling at random (heat). One object, all</w:t>
+      </w:r>
+      <w:r>
+        <w:t xml:space="preserve"> </w:t>
+      </w:r>
+      <w:r>
+        <w:t xml:space="preserve">of it.</w:t>
       </w:r>
     </w:p>
     <w:p>
@@ -3491,7 +9658,25 @@
         </w:numPr>
       </w:pPr>
       <w:r>
-        <w:t xml:space="preserve">Electricity is HANDEDNESS — charge is the mirror-orientation of the two strands (electron vs positron, like a left vs right glove), and current is that helix being TURNED like a screw, driving the load at the far end of the circuit.</w:t>
+        <w:t xml:space="preserve">Electricity is HANDEDNESS — charge is the mirror-orientation of</w:t>
+      </w:r>
+      <w:r>
+        <w:t xml:space="preserve"> </w:t>
+      </w:r>
+      <w:r>
+        <w:t xml:space="preserve">the two strands (electron vs positron, like a left vs right glove),</w:t>
+      </w:r>
+      <w:r>
+        <w:t xml:space="preserve"> </w:t>
+      </w:r>
+      <w:r>
+        <w:t xml:space="preserve">and current is that helix being TURNED like a screw, driving the load</w:t>
+      </w:r>
+      <w:r>
+        <w:t xml:space="preserve"> </w:t>
+      </w:r>
+      <w:r>
+        <w:t xml:space="preserve">at the far end of the circuit.</w:t>
       </w:r>
     </w:p>
     <w:p>
@@ -3502,7 +9687,25 @@
         </w:numPr>
       </w:pPr>
       <w:r>
-        <w:t xml:space="preserve">Magnetism is the network’s CIRCULATING RESPONSE — the rotating ropes of a current drag the surrounding network into a swirl (the field), which in turn exerts the magnetic force on other currents and moving charges.</w:t>
+        <w:t xml:space="preserve">Magnetism is the network’s CIRCULATING RESPONSE — the rotating</w:t>
+      </w:r>
+      <w:r>
+        <w:t xml:space="preserve"> </w:t>
+      </w:r>
+      <w:r>
+        <w:t xml:space="preserve">ropes of a current drag the surrounding network into a swirl (the</w:t>
+      </w:r>
+      <w:r>
+        <w:t xml:space="preserve"> </w:t>
+      </w:r>
+      <w:r>
+        <w:t xml:space="preserve">field), which in turn exerts the magnetic force on other currents</w:t>
+      </w:r>
+      <w:r>
+        <w:t xml:space="preserve"> </w:t>
+      </w:r>
+      <w:r>
+        <w:t xml:space="preserve">and moving charges.</w:t>
       </w:r>
     </w:p>
     <w:p>
@@ -3513,7 +9716,13 @@
         </w:numPr>
       </w:pPr>
       <w:r>
-        <w:t xml:space="preserve">Gravity is TENSION — a taut rope between two masses pulls them together.</w:t>
+        <w:t xml:space="preserve">Gravity is TENSION — a taut rope between two masses pulls them</w:t>
+      </w:r>
+      <w:r>
+        <w:t xml:space="preserve"> </w:t>
+      </w:r>
+      <w:r>
+        <w:t xml:space="preserve">together.</w:t>
       </w:r>
     </w:p>
     <w:p>
@@ -3524,7 +9733,13 @@
         </w:numPr>
       </w:pPr>
       <w:r>
-        <w:t xml:space="preserve">Chemistry is a STANDING WAVE pattern the rope settles into around a nucleus.</w:t>
+        <w:t xml:space="preserve">Chemistry is a STANDING WAVE pattern the rope settles into around a</w:t>
+      </w:r>
+      <w:r>
+        <w:t xml:space="preserve"> </w:t>
+      </w:r>
+      <w:r>
+        <w:t xml:space="preserve">nucleus.</w:t>
       </w:r>
     </w:p>
     <w:p>
@@ -3535,7 +9750,13 @@
         </w:numPr>
       </w:pPr>
       <w:r>
-        <w:t xml:space="preserve">A black hole is where so much mass is packed together that the ropes nearby run out of tension almost entirely.</w:t>
+        <w:t xml:space="preserve">A black hole is where so much mass is packed together that the ropes</w:t>
+      </w:r>
+      <w:r>
+        <w:t xml:space="preserve"> </w:t>
+      </w:r>
+      <w:r>
+        <w:t xml:space="preserve">nearby run out of tension almost entirely.</w:t>
       </w:r>
     </w:p>
     <w:p>
@@ -3546,7 +9767,25 @@
         </w:numPr>
       </w:pPr>
       <w:r>
-        <w:t xml:space="preserve">Heat is the same rope simply JIGGLING at random — temperature is how hard it jiggles, and a phase transition (freezing, melting, a magnet switching off) is the whole linked network reorganising at one sharp tipping point.</w:t>
+        <w:t xml:space="preserve">Heat is the same rope simply JIGGLING at random — temperature is</w:t>
+      </w:r>
+      <w:r>
+        <w:t xml:space="preserve"> </w:t>
+      </w:r>
+      <w:r>
+        <w:t xml:space="preserve">how hard it jiggles, and a phase transition (freezing, melting, a</w:t>
+      </w:r>
+      <w:r>
+        <w:t xml:space="preserve"> </w:t>
+      </w:r>
+      <w:r>
+        <w:t xml:space="preserve">magnet switching off) is the whole linked network reorganising at</w:t>
+      </w:r>
+      <w:r>
+        <w:t xml:space="preserve"> </w:t>
+      </w:r>
+      <w:r>
+        <w:t xml:space="preserve">one sharp tipping point.</w:t>
       </w:r>
     </w:p>
     <w:p>
@@ -3558,7 +9797,21 @@
           <w:iCs/>
           <w:i/>
         </w:rPr>
-        <w:t xml:space="preserve">One rope, many tricks — the same object on every page, doing a different thing each time. Nothing is ever added.</w:t>
+        <w:t xml:space="preserve">One rope, many tricks — the same object on every page, doing a</w:t>
+      </w:r>
+      <w:r>
+        <w:rPr>
+          <w:iCs/>
+          <w:i/>
+        </w:rPr>
+        <w:t xml:space="preserve"> </w:t>
+      </w:r>
+      <w:r>
+        <w:rPr>
+          <w:iCs/>
+          <w:i/>
+        </w:rPr>
+        <w:t xml:space="preserve">different thing each time. Nothing is ever added.</w:t>
       </w:r>
     </w:p>
     <w:p>
@@ -3566,7 +9819,97 @@
         <w:pStyle w:val="BodyText"/>
       </w:pPr>
       <w:r>
-        <w:t xml:space="preserve">That’s a genuinely appealing kind of unity — six phenomena, one object, six different things the SAME rope can do. It is worth being honest about what kind of claim that is. This is a young, speculative, self-published research programme, not an established theory, and every picture in this document simplifies something the technical papers treat far more carefully — with explicit derivations where they exist, and explicit open problems where they don’t. The single hardest unsolved question is the mass of an electron itself: the rope picture cannot yet say, from first principles, why an electron weighs what it weighs — and by extension cannot yet derive the mass of a hydrogen atom, or of any molecule, from the rope alone. The programme states this limitation as plainly as it states its successes, because a picture that only reports its wins isn’t trustworthy about its wins either. There is also a deeper open question the programme is careful to flag: whether the strands LITERALLY are what charge and the fields are made of, or whether the rope picture is our best physical description of something whose ultimate nature is still unsettled. The papers leave that question open rather than pretending it is closed. A related honesty: picturing the ropes as running “between atoms” is a helpful image at everyday scales, but it is not the fundamental one. For the picture to agree with precision tests of relativity, the rope mesh must be far finer than atoms — smaller even than an atomic nucleus — so that atoms are better thought of as coarse knots in a much finer weave, not as the things the ropes directly tie together. The everyday image is a useful simplification, not the bottom layer.</w:t>
+        <w:t xml:space="preserve">That’s a genuinely appealing kind of unity — six phenomena, one</w:t>
+      </w:r>
+      <w:r>
+        <w:t xml:space="preserve"> </w:t>
+      </w:r>
+      <w:r>
+        <w:t xml:space="preserve">object, six different things the SAME rope can do. It is worth being</w:t>
+      </w:r>
+      <w:r>
+        <w:t xml:space="preserve"> </w:t>
+      </w:r>
+      <w:r>
+        <w:t xml:space="preserve">honest about what kind of claim that is. This is a young, speculative,</w:t>
+      </w:r>
+      <w:r>
+        <w:t xml:space="preserve"> </w:t>
+      </w:r>
+      <w:r>
+        <w:t xml:space="preserve">self-published research programme, not an established theory, and every</w:t>
+      </w:r>
+      <w:r>
+        <w:t xml:space="preserve"> </w:t>
+      </w:r>
+      <w:r>
+        <w:t xml:space="preserve">picture in this document simplifies something the technical papers treat</w:t>
+      </w:r>
+      <w:r>
+        <w:t xml:space="preserve"> </w:t>
+      </w:r>
+      <w:r>
+        <w:t xml:space="preserve">far more carefully — with explicit derivations where they exist, and</w:t>
+      </w:r>
+      <w:r>
+        <w:t xml:space="preserve"> </w:t>
+      </w:r>
+      <w:r>
+        <w:t xml:space="preserve">explicit open problems where they don’t. The single hardest unsolved</w:t>
+      </w:r>
+      <w:r>
+        <w:t xml:space="preserve"> </w:t>
+      </w:r>
+      <w:r>
+        <w:t xml:space="preserve">question is the mass of an electron itself: the rope picture cannot yet</w:t>
+      </w:r>
+      <w:r>
+        <w:t xml:space="preserve"> </w:t>
+      </w:r>
+      <w:r>
+        <w:t xml:space="preserve">say, from first principles, why an electron weighs what it weighs —</w:t>
+      </w:r>
+      <w:r>
+        <w:t xml:space="preserve"> </w:t>
+      </w:r>
+      <w:r>
+        <w:t xml:space="preserve">and by extension cannot yet derive the mass of a hydrogen atom, or of</w:t>
+      </w:r>
+      <w:r>
+        <w:t xml:space="preserve"> </w:t>
+      </w:r>
+      <w:r>
+        <w:t xml:space="preserve">any molecule, from the rope alone. The programme states this limitation</w:t>
+      </w:r>
+      <w:r>
+        <w:t xml:space="preserve"> </w:t>
+      </w:r>
+      <w:r>
+        <w:t xml:space="preserve">as plainly as it states its successes, because a picture that only</w:t>
+      </w:r>
+      <w:r>
+        <w:t xml:space="preserve"> </w:t>
+      </w:r>
+      <w:r>
+        <w:t xml:space="preserve">reports its wins isn’t trustworthy about its wins either. There is also a deeper open question the programme is careful to flag: whether the strands LITERALLY are what charge and the fields are made of, or whether the rope picture is our best physical description of something whose ultimate nature is still unsettled. The papers leave that question open rather than pretending it is closed. A related honesty: picturing the ropes as running</w:t>
+      </w:r>
+      <w:r>
+        <w:t xml:space="preserve"> </w:t>
+      </w:r>
+      <w:r>
+        <w:t xml:space="preserve">“</w:t>
+      </w:r>
+      <w:r>
+        <w:t xml:space="preserve">between atoms</w:t>
+      </w:r>
+      <w:r>
+        <w:t xml:space="preserve">”</w:t>
+      </w:r>
+      <w:r>
+        <w:t xml:space="preserve"> </w:t>
+      </w:r>
+      <w:r>
+        <w:t xml:space="preserve">is a helpful image at everyday scales, but it is not the fundamental one. For the picture to agree with precision tests of relativity, the rope mesh must be far finer than atoms — smaller even than an atomic nucleus — so that atoms are better thought of as coarse knots in a much finer weave, not as the things the ropes directly tie together. The everyday image is a useful simplification, not the bottom layer.</w:t>
       </w:r>
     </w:p>
     <w:p>
@@ -3574,60 +9917,88 @@
         <w:pStyle w:val="BodyText"/>
       </w:pPr>
       <w:r>
-        <w:t xml:space="preserve">**THE POINT OF *Not to convince you the rope is real. To offer a ALL THIS** physical OBJECT in place of abstractions like “fields” and “wave packets” — something you could, in principle, picture — and to be exactly as honest about where that picture breaks down as about where it holds up. The technical papers and the open, tested software behind them (rope_solver) are where every claim in this document is checked, qualified, and where possible, falsified.*</w:t>
-      </w:r>
-    </w:p>
-    <w:bookmarkEnd w:id="67"/>
-    <w:p/>
-    <w:p>
-      <w:r>
-        <w:rPr>
-          <w:b/>
-          <w:sz w:val="32"/>
-        </w:rPr>
-        <w:t xml:space="preserve">New chapter: Which way does light push? (added August 2026)</w:t>
-      </w:r>
-    </w:p>
-    <w:p>
-      <w:r>
-        <w:t xml:space="preserve">For a long time this guide said light was a ripple running down the rope — a wave that wiggles side-to-side while racing forward. That picture was honest, but it quietly skipped a question a child could ask: when light hits a charged particle, WHICH WAY does it push? The framework's own bookkeeping caught the gap: the direction of the electric field had never actually been worked out. In August 2026 five short investigations answered it, and the answers turned out to fit together like a puzzle snapping shut.</w:t>
-      </w:r>
-    </w:p>
-    <w:p>
-      <w:r>
-        <w:t xml:space="preserve">First: the push points the way the rope moves. If the ripple swings the ropes left-and-right, a charge in its path gets pushed along that same left-right line. This was proved, not assumed — the math averages over all the ways the ropes around a charge can be arranged, and the sideways push is all that survives.</w:t>
-      </w:r>
-    </w:p>
-    <w:p>
-      <w:r>
-        <w:t xml:space="preserve">Second: what does the waving? Not one rope — ALL of them together. A single rope wiggling gets snagged by every crossing it touches, which would make light heavy (and light is famously weightless). But when the whole network sways together, the crossings between neighboring ropes never stretch — they all move in unison — so nothing snags. Moving everything at once costs nothing, and THAT is why light is massless: it is the whole mesh swaying, not one strand fighting its neighbors.</w:t>
-      </w:r>
-    </w:p>
-    <w:p>
-      <w:r>
-        <w:t xml:space="preserve">Third: why do opposite charges get pushed opposite ways? A charge is a little whirlpool of winding in the ropes, and a whirlpool in a moving stream feels a sideways force — the same physics that curves a spinning ball. Wind the whirlpool the other way and the force flips. Plus and minus are just the two directions of winding, and the wave pushes them apart automatically.</w:t>
-      </w:r>
-    </w:p>
-    <w:p>
-      <w:r>
-        <w:t xml:space="preserve">Fourth: how strong? Here the framework did something satisfying — it refused to invent a new number. The strength of the push turned out to be fixed entirely by one quantity the framework already tracks: how much tension the vacuum's rope network holds. Measure that one number (experiments like PVLAS are trying) and every electric and magnetic strength locks into place at once, with nothing left to adjust.</w:t>
-      </w:r>
-    </w:p>
-    <w:p>
-      <w:r>
-        <w:t xml:space="preserve">Fifth: why doesn't a moving charge feel a constant sideways drag from the medium, the way old aether theories embarrassingly predicted? Because charges are CLOSED loops of winding. Add up the would-be drag all the way around any closed loop — even a knotted one — and it cancels perfectly. The same closed-ness that makes charge come in whole units also makes empty space frictionless. One shape, two jobs.</w:t>
-      </w:r>
-    </w:p>
-    <w:p>
-      <w:r>
-        <w:t xml:space="preserve">And a bonus fell out unasked: electricity and magnetism turned out to be two halves of the very same sideways-push formula — the electric part from the medium's motion, the magnetic part from the charge's own motion. What physics writes as the Lorentz force law is, in this picture, one whirlpool rule read twice.</w:t>
-      </w:r>
-    </w:p>
-    <w:p>
-      <w:r>
-        <w:t xml:space="preserve">Honesty box: all of this rests on treating the swaying mesh like a smooth fluid at wavelengths much longer than the mesh spacing; the fast-motion (relativistic) bookkeeping for charges is only handled to leading order so far; and the one master number (the vacuum tension) is bounded but not yet measured. Those gaps are written down in the registry, not hidden here.</w:t>
-      </w:r>
-    </w:p>
+        <w:t xml:space="preserve">**THE POINT OF *Not to convince you the rope is real. To offer a</w:t>
+      </w:r>
+      <w:r>
+        <w:t xml:space="preserve"> </w:t>
+      </w:r>
+      <w:r>
+        <w:t xml:space="preserve">ALL THIS** physical OBJECT in place of abstractions like</w:t>
+      </w:r>
+      <w:r>
+        <w:t xml:space="preserve"> </w:t>
+      </w:r>
+      <w:r>
+        <w:t xml:space="preserve">“</w:t>
+      </w:r>
+      <w:r>
+        <w:t xml:space="preserve">fields</w:t>
+      </w:r>
+      <w:r>
+        <w:t xml:space="preserve">”</w:t>
+      </w:r>
+      <w:r>
+        <w:t xml:space="preserve"> </w:t>
+      </w:r>
+      <w:r>
+        <w:t xml:space="preserve">and</w:t>
+      </w:r>
+      <w:r>
+        <w:t xml:space="preserve"> </w:t>
+      </w:r>
+      <w:r>
+        <w:t xml:space="preserve">“</w:t>
+      </w:r>
+      <w:r>
+        <w:t xml:space="preserve">wave packets</w:t>
+      </w:r>
+      <w:r>
+        <w:t xml:space="preserve">”</w:t>
+      </w:r>
+      <w:r>
+        <w:t xml:space="preserve"> </w:t>
+      </w:r>
+      <w:r>
+        <w:t xml:space="preserve">— something you could, in</w:t>
+      </w:r>
+      <w:r>
+        <w:t xml:space="preserve"> </w:t>
+      </w:r>
+      <w:r>
+        <w:t xml:space="preserve">principle, picture — and to be exactly as honest about</w:t>
+      </w:r>
+      <w:r>
+        <w:t xml:space="preserve"> </w:t>
+      </w:r>
+      <w:r>
+        <w:t xml:space="preserve">where that picture breaks down as about where it holds</w:t>
+      </w:r>
+      <w:r>
+        <w:t xml:space="preserve"> </w:t>
+      </w:r>
+      <w:r>
+        <w:t xml:space="preserve">up. The technical papers and the open, tested software</w:t>
+      </w:r>
+      <w:r>
+        <w:t xml:space="preserve"> </w:t>
+      </w:r>
+      <w:r>
+        <w:t xml:space="preserve">behind them (rope_solver) are where every claim in this</w:t>
+      </w:r>
+      <w:r>
+        <w:t xml:space="preserve"> </w:t>
+      </w:r>
+      <w:r>
+        <w:t xml:space="preserve">document is checked, qualified, and where possible,</w:t>
+      </w:r>
+      <w:r>
+        <w:t xml:space="preserve"> </w:t>
+      </w:r>
+      <w:r>
+        <w:t xml:space="preserve">falsified.*</w:t>
+      </w:r>
+    </w:p>
+    <w:bookmarkEnd w:id="68"/>
     <w:sectPr/>
   </w:body>
 </w:document>
